--- a/Introducción y descripción del problema.docx
+++ b/Introducción y descripción del problema.docx
@@ -4,7 +4,7 @@
   <w:body>
     <w:p>
       <w:pPr>
-        <w:pStyle w:val="ListParagraph"/>
+        <w:pStyle w:val="Prrafodelista"/>
         <w:numPr>
           <w:ilvl w:val="1"/>
           <w:numId w:val="1"/>
@@ -22,7 +22,7 @@
     </w:p>
     <w:p>
       <w:pPr>
-        <w:pStyle w:val="ListParagraph"/>
+        <w:pStyle w:val="Prrafodelista"/>
         <w:ind w:left="375"/>
         <w:rPr>
           <w:lang w:val="es-MX"/>
@@ -37,7 +37,7 @@
     </w:p>
     <w:p>
       <w:pPr>
-        <w:pStyle w:val="ListParagraph"/>
+        <w:pStyle w:val="Prrafodelista"/>
         <w:ind w:left="375"/>
         <w:rPr>
           <w:lang w:val="es-MX"/>
@@ -88,7 +88,7 @@
     </w:p>
     <w:p>
       <w:pPr>
-        <w:pStyle w:val="ListParagraph"/>
+        <w:pStyle w:val="Prrafodelista"/>
         <w:ind w:left="375"/>
         <w:rPr>
           <w:lang w:val="es-MX"/>
@@ -143,7 +143,7 @@
     </w:p>
     <w:p>
       <w:pPr>
-        <w:pStyle w:val="ListParagraph"/>
+        <w:pStyle w:val="Prrafodelista"/>
         <w:ind w:left="375"/>
         <w:rPr>
           <w:lang w:val="es-MX"/>
@@ -164,7 +164,7 @@
     </w:p>
     <w:p>
       <w:pPr>
-        <w:pStyle w:val="ListParagraph"/>
+        <w:pStyle w:val="Prrafodelista"/>
         <w:ind w:left="375"/>
         <w:rPr>
           <w:lang w:val="es-MX"/>
@@ -185,7 +185,7 @@
     </w:p>
     <w:p>
       <w:pPr>
-        <w:pStyle w:val="ListParagraph"/>
+        <w:pStyle w:val="Prrafodelista"/>
         <w:ind w:left="375"/>
         <w:rPr>
           <w:lang w:val="es-MX"/>
@@ -214,7 +214,7 @@
     </w:p>
     <w:p>
       <w:pPr>
-        <w:pStyle w:val="ListParagraph"/>
+        <w:pStyle w:val="Prrafodelista"/>
         <w:ind w:left="375"/>
         <w:rPr>
           <w:lang w:val="es-MX"/>
@@ -224,12 +224,26 @@
         <w:rPr>
           <w:lang w:val="es-MX"/>
         </w:rPr>
-        <w:t xml:space="preserve">De esta estadística, también hemos podido obtener algunos comentarios de los clientes, algunos respecto a las problemáticas, otros respecto a curiosidades, cosa lo cual, nos ayudara a encontrar la necesidad que cubrirá nuestra pagina web: </w:t>
-      </w:r>
-    </w:p>
-    <w:p>
-      <w:pPr>
-        <w:pStyle w:val="ListParagraph"/>
+        <w:t xml:space="preserve">De esta estadística, también hemos podido obtener algunos comentarios de los clientes, algunos respecto a las problemáticas, otros respecto a curiosidades, cosa lo cual, nos </w:t>
+      </w:r>
+      <w:proofErr w:type="gramStart"/>
+      <w:r>
+        <w:rPr>
+          <w:lang w:val="es-MX"/>
+        </w:rPr>
+        <w:t>ayudara</w:t>
+      </w:r>
+      <w:proofErr w:type="gramEnd"/>
+      <w:r>
+        <w:rPr>
+          <w:lang w:val="es-MX"/>
+        </w:rPr>
+        <w:t xml:space="preserve"> a encontrar la necesidad que cubrirá nuestra pagina web: </w:t>
+      </w:r>
+    </w:p>
+    <w:p>
+      <w:pPr>
+        <w:pStyle w:val="Prrafodelista"/>
         <w:ind w:left="375"/>
         <w:rPr>
           <w:lang w:val="es-MX"/>
@@ -257,7 +271,7 @@
     </w:p>
     <w:p>
       <w:pPr>
-        <w:pStyle w:val="ListParagraph"/>
+        <w:pStyle w:val="Prrafodelista"/>
         <w:ind w:left="375"/>
         <w:rPr>
           <w:lang w:val="es-MX"/>
@@ -278,7 +292,7 @@
     </w:p>
     <w:p>
       <w:pPr>
-        <w:pStyle w:val="ListParagraph"/>
+        <w:pStyle w:val="Prrafodelista"/>
         <w:ind w:left="375"/>
         <w:rPr>
           <w:lang w:val="es-MX"/>
@@ -314,7 +328,7 @@
     </w:p>
     <w:p>
       <w:pPr>
-        <w:pStyle w:val="ListParagraph"/>
+        <w:pStyle w:val="Prrafodelista"/>
         <w:ind w:left="375"/>
         <w:rPr>
           <w:lang w:val="es-MX"/>
@@ -347,7 +361,7 @@
     </w:p>
     <w:p>
       <w:pPr>
-        <w:pStyle w:val="ListParagraph"/>
+        <w:pStyle w:val="Prrafodelista"/>
         <w:ind w:left="375"/>
         <w:rPr>
           <w:lang w:val="es-MX"/>
@@ -362,7 +376,7 @@
     </w:p>
     <w:p>
       <w:pPr>
-        <w:pStyle w:val="ListParagraph"/>
+        <w:pStyle w:val="Prrafodelista"/>
         <w:ind w:left="375"/>
         <w:rPr>
           <w:lang w:val="es-MX"/>
@@ -372,26 +386,533 @@
         <w:rPr>
           <w:lang w:val="es-MX"/>
         </w:rPr>
-        <w:t xml:space="preserve">Por el momento, la </w:t>
+        <w:t xml:space="preserve">“Determinar </w:t>
+      </w:r>
+    </w:p>
+    <w:p>
+      <w:pPr>
+        <w:pStyle w:val="Prrafodelista"/>
+        <w:ind w:left="375"/>
+        <w:rPr>
+          <w:lang w:val="es-MX"/>
+        </w:rPr>
+      </w:pPr>
+      <w:r>
+        <w:rPr>
+          <w:lang w:val="es-MX"/>
+        </w:rPr>
+        <w:t>1.2.1.1 Objetivos</w:t>
+      </w:r>
+    </w:p>
+    <w:p>
+      <w:pPr>
+        <w:pStyle w:val="Prrafodelista"/>
+        <w:ind w:left="375"/>
+        <w:rPr>
+          <w:lang w:val="es-MX"/>
+        </w:rPr>
+      </w:pPr>
+      <w:r>
+        <w:rPr>
+          <w:lang w:val="es-MX"/>
+        </w:rPr>
+        <w:t>1.2.2. Mapa de empatía</w:t>
+      </w:r>
+    </w:p>
+    <w:p>
+      <w:pPr>
+        <w:pStyle w:val="Prrafodelista"/>
+        <w:ind w:left="375"/>
+        <w:rPr>
+          <w:lang w:val="es-MX"/>
+        </w:rPr>
+      </w:pPr>
+      <w:r>
+        <w:rPr>
+          <w:lang w:val="es-MX"/>
+        </w:rPr>
+        <w:t>¿Qué escucha?</w:t>
+      </w:r>
+    </w:p>
+    <w:p>
+      <w:pPr>
+        <w:pStyle w:val="Prrafodelista"/>
+        <w:numPr>
+          <w:ilvl w:val="0"/>
+          <w:numId w:val="5"/>
+        </w:numPr>
+        <w:rPr>
+          <w:lang w:val="es-MX"/>
+        </w:rPr>
+      </w:pPr>
+      <w:r>
+        <w:rPr>
+          <w:lang w:val="es-MX"/>
+        </w:rPr>
+        <w:t>1</w:t>
+      </w:r>
+    </w:p>
+    <w:p>
+      <w:pPr>
+        <w:pStyle w:val="Prrafodelista"/>
+        <w:numPr>
+          <w:ilvl w:val="0"/>
+          <w:numId w:val="5"/>
+        </w:numPr>
+        <w:rPr>
+          <w:lang w:val="es-MX"/>
+        </w:rPr>
+      </w:pPr>
+      <w:r>
+        <w:rPr>
+          <w:lang w:val="es-MX"/>
+        </w:rPr>
+        <w:t>2</w:t>
+      </w:r>
+    </w:p>
+    <w:p>
+      <w:pPr>
+        <w:pStyle w:val="Prrafodelista"/>
+        <w:numPr>
+          <w:ilvl w:val="0"/>
+          <w:numId w:val="5"/>
+        </w:numPr>
+        <w:rPr>
+          <w:lang w:val="es-MX"/>
+        </w:rPr>
+      </w:pPr>
+      <w:r>
+        <w:rPr>
+          <w:lang w:val="es-MX"/>
+        </w:rPr>
+        <w:t>3</w:t>
+      </w:r>
+    </w:p>
+    <w:p>
+      <w:pPr>
+        <w:pStyle w:val="Prrafodelista"/>
+        <w:ind w:left="375"/>
+        <w:rPr>
+          <w:lang w:val="es-MX"/>
+        </w:rPr>
+      </w:pPr>
+      <w:r>
+        <w:rPr>
+          <w:lang w:val="es-MX"/>
+        </w:rPr>
+        <w:t>¿Qué piensa y que siente?</w:t>
+      </w:r>
+    </w:p>
+    <w:p>
+      <w:pPr>
+        <w:pStyle w:val="Prrafodelista"/>
+        <w:numPr>
+          <w:ilvl w:val="0"/>
+          <w:numId w:val="5"/>
+        </w:numPr>
+        <w:rPr>
+          <w:lang w:val="es-MX"/>
+        </w:rPr>
+      </w:pPr>
+      <w:r>
+        <w:rPr>
+          <w:lang w:val="es-MX"/>
+        </w:rPr>
+        <w:t>1</w:t>
+      </w:r>
+    </w:p>
+    <w:p>
+      <w:pPr>
+        <w:pStyle w:val="Prrafodelista"/>
+        <w:numPr>
+          <w:ilvl w:val="0"/>
+          <w:numId w:val="5"/>
+        </w:numPr>
+        <w:rPr>
+          <w:lang w:val="es-MX"/>
+        </w:rPr>
+      </w:pPr>
+      <w:r>
+        <w:rPr>
+          <w:lang w:val="es-MX"/>
+        </w:rPr>
+        <w:t>2</w:t>
+      </w:r>
+    </w:p>
+    <w:p>
+      <w:pPr>
+        <w:pStyle w:val="Prrafodelista"/>
+        <w:numPr>
+          <w:ilvl w:val="0"/>
+          <w:numId w:val="5"/>
+        </w:numPr>
+        <w:rPr>
+          <w:lang w:val="es-MX"/>
+        </w:rPr>
+      </w:pPr>
+      <w:r>
+        <w:rPr>
+          <w:lang w:val="es-MX"/>
+        </w:rPr>
+        <w:t>3</w:t>
+      </w:r>
+    </w:p>
+    <w:p>
+      <w:pPr>
+        <w:pStyle w:val="Prrafodelista"/>
+        <w:ind w:left="375"/>
+        <w:rPr>
+          <w:lang w:val="es-MX"/>
+        </w:rPr>
+      </w:pPr>
+      <w:r>
+        <w:rPr>
+          <w:lang w:val="es-MX"/>
+        </w:rPr>
+        <w:t>¿Qué es?</w:t>
+      </w:r>
+    </w:p>
+    <w:p>
+      <w:pPr>
+        <w:pStyle w:val="Prrafodelista"/>
+        <w:numPr>
+          <w:ilvl w:val="0"/>
+          <w:numId w:val="4"/>
+        </w:numPr>
+        <w:rPr>
+          <w:lang w:val="es-MX"/>
+        </w:rPr>
+      </w:pPr>
+      <w:r>
+        <w:rPr>
+          <w:lang w:val="es-MX"/>
+        </w:rPr>
+        <w:t>1</w:t>
+      </w:r>
+    </w:p>
+    <w:p>
+      <w:pPr>
+        <w:pStyle w:val="Prrafodelista"/>
+        <w:numPr>
+          <w:ilvl w:val="0"/>
+          <w:numId w:val="4"/>
+        </w:numPr>
+        <w:rPr>
+          <w:lang w:val="es-MX"/>
+        </w:rPr>
+      </w:pPr>
+      <w:r>
+        <w:rPr>
+          <w:lang w:val="es-MX"/>
+        </w:rPr>
+        <w:t>2</w:t>
+      </w:r>
+    </w:p>
+    <w:p>
+      <w:pPr>
+        <w:pStyle w:val="Prrafodelista"/>
+        <w:numPr>
+          <w:ilvl w:val="0"/>
+          <w:numId w:val="4"/>
+        </w:numPr>
+        <w:rPr>
+          <w:lang w:val="es-MX"/>
+        </w:rPr>
+      </w:pPr>
+      <w:r>
+        <w:rPr>
+          <w:lang w:val="es-MX"/>
+        </w:rPr>
+        <w:t>3</w:t>
+      </w:r>
+    </w:p>
+    <w:p>
+      <w:pPr>
+        <w:pStyle w:val="Prrafodelista"/>
+        <w:ind w:left="375"/>
+        <w:rPr>
+          <w:lang w:val="es-MX"/>
+        </w:rPr>
+      </w:pPr>
+      <w:r>
+        <w:rPr>
+          <w:lang w:val="es-MX"/>
+        </w:rPr>
+        <w:t>¿Qué dice y que hace?</w:t>
+      </w:r>
+    </w:p>
+    <w:p>
+      <w:pPr>
+        <w:pStyle w:val="Prrafodelista"/>
+        <w:numPr>
+          <w:ilvl w:val="0"/>
+          <w:numId w:val="3"/>
+        </w:numPr>
+        <w:rPr>
+          <w:lang w:val="es-MX"/>
+        </w:rPr>
+      </w:pPr>
+      <w:r>
+        <w:rPr>
+          <w:lang w:val="es-MX"/>
+        </w:rPr>
+        <w:t>1</w:t>
+      </w:r>
+    </w:p>
+    <w:p>
+      <w:pPr>
+        <w:pStyle w:val="Prrafodelista"/>
+        <w:numPr>
+          <w:ilvl w:val="0"/>
+          <w:numId w:val="3"/>
+        </w:numPr>
+        <w:rPr>
+          <w:lang w:val="es-MX"/>
+        </w:rPr>
+      </w:pPr>
+      <w:r>
+        <w:rPr>
+          <w:lang w:val="es-MX"/>
+        </w:rPr>
+        <w:t>2</w:t>
+      </w:r>
+    </w:p>
+    <w:p>
+      <w:pPr>
+        <w:pStyle w:val="Prrafodelista"/>
+        <w:numPr>
+          <w:ilvl w:val="0"/>
+          <w:numId w:val="3"/>
+        </w:numPr>
+        <w:rPr>
+          <w:lang w:val="es-MX"/>
+        </w:rPr>
+      </w:pPr>
+      <w:r>
+        <w:rPr>
+          <w:lang w:val="es-MX"/>
+        </w:rPr>
+        <w:t>3</w:t>
+      </w:r>
+    </w:p>
+    <w:p>
+      <w:pPr>
+        <w:pStyle w:val="Prrafodelista"/>
+        <w:ind w:left="375"/>
+        <w:rPr>
+          <w:lang w:val="es-MX"/>
+        </w:rPr>
+      </w:pPr>
+      <w:r>
+        <w:rPr>
+          <w:lang w:val="es-MX"/>
+        </w:rPr>
+        <w:t>Refuerzos:</w:t>
+      </w:r>
+    </w:p>
+    <w:p>
+      <w:pPr>
+        <w:pStyle w:val="Prrafodelista"/>
+        <w:numPr>
+          <w:ilvl w:val="0"/>
+          <w:numId w:val="3"/>
+        </w:numPr>
+        <w:rPr>
+          <w:lang w:val="es-MX"/>
+        </w:rPr>
+      </w:pPr>
+      <w:r>
+        <w:rPr>
+          <w:lang w:val="es-MX"/>
+        </w:rPr>
+        <w:t>1</w:t>
+      </w:r>
+    </w:p>
+    <w:p>
+      <w:pPr>
+        <w:pStyle w:val="Prrafodelista"/>
+        <w:numPr>
+          <w:ilvl w:val="0"/>
+          <w:numId w:val="3"/>
+        </w:numPr>
+        <w:rPr>
+          <w:lang w:val="es-MX"/>
+        </w:rPr>
+      </w:pPr>
+      <w:r>
+        <w:rPr>
+          <w:lang w:val="es-MX"/>
+        </w:rPr>
+        <w:t>2</w:t>
+      </w:r>
+    </w:p>
+    <w:p>
+      <w:pPr>
+        <w:pStyle w:val="Prrafodelista"/>
+        <w:numPr>
+          <w:ilvl w:val="0"/>
+          <w:numId w:val="3"/>
+        </w:numPr>
+        <w:rPr>
+          <w:lang w:val="es-MX"/>
+        </w:rPr>
+      </w:pPr>
+      <w:r>
+        <w:rPr>
+          <w:lang w:val="es-MX"/>
+        </w:rPr>
+        <w:t>3</w:t>
+      </w:r>
+    </w:p>
+    <w:p>
+      <w:pPr>
+        <w:pStyle w:val="Prrafodelista"/>
+        <w:ind w:left="375"/>
+        <w:rPr>
+          <w:lang w:val="es-MX"/>
+        </w:rPr>
+      </w:pPr>
+      <w:r>
+        <w:rPr>
+          <w:lang w:val="es-MX"/>
+        </w:rPr>
+        <w:t>Resultados:</w:t>
+      </w:r>
+    </w:p>
+    <w:p>
+      <w:pPr>
+        <w:pStyle w:val="Prrafodelista"/>
+        <w:numPr>
+          <w:ilvl w:val="0"/>
+          <w:numId w:val="6"/>
+        </w:numPr>
+        <w:rPr>
+          <w:lang w:val="es-MX"/>
+        </w:rPr>
+      </w:pPr>
+      <w:r>
+        <w:rPr>
+          <w:lang w:val="es-MX"/>
+        </w:rPr>
+        <w:t xml:space="preserve"> 1</w:t>
+      </w:r>
+    </w:p>
+    <w:p>
+      <w:pPr>
+        <w:pStyle w:val="Prrafodelista"/>
+        <w:numPr>
+          <w:ilvl w:val="0"/>
+          <w:numId w:val="6"/>
+        </w:numPr>
+        <w:rPr>
+          <w:lang w:val="es-MX"/>
+        </w:rPr>
+      </w:pPr>
+      <w:r>
+        <w:rPr>
+          <w:lang w:val="es-MX"/>
+        </w:rPr>
+        <w:t>2</w:t>
+      </w:r>
+    </w:p>
+    <w:p>
+      <w:pPr>
+        <w:pStyle w:val="Prrafodelista"/>
+        <w:numPr>
+          <w:ilvl w:val="0"/>
+          <w:numId w:val="6"/>
+        </w:numPr>
+        <w:rPr>
+          <w:lang w:val="es-MX"/>
+        </w:rPr>
+      </w:pPr>
+      <w:r>
+        <w:rPr>
+          <w:lang w:val="es-MX"/>
+        </w:rPr>
+        <w:t>3</w:t>
+      </w:r>
+    </w:p>
+    <w:p>
+      <w:pPr>
+        <w:pStyle w:val="Prrafodelista"/>
+        <w:ind w:left="375"/>
+        <w:rPr>
+          <w:lang w:val="es-MX"/>
+        </w:rPr>
+      </w:pPr>
+      <w:r>
+        <w:rPr>
+          <w:lang w:val="es-MX"/>
+        </w:rPr>
+        <w:t>1.2.3. Consideraciones éticas</w:t>
+      </w:r>
+    </w:p>
+    <w:p>
+      <w:pPr>
+        <w:pStyle w:val="Prrafodelista"/>
+        <w:ind w:left="375"/>
+        <w:rPr>
+          <w:lang w:val="es-MX"/>
+        </w:rPr>
+      </w:pPr>
+    </w:p>
+    <w:p>
+      <w:pPr>
+        <w:pStyle w:val="Prrafodelista"/>
+        <w:ind w:left="375"/>
+        <w:rPr>
+          <w:lang w:val="es-MX"/>
+        </w:rPr>
+      </w:pPr>
+      <w:r>
+        <w:rPr>
+          <w:lang w:val="es-MX"/>
+        </w:rPr>
+        <w:t>1.3 Arquitectura y tecnologías empleadas</w:t>
+      </w:r>
+    </w:p>
+    <w:p>
+      <w:pPr>
+        <w:pStyle w:val="Prrafodelista"/>
+        <w:ind w:left="375"/>
+        <w:rPr>
+          <w:lang w:val="es-MX"/>
+        </w:rPr>
+      </w:pPr>
+      <w:r>
+        <w:rPr>
+          <w:lang w:val="es-MX"/>
+        </w:rPr>
+        <w:t>1.3.1 Diagrama cliente-servidor</w:t>
+      </w:r>
+    </w:p>
+    <w:p>
+      <w:pPr>
+        <w:pStyle w:val="Prrafodelista"/>
+        <w:ind w:left="375"/>
+        <w:rPr>
+          <w:lang w:val="es-MX"/>
+        </w:rPr>
+      </w:pPr>
+      <w:r>
+        <w:rPr>
+          <w:lang w:val="es-MX"/>
+        </w:rPr>
+        <w:t xml:space="preserve">1.3.2 </w:t>
       </w:r>
       <w:proofErr w:type="spellStart"/>
       <w:r>
         <w:rPr>
           <w:lang w:val="es-MX"/>
         </w:rPr>
-        <w:t>pagina</w:t>
+        <w:t>Wireframes</w:t>
       </w:r>
       <w:proofErr w:type="spellEnd"/>
-      <w:r>
-        <w:rPr>
-          <w:lang w:val="es-MX"/>
-        </w:rPr>
-        <w:t xml:space="preserve"> solo estará enfocada en una sola comunidad, con esto, nos referimos a que solo se centrara en un solo juego de los tantos juegos con similar formato que existen en el formato, asimismo, </w:t>
-      </w:r>
-    </w:p>
-    <w:p>
-      <w:pPr>
-        <w:pStyle w:val="ListParagraph"/>
+    </w:p>
+    <w:p>
+      <w:pPr>
+        <w:pStyle w:val="Prrafodelista"/>
         <w:ind w:left="375"/>
         <w:rPr>
           <w:lang w:val="es-MX"/>
@@ -401,12 +922,12 @@
         <w:rPr>
           <w:lang w:val="es-MX"/>
         </w:rPr>
-        <w:t>1.2.1.1 Objetivos</w:t>
-      </w:r>
-    </w:p>
-    <w:p>
-      <w:pPr>
-        <w:pStyle w:val="ListParagraph"/>
+        <w:t>1.3.3 Flujo de navegación</w:t>
+      </w:r>
+    </w:p>
+    <w:p>
+      <w:pPr>
+        <w:pStyle w:val="Prrafodelista"/>
         <w:ind w:left="375"/>
         <w:rPr>
           <w:lang w:val="es-MX"/>
@@ -416,12 +937,26 @@
         <w:rPr>
           <w:lang w:val="es-MX"/>
         </w:rPr>
-        <w:t>1.2.2. Mapa de empatía</w:t>
-      </w:r>
-    </w:p>
-    <w:p>
-      <w:pPr>
-        <w:pStyle w:val="ListParagraph"/>
+        <w:t xml:space="preserve">1.3.4 </w:t>
+      </w:r>
+      <w:proofErr w:type="spellStart"/>
+      <w:r>
+        <w:rPr>
+          <w:lang w:val="es-MX"/>
+        </w:rPr>
+        <w:t>stack</w:t>
+      </w:r>
+      <w:proofErr w:type="spellEnd"/>
+      <w:r>
+        <w:rPr>
+          <w:lang w:val="es-MX"/>
+        </w:rPr>
+        <w:t xml:space="preserve"> tecnológico</w:t>
+      </w:r>
+    </w:p>
+    <w:p>
+      <w:pPr>
+        <w:pStyle w:val="Prrafodelista"/>
         <w:ind w:left="375"/>
         <w:rPr>
           <w:lang w:val="es-MX"/>
@@ -431,12 +966,26 @@
         <w:rPr>
           <w:lang w:val="es-MX"/>
         </w:rPr>
-        <w:t>1.2.3. Consideraciones éticas</w:t>
-      </w:r>
-    </w:p>
-    <w:p>
-      <w:pPr>
-        <w:pStyle w:val="ListParagraph"/>
+        <w:t xml:space="preserve">1.4 </w:t>
+      </w:r>
+      <w:proofErr w:type="spellStart"/>
+      <w:r>
+        <w:rPr>
+          <w:lang w:val="es-MX"/>
+        </w:rPr>
+        <w:t>Descripcion</w:t>
+      </w:r>
+      <w:proofErr w:type="spellEnd"/>
+      <w:r>
+        <w:rPr>
+          <w:lang w:val="es-MX"/>
+        </w:rPr>
+        <w:t xml:space="preserve"> de funcionalidades</w:t>
+      </w:r>
+    </w:p>
+    <w:p>
+      <w:pPr>
+        <w:pStyle w:val="Prrafodelista"/>
         <w:ind w:left="375"/>
         <w:rPr>
           <w:lang w:val="es-MX"/>
@@ -446,12 +995,20 @@
         <w:rPr>
           <w:lang w:val="es-MX"/>
         </w:rPr>
-        <w:t>1.3 Arquitectura y tecnologías empleadas</w:t>
-      </w:r>
-    </w:p>
-    <w:p>
-      <w:pPr>
-        <w:pStyle w:val="ListParagraph"/>
+        <w:t xml:space="preserve">1.4.1 Front </w:t>
+      </w:r>
+      <w:proofErr w:type="spellStart"/>
+      <w:r>
+        <w:rPr>
+          <w:lang w:val="es-MX"/>
+        </w:rPr>
+        <w:t>end</w:t>
+      </w:r>
+      <w:proofErr w:type="spellEnd"/>
+    </w:p>
+    <w:p>
+      <w:pPr>
+        <w:pStyle w:val="Prrafodelista"/>
         <w:ind w:left="375"/>
         <w:rPr>
           <w:lang w:val="es-MX"/>
@@ -461,12 +1018,21 @@
         <w:rPr>
           <w:lang w:val="es-MX"/>
         </w:rPr>
-        <w:t>1.3.1 Diagrama cliente-servidor</w:t>
-      </w:r>
-    </w:p>
-    <w:p>
-      <w:pPr>
-        <w:pStyle w:val="ListParagraph"/>
+        <w:lastRenderedPageBreak/>
+        <w:t xml:space="preserve">1.4.2 Back </w:t>
+      </w:r>
+      <w:proofErr w:type="spellStart"/>
+      <w:r>
+        <w:rPr>
+          <w:lang w:val="es-MX"/>
+        </w:rPr>
+        <w:t>end</w:t>
+      </w:r>
+      <w:proofErr w:type="spellEnd"/>
+    </w:p>
+    <w:p>
+      <w:pPr>
+        <w:pStyle w:val="Prrafodelista"/>
         <w:ind w:left="375"/>
         <w:rPr>
           <w:lang w:val="es-MX"/>
@@ -476,20 +1042,26 @@
         <w:rPr>
           <w:lang w:val="es-MX"/>
         </w:rPr>
-        <w:t xml:space="preserve">1.3.2 </w:t>
+        <w:t xml:space="preserve">1.5 Buenas </w:t>
       </w:r>
       <w:proofErr w:type="spellStart"/>
       <w:r>
         <w:rPr>
           <w:lang w:val="es-MX"/>
         </w:rPr>
-        <w:t>Wireframes</w:t>
+        <w:t>practicas</w:t>
       </w:r>
       <w:proofErr w:type="spellEnd"/>
-    </w:p>
-    <w:p>
-      <w:pPr>
-        <w:pStyle w:val="ListParagraph"/>
+      <w:r>
+        <w:rPr>
+          <w:lang w:val="es-MX"/>
+        </w:rPr>
+        <w:t xml:space="preserve"> aplicadas</w:t>
+      </w:r>
+    </w:p>
+    <w:p>
+      <w:pPr>
+        <w:pStyle w:val="Prrafodelista"/>
         <w:ind w:left="375"/>
         <w:rPr>
           <w:lang w:val="es-MX"/>
@@ -499,12 +1071,12 @@
         <w:rPr>
           <w:lang w:val="es-MX"/>
         </w:rPr>
-        <w:t>1.3.3 Flujo de navegación</w:t>
-      </w:r>
-    </w:p>
-    <w:p>
-      <w:pPr>
-        <w:pStyle w:val="ListParagraph"/>
+        <w:t>1.5.1 Accesibilidad, privacidad y diseño responsivo</w:t>
+      </w:r>
+    </w:p>
+    <w:p>
+      <w:pPr>
+        <w:pStyle w:val="Prrafodelista"/>
         <w:ind w:left="375"/>
         <w:rPr>
           <w:lang w:val="es-MX"/>
@@ -514,26 +1086,26 @@
         <w:rPr>
           <w:lang w:val="es-MX"/>
         </w:rPr>
-        <w:t xml:space="preserve">1.3.4 </w:t>
+        <w:t xml:space="preserve">1.5.2 </w:t>
       </w:r>
       <w:proofErr w:type="spellStart"/>
       <w:r>
         <w:rPr>
           <w:lang w:val="es-MX"/>
         </w:rPr>
-        <w:t>stack</w:t>
+        <w:t>Evaluacion</w:t>
       </w:r>
       <w:proofErr w:type="spellEnd"/>
       <w:r>
         <w:rPr>
           <w:lang w:val="es-MX"/>
         </w:rPr>
-        <w:t xml:space="preserve"> tecnológico</w:t>
-      </w:r>
-    </w:p>
-    <w:p>
-      <w:pPr>
-        <w:pStyle w:val="ListParagraph"/>
+        <w:t xml:space="preserve"> de la pagina</w:t>
+      </w:r>
+    </w:p>
+    <w:p>
+      <w:pPr>
+        <w:pStyle w:val="Prrafodelista"/>
         <w:ind w:left="375"/>
         <w:rPr>
           <w:lang w:val="es-MX"/>
@@ -543,26 +1115,41 @@
         <w:rPr>
           <w:lang w:val="es-MX"/>
         </w:rPr>
-        <w:t xml:space="preserve">1.4 </w:t>
+        <w:t>1.6 Conclusiones y aprendizaje</w:t>
+      </w:r>
+    </w:p>
+    <w:p>
+      <w:pPr>
+        <w:pStyle w:val="Prrafodelista"/>
+        <w:ind w:left="375"/>
+        <w:rPr>
+          <w:lang w:val="es-MX"/>
+        </w:rPr>
+      </w:pPr>
+      <w:r>
+        <w:rPr>
+          <w:lang w:val="es-MX"/>
+        </w:rPr>
+        <w:t xml:space="preserve">1.6.1 </w:t>
       </w:r>
       <w:proofErr w:type="spellStart"/>
       <w:r>
         <w:rPr>
           <w:lang w:val="es-MX"/>
         </w:rPr>
-        <w:t>Descripcion</w:t>
+        <w:t>Reflexion</w:t>
       </w:r>
       <w:proofErr w:type="spellEnd"/>
       <w:r>
         <w:rPr>
           <w:lang w:val="es-MX"/>
         </w:rPr>
-        <w:t xml:space="preserve"> de funcionalidades</w:t>
-      </w:r>
-    </w:p>
-    <w:p>
-      <w:pPr>
-        <w:pStyle w:val="ListParagraph"/>
+        <w:t xml:space="preserve"> técnica e impacto social</w:t>
+      </w:r>
+    </w:p>
+    <w:p>
+      <w:pPr>
+        <w:pStyle w:val="Prrafodelista"/>
         <w:ind w:left="375"/>
         <w:rPr>
           <w:lang w:val="es-MX"/>
@@ -572,175 +1159,12 @@
         <w:rPr>
           <w:lang w:val="es-MX"/>
         </w:rPr>
-        <w:t xml:space="preserve">1.4.1 Front </w:t>
-      </w:r>
-      <w:proofErr w:type="spellStart"/>
-      <w:r>
-        <w:rPr>
-          <w:lang w:val="es-MX"/>
-        </w:rPr>
-        <w:t>end</w:t>
-      </w:r>
-      <w:proofErr w:type="spellEnd"/>
-    </w:p>
-    <w:p>
-      <w:pPr>
-        <w:pStyle w:val="ListParagraph"/>
-        <w:ind w:left="375"/>
-        <w:rPr>
-          <w:lang w:val="es-MX"/>
-        </w:rPr>
-      </w:pPr>
-      <w:r>
-        <w:rPr>
-          <w:lang w:val="es-MX"/>
-        </w:rPr>
-        <w:t xml:space="preserve">1.4.2 Back </w:t>
-      </w:r>
-      <w:proofErr w:type="spellStart"/>
-      <w:r>
-        <w:rPr>
-          <w:lang w:val="es-MX"/>
-        </w:rPr>
-        <w:t>end</w:t>
-      </w:r>
-      <w:proofErr w:type="spellEnd"/>
-    </w:p>
-    <w:p>
-      <w:pPr>
-        <w:pStyle w:val="ListParagraph"/>
-        <w:ind w:left="375"/>
-        <w:rPr>
-          <w:lang w:val="es-MX"/>
-        </w:rPr>
-      </w:pPr>
-      <w:r>
-        <w:rPr>
-          <w:lang w:val="es-MX"/>
-        </w:rPr>
-        <w:t xml:space="preserve">1.5 Buenas </w:t>
-      </w:r>
-      <w:proofErr w:type="spellStart"/>
-      <w:r>
-        <w:rPr>
-          <w:lang w:val="es-MX"/>
-        </w:rPr>
-        <w:t>practicas</w:t>
-      </w:r>
-      <w:proofErr w:type="spellEnd"/>
-      <w:r>
-        <w:rPr>
-          <w:lang w:val="es-MX"/>
-        </w:rPr>
-        <w:t xml:space="preserve"> aplicadas</w:t>
-      </w:r>
-    </w:p>
-    <w:p>
-      <w:pPr>
-        <w:pStyle w:val="ListParagraph"/>
-        <w:ind w:left="375"/>
-        <w:rPr>
-          <w:lang w:val="es-MX"/>
-        </w:rPr>
-      </w:pPr>
-      <w:r>
-        <w:rPr>
-          <w:lang w:val="es-MX"/>
-        </w:rPr>
-        <w:t>1.5.1 Accesibilidad, privacidad y diseño responsivo</w:t>
-      </w:r>
-    </w:p>
-    <w:p>
-      <w:pPr>
-        <w:pStyle w:val="ListParagraph"/>
-        <w:ind w:left="375"/>
-        <w:rPr>
-          <w:lang w:val="es-MX"/>
-        </w:rPr>
-      </w:pPr>
-      <w:r>
-        <w:rPr>
-          <w:lang w:val="es-MX"/>
-        </w:rPr>
-        <w:t xml:space="preserve">1.5.2 </w:t>
-      </w:r>
-      <w:proofErr w:type="spellStart"/>
-      <w:r>
-        <w:rPr>
-          <w:lang w:val="es-MX"/>
-        </w:rPr>
-        <w:t>Evaluacion</w:t>
-      </w:r>
-      <w:proofErr w:type="spellEnd"/>
-      <w:r>
-        <w:rPr>
-          <w:lang w:val="es-MX"/>
-        </w:rPr>
-        <w:t xml:space="preserve"> de la pagina</w:t>
-      </w:r>
-    </w:p>
-    <w:p>
-      <w:pPr>
-        <w:pStyle w:val="ListParagraph"/>
-        <w:ind w:left="375"/>
-        <w:rPr>
-          <w:lang w:val="es-MX"/>
-        </w:rPr>
-      </w:pPr>
-      <w:r>
-        <w:rPr>
-          <w:lang w:val="es-MX"/>
-        </w:rPr>
-        <w:t>1.6 Conclusiones y aprendizaje</w:t>
-      </w:r>
-    </w:p>
-    <w:p>
-      <w:pPr>
-        <w:pStyle w:val="ListParagraph"/>
-        <w:ind w:left="375"/>
-        <w:rPr>
-          <w:lang w:val="es-MX"/>
-        </w:rPr>
-      </w:pPr>
-      <w:r>
-        <w:rPr>
-          <w:lang w:val="es-MX"/>
-        </w:rPr>
-        <w:t xml:space="preserve">1.6.1 </w:t>
-      </w:r>
-      <w:proofErr w:type="spellStart"/>
-      <w:r>
-        <w:rPr>
-          <w:lang w:val="es-MX"/>
-        </w:rPr>
-        <w:t>Reflexion</w:t>
-      </w:r>
-      <w:proofErr w:type="spellEnd"/>
-      <w:r>
-        <w:rPr>
-          <w:lang w:val="es-MX"/>
-        </w:rPr>
-        <w:t xml:space="preserve"> técnica e impacto social</w:t>
-      </w:r>
-    </w:p>
-    <w:p>
-      <w:pPr>
-        <w:pStyle w:val="ListParagraph"/>
-        <w:ind w:left="375"/>
-        <w:rPr>
-          <w:lang w:val="es-MX"/>
-        </w:rPr>
-      </w:pPr>
-      <w:r>
-        <w:rPr>
-          <w:lang w:val="es-MX"/>
-        </w:rPr>
         <w:t>1.6.2 Lecciones aprendidas y mejoras futuras</w:t>
       </w:r>
     </w:p>
     <w:p>
       <w:pPr>
-        <w:pStyle w:val="ListParagraph"/>
+        <w:pStyle w:val="Prrafodelista"/>
         <w:ind w:left="375"/>
         <w:rPr>
           <w:lang w:val="es-MX"/>
@@ -760,6 +1184,119 @@
 <file path=word/numbering.xml><?xml version="1.0" encoding="utf-8"?>
 <w:numbering xmlns:wpc="http://schemas.microsoft.com/office/word/2010/wordprocessingCanvas" xmlns:cx="http://schemas.microsoft.com/office/drawing/2014/chartex" xmlns:cx1="http://schemas.microsoft.com/office/drawing/2015/9/8/chartex" xmlns:cx2="http://schemas.microsoft.com/office/drawing/2015/10/21/chartex" xmlns:cx3="http://schemas.microsoft.com/office/drawing/2016/5/9/chartex" xmlns:cx4="http://schemas.microsoft.com/office/drawing/2016/5/10/chartex" xmlns:cx5="http://schemas.microsoft.com/office/drawing/2016/5/11/chartex" xmlns:cx6="http://schemas.microsoft.com/office/drawing/2016/5/12/chartex" xmlns:cx7="http://schemas.microsoft.com/office/drawing/2016/5/13/chartex" xmlns:cx8="http://schemas.microsoft.com/office/drawing/2016/5/14/chartex" xmlns:mc="http://schemas.openxmlformats.org/markup-compatibility/2006" xmlns:aink="http://schemas.microsoft.com/office/drawing/2016/ink" xmlns:am3d="http://schemas.microsoft.com/office/drawing/2017/model3d" xmlns:o="urn:schemas-microsoft-com:office:office" xmlns:oel="http://schemas.microsoft.com/office/2019/extlst" xmlns:r="http://schemas.openxmlformats.org/officeDocument/2006/relationships" xmlns:m="http://schemas.openxmlformats.org/officeDocument/2006/math" xmlns:v="urn:schemas-microsoft-com:vml" xmlns:wp14="http://schemas.microsoft.com/office/word/2010/wordprocessingDrawing" xmlns:wp="http://schemas.openxmlformats.org/drawingml/2006/wordprocessingDrawing" xmlns:w10="urn:schemas-microsoft-com:office:word" xmlns:w="http://schemas.openxmlformats.org/wordprocessingml/2006/main" xmlns:w14="http://schemas.microsoft.com/office/word/2010/wordml" xmlns:w15="http://schemas.microsoft.com/office/word/2012/wordml" xmlns:w16cex="http://schemas.microsoft.com/office/word/2018/wordml/cex" xmlns:w16cid="http://schemas.microsoft.com/office/word/2016/wordml/cid" xmlns:w16="http://schemas.microsoft.com/office/word/2018/wordml" xmlns:w16du="http://schemas.microsoft.com/office/word/2023/wordml/word16du" xmlns:w16sdtdh="http://schemas.microsoft.com/office/word/2020/wordml/sdtdatahash" xmlns:w16sdtfl="http://schemas.microsoft.com/office/word/2024/wordml/sdtformatlock" xmlns:w16se="http://schemas.microsoft.com/office/word/2015/wordml/symex" xmlns:wpg="http://schemas.microsoft.com/office/word/2010/wordprocessingGroup" xmlns:wpi="http://schemas.microsoft.com/office/word/2010/wordprocessingInk" xmlns:wne="http://schemas.microsoft.com/office/word/2006/wordml" xmlns:wps="http://schemas.microsoft.com/office/word/2010/wordprocessingShape" mc:Ignorable="w14 w15 w16se w16cid w16 w16cex w16sdtdh w16sdtfl w16du wp14">
   <w:abstractNum w:abstractNumId="0" w15:restartNumberingAfterBreak="0">
+    <w:nsid w:val="02CD1D7D"/>
+    <w:multiLevelType w:val="hybridMultilevel"/>
+    <w:tmpl w:val="7988F682"/>
+    <w:lvl w:ilvl="0" w:tplc="7CD80CBA">
+      <w:start w:val="1"/>
+      <w:numFmt w:val="bullet"/>
+      <w:lvlText w:val="-"/>
+      <w:lvlJc w:val="left"/>
+      <w:pPr>
+        <w:ind w:left="735" w:hanging="360"/>
+      </w:pPr>
+      <w:rPr>
+        <w:rFonts w:ascii="Aptos" w:eastAsiaTheme="minorHAnsi" w:hAnsi="Aptos" w:cstheme="minorBidi" w:hint="default"/>
+      </w:rPr>
+    </w:lvl>
+    <w:lvl w:ilvl="1" w:tplc="280A0003" w:tentative="1">
+      <w:start w:val="1"/>
+      <w:numFmt w:val="bullet"/>
+      <w:lvlText w:val="o"/>
+      <w:lvlJc w:val="left"/>
+      <w:pPr>
+        <w:ind w:left="1455" w:hanging="360"/>
+      </w:pPr>
+      <w:rPr>
+        <w:rFonts w:ascii="Courier New" w:hAnsi="Courier New" w:cs="Courier New" w:hint="default"/>
+      </w:rPr>
+    </w:lvl>
+    <w:lvl w:ilvl="2" w:tplc="280A0005" w:tentative="1">
+      <w:start w:val="1"/>
+      <w:numFmt w:val="bullet"/>
+      <w:lvlText w:val=""/>
+      <w:lvlJc w:val="left"/>
+      <w:pPr>
+        <w:ind w:left="2175" w:hanging="360"/>
+      </w:pPr>
+      <w:rPr>
+        <w:rFonts w:ascii="Wingdings" w:hAnsi="Wingdings" w:hint="default"/>
+      </w:rPr>
+    </w:lvl>
+    <w:lvl w:ilvl="3" w:tplc="280A0001" w:tentative="1">
+      <w:start w:val="1"/>
+      <w:numFmt w:val="bullet"/>
+      <w:lvlText w:val=""/>
+      <w:lvlJc w:val="left"/>
+      <w:pPr>
+        <w:ind w:left="2895" w:hanging="360"/>
+      </w:pPr>
+      <w:rPr>
+        <w:rFonts w:ascii="Symbol" w:hAnsi="Symbol" w:hint="default"/>
+      </w:rPr>
+    </w:lvl>
+    <w:lvl w:ilvl="4" w:tplc="280A0003" w:tentative="1">
+      <w:start w:val="1"/>
+      <w:numFmt w:val="bullet"/>
+      <w:lvlText w:val="o"/>
+      <w:lvlJc w:val="left"/>
+      <w:pPr>
+        <w:ind w:left="3615" w:hanging="360"/>
+      </w:pPr>
+      <w:rPr>
+        <w:rFonts w:ascii="Courier New" w:hAnsi="Courier New" w:cs="Courier New" w:hint="default"/>
+      </w:rPr>
+    </w:lvl>
+    <w:lvl w:ilvl="5" w:tplc="280A0005" w:tentative="1">
+      <w:start w:val="1"/>
+      <w:numFmt w:val="bullet"/>
+      <w:lvlText w:val=""/>
+      <w:lvlJc w:val="left"/>
+      <w:pPr>
+        <w:ind w:left="4335" w:hanging="360"/>
+      </w:pPr>
+      <w:rPr>
+        <w:rFonts w:ascii="Wingdings" w:hAnsi="Wingdings" w:hint="default"/>
+      </w:rPr>
+    </w:lvl>
+    <w:lvl w:ilvl="6" w:tplc="280A0001" w:tentative="1">
+      <w:start w:val="1"/>
+      <w:numFmt w:val="bullet"/>
+      <w:lvlText w:val=""/>
+      <w:lvlJc w:val="left"/>
+      <w:pPr>
+        <w:ind w:left="5055" w:hanging="360"/>
+      </w:pPr>
+      <w:rPr>
+        <w:rFonts w:ascii="Symbol" w:hAnsi="Symbol" w:hint="default"/>
+      </w:rPr>
+    </w:lvl>
+    <w:lvl w:ilvl="7" w:tplc="280A0003" w:tentative="1">
+      <w:start w:val="1"/>
+      <w:numFmt w:val="bullet"/>
+      <w:lvlText w:val="o"/>
+      <w:lvlJc w:val="left"/>
+      <w:pPr>
+        <w:ind w:left="5775" w:hanging="360"/>
+      </w:pPr>
+      <w:rPr>
+        <w:rFonts w:ascii="Courier New" w:hAnsi="Courier New" w:cs="Courier New" w:hint="default"/>
+      </w:rPr>
+    </w:lvl>
+    <w:lvl w:ilvl="8" w:tplc="280A0005" w:tentative="1">
+      <w:start w:val="1"/>
+      <w:numFmt w:val="bullet"/>
+      <w:lvlText w:val=""/>
+      <w:lvlJc w:val="left"/>
+      <w:pPr>
+        <w:ind w:left="6495" w:hanging="360"/>
+      </w:pPr>
+      <w:rPr>
+        <w:rFonts w:ascii="Wingdings" w:hAnsi="Wingdings" w:hint="default"/>
+      </w:rPr>
+    </w:lvl>
+  </w:abstractNum>
+  <w:abstractNum w:abstractNumId="1" w15:restartNumberingAfterBreak="0">
     <w:nsid w:val="14972A85"/>
     <w:multiLevelType w:val="multilevel"/>
     <w:tmpl w:val="183AB7EC"/>
@@ -872,8 +1409,475 @@
       </w:rPr>
     </w:lvl>
   </w:abstractNum>
+  <w:abstractNum w:abstractNumId="2" w15:restartNumberingAfterBreak="0">
+    <w:nsid w:val="30BB33DD"/>
+    <w:multiLevelType w:val="hybridMultilevel"/>
+    <w:tmpl w:val="8B687A08"/>
+    <w:lvl w:ilvl="0" w:tplc="E98E889E">
+      <w:start w:val="1"/>
+      <w:numFmt w:val="bullet"/>
+      <w:lvlText w:val=""/>
+      <w:lvlJc w:val="left"/>
+      <w:pPr>
+        <w:ind w:left="735" w:hanging="360"/>
+      </w:pPr>
+      <w:rPr>
+        <w:rFonts w:ascii="Aptos" w:eastAsiaTheme="minorHAnsi" w:hAnsi="Aptos" w:cstheme="minorBidi" w:hint="default"/>
+      </w:rPr>
+    </w:lvl>
+    <w:lvl w:ilvl="1" w:tplc="280A0003" w:tentative="1">
+      <w:start w:val="1"/>
+      <w:numFmt w:val="bullet"/>
+      <w:lvlText w:val="o"/>
+      <w:lvlJc w:val="left"/>
+      <w:pPr>
+        <w:ind w:left="1455" w:hanging="360"/>
+      </w:pPr>
+      <w:rPr>
+        <w:rFonts w:ascii="Courier New" w:hAnsi="Courier New" w:cs="Courier New" w:hint="default"/>
+      </w:rPr>
+    </w:lvl>
+    <w:lvl w:ilvl="2" w:tplc="280A0005" w:tentative="1">
+      <w:start w:val="1"/>
+      <w:numFmt w:val="bullet"/>
+      <w:lvlText w:val=""/>
+      <w:lvlJc w:val="left"/>
+      <w:pPr>
+        <w:ind w:left="2175" w:hanging="360"/>
+      </w:pPr>
+      <w:rPr>
+        <w:rFonts w:ascii="Wingdings" w:hAnsi="Wingdings" w:hint="default"/>
+      </w:rPr>
+    </w:lvl>
+    <w:lvl w:ilvl="3" w:tplc="280A0001" w:tentative="1">
+      <w:start w:val="1"/>
+      <w:numFmt w:val="bullet"/>
+      <w:lvlText w:val=""/>
+      <w:lvlJc w:val="left"/>
+      <w:pPr>
+        <w:ind w:left="2895" w:hanging="360"/>
+      </w:pPr>
+      <w:rPr>
+        <w:rFonts w:ascii="Symbol" w:hAnsi="Symbol" w:hint="default"/>
+      </w:rPr>
+    </w:lvl>
+    <w:lvl w:ilvl="4" w:tplc="280A0003" w:tentative="1">
+      <w:start w:val="1"/>
+      <w:numFmt w:val="bullet"/>
+      <w:lvlText w:val="o"/>
+      <w:lvlJc w:val="left"/>
+      <w:pPr>
+        <w:ind w:left="3615" w:hanging="360"/>
+      </w:pPr>
+      <w:rPr>
+        <w:rFonts w:ascii="Courier New" w:hAnsi="Courier New" w:cs="Courier New" w:hint="default"/>
+      </w:rPr>
+    </w:lvl>
+    <w:lvl w:ilvl="5" w:tplc="280A0005" w:tentative="1">
+      <w:start w:val="1"/>
+      <w:numFmt w:val="bullet"/>
+      <w:lvlText w:val=""/>
+      <w:lvlJc w:val="left"/>
+      <w:pPr>
+        <w:ind w:left="4335" w:hanging="360"/>
+      </w:pPr>
+      <w:rPr>
+        <w:rFonts w:ascii="Wingdings" w:hAnsi="Wingdings" w:hint="default"/>
+      </w:rPr>
+    </w:lvl>
+    <w:lvl w:ilvl="6" w:tplc="280A0001" w:tentative="1">
+      <w:start w:val="1"/>
+      <w:numFmt w:val="bullet"/>
+      <w:lvlText w:val=""/>
+      <w:lvlJc w:val="left"/>
+      <w:pPr>
+        <w:ind w:left="5055" w:hanging="360"/>
+      </w:pPr>
+      <w:rPr>
+        <w:rFonts w:ascii="Symbol" w:hAnsi="Symbol" w:hint="default"/>
+      </w:rPr>
+    </w:lvl>
+    <w:lvl w:ilvl="7" w:tplc="280A0003" w:tentative="1">
+      <w:start w:val="1"/>
+      <w:numFmt w:val="bullet"/>
+      <w:lvlText w:val="o"/>
+      <w:lvlJc w:val="left"/>
+      <w:pPr>
+        <w:ind w:left="5775" w:hanging="360"/>
+      </w:pPr>
+      <w:rPr>
+        <w:rFonts w:ascii="Courier New" w:hAnsi="Courier New" w:cs="Courier New" w:hint="default"/>
+      </w:rPr>
+    </w:lvl>
+    <w:lvl w:ilvl="8" w:tplc="280A0005" w:tentative="1">
+      <w:start w:val="1"/>
+      <w:numFmt w:val="bullet"/>
+      <w:lvlText w:val=""/>
+      <w:lvlJc w:val="left"/>
+      <w:pPr>
+        <w:ind w:left="6495" w:hanging="360"/>
+      </w:pPr>
+      <w:rPr>
+        <w:rFonts w:ascii="Wingdings" w:hAnsi="Wingdings" w:hint="default"/>
+      </w:rPr>
+    </w:lvl>
+  </w:abstractNum>
+  <w:abstractNum w:abstractNumId="3" w15:restartNumberingAfterBreak="0">
+    <w:nsid w:val="5C8115D7"/>
+    <w:multiLevelType w:val="hybridMultilevel"/>
+    <w:tmpl w:val="02A6DF2A"/>
+    <w:lvl w:ilvl="0" w:tplc="E5D00304">
+      <w:start w:val="1"/>
+      <w:numFmt w:val="bullet"/>
+      <w:lvlText w:val="-"/>
+      <w:lvlJc w:val="left"/>
+      <w:pPr>
+        <w:ind w:left="735" w:hanging="360"/>
+      </w:pPr>
+      <w:rPr>
+        <w:rFonts w:ascii="Aptos" w:eastAsiaTheme="minorHAnsi" w:hAnsi="Aptos" w:cstheme="minorBidi" w:hint="default"/>
+      </w:rPr>
+    </w:lvl>
+    <w:lvl w:ilvl="1" w:tplc="280A0003" w:tentative="1">
+      <w:start w:val="1"/>
+      <w:numFmt w:val="bullet"/>
+      <w:lvlText w:val="o"/>
+      <w:lvlJc w:val="left"/>
+      <w:pPr>
+        <w:ind w:left="1455" w:hanging="360"/>
+      </w:pPr>
+      <w:rPr>
+        <w:rFonts w:ascii="Courier New" w:hAnsi="Courier New" w:cs="Courier New" w:hint="default"/>
+      </w:rPr>
+    </w:lvl>
+    <w:lvl w:ilvl="2" w:tplc="280A0005" w:tentative="1">
+      <w:start w:val="1"/>
+      <w:numFmt w:val="bullet"/>
+      <w:lvlText w:val=""/>
+      <w:lvlJc w:val="left"/>
+      <w:pPr>
+        <w:ind w:left="2175" w:hanging="360"/>
+      </w:pPr>
+      <w:rPr>
+        <w:rFonts w:ascii="Wingdings" w:hAnsi="Wingdings" w:hint="default"/>
+      </w:rPr>
+    </w:lvl>
+    <w:lvl w:ilvl="3" w:tplc="280A0001" w:tentative="1">
+      <w:start w:val="1"/>
+      <w:numFmt w:val="bullet"/>
+      <w:lvlText w:val=""/>
+      <w:lvlJc w:val="left"/>
+      <w:pPr>
+        <w:ind w:left="2895" w:hanging="360"/>
+      </w:pPr>
+      <w:rPr>
+        <w:rFonts w:ascii="Symbol" w:hAnsi="Symbol" w:hint="default"/>
+      </w:rPr>
+    </w:lvl>
+    <w:lvl w:ilvl="4" w:tplc="280A0003" w:tentative="1">
+      <w:start w:val="1"/>
+      <w:numFmt w:val="bullet"/>
+      <w:lvlText w:val="o"/>
+      <w:lvlJc w:val="left"/>
+      <w:pPr>
+        <w:ind w:left="3615" w:hanging="360"/>
+      </w:pPr>
+      <w:rPr>
+        <w:rFonts w:ascii="Courier New" w:hAnsi="Courier New" w:cs="Courier New" w:hint="default"/>
+      </w:rPr>
+    </w:lvl>
+    <w:lvl w:ilvl="5" w:tplc="280A0005" w:tentative="1">
+      <w:start w:val="1"/>
+      <w:numFmt w:val="bullet"/>
+      <w:lvlText w:val=""/>
+      <w:lvlJc w:val="left"/>
+      <w:pPr>
+        <w:ind w:left="4335" w:hanging="360"/>
+      </w:pPr>
+      <w:rPr>
+        <w:rFonts w:ascii="Wingdings" w:hAnsi="Wingdings" w:hint="default"/>
+      </w:rPr>
+    </w:lvl>
+    <w:lvl w:ilvl="6" w:tplc="280A0001" w:tentative="1">
+      <w:start w:val="1"/>
+      <w:numFmt w:val="bullet"/>
+      <w:lvlText w:val=""/>
+      <w:lvlJc w:val="left"/>
+      <w:pPr>
+        <w:ind w:left="5055" w:hanging="360"/>
+      </w:pPr>
+      <w:rPr>
+        <w:rFonts w:ascii="Symbol" w:hAnsi="Symbol" w:hint="default"/>
+      </w:rPr>
+    </w:lvl>
+    <w:lvl w:ilvl="7" w:tplc="280A0003" w:tentative="1">
+      <w:start w:val="1"/>
+      <w:numFmt w:val="bullet"/>
+      <w:lvlText w:val="o"/>
+      <w:lvlJc w:val="left"/>
+      <w:pPr>
+        <w:ind w:left="5775" w:hanging="360"/>
+      </w:pPr>
+      <w:rPr>
+        <w:rFonts w:ascii="Courier New" w:hAnsi="Courier New" w:cs="Courier New" w:hint="default"/>
+      </w:rPr>
+    </w:lvl>
+    <w:lvl w:ilvl="8" w:tplc="280A0005" w:tentative="1">
+      <w:start w:val="1"/>
+      <w:numFmt w:val="bullet"/>
+      <w:lvlText w:val=""/>
+      <w:lvlJc w:val="left"/>
+      <w:pPr>
+        <w:ind w:left="6495" w:hanging="360"/>
+      </w:pPr>
+      <w:rPr>
+        <w:rFonts w:ascii="Wingdings" w:hAnsi="Wingdings" w:hint="default"/>
+      </w:rPr>
+    </w:lvl>
+  </w:abstractNum>
+  <w:abstractNum w:abstractNumId="4" w15:restartNumberingAfterBreak="0">
+    <w:nsid w:val="6EF20CCE"/>
+    <w:multiLevelType w:val="hybridMultilevel"/>
+    <w:tmpl w:val="B1BABB28"/>
+    <w:lvl w:ilvl="0" w:tplc="00F627D6">
+      <w:start w:val="1"/>
+      <w:numFmt w:val="bullet"/>
+      <w:lvlText w:val="-"/>
+      <w:lvlJc w:val="left"/>
+      <w:pPr>
+        <w:ind w:left="735" w:hanging="360"/>
+      </w:pPr>
+      <w:rPr>
+        <w:rFonts w:ascii="Aptos" w:eastAsiaTheme="minorHAnsi" w:hAnsi="Aptos" w:cstheme="minorBidi" w:hint="default"/>
+      </w:rPr>
+    </w:lvl>
+    <w:lvl w:ilvl="1" w:tplc="280A0003" w:tentative="1">
+      <w:start w:val="1"/>
+      <w:numFmt w:val="bullet"/>
+      <w:lvlText w:val="o"/>
+      <w:lvlJc w:val="left"/>
+      <w:pPr>
+        <w:ind w:left="1455" w:hanging="360"/>
+      </w:pPr>
+      <w:rPr>
+        <w:rFonts w:ascii="Courier New" w:hAnsi="Courier New" w:cs="Courier New" w:hint="default"/>
+      </w:rPr>
+    </w:lvl>
+    <w:lvl w:ilvl="2" w:tplc="280A0005" w:tentative="1">
+      <w:start w:val="1"/>
+      <w:numFmt w:val="bullet"/>
+      <w:lvlText w:val=""/>
+      <w:lvlJc w:val="left"/>
+      <w:pPr>
+        <w:ind w:left="2175" w:hanging="360"/>
+      </w:pPr>
+      <w:rPr>
+        <w:rFonts w:ascii="Wingdings" w:hAnsi="Wingdings" w:hint="default"/>
+      </w:rPr>
+    </w:lvl>
+    <w:lvl w:ilvl="3" w:tplc="280A0001" w:tentative="1">
+      <w:start w:val="1"/>
+      <w:numFmt w:val="bullet"/>
+      <w:lvlText w:val=""/>
+      <w:lvlJc w:val="left"/>
+      <w:pPr>
+        <w:ind w:left="2895" w:hanging="360"/>
+      </w:pPr>
+      <w:rPr>
+        <w:rFonts w:ascii="Symbol" w:hAnsi="Symbol" w:hint="default"/>
+      </w:rPr>
+    </w:lvl>
+    <w:lvl w:ilvl="4" w:tplc="280A0003" w:tentative="1">
+      <w:start w:val="1"/>
+      <w:numFmt w:val="bullet"/>
+      <w:lvlText w:val="o"/>
+      <w:lvlJc w:val="left"/>
+      <w:pPr>
+        <w:ind w:left="3615" w:hanging="360"/>
+      </w:pPr>
+      <w:rPr>
+        <w:rFonts w:ascii="Courier New" w:hAnsi="Courier New" w:cs="Courier New" w:hint="default"/>
+      </w:rPr>
+    </w:lvl>
+    <w:lvl w:ilvl="5" w:tplc="280A0005" w:tentative="1">
+      <w:start w:val="1"/>
+      <w:numFmt w:val="bullet"/>
+      <w:lvlText w:val=""/>
+      <w:lvlJc w:val="left"/>
+      <w:pPr>
+        <w:ind w:left="4335" w:hanging="360"/>
+      </w:pPr>
+      <w:rPr>
+        <w:rFonts w:ascii="Wingdings" w:hAnsi="Wingdings" w:hint="default"/>
+      </w:rPr>
+    </w:lvl>
+    <w:lvl w:ilvl="6" w:tplc="280A0001" w:tentative="1">
+      <w:start w:val="1"/>
+      <w:numFmt w:val="bullet"/>
+      <w:lvlText w:val=""/>
+      <w:lvlJc w:val="left"/>
+      <w:pPr>
+        <w:ind w:left="5055" w:hanging="360"/>
+      </w:pPr>
+      <w:rPr>
+        <w:rFonts w:ascii="Symbol" w:hAnsi="Symbol" w:hint="default"/>
+      </w:rPr>
+    </w:lvl>
+    <w:lvl w:ilvl="7" w:tplc="280A0003" w:tentative="1">
+      <w:start w:val="1"/>
+      <w:numFmt w:val="bullet"/>
+      <w:lvlText w:val="o"/>
+      <w:lvlJc w:val="left"/>
+      <w:pPr>
+        <w:ind w:left="5775" w:hanging="360"/>
+      </w:pPr>
+      <w:rPr>
+        <w:rFonts w:ascii="Courier New" w:hAnsi="Courier New" w:cs="Courier New" w:hint="default"/>
+      </w:rPr>
+    </w:lvl>
+    <w:lvl w:ilvl="8" w:tplc="280A0005" w:tentative="1">
+      <w:start w:val="1"/>
+      <w:numFmt w:val="bullet"/>
+      <w:lvlText w:val=""/>
+      <w:lvlJc w:val="left"/>
+      <w:pPr>
+        <w:ind w:left="6495" w:hanging="360"/>
+      </w:pPr>
+      <w:rPr>
+        <w:rFonts w:ascii="Wingdings" w:hAnsi="Wingdings" w:hint="default"/>
+      </w:rPr>
+    </w:lvl>
+  </w:abstractNum>
+  <w:abstractNum w:abstractNumId="5" w15:restartNumberingAfterBreak="0">
+    <w:nsid w:val="77887313"/>
+    <w:multiLevelType w:val="hybridMultilevel"/>
+    <w:tmpl w:val="11E24D8C"/>
+    <w:lvl w:ilvl="0" w:tplc="28744484">
+      <w:start w:val="1"/>
+      <w:numFmt w:val="bullet"/>
+      <w:lvlText w:val="-"/>
+      <w:lvlJc w:val="left"/>
+      <w:pPr>
+        <w:ind w:left="735" w:hanging="360"/>
+      </w:pPr>
+      <w:rPr>
+        <w:rFonts w:ascii="Aptos" w:eastAsiaTheme="minorHAnsi" w:hAnsi="Aptos" w:cstheme="minorBidi" w:hint="default"/>
+      </w:rPr>
+    </w:lvl>
+    <w:lvl w:ilvl="1" w:tplc="280A0003" w:tentative="1">
+      <w:start w:val="1"/>
+      <w:numFmt w:val="bullet"/>
+      <w:lvlText w:val="o"/>
+      <w:lvlJc w:val="left"/>
+      <w:pPr>
+        <w:ind w:left="1455" w:hanging="360"/>
+      </w:pPr>
+      <w:rPr>
+        <w:rFonts w:ascii="Courier New" w:hAnsi="Courier New" w:cs="Courier New" w:hint="default"/>
+      </w:rPr>
+    </w:lvl>
+    <w:lvl w:ilvl="2" w:tplc="280A0005" w:tentative="1">
+      <w:start w:val="1"/>
+      <w:numFmt w:val="bullet"/>
+      <w:lvlText w:val=""/>
+      <w:lvlJc w:val="left"/>
+      <w:pPr>
+        <w:ind w:left="2175" w:hanging="360"/>
+      </w:pPr>
+      <w:rPr>
+        <w:rFonts w:ascii="Wingdings" w:hAnsi="Wingdings" w:hint="default"/>
+      </w:rPr>
+    </w:lvl>
+    <w:lvl w:ilvl="3" w:tplc="280A0001" w:tentative="1">
+      <w:start w:val="1"/>
+      <w:numFmt w:val="bullet"/>
+      <w:lvlText w:val=""/>
+      <w:lvlJc w:val="left"/>
+      <w:pPr>
+        <w:ind w:left="2895" w:hanging="360"/>
+      </w:pPr>
+      <w:rPr>
+        <w:rFonts w:ascii="Symbol" w:hAnsi="Symbol" w:hint="default"/>
+      </w:rPr>
+    </w:lvl>
+    <w:lvl w:ilvl="4" w:tplc="280A0003" w:tentative="1">
+      <w:start w:val="1"/>
+      <w:numFmt w:val="bullet"/>
+      <w:lvlText w:val="o"/>
+      <w:lvlJc w:val="left"/>
+      <w:pPr>
+        <w:ind w:left="3615" w:hanging="360"/>
+      </w:pPr>
+      <w:rPr>
+        <w:rFonts w:ascii="Courier New" w:hAnsi="Courier New" w:cs="Courier New" w:hint="default"/>
+      </w:rPr>
+    </w:lvl>
+    <w:lvl w:ilvl="5" w:tplc="280A0005" w:tentative="1">
+      <w:start w:val="1"/>
+      <w:numFmt w:val="bullet"/>
+      <w:lvlText w:val=""/>
+      <w:lvlJc w:val="left"/>
+      <w:pPr>
+        <w:ind w:left="4335" w:hanging="360"/>
+      </w:pPr>
+      <w:rPr>
+        <w:rFonts w:ascii="Wingdings" w:hAnsi="Wingdings" w:hint="default"/>
+      </w:rPr>
+    </w:lvl>
+    <w:lvl w:ilvl="6" w:tplc="280A0001" w:tentative="1">
+      <w:start w:val="1"/>
+      <w:numFmt w:val="bullet"/>
+      <w:lvlText w:val=""/>
+      <w:lvlJc w:val="left"/>
+      <w:pPr>
+        <w:ind w:left="5055" w:hanging="360"/>
+      </w:pPr>
+      <w:rPr>
+        <w:rFonts w:ascii="Symbol" w:hAnsi="Symbol" w:hint="default"/>
+      </w:rPr>
+    </w:lvl>
+    <w:lvl w:ilvl="7" w:tplc="280A0003" w:tentative="1">
+      <w:start w:val="1"/>
+      <w:numFmt w:val="bullet"/>
+      <w:lvlText w:val="o"/>
+      <w:lvlJc w:val="left"/>
+      <w:pPr>
+        <w:ind w:left="5775" w:hanging="360"/>
+      </w:pPr>
+      <w:rPr>
+        <w:rFonts w:ascii="Courier New" w:hAnsi="Courier New" w:cs="Courier New" w:hint="default"/>
+      </w:rPr>
+    </w:lvl>
+    <w:lvl w:ilvl="8" w:tplc="280A0005" w:tentative="1">
+      <w:start w:val="1"/>
+      <w:numFmt w:val="bullet"/>
+      <w:lvlText w:val=""/>
+      <w:lvlJc w:val="left"/>
+      <w:pPr>
+        <w:ind w:left="6495" w:hanging="360"/>
+      </w:pPr>
+      <w:rPr>
+        <w:rFonts w:ascii="Wingdings" w:hAnsi="Wingdings" w:hint="default"/>
+      </w:rPr>
+    </w:lvl>
+  </w:abstractNum>
   <w:num w:numId="1" w16cid:durableId="633213031">
+    <w:abstractNumId w:val="1"/>
+  </w:num>
+  <w:num w:numId="2" w16cid:durableId="104427814">
+    <w:abstractNumId w:val="5"/>
+  </w:num>
+  <w:num w:numId="3" w16cid:durableId="695080283">
+    <w:abstractNumId w:val="3"/>
+  </w:num>
+  <w:num w:numId="4" w16cid:durableId="2005013529">
     <w:abstractNumId w:val="0"/>
+  </w:num>
+  <w:num w:numId="5" w16cid:durableId="259216422">
+    <w:abstractNumId w:val="4"/>
+  </w:num>
+  <w:num w:numId="6" w16cid:durableId="144011994">
+    <w:abstractNumId w:val="2"/>
   </w:num>
 </w:numbering>
 </file>
@@ -1279,11 +2283,11 @@
     <w:name w:val="Normal"/>
     <w:qFormat/>
   </w:style>
-  <w:style w:type="paragraph" w:styleId="Heading1">
+  <w:style w:type="paragraph" w:styleId="Ttulo1">
     <w:name w:val="heading 1"/>
     <w:basedOn w:val="Normal"/>
     <w:next w:val="Normal"/>
-    <w:link w:val="Heading1Char"/>
+    <w:link w:val="Ttulo1Car"/>
     <w:uiPriority w:val="9"/>
     <w:qFormat/>
     <w:rsid w:val="0085441B"/>
@@ -1300,11 +2304,11 @@
       <w:szCs w:val="40"/>
     </w:rPr>
   </w:style>
-  <w:style w:type="paragraph" w:styleId="Heading2">
+  <w:style w:type="paragraph" w:styleId="Ttulo2">
     <w:name w:val="heading 2"/>
     <w:basedOn w:val="Normal"/>
     <w:next w:val="Normal"/>
-    <w:link w:val="Heading2Char"/>
+    <w:link w:val="Ttulo2Car"/>
     <w:uiPriority w:val="9"/>
     <w:semiHidden/>
     <w:unhideWhenUsed/>
@@ -1323,11 +2327,11 @@
       <w:szCs w:val="32"/>
     </w:rPr>
   </w:style>
-  <w:style w:type="paragraph" w:styleId="Heading3">
+  <w:style w:type="paragraph" w:styleId="Ttulo3">
     <w:name w:val="heading 3"/>
     <w:basedOn w:val="Normal"/>
     <w:next w:val="Normal"/>
-    <w:link w:val="Heading3Char"/>
+    <w:link w:val="Ttulo3Car"/>
     <w:uiPriority w:val="9"/>
     <w:semiHidden/>
     <w:unhideWhenUsed/>
@@ -1346,11 +2350,11 @@
       <w:szCs w:val="28"/>
     </w:rPr>
   </w:style>
-  <w:style w:type="paragraph" w:styleId="Heading4">
+  <w:style w:type="paragraph" w:styleId="Ttulo4">
     <w:name w:val="heading 4"/>
     <w:basedOn w:val="Normal"/>
     <w:next w:val="Normal"/>
-    <w:link w:val="Heading4Char"/>
+    <w:link w:val="Ttulo4Car"/>
     <w:uiPriority w:val="9"/>
     <w:semiHidden/>
     <w:unhideWhenUsed/>
@@ -1369,11 +2373,11 @@
       <w:color w:val="0F4761" w:themeColor="accent1" w:themeShade="BF"/>
     </w:rPr>
   </w:style>
-  <w:style w:type="paragraph" w:styleId="Heading5">
+  <w:style w:type="paragraph" w:styleId="Ttulo5">
     <w:name w:val="heading 5"/>
     <w:basedOn w:val="Normal"/>
     <w:next w:val="Normal"/>
-    <w:link w:val="Heading5Char"/>
+    <w:link w:val="Ttulo5Car"/>
     <w:uiPriority w:val="9"/>
     <w:semiHidden/>
     <w:unhideWhenUsed/>
@@ -1390,11 +2394,11 @@
       <w:color w:val="0F4761" w:themeColor="accent1" w:themeShade="BF"/>
     </w:rPr>
   </w:style>
-  <w:style w:type="paragraph" w:styleId="Heading6">
+  <w:style w:type="paragraph" w:styleId="Ttulo6">
     <w:name w:val="heading 6"/>
     <w:basedOn w:val="Normal"/>
     <w:next w:val="Normal"/>
-    <w:link w:val="Heading6Char"/>
+    <w:link w:val="Ttulo6Car"/>
     <w:uiPriority w:val="9"/>
     <w:semiHidden/>
     <w:unhideWhenUsed/>
@@ -1413,11 +2417,11 @@
       <w:color w:val="595959" w:themeColor="text1" w:themeTint="A6"/>
     </w:rPr>
   </w:style>
-  <w:style w:type="paragraph" w:styleId="Heading7">
+  <w:style w:type="paragraph" w:styleId="Ttulo7">
     <w:name w:val="heading 7"/>
     <w:basedOn w:val="Normal"/>
     <w:next w:val="Normal"/>
-    <w:link w:val="Heading7Char"/>
+    <w:link w:val="Ttulo7Car"/>
     <w:uiPriority w:val="9"/>
     <w:semiHidden/>
     <w:unhideWhenUsed/>
@@ -1434,11 +2438,11 @@
       <w:color w:val="595959" w:themeColor="text1" w:themeTint="A6"/>
     </w:rPr>
   </w:style>
-  <w:style w:type="paragraph" w:styleId="Heading8">
+  <w:style w:type="paragraph" w:styleId="Ttulo8">
     <w:name w:val="heading 8"/>
     <w:basedOn w:val="Normal"/>
     <w:next w:val="Normal"/>
-    <w:link w:val="Heading8Char"/>
+    <w:link w:val="Ttulo8Car"/>
     <w:uiPriority w:val="9"/>
     <w:semiHidden/>
     <w:unhideWhenUsed/>
@@ -1457,11 +2461,11 @@
       <w:color w:val="272727" w:themeColor="text1" w:themeTint="D8"/>
     </w:rPr>
   </w:style>
-  <w:style w:type="paragraph" w:styleId="Heading9">
+  <w:style w:type="paragraph" w:styleId="Ttulo9">
     <w:name w:val="heading 9"/>
     <w:basedOn w:val="Normal"/>
     <w:next w:val="Normal"/>
-    <w:link w:val="Heading9Char"/>
+    <w:link w:val="Ttulo9Car"/>
     <w:uiPriority w:val="9"/>
     <w:semiHidden/>
     <w:unhideWhenUsed/>
@@ -1478,13 +2482,13 @@
       <w:color w:val="272727" w:themeColor="text1" w:themeTint="D8"/>
     </w:rPr>
   </w:style>
-  <w:style w:type="character" w:default="1" w:styleId="DefaultParagraphFont">
+  <w:style w:type="character" w:default="1" w:styleId="Fuentedeprrafopredeter">
     <w:name w:val="Default Paragraph Font"/>
     <w:uiPriority w:val="1"/>
     <w:semiHidden/>
     <w:unhideWhenUsed/>
   </w:style>
-  <w:style w:type="table" w:default="1" w:styleId="TableNormal">
+  <w:style w:type="table" w:default="1" w:styleId="Tablanormal">
     <w:name w:val="Normal Table"/>
     <w:uiPriority w:val="99"/>
     <w:semiHidden/>
@@ -1499,16 +2503,16 @@
       </w:tblCellMar>
     </w:tblPr>
   </w:style>
-  <w:style w:type="numbering" w:default="1" w:styleId="NoList">
+  <w:style w:type="numbering" w:default="1" w:styleId="Sinlista">
     <w:name w:val="No List"/>
     <w:uiPriority w:val="99"/>
     <w:semiHidden/>
     <w:unhideWhenUsed/>
   </w:style>
-  <w:style w:type="character" w:customStyle="1" w:styleId="Heading1Char">
-    <w:name w:val="Heading 1 Char"/>
-    <w:basedOn w:val="DefaultParagraphFont"/>
-    <w:link w:val="Heading1"/>
+  <w:style w:type="character" w:customStyle="1" w:styleId="Ttulo1Car">
+    <w:name w:val="Título 1 Car"/>
+    <w:basedOn w:val="Fuentedeprrafopredeter"/>
+    <w:link w:val="Ttulo1"/>
     <w:uiPriority w:val="9"/>
     <w:rsid w:val="0085441B"/>
     <w:rPr>
@@ -1518,10 +2522,10 @@
       <w:szCs w:val="40"/>
     </w:rPr>
   </w:style>
-  <w:style w:type="character" w:customStyle="1" w:styleId="Heading2Char">
-    <w:name w:val="Heading 2 Char"/>
-    <w:basedOn w:val="DefaultParagraphFont"/>
-    <w:link w:val="Heading2"/>
+  <w:style w:type="character" w:customStyle="1" w:styleId="Ttulo2Car">
+    <w:name w:val="Título 2 Car"/>
+    <w:basedOn w:val="Fuentedeprrafopredeter"/>
+    <w:link w:val="Ttulo2"/>
     <w:uiPriority w:val="9"/>
     <w:semiHidden/>
     <w:rsid w:val="0085441B"/>
@@ -1532,10 +2536,10 @@
       <w:szCs w:val="32"/>
     </w:rPr>
   </w:style>
-  <w:style w:type="character" w:customStyle="1" w:styleId="Heading3Char">
-    <w:name w:val="Heading 3 Char"/>
-    <w:basedOn w:val="DefaultParagraphFont"/>
-    <w:link w:val="Heading3"/>
+  <w:style w:type="character" w:customStyle="1" w:styleId="Ttulo3Car">
+    <w:name w:val="Título 3 Car"/>
+    <w:basedOn w:val="Fuentedeprrafopredeter"/>
+    <w:link w:val="Ttulo3"/>
     <w:uiPriority w:val="9"/>
     <w:semiHidden/>
     <w:rsid w:val="0085441B"/>
@@ -1546,10 +2550,10 @@
       <w:szCs w:val="28"/>
     </w:rPr>
   </w:style>
-  <w:style w:type="character" w:customStyle="1" w:styleId="Heading4Char">
-    <w:name w:val="Heading 4 Char"/>
-    <w:basedOn w:val="DefaultParagraphFont"/>
-    <w:link w:val="Heading4"/>
+  <w:style w:type="character" w:customStyle="1" w:styleId="Ttulo4Car">
+    <w:name w:val="Título 4 Car"/>
+    <w:basedOn w:val="Fuentedeprrafopredeter"/>
+    <w:link w:val="Ttulo4"/>
     <w:uiPriority w:val="9"/>
     <w:semiHidden/>
     <w:rsid w:val="0085441B"/>
@@ -1560,10 +2564,10 @@
       <w:color w:val="0F4761" w:themeColor="accent1" w:themeShade="BF"/>
     </w:rPr>
   </w:style>
-  <w:style w:type="character" w:customStyle="1" w:styleId="Heading5Char">
-    <w:name w:val="Heading 5 Char"/>
-    <w:basedOn w:val="DefaultParagraphFont"/>
-    <w:link w:val="Heading5"/>
+  <w:style w:type="character" w:customStyle="1" w:styleId="Ttulo5Car">
+    <w:name w:val="Título 5 Car"/>
+    <w:basedOn w:val="Fuentedeprrafopredeter"/>
+    <w:link w:val="Ttulo5"/>
     <w:uiPriority w:val="9"/>
     <w:semiHidden/>
     <w:rsid w:val="0085441B"/>
@@ -1572,10 +2576,10 @@
       <w:color w:val="0F4761" w:themeColor="accent1" w:themeShade="BF"/>
     </w:rPr>
   </w:style>
-  <w:style w:type="character" w:customStyle="1" w:styleId="Heading6Char">
-    <w:name w:val="Heading 6 Char"/>
-    <w:basedOn w:val="DefaultParagraphFont"/>
-    <w:link w:val="Heading6"/>
+  <w:style w:type="character" w:customStyle="1" w:styleId="Ttulo6Car">
+    <w:name w:val="Título 6 Car"/>
+    <w:basedOn w:val="Fuentedeprrafopredeter"/>
+    <w:link w:val="Ttulo6"/>
     <w:uiPriority w:val="9"/>
     <w:semiHidden/>
     <w:rsid w:val="0085441B"/>
@@ -1586,10 +2590,10 @@
       <w:color w:val="595959" w:themeColor="text1" w:themeTint="A6"/>
     </w:rPr>
   </w:style>
-  <w:style w:type="character" w:customStyle="1" w:styleId="Heading7Char">
-    <w:name w:val="Heading 7 Char"/>
-    <w:basedOn w:val="DefaultParagraphFont"/>
-    <w:link w:val="Heading7"/>
+  <w:style w:type="character" w:customStyle="1" w:styleId="Ttulo7Car">
+    <w:name w:val="Título 7 Car"/>
+    <w:basedOn w:val="Fuentedeprrafopredeter"/>
+    <w:link w:val="Ttulo7"/>
     <w:uiPriority w:val="9"/>
     <w:semiHidden/>
     <w:rsid w:val="0085441B"/>
@@ -1598,10 +2602,10 @@
       <w:color w:val="595959" w:themeColor="text1" w:themeTint="A6"/>
     </w:rPr>
   </w:style>
-  <w:style w:type="character" w:customStyle="1" w:styleId="Heading8Char">
-    <w:name w:val="Heading 8 Char"/>
-    <w:basedOn w:val="DefaultParagraphFont"/>
-    <w:link w:val="Heading8"/>
+  <w:style w:type="character" w:customStyle="1" w:styleId="Ttulo8Car">
+    <w:name w:val="Título 8 Car"/>
+    <w:basedOn w:val="Fuentedeprrafopredeter"/>
+    <w:link w:val="Ttulo8"/>
     <w:uiPriority w:val="9"/>
     <w:semiHidden/>
     <w:rsid w:val="0085441B"/>
@@ -1612,10 +2616,10 @@
       <w:color w:val="272727" w:themeColor="text1" w:themeTint="D8"/>
     </w:rPr>
   </w:style>
-  <w:style w:type="character" w:customStyle="1" w:styleId="Heading9Char">
-    <w:name w:val="Heading 9 Char"/>
-    <w:basedOn w:val="DefaultParagraphFont"/>
-    <w:link w:val="Heading9"/>
+  <w:style w:type="character" w:customStyle="1" w:styleId="Ttulo9Car">
+    <w:name w:val="Título 9 Car"/>
+    <w:basedOn w:val="Fuentedeprrafopredeter"/>
+    <w:link w:val="Ttulo9"/>
     <w:uiPriority w:val="9"/>
     <w:semiHidden/>
     <w:rsid w:val="0085441B"/>
@@ -1624,11 +2628,11 @@
       <w:color w:val="272727" w:themeColor="text1" w:themeTint="D8"/>
     </w:rPr>
   </w:style>
-  <w:style w:type="paragraph" w:styleId="Title">
+  <w:style w:type="paragraph" w:styleId="Ttulo">
     <w:name w:val="Title"/>
     <w:basedOn w:val="Normal"/>
     <w:next w:val="Normal"/>
-    <w:link w:val="TitleChar"/>
+    <w:link w:val="TtuloCar"/>
     <w:uiPriority w:val="10"/>
     <w:qFormat/>
     <w:rsid w:val="0085441B"/>
@@ -1644,10 +2648,10 @@
       <w:szCs w:val="56"/>
     </w:rPr>
   </w:style>
-  <w:style w:type="character" w:customStyle="1" w:styleId="TitleChar">
-    <w:name w:val="Title Char"/>
-    <w:basedOn w:val="DefaultParagraphFont"/>
-    <w:link w:val="Title"/>
+  <w:style w:type="character" w:customStyle="1" w:styleId="TtuloCar">
+    <w:name w:val="Título Car"/>
+    <w:basedOn w:val="Fuentedeprrafopredeter"/>
+    <w:link w:val="Ttulo"/>
     <w:uiPriority w:val="10"/>
     <w:rsid w:val="0085441B"/>
     <w:rPr>
@@ -1658,11 +2662,11 @@
       <w:szCs w:val="56"/>
     </w:rPr>
   </w:style>
-  <w:style w:type="paragraph" w:styleId="Subtitle">
+  <w:style w:type="paragraph" w:styleId="Subttulo">
     <w:name w:val="Subtitle"/>
     <w:basedOn w:val="Normal"/>
     <w:next w:val="Normal"/>
-    <w:link w:val="SubtitleChar"/>
+    <w:link w:val="SubttuloCar"/>
     <w:uiPriority w:val="11"/>
     <w:qFormat/>
     <w:rsid w:val="0085441B"/>
@@ -1679,10 +2683,10 @@
       <w:szCs w:val="28"/>
     </w:rPr>
   </w:style>
-  <w:style w:type="character" w:customStyle="1" w:styleId="SubtitleChar">
-    <w:name w:val="Subtitle Char"/>
-    <w:basedOn w:val="DefaultParagraphFont"/>
-    <w:link w:val="Subtitle"/>
+  <w:style w:type="character" w:customStyle="1" w:styleId="SubttuloCar">
+    <w:name w:val="Subtítulo Car"/>
+    <w:basedOn w:val="Fuentedeprrafopredeter"/>
+    <w:link w:val="Subttulo"/>
     <w:uiPriority w:val="11"/>
     <w:rsid w:val="0085441B"/>
     <w:rPr>
@@ -1693,11 +2697,11 @@
       <w:szCs w:val="28"/>
     </w:rPr>
   </w:style>
-  <w:style w:type="paragraph" w:styleId="Quote">
+  <w:style w:type="paragraph" w:styleId="Cita">
     <w:name w:val="Quote"/>
     <w:basedOn w:val="Normal"/>
     <w:next w:val="Normal"/>
-    <w:link w:val="QuoteChar"/>
+    <w:link w:val="CitaCar"/>
     <w:uiPriority w:val="29"/>
     <w:qFormat/>
     <w:rsid w:val="0085441B"/>
@@ -1711,10 +2715,10 @@
       <w:color w:val="404040" w:themeColor="text1" w:themeTint="BF"/>
     </w:rPr>
   </w:style>
-  <w:style w:type="character" w:customStyle="1" w:styleId="QuoteChar">
-    <w:name w:val="Quote Char"/>
-    <w:basedOn w:val="DefaultParagraphFont"/>
-    <w:link w:val="Quote"/>
+  <w:style w:type="character" w:customStyle="1" w:styleId="CitaCar">
+    <w:name w:val="Cita Car"/>
+    <w:basedOn w:val="Fuentedeprrafopredeter"/>
+    <w:link w:val="Cita"/>
     <w:uiPriority w:val="29"/>
     <w:rsid w:val="0085441B"/>
     <w:rPr>
@@ -1723,7 +2727,7 @@
       <w:color w:val="404040" w:themeColor="text1" w:themeTint="BF"/>
     </w:rPr>
   </w:style>
-  <w:style w:type="paragraph" w:styleId="ListParagraph">
+  <w:style w:type="paragraph" w:styleId="Prrafodelista">
     <w:name w:val="List Paragraph"/>
     <w:basedOn w:val="Normal"/>
     <w:uiPriority w:val="34"/>
@@ -1734,9 +2738,9 @@
       <w:contextualSpacing/>
     </w:pPr>
   </w:style>
-  <w:style w:type="character" w:styleId="IntenseEmphasis">
+  <w:style w:type="character" w:styleId="nfasisintenso">
     <w:name w:val="Intense Emphasis"/>
-    <w:basedOn w:val="DefaultParagraphFont"/>
+    <w:basedOn w:val="Fuentedeprrafopredeter"/>
     <w:uiPriority w:val="21"/>
     <w:qFormat/>
     <w:rsid w:val="0085441B"/>
@@ -1746,11 +2750,11 @@
       <w:color w:val="0F4761" w:themeColor="accent1" w:themeShade="BF"/>
     </w:rPr>
   </w:style>
-  <w:style w:type="paragraph" w:styleId="IntenseQuote">
+  <w:style w:type="paragraph" w:styleId="Citadestacada">
     <w:name w:val="Intense Quote"/>
     <w:basedOn w:val="Normal"/>
     <w:next w:val="Normal"/>
-    <w:link w:val="IntenseQuoteChar"/>
+    <w:link w:val="CitadestacadaCar"/>
     <w:uiPriority w:val="30"/>
     <w:qFormat/>
     <w:rsid w:val="0085441B"/>
@@ -1769,10 +2773,10 @@
       <w:color w:val="0F4761" w:themeColor="accent1" w:themeShade="BF"/>
     </w:rPr>
   </w:style>
-  <w:style w:type="character" w:customStyle="1" w:styleId="IntenseQuoteChar">
-    <w:name w:val="Intense Quote Char"/>
-    <w:basedOn w:val="DefaultParagraphFont"/>
-    <w:link w:val="IntenseQuote"/>
+  <w:style w:type="character" w:customStyle="1" w:styleId="CitadestacadaCar">
+    <w:name w:val="Cita destacada Car"/>
+    <w:basedOn w:val="Fuentedeprrafopredeter"/>
+    <w:link w:val="Citadestacada"/>
     <w:uiPriority w:val="30"/>
     <w:rsid w:val="0085441B"/>
     <w:rPr>
@@ -1781,9 +2785,9 @@
       <w:color w:val="0F4761" w:themeColor="accent1" w:themeShade="BF"/>
     </w:rPr>
   </w:style>
-  <w:style w:type="character" w:styleId="IntenseReference">
+  <w:style w:type="character" w:styleId="Referenciaintensa">
     <w:name w:val="Intense Reference"/>
-    <w:basedOn w:val="DefaultParagraphFont"/>
+    <w:basedOn w:val="Fuentedeprrafopredeter"/>
     <w:uiPriority w:val="32"/>
     <w:qFormat/>
     <w:rsid w:val="0085441B"/>
@@ -1801,7 +2805,7 @@
 <file path=word/charts/chart1.xml><?xml version="1.0" encoding="utf-8"?>
 <c:chartSpace xmlns:c="http://schemas.openxmlformats.org/drawingml/2006/chart" xmlns:a="http://schemas.openxmlformats.org/drawingml/2006/main" xmlns:r="http://schemas.openxmlformats.org/officeDocument/2006/relationships" xmlns:c16r2="http://schemas.microsoft.com/office/drawing/2015/06/chart">
   <c:date1904 val="0"/>
-  <c:lang val="en-US"/>
+  <c:lang val="es-ES"/>
   <c:roundedCorners val="0"/>
   <mc:AlternateContent xmlns:mc="http://schemas.openxmlformats.org/markup-compatibility/2006">
     <mc:Choice xmlns:c14="http://schemas.microsoft.com/office/drawing/2007/8/2/chart" Requires="c14">
@@ -2266,7 +3270,7 @@
 <file path=word/charts/chart2.xml><?xml version="1.0" encoding="utf-8"?>
 <c:chartSpace xmlns:c="http://schemas.openxmlformats.org/drawingml/2006/chart" xmlns:a="http://schemas.openxmlformats.org/drawingml/2006/main" xmlns:r="http://schemas.openxmlformats.org/officeDocument/2006/relationships" xmlns:c16r2="http://schemas.microsoft.com/office/drawing/2015/06/chart">
   <c:date1904 val="0"/>
-  <c:lang val="en-US"/>
+  <c:lang val="es-ES"/>
   <c:roundedCorners val="0"/>
   <mc:AlternateContent xmlns:mc="http://schemas.openxmlformats.org/markup-compatibility/2006">
     <mc:Choice xmlns:c14="http://schemas.microsoft.com/office/drawing/2007/8/2/chart" Requires="c14">

--- a/Introducción y descripción del problema.docx
+++ b/Introducción y descripción del problema.docx
@@ -224,21 +224,7 @@
         <w:rPr>
           <w:lang w:val="es-MX"/>
         </w:rPr>
-        <w:t xml:space="preserve">De esta estadística, también hemos podido obtener algunos comentarios de los clientes, algunos respecto a las problemáticas, otros respecto a curiosidades, cosa lo cual, nos </w:t>
-      </w:r>
-      <w:proofErr w:type="gramStart"/>
-      <w:r>
-        <w:rPr>
-          <w:lang w:val="es-MX"/>
-        </w:rPr>
-        <w:t>ayudara</w:t>
-      </w:r>
-      <w:proofErr w:type="gramEnd"/>
-      <w:r>
-        <w:rPr>
-          <w:lang w:val="es-MX"/>
-        </w:rPr>
-        <w:t xml:space="preserve"> a encontrar la necesidad que cubrirá nuestra pagina web: </w:t>
+        <w:t xml:space="preserve">De esta estadística, también hemos podido obtener algunos comentarios de los clientes, algunos respecto a las problemáticas, otros respecto a curiosidades, cosa lo cual, nos ayudara a encontrar la necesidad que cubrirá nuestra pagina web: </w:t>
       </w:r>
     </w:p>
     <w:p>
@@ -304,14 +290,12 @@
         </w:rPr>
         <w:t xml:space="preserve">Como hemos podido observar, nuestro servicio no solo tiene que cubrir el armado de equipo, ya que, la clientela puede variar entre jugadores antiguos de la comunidad, o nuevos jugadores, e incluso, personas interesadas en el juego, por lo que nuestra pagina puede dividirse en dos tipos de secciones, la primera, que da una breve introducción al juego, y la segunda, que cubre no solo la necesidad </w:t>
       </w:r>
-      <w:proofErr w:type="spellStart"/>
-      <w:r>
-        <w:rPr>
-          <w:lang w:val="es-MX"/>
-        </w:rPr>
-        <w:t>mas</w:t>
-      </w:r>
-      <w:proofErr w:type="spellEnd"/>
+      <w:r>
+        <w:rPr>
+          <w:lang w:val="es-MX"/>
+        </w:rPr>
+        <w:t>más</w:t>
+      </w:r>
       <w:r>
         <w:rPr>
           <w:lang w:val="es-MX"/>

--- a/Introducción y descripción del problema.docx
+++ b/Introducción y descripción del problema.docx
@@ -4,7 +4,7 @@
   <w:body>
     <w:p>
       <w:pPr>
-        <w:pStyle w:val="Prrafodelista"/>
+        <w:pStyle w:val="ListParagraph"/>
         <w:numPr>
           <w:ilvl w:val="1"/>
           <w:numId w:val="1"/>
@@ -22,7 +22,7 @@
     </w:p>
     <w:p>
       <w:pPr>
-        <w:pStyle w:val="Prrafodelista"/>
+        <w:pStyle w:val="ListParagraph"/>
         <w:ind w:left="375"/>
         <w:rPr>
           <w:lang w:val="es-MX"/>
@@ -37,7 +37,7 @@
     </w:p>
     <w:p>
       <w:pPr>
-        <w:pStyle w:val="Prrafodelista"/>
+        <w:pStyle w:val="ListParagraph"/>
         <w:ind w:left="375"/>
         <w:rPr>
           <w:lang w:val="es-MX"/>
@@ -88,7 +88,7 @@
     </w:p>
     <w:p>
       <w:pPr>
-        <w:pStyle w:val="Prrafodelista"/>
+        <w:pStyle w:val="ListParagraph"/>
         <w:ind w:left="375"/>
         <w:rPr>
           <w:lang w:val="es-MX"/>
@@ -143,7 +143,7 @@
     </w:p>
     <w:p>
       <w:pPr>
-        <w:pStyle w:val="Prrafodelista"/>
+        <w:pStyle w:val="ListParagraph"/>
         <w:ind w:left="375"/>
         <w:rPr>
           <w:lang w:val="es-MX"/>
@@ -164,7 +164,7 @@
     </w:p>
     <w:p>
       <w:pPr>
-        <w:pStyle w:val="Prrafodelista"/>
+        <w:pStyle w:val="ListParagraph"/>
         <w:ind w:left="375"/>
         <w:rPr>
           <w:lang w:val="es-MX"/>
@@ -185,7 +185,7 @@
     </w:p>
     <w:p>
       <w:pPr>
-        <w:pStyle w:val="Prrafodelista"/>
+        <w:pStyle w:val="ListParagraph"/>
         <w:ind w:left="375"/>
         <w:rPr>
           <w:lang w:val="es-MX"/>
@@ -214,7 +214,7 @@
     </w:p>
     <w:p>
       <w:pPr>
-        <w:pStyle w:val="Prrafodelista"/>
+        <w:pStyle w:val="ListParagraph"/>
         <w:ind w:left="375"/>
         <w:rPr>
           <w:lang w:val="es-MX"/>
@@ -229,7 +229,7 @@
     </w:p>
     <w:p>
       <w:pPr>
-        <w:pStyle w:val="Prrafodelista"/>
+        <w:pStyle w:val="ListParagraph"/>
         <w:ind w:left="375"/>
         <w:rPr>
           <w:lang w:val="es-MX"/>
@@ -257,7 +257,7 @@
     </w:p>
     <w:p>
       <w:pPr>
-        <w:pStyle w:val="Prrafodelista"/>
+        <w:pStyle w:val="ListParagraph"/>
         <w:ind w:left="375"/>
         <w:rPr>
           <w:lang w:val="es-MX"/>
@@ -278,7 +278,7 @@
     </w:p>
     <w:p>
       <w:pPr>
-        <w:pStyle w:val="Prrafodelista"/>
+        <w:pStyle w:val="ListParagraph"/>
         <w:ind w:left="375"/>
         <w:rPr>
           <w:lang w:val="es-MX"/>
@@ -312,7 +312,7 @@
     </w:p>
     <w:p>
       <w:pPr>
-        <w:pStyle w:val="Prrafodelista"/>
+        <w:pStyle w:val="ListParagraph"/>
         <w:ind w:left="375"/>
         <w:rPr>
           <w:lang w:val="es-MX"/>
@@ -345,7 +345,7 @@
     </w:p>
     <w:p>
       <w:pPr>
-        <w:pStyle w:val="Prrafodelista"/>
+        <w:pStyle w:val="ListParagraph"/>
         <w:ind w:left="375"/>
         <w:rPr>
           <w:lang w:val="es-MX"/>
@@ -360,7 +360,7 @@
     </w:p>
     <w:p>
       <w:pPr>
-        <w:pStyle w:val="Prrafodelista"/>
+        <w:pStyle w:val="ListParagraph"/>
         <w:ind w:left="375"/>
         <w:rPr>
           <w:lang w:val="es-MX"/>
@@ -375,7 +375,7 @@
     </w:p>
     <w:p>
       <w:pPr>
-        <w:pStyle w:val="Prrafodelista"/>
+        <w:pStyle w:val="ListParagraph"/>
         <w:ind w:left="375"/>
         <w:rPr>
           <w:lang w:val="es-MX"/>
@@ -390,7 +390,7 @@
     </w:p>
     <w:p>
       <w:pPr>
-        <w:pStyle w:val="Prrafodelista"/>
+        <w:pStyle w:val="ListParagraph"/>
         <w:ind w:left="375"/>
         <w:rPr>
           <w:lang w:val="es-MX"/>
@@ -400,12 +400,71 @@
         <w:rPr>
           <w:lang w:val="es-MX"/>
         </w:rPr>
+        <w:t>- Brindar una pagina que sea capaz de dar una breve introducción a las personas acerca del juego del cual estaremos centrando nuestro servicio</w:t>
+      </w:r>
+    </w:p>
+    <w:p>
+      <w:pPr>
+        <w:pStyle w:val="ListParagraph"/>
+        <w:ind w:left="375"/>
+        <w:rPr>
+          <w:lang w:val="es-MX"/>
+        </w:rPr>
+      </w:pPr>
+      <w:r>
+        <w:rPr>
+          <w:lang w:val="es-MX"/>
+        </w:rPr>
+        <w:t>. Brindar una pagina que cumpla con la función de dar un soporte técnico en base a lo que busca el usuario, que en este caso, es un ajuste apropiado de las composiciones de su equipo</w:t>
+      </w:r>
+    </w:p>
+    <w:p>
+      <w:pPr>
+        <w:pStyle w:val="ListParagraph"/>
+        <w:ind w:left="375"/>
+        <w:rPr>
+          <w:lang w:val="es-MX"/>
+        </w:rPr>
+      </w:pPr>
+      <w:r>
+        <w:rPr>
+          <w:lang w:val="es-MX"/>
+        </w:rPr>
+        <w:t xml:space="preserve">- Brindar una </w:t>
+      </w:r>
+      <w:proofErr w:type="spellStart"/>
+      <w:r>
+        <w:rPr>
+          <w:lang w:val="es-MX"/>
+        </w:rPr>
+        <w:t>pagina</w:t>
+      </w:r>
+      <w:proofErr w:type="spellEnd"/>
+      <w:r>
+        <w:rPr>
+          <w:lang w:val="es-MX"/>
+        </w:rPr>
+        <w:t xml:space="preserve"> que de promoción al negocio del cliente, para que así su alcance no se limite al local, sino también al nacional e incluso internacional.</w:t>
+      </w:r>
+    </w:p>
+    <w:p>
+      <w:pPr>
+        <w:pStyle w:val="ListParagraph"/>
+        <w:ind w:left="375"/>
+        <w:rPr>
+          <w:lang w:val="es-MX"/>
+        </w:rPr>
+      </w:pPr>
+      <w:r>
+        <w:rPr>
+          <w:lang w:val="es-MX"/>
+        </w:rPr>
         <w:t>1.2.2. Mapa de empatía</w:t>
       </w:r>
     </w:p>
     <w:p>
       <w:pPr>
-        <w:pStyle w:val="Prrafodelista"/>
+        <w:pStyle w:val="ListParagraph"/>
         <w:ind w:left="375"/>
         <w:rPr>
           <w:lang w:val="es-MX"/>
@@ -420,7 +479,7 @@
     </w:p>
     <w:p>
       <w:pPr>
-        <w:pStyle w:val="Prrafodelista"/>
+        <w:pStyle w:val="ListParagraph"/>
         <w:numPr>
           <w:ilvl w:val="0"/>
           <w:numId w:val="5"/>
@@ -429,16 +488,10 @@
           <w:lang w:val="es-MX"/>
         </w:rPr>
       </w:pPr>
-      <w:r>
-        <w:rPr>
-          <w:lang w:val="es-MX"/>
-        </w:rPr>
-        <w:t>1</w:t>
-      </w:r>
-    </w:p>
-    <w:p>
-      <w:pPr>
-        <w:pStyle w:val="Prrafodelista"/>
+    </w:p>
+    <w:p>
+      <w:pPr>
+        <w:pStyle w:val="ListParagraph"/>
         <w:numPr>
           <w:ilvl w:val="0"/>
           <w:numId w:val="5"/>
@@ -456,7 +509,7 @@
     </w:p>
     <w:p>
       <w:pPr>
-        <w:pStyle w:val="Prrafodelista"/>
+        <w:pStyle w:val="ListParagraph"/>
         <w:numPr>
           <w:ilvl w:val="0"/>
           <w:numId w:val="5"/>
@@ -474,7 +527,7 @@
     </w:p>
     <w:p>
       <w:pPr>
-        <w:pStyle w:val="Prrafodelista"/>
+        <w:pStyle w:val="ListParagraph"/>
         <w:ind w:left="375"/>
         <w:rPr>
           <w:lang w:val="es-MX"/>
@@ -489,7 +542,7 @@
     </w:p>
     <w:p>
       <w:pPr>
-        <w:pStyle w:val="Prrafodelista"/>
+        <w:pStyle w:val="ListParagraph"/>
         <w:numPr>
           <w:ilvl w:val="0"/>
           <w:numId w:val="5"/>
@@ -507,7 +560,7 @@
     </w:p>
     <w:p>
       <w:pPr>
-        <w:pStyle w:val="Prrafodelista"/>
+        <w:pStyle w:val="ListParagraph"/>
         <w:numPr>
           <w:ilvl w:val="0"/>
           <w:numId w:val="5"/>
@@ -525,7 +578,7 @@
     </w:p>
     <w:p>
       <w:pPr>
-        <w:pStyle w:val="Prrafodelista"/>
+        <w:pStyle w:val="ListParagraph"/>
         <w:numPr>
           <w:ilvl w:val="0"/>
           <w:numId w:val="5"/>
@@ -543,7 +596,7 @@
     </w:p>
     <w:p>
       <w:pPr>
-        <w:pStyle w:val="Prrafodelista"/>
+        <w:pStyle w:val="ListParagraph"/>
         <w:ind w:left="375"/>
         <w:rPr>
           <w:lang w:val="es-MX"/>
@@ -558,7 +611,7 @@
     </w:p>
     <w:p>
       <w:pPr>
-        <w:pStyle w:val="Prrafodelista"/>
+        <w:pStyle w:val="ListParagraph"/>
         <w:numPr>
           <w:ilvl w:val="0"/>
           <w:numId w:val="4"/>
@@ -576,7 +629,7 @@
     </w:p>
     <w:p>
       <w:pPr>
-        <w:pStyle w:val="Prrafodelista"/>
+        <w:pStyle w:val="ListParagraph"/>
         <w:numPr>
           <w:ilvl w:val="0"/>
           <w:numId w:val="4"/>
@@ -594,7 +647,7 @@
     </w:p>
     <w:p>
       <w:pPr>
-        <w:pStyle w:val="Prrafodelista"/>
+        <w:pStyle w:val="ListParagraph"/>
         <w:numPr>
           <w:ilvl w:val="0"/>
           <w:numId w:val="4"/>
@@ -612,7 +665,7 @@
     </w:p>
     <w:p>
       <w:pPr>
-        <w:pStyle w:val="Prrafodelista"/>
+        <w:pStyle w:val="ListParagraph"/>
         <w:ind w:left="375"/>
         <w:rPr>
           <w:lang w:val="es-MX"/>
@@ -627,7 +680,7 @@
     </w:p>
     <w:p>
       <w:pPr>
-        <w:pStyle w:val="Prrafodelista"/>
+        <w:pStyle w:val="ListParagraph"/>
         <w:numPr>
           <w:ilvl w:val="0"/>
           <w:numId w:val="3"/>
@@ -645,7 +698,7 @@
     </w:p>
     <w:p>
       <w:pPr>
-        <w:pStyle w:val="Prrafodelista"/>
+        <w:pStyle w:val="ListParagraph"/>
         <w:numPr>
           <w:ilvl w:val="0"/>
           <w:numId w:val="3"/>
@@ -663,7 +716,7 @@
     </w:p>
     <w:p>
       <w:pPr>
-        <w:pStyle w:val="Prrafodelista"/>
+        <w:pStyle w:val="ListParagraph"/>
         <w:numPr>
           <w:ilvl w:val="0"/>
           <w:numId w:val="3"/>
@@ -681,7 +734,7 @@
     </w:p>
     <w:p>
       <w:pPr>
-        <w:pStyle w:val="Prrafodelista"/>
+        <w:pStyle w:val="ListParagraph"/>
         <w:ind w:left="375"/>
         <w:rPr>
           <w:lang w:val="es-MX"/>
@@ -696,7 +749,7 @@
     </w:p>
     <w:p>
       <w:pPr>
-        <w:pStyle w:val="Prrafodelista"/>
+        <w:pStyle w:val="ListParagraph"/>
         <w:numPr>
           <w:ilvl w:val="0"/>
           <w:numId w:val="3"/>
@@ -714,7 +767,7 @@
     </w:p>
     <w:p>
       <w:pPr>
-        <w:pStyle w:val="Prrafodelista"/>
+        <w:pStyle w:val="ListParagraph"/>
         <w:numPr>
           <w:ilvl w:val="0"/>
           <w:numId w:val="3"/>
@@ -732,7 +785,7 @@
     </w:p>
     <w:p>
       <w:pPr>
-        <w:pStyle w:val="Prrafodelista"/>
+        <w:pStyle w:val="ListParagraph"/>
         <w:numPr>
           <w:ilvl w:val="0"/>
           <w:numId w:val="3"/>
@@ -750,7 +803,7 @@
     </w:p>
     <w:p>
       <w:pPr>
-        <w:pStyle w:val="Prrafodelista"/>
+        <w:pStyle w:val="ListParagraph"/>
         <w:ind w:left="375"/>
         <w:rPr>
           <w:lang w:val="es-MX"/>
@@ -765,7 +818,7 @@
     </w:p>
     <w:p>
       <w:pPr>
-        <w:pStyle w:val="Prrafodelista"/>
+        <w:pStyle w:val="ListParagraph"/>
         <w:numPr>
           <w:ilvl w:val="0"/>
           <w:numId w:val="6"/>
@@ -783,7 +836,7 @@
     </w:p>
     <w:p>
       <w:pPr>
-        <w:pStyle w:val="Prrafodelista"/>
+        <w:pStyle w:val="ListParagraph"/>
         <w:numPr>
           <w:ilvl w:val="0"/>
           <w:numId w:val="6"/>
@@ -801,7 +854,7 @@
     </w:p>
     <w:p>
       <w:pPr>
-        <w:pStyle w:val="Prrafodelista"/>
+        <w:pStyle w:val="ListParagraph"/>
         <w:numPr>
           <w:ilvl w:val="0"/>
           <w:numId w:val="6"/>
@@ -819,7 +872,7 @@
     </w:p>
     <w:p>
       <w:pPr>
-        <w:pStyle w:val="Prrafodelista"/>
+        <w:pStyle w:val="ListParagraph"/>
         <w:ind w:left="375"/>
         <w:rPr>
           <w:lang w:val="es-MX"/>
@@ -834,7 +887,7 @@
     </w:p>
     <w:p>
       <w:pPr>
-        <w:pStyle w:val="Prrafodelista"/>
+        <w:pStyle w:val="ListParagraph"/>
         <w:ind w:left="375"/>
         <w:rPr>
           <w:lang w:val="es-MX"/>
@@ -843,7 +896,7 @@
     </w:p>
     <w:p>
       <w:pPr>
-        <w:pStyle w:val="Prrafodelista"/>
+        <w:pStyle w:val="ListParagraph"/>
         <w:ind w:left="375"/>
         <w:rPr>
           <w:lang w:val="es-MX"/>
@@ -853,12 +906,13 @@
         <w:rPr>
           <w:lang w:val="es-MX"/>
         </w:rPr>
+        <w:lastRenderedPageBreak/>
         <w:t>1.3 Arquitectura y tecnologías empleadas</w:t>
       </w:r>
     </w:p>
     <w:p>
       <w:pPr>
-        <w:pStyle w:val="Prrafodelista"/>
+        <w:pStyle w:val="ListParagraph"/>
         <w:ind w:left="375"/>
         <w:rPr>
           <w:lang w:val="es-MX"/>
@@ -873,7 +927,7 @@
     </w:p>
     <w:p>
       <w:pPr>
-        <w:pStyle w:val="Prrafodelista"/>
+        <w:pStyle w:val="ListParagraph"/>
         <w:ind w:left="375"/>
         <w:rPr>
           <w:lang w:val="es-MX"/>
@@ -896,7 +950,7 @@
     </w:p>
     <w:p>
       <w:pPr>
-        <w:pStyle w:val="Prrafodelista"/>
+        <w:pStyle w:val="ListParagraph"/>
         <w:ind w:left="375"/>
         <w:rPr>
           <w:lang w:val="es-MX"/>
@@ -911,7 +965,7 @@
     </w:p>
     <w:p>
       <w:pPr>
-        <w:pStyle w:val="Prrafodelista"/>
+        <w:pStyle w:val="ListParagraph"/>
         <w:ind w:left="375"/>
         <w:rPr>
           <w:lang w:val="es-MX"/>
@@ -940,7 +994,7 @@
     </w:p>
     <w:p>
       <w:pPr>
-        <w:pStyle w:val="Prrafodelista"/>
+        <w:pStyle w:val="ListParagraph"/>
         <w:ind w:left="375"/>
         <w:rPr>
           <w:lang w:val="es-MX"/>
@@ -969,7 +1023,7 @@
     </w:p>
     <w:p>
       <w:pPr>
-        <w:pStyle w:val="Prrafodelista"/>
+        <w:pStyle w:val="ListParagraph"/>
         <w:ind w:left="375"/>
         <w:rPr>
           <w:lang w:val="es-MX"/>
@@ -992,7 +1046,7 @@
     </w:p>
     <w:p>
       <w:pPr>
-        <w:pStyle w:val="Prrafodelista"/>
+        <w:pStyle w:val="ListParagraph"/>
         <w:ind w:left="375"/>
         <w:rPr>
           <w:lang w:val="es-MX"/>
@@ -1002,7 +1056,6 @@
         <w:rPr>
           <w:lang w:val="es-MX"/>
         </w:rPr>
-        <w:lastRenderedPageBreak/>
         <w:t xml:space="preserve">1.4.2 Back </w:t>
       </w:r>
       <w:proofErr w:type="spellStart"/>
@@ -1016,7 +1069,7 @@
     </w:p>
     <w:p>
       <w:pPr>
-        <w:pStyle w:val="Prrafodelista"/>
+        <w:pStyle w:val="ListParagraph"/>
         <w:ind w:left="375"/>
         <w:rPr>
           <w:lang w:val="es-MX"/>
@@ -1045,7 +1098,7 @@
     </w:p>
     <w:p>
       <w:pPr>
-        <w:pStyle w:val="Prrafodelista"/>
+        <w:pStyle w:val="ListParagraph"/>
         <w:ind w:left="375"/>
         <w:rPr>
           <w:lang w:val="es-MX"/>
@@ -1060,7 +1113,7 @@
     </w:p>
     <w:p>
       <w:pPr>
-        <w:pStyle w:val="Prrafodelista"/>
+        <w:pStyle w:val="ListParagraph"/>
         <w:ind w:left="375"/>
         <w:rPr>
           <w:lang w:val="es-MX"/>
@@ -1089,7 +1142,7 @@
     </w:p>
     <w:p>
       <w:pPr>
-        <w:pStyle w:val="Prrafodelista"/>
+        <w:pStyle w:val="ListParagraph"/>
         <w:ind w:left="375"/>
         <w:rPr>
           <w:lang w:val="es-MX"/>
@@ -1104,7 +1157,7 @@
     </w:p>
     <w:p>
       <w:pPr>
-        <w:pStyle w:val="Prrafodelista"/>
+        <w:pStyle w:val="ListParagraph"/>
         <w:ind w:left="375"/>
         <w:rPr>
           <w:lang w:val="es-MX"/>
@@ -1133,7 +1186,7 @@
     </w:p>
     <w:p>
       <w:pPr>
-        <w:pStyle w:val="Prrafodelista"/>
+        <w:pStyle w:val="ListParagraph"/>
         <w:ind w:left="375"/>
         <w:rPr>
           <w:lang w:val="es-MX"/>
@@ -1148,7 +1201,7 @@
     </w:p>
     <w:p>
       <w:pPr>
-        <w:pStyle w:val="Prrafodelista"/>
+        <w:pStyle w:val="ListParagraph"/>
         <w:ind w:left="375"/>
         <w:rPr>
           <w:lang w:val="es-MX"/>
@@ -2267,11 +2320,11 @@
     <w:name w:val="Normal"/>
     <w:qFormat/>
   </w:style>
-  <w:style w:type="paragraph" w:styleId="Ttulo1">
+  <w:style w:type="paragraph" w:styleId="Heading1">
     <w:name w:val="heading 1"/>
     <w:basedOn w:val="Normal"/>
     <w:next w:val="Normal"/>
-    <w:link w:val="Ttulo1Car"/>
+    <w:link w:val="Heading1Char"/>
     <w:uiPriority w:val="9"/>
     <w:qFormat/>
     <w:rsid w:val="0085441B"/>
@@ -2288,11 +2341,11 @@
       <w:szCs w:val="40"/>
     </w:rPr>
   </w:style>
-  <w:style w:type="paragraph" w:styleId="Ttulo2">
+  <w:style w:type="paragraph" w:styleId="Heading2">
     <w:name w:val="heading 2"/>
     <w:basedOn w:val="Normal"/>
     <w:next w:val="Normal"/>
-    <w:link w:val="Ttulo2Car"/>
+    <w:link w:val="Heading2Char"/>
     <w:uiPriority w:val="9"/>
     <w:semiHidden/>
     <w:unhideWhenUsed/>
@@ -2311,11 +2364,11 @@
       <w:szCs w:val="32"/>
     </w:rPr>
   </w:style>
-  <w:style w:type="paragraph" w:styleId="Ttulo3">
+  <w:style w:type="paragraph" w:styleId="Heading3">
     <w:name w:val="heading 3"/>
     <w:basedOn w:val="Normal"/>
     <w:next w:val="Normal"/>
-    <w:link w:val="Ttulo3Car"/>
+    <w:link w:val="Heading3Char"/>
     <w:uiPriority w:val="9"/>
     <w:semiHidden/>
     <w:unhideWhenUsed/>
@@ -2334,11 +2387,11 @@
       <w:szCs w:val="28"/>
     </w:rPr>
   </w:style>
-  <w:style w:type="paragraph" w:styleId="Ttulo4">
+  <w:style w:type="paragraph" w:styleId="Heading4">
     <w:name w:val="heading 4"/>
     <w:basedOn w:val="Normal"/>
     <w:next w:val="Normal"/>
-    <w:link w:val="Ttulo4Car"/>
+    <w:link w:val="Heading4Char"/>
     <w:uiPriority w:val="9"/>
     <w:semiHidden/>
     <w:unhideWhenUsed/>
@@ -2357,11 +2410,11 @@
       <w:color w:val="0F4761" w:themeColor="accent1" w:themeShade="BF"/>
     </w:rPr>
   </w:style>
-  <w:style w:type="paragraph" w:styleId="Ttulo5">
+  <w:style w:type="paragraph" w:styleId="Heading5">
     <w:name w:val="heading 5"/>
     <w:basedOn w:val="Normal"/>
     <w:next w:val="Normal"/>
-    <w:link w:val="Ttulo5Car"/>
+    <w:link w:val="Heading5Char"/>
     <w:uiPriority w:val="9"/>
     <w:semiHidden/>
     <w:unhideWhenUsed/>
@@ -2378,11 +2431,11 @@
       <w:color w:val="0F4761" w:themeColor="accent1" w:themeShade="BF"/>
     </w:rPr>
   </w:style>
-  <w:style w:type="paragraph" w:styleId="Ttulo6">
+  <w:style w:type="paragraph" w:styleId="Heading6">
     <w:name w:val="heading 6"/>
     <w:basedOn w:val="Normal"/>
     <w:next w:val="Normal"/>
-    <w:link w:val="Ttulo6Car"/>
+    <w:link w:val="Heading6Char"/>
     <w:uiPriority w:val="9"/>
     <w:semiHidden/>
     <w:unhideWhenUsed/>
@@ -2401,11 +2454,11 @@
       <w:color w:val="595959" w:themeColor="text1" w:themeTint="A6"/>
     </w:rPr>
   </w:style>
-  <w:style w:type="paragraph" w:styleId="Ttulo7">
+  <w:style w:type="paragraph" w:styleId="Heading7">
     <w:name w:val="heading 7"/>
     <w:basedOn w:val="Normal"/>
     <w:next w:val="Normal"/>
-    <w:link w:val="Ttulo7Car"/>
+    <w:link w:val="Heading7Char"/>
     <w:uiPriority w:val="9"/>
     <w:semiHidden/>
     <w:unhideWhenUsed/>
@@ -2422,11 +2475,11 @@
       <w:color w:val="595959" w:themeColor="text1" w:themeTint="A6"/>
     </w:rPr>
   </w:style>
-  <w:style w:type="paragraph" w:styleId="Ttulo8">
+  <w:style w:type="paragraph" w:styleId="Heading8">
     <w:name w:val="heading 8"/>
     <w:basedOn w:val="Normal"/>
     <w:next w:val="Normal"/>
-    <w:link w:val="Ttulo8Car"/>
+    <w:link w:val="Heading8Char"/>
     <w:uiPriority w:val="9"/>
     <w:semiHidden/>
     <w:unhideWhenUsed/>
@@ -2445,11 +2498,11 @@
       <w:color w:val="272727" w:themeColor="text1" w:themeTint="D8"/>
     </w:rPr>
   </w:style>
-  <w:style w:type="paragraph" w:styleId="Ttulo9">
+  <w:style w:type="paragraph" w:styleId="Heading9">
     <w:name w:val="heading 9"/>
     <w:basedOn w:val="Normal"/>
     <w:next w:val="Normal"/>
-    <w:link w:val="Ttulo9Car"/>
+    <w:link w:val="Heading9Char"/>
     <w:uiPriority w:val="9"/>
     <w:semiHidden/>
     <w:unhideWhenUsed/>
@@ -2466,13 +2519,13 @@
       <w:color w:val="272727" w:themeColor="text1" w:themeTint="D8"/>
     </w:rPr>
   </w:style>
-  <w:style w:type="character" w:default="1" w:styleId="Fuentedeprrafopredeter">
+  <w:style w:type="character" w:default="1" w:styleId="DefaultParagraphFont">
     <w:name w:val="Default Paragraph Font"/>
     <w:uiPriority w:val="1"/>
     <w:semiHidden/>
     <w:unhideWhenUsed/>
   </w:style>
-  <w:style w:type="table" w:default="1" w:styleId="Tablanormal">
+  <w:style w:type="table" w:default="1" w:styleId="TableNormal">
     <w:name w:val="Normal Table"/>
     <w:uiPriority w:val="99"/>
     <w:semiHidden/>
@@ -2487,16 +2540,16 @@
       </w:tblCellMar>
     </w:tblPr>
   </w:style>
-  <w:style w:type="numbering" w:default="1" w:styleId="Sinlista">
+  <w:style w:type="numbering" w:default="1" w:styleId="NoList">
     <w:name w:val="No List"/>
     <w:uiPriority w:val="99"/>
     <w:semiHidden/>
     <w:unhideWhenUsed/>
   </w:style>
-  <w:style w:type="character" w:customStyle="1" w:styleId="Ttulo1Car">
-    <w:name w:val="Título 1 Car"/>
-    <w:basedOn w:val="Fuentedeprrafopredeter"/>
-    <w:link w:val="Ttulo1"/>
+  <w:style w:type="character" w:customStyle="1" w:styleId="Heading1Char">
+    <w:name w:val="Heading 1 Char"/>
+    <w:basedOn w:val="DefaultParagraphFont"/>
+    <w:link w:val="Heading1"/>
     <w:uiPriority w:val="9"/>
     <w:rsid w:val="0085441B"/>
     <w:rPr>
@@ -2506,10 +2559,10 @@
       <w:szCs w:val="40"/>
     </w:rPr>
   </w:style>
-  <w:style w:type="character" w:customStyle="1" w:styleId="Ttulo2Car">
-    <w:name w:val="Título 2 Car"/>
-    <w:basedOn w:val="Fuentedeprrafopredeter"/>
-    <w:link w:val="Ttulo2"/>
+  <w:style w:type="character" w:customStyle="1" w:styleId="Heading2Char">
+    <w:name w:val="Heading 2 Char"/>
+    <w:basedOn w:val="DefaultParagraphFont"/>
+    <w:link w:val="Heading2"/>
     <w:uiPriority w:val="9"/>
     <w:semiHidden/>
     <w:rsid w:val="0085441B"/>
@@ -2520,10 +2573,10 @@
       <w:szCs w:val="32"/>
     </w:rPr>
   </w:style>
-  <w:style w:type="character" w:customStyle="1" w:styleId="Ttulo3Car">
-    <w:name w:val="Título 3 Car"/>
-    <w:basedOn w:val="Fuentedeprrafopredeter"/>
-    <w:link w:val="Ttulo3"/>
+  <w:style w:type="character" w:customStyle="1" w:styleId="Heading3Char">
+    <w:name w:val="Heading 3 Char"/>
+    <w:basedOn w:val="DefaultParagraphFont"/>
+    <w:link w:val="Heading3"/>
     <w:uiPriority w:val="9"/>
     <w:semiHidden/>
     <w:rsid w:val="0085441B"/>
@@ -2534,10 +2587,10 @@
       <w:szCs w:val="28"/>
     </w:rPr>
   </w:style>
-  <w:style w:type="character" w:customStyle="1" w:styleId="Ttulo4Car">
-    <w:name w:val="Título 4 Car"/>
-    <w:basedOn w:val="Fuentedeprrafopredeter"/>
-    <w:link w:val="Ttulo4"/>
+  <w:style w:type="character" w:customStyle="1" w:styleId="Heading4Char">
+    <w:name w:val="Heading 4 Char"/>
+    <w:basedOn w:val="DefaultParagraphFont"/>
+    <w:link w:val="Heading4"/>
     <w:uiPriority w:val="9"/>
     <w:semiHidden/>
     <w:rsid w:val="0085441B"/>
@@ -2548,10 +2601,10 @@
       <w:color w:val="0F4761" w:themeColor="accent1" w:themeShade="BF"/>
     </w:rPr>
   </w:style>
-  <w:style w:type="character" w:customStyle="1" w:styleId="Ttulo5Car">
-    <w:name w:val="Título 5 Car"/>
-    <w:basedOn w:val="Fuentedeprrafopredeter"/>
-    <w:link w:val="Ttulo5"/>
+  <w:style w:type="character" w:customStyle="1" w:styleId="Heading5Char">
+    <w:name w:val="Heading 5 Char"/>
+    <w:basedOn w:val="DefaultParagraphFont"/>
+    <w:link w:val="Heading5"/>
     <w:uiPriority w:val="9"/>
     <w:semiHidden/>
     <w:rsid w:val="0085441B"/>
@@ -2560,10 +2613,10 @@
       <w:color w:val="0F4761" w:themeColor="accent1" w:themeShade="BF"/>
     </w:rPr>
   </w:style>
-  <w:style w:type="character" w:customStyle="1" w:styleId="Ttulo6Car">
-    <w:name w:val="Título 6 Car"/>
-    <w:basedOn w:val="Fuentedeprrafopredeter"/>
-    <w:link w:val="Ttulo6"/>
+  <w:style w:type="character" w:customStyle="1" w:styleId="Heading6Char">
+    <w:name w:val="Heading 6 Char"/>
+    <w:basedOn w:val="DefaultParagraphFont"/>
+    <w:link w:val="Heading6"/>
     <w:uiPriority w:val="9"/>
     <w:semiHidden/>
     <w:rsid w:val="0085441B"/>
@@ -2574,10 +2627,10 @@
       <w:color w:val="595959" w:themeColor="text1" w:themeTint="A6"/>
     </w:rPr>
   </w:style>
-  <w:style w:type="character" w:customStyle="1" w:styleId="Ttulo7Car">
-    <w:name w:val="Título 7 Car"/>
-    <w:basedOn w:val="Fuentedeprrafopredeter"/>
-    <w:link w:val="Ttulo7"/>
+  <w:style w:type="character" w:customStyle="1" w:styleId="Heading7Char">
+    <w:name w:val="Heading 7 Char"/>
+    <w:basedOn w:val="DefaultParagraphFont"/>
+    <w:link w:val="Heading7"/>
     <w:uiPriority w:val="9"/>
     <w:semiHidden/>
     <w:rsid w:val="0085441B"/>
@@ -2586,10 +2639,10 @@
       <w:color w:val="595959" w:themeColor="text1" w:themeTint="A6"/>
     </w:rPr>
   </w:style>
-  <w:style w:type="character" w:customStyle="1" w:styleId="Ttulo8Car">
-    <w:name w:val="Título 8 Car"/>
-    <w:basedOn w:val="Fuentedeprrafopredeter"/>
-    <w:link w:val="Ttulo8"/>
+  <w:style w:type="character" w:customStyle="1" w:styleId="Heading8Char">
+    <w:name w:val="Heading 8 Char"/>
+    <w:basedOn w:val="DefaultParagraphFont"/>
+    <w:link w:val="Heading8"/>
     <w:uiPriority w:val="9"/>
     <w:semiHidden/>
     <w:rsid w:val="0085441B"/>
@@ -2600,10 +2653,10 @@
       <w:color w:val="272727" w:themeColor="text1" w:themeTint="D8"/>
     </w:rPr>
   </w:style>
-  <w:style w:type="character" w:customStyle="1" w:styleId="Ttulo9Car">
-    <w:name w:val="Título 9 Car"/>
-    <w:basedOn w:val="Fuentedeprrafopredeter"/>
-    <w:link w:val="Ttulo9"/>
+  <w:style w:type="character" w:customStyle="1" w:styleId="Heading9Char">
+    <w:name w:val="Heading 9 Char"/>
+    <w:basedOn w:val="DefaultParagraphFont"/>
+    <w:link w:val="Heading9"/>
     <w:uiPriority w:val="9"/>
     <w:semiHidden/>
     <w:rsid w:val="0085441B"/>
@@ -2612,11 +2665,11 @@
       <w:color w:val="272727" w:themeColor="text1" w:themeTint="D8"/>
     </w:rPr>
   </w:style>
-  <w:style w:type="paragraph" w:styleId="Ttulo">
+  <w:style w:type="paragraph" w:styleId="Title">
     <w:name w:val="Title"/>
     <w:basedOn w:val="Normal"/>
     <w:next w:val="Normal"/>
-    <w:link w:val="TtuloCar"/>
+    <w:link w:val="TitleChar"/>
     <w:uiPriority w:val="10"/>
     <w:qFormat/>
     <w:rsid w:val="0085441B"/>
@@ -2632,10 +2685,10 @@
       <w:szCs w:val="56"/>
     </w:rPr>
   </w:style>
-  <w:style w:type="character" w:customStyle="1" w:styleId="TtuloCar">
-    <w:name w:val="Título Car"/>
-    <w:basedOn w:val="Fuentedeprrafopredeter"/>
-    <w:link w:val="Ttulo"/>
+  <w:style w:type="character" w:customStyle="1" w:styleId="TitleChar">
+    <w:name w:val="Title Char"/>
+    <w:basedOn w:val="DefaultParagraphFont"/>
+    <w:link w:val="Title"/>
     <w:uiPriority w:val="10"/>
     <w:rsid w:val="0085441B"/>
     <w:rPr>
@@ -2646,11 +2699,11 @@
       <w:szCs w:val="56"/>
     </w:rPr>
   </w:style>
-  <w:style w:type="paragraph" w:styleId="Subttulo">
+  <w:style w:type="paragraph" w:styleId="Subtitle">
     <w:name w:val="Subtitle"/>
     <w:basedOn w:val="Normal"/>
     <w:next w:val="Normal"/>
-    <w:link w:val="SubttuloCar"/>
+    <w:link w:val="SubtitleChar"/>
     <w:uiPriority w:val="11"/>
     <w:qFormat/>
     <w:rsid w:val="0085441B"/>
@@ -2667,10 +2720,10 @@
       <w:szCs w:val="28"/>
     </w:rPr>
   </w:style>
-  <w:style w:type="character" w:customStyle="1" w:styleId="SubttuloCar">
-    <w:name w:val="Subtítulo Car"/>
-    <w:basedOn w:val="Fuentedeprrafopredeter"/>
-    <w:link w:val="Subttulo"/>
+  <w:style w:type="character" w:customStyle="1" w:styleId="SubtitleChar">
+    <w:name w:val="Subtitle Char"/>
+    <w:basedOn w:val="DefaultParagraphFont"/>
+    <w:link w:val="Subtitle"/>
     <w:uiPriority w:val="11"/>
     <w:rsid w:val="0085441B"/>
     <w:rPr>
@@ -2681,11 +2734,11 @@
       <w:szCs w:val="28"/>
     </w:rPr>
   </w:style>
-  <w:style w:type="paragraph" w:styleId="Cita">
+  <w:style w:type="paragraph" w:styleId="Quote">
     <w:name w:val="Quote"/>
     <w:basedOn w:val="Normal"/>
     <w:next w:val="Normal"/>
-    <w:link w:val="CitaCar"/>
+    <w:link w:val="QuoteChar"/>
     <w:uiPriority w:val="29"/>
     <w:qFormat/>
     <w:rsid w:val="0085441B"/>
@@ -2699,10 +2752,10 @@
       <w:color w:val="404040" w:themeColor="text1" w:themeTint="BF"/>
     </w:rPr>
   </w:style>
-  <w:style w:type="character" w:customStyle="1" w:styleId="CitaCar">
-    <w:name w:val="Cita Car"/>
-    <w:basedOn w:val="Fuentedeprrafopredeter"/>
-    <w:link w:val="Cita"/>
+  <w:style w:type="character" w:customStyle="1" w:styleId="QuoteChar">
+    <w:name w:val="Quote Char"/>
+    <w:basedOn w:val="DefaultParagraphFont"/>
+    <w:link w:val="Quote"/>
     <w:uiPriority w:val="29"/>
     <w:rsid w:val="0085441B"/>
     <w:rPr>
@@ -2711,7 +2764,7 @@
       <w:color w:val="404040" w:themeColor="text1" w:themeTint="BF"/>
     </w:rPr>
   </w:style>
-  <w:style w:type="paragraph" w:styleId="Prrafodelista">
+  <w:style w:type="paragraph" w:styleId="ListParagraph">
     <w:name w:val="List Paragraph"/>
     <w:basedOn w:val="Normal"/>
     <w:uiPriority w:val="34"/>
@@ -2722,9 +2775,9 @@
       <w:contextualSpacing/>
     </w:pPr>
   </w:style>
-  <w:style w:type="character" w:styleId="nfasisintenso">
+  <w:style w:type="character" w:styleId="IntenseEmphasis">
     <w:name w:val="Intense Emphasis"/>
-    <w:basedOn w:val="Fuentedeprrafopredeter"/>
+    <w:basedOn w:val="DefaultParagraphFont"/>
     <w:uiPriority w:val="21"/>
     <w:qFormat/>
     <w:rsid w:val="0085441B"/>
@@ -2734,11 +2787,11 @@
       <w:color w:val="0F4761" w:themeColor="accent1" w:themeShade="BF"/>
     </w:rPr>
   </w:style>
-  <w:style w:type="paragraph" w:styleId="Citadestacada">
+  <w:style w:type="paragraph" w:styleId="IntenseQuote">
     <w:name w:val="Intense Quote"/>
     <w:basedOn w:val="Normal"/>
     <w:next w:val="Normal"/>
-    <w:link w:val="CitadestacadaCar"/>
+    <w:link w:val="IntenseQuoteChar"/>
     <w:uiPriority w:val="30"/>
     <w:qFormat/>
     <w:rsid w:val="0085441B"/>
@@ -2757,10 +2810,10 @@
       <w:color w:val="0F4761" w:themeColor="accent1" w:themeShade="BF"/>
     </w:rPr>
   </w:style>
-  <w:style w:type="character" w:customStyle="1" w:styleId="CitadestacadaCar">
-    <w:name w:val="Cita destacada Car"/>
-    <w:basedOn w:val="Fuentedeprrafopredeter"/>
-    <w:link w:val="Citadestacada"/>
+  <w:style w:type="character" w:customStyle="1" w:styleId="IntenseQuoteChar">
+    <w:name w:val="Intense Quote Char"/>
+    <w:basedOn w:val="DefaultParagraphFont"/>
+    <w:link w:val="IntenseQuote"/>
     <w:uiPriority w:val="30"/>
     <w:rsid w:val="0085441B"/>
     <w:rPr>
@@ -2769,9 +2822,9 @@
       <w:color w:val="0F4761" w:themeColor="accent1" w:themeShade="BF"/>
     </w:rPr>
   </w:style>
-  <w:style w:type="character" w:styleId="Referenciaintensa">
+  <w:style w:type="character" w:styleId="IntenseReference">
     <w:name w:val="Intense Reference"/>
-    <w:basedOn w:val="Fuentedeprrafopredeter"/>
+    <w:basedOn w:val="DefaultParagraphFont"/>
     <w:uiPriority w:val="32"/>
     <w:qFormat/>
     <w:rsid w:val="0085441B"/>
@@ -2789,7 +2842,7 @@
 <file path=word/charts/chart1.xml><?xml version="1.0" encoding="utf-8"?>
 <c:chartSpace xmlns:c="http://schemas.openxmlformats.org/drawingml/2006/chart" xmlns:a="http://schemas.openxmlformats.org/drawingml/2006/main" xmlns:r="http://schemas.openxmlformats.org/officeDocument/2006/relationships" xmlns:c16r2="http://schemas.microsoft.com/office/drawing/2015/06/chart">
   <c:date1904 val="0"/>
-  <c:lang val="es-ES"/>
+  <c:lang val="en-US"/>
   <c:roundedCorners val="0"/>
   <mc:AlternateContent xmlns:mc="http://schemas.openxmlformats.org/markup-compatibility/2006">
     <mc:Choice xmlns:c14="http://schemas.microsoft.com/office/drawing/2007/8/2/chart" Requires="c14">
@@ -3254,7 +3307,7 @@
 <file path=word/charts/chart2.xml><?xml version="1.0" encoding="utf-8"?>
 <c:chartSpace xmlns:c="http://schemas.openxmlformats.org/drawingml/2006/chart" xmlns:a="http://schemas.openxmlformats.org/drawingml/2006/main" xmlns:r="http://schemas.openxmlformats.org/officeDocument/2006/relationships" xmlns:c16r2="http://schemas.microsoft.com/office/drawing/2015/06/chart">
   <c:date1904 val="0"/>
-  <c:lang val="es-ES"/>
+  <c:lang val="en-US"/>
   <c:roundedCorners val="0"/>
   <mc:AlternateContent xmlns:mc="http://schemas.openxmlformats.org/markup-compatibility/2006">
     <mc:Choice xmlns:c14="http://schemas.microsoft.com/office/drawing/2007/8/2/chart" Requires="c14">

--- a/Introducción y descripción del problema.docx
+++ b/Introducción y descripción del problema.docx
@@ -4,7 +4,256 @@
   <w:body>
     <w:p>
       <w:pPr>
-        <w:pStyle w:val="ListParagraph"/>
+        <w:ind w:left="375" w:hanging="375"/>
+        <w:jc w:val="center"/>
+        <w:rPr>
+          <w:sz w:val="32"/>
+          <w:szCs w:val="32"/>
+        </w:rPr>
+      </w:pPr>
+    </w:p>
+    <w:p>
+      <w:pPr>
+        <w:ind w:left="375" w:hanging="375"/>
+        <w:jc w:val="center"/>
+        <w:rPr>
+          <w:sz w:val="32"/>
+          <w:szCs w:val="32"/>
+        </w:rPr>
+      </w:pPr>
+    </w:p>
+    <w:p>
+      <w:pPr>
+        <w:ind w:left="375" w:hanging="375"/>
+        <w:jc w:val="center"/>
+        <w:rPr>
+          <w:sz w:val="32"/>
+          <w:szCs w:val="32"/>
+        </w:rPr>
+      </w:pPr>
+    </w:p>
+    <w:p>
+      <w:pPr>
+        <w:ind w:left="375" w:hanging="375"/>
+        <w:jc w:val="center"/>
+        <w:rPr>
+          <w:sz w:val="32"/>
+          <w:szCs w:val="32"/>
+        </w:rPr>
+      </w:pPr>
+    </w:p>
+    <w:p>
+      <w:pPr>
+        <w:ind w:left="375" w:hanging="375"/>
+        <w:jc w:val="center"/>
+        <w:rPr>
+          <w:sz w:val="32"/>
+          <w:szCs w:val="32"/>
+        </w:rPr>
+      </w:pPr>
+    </w:p>
+    <w:p>
+      <w:pPr>
+        <w:ind w:left="375" w:hanging="375"/>
+        <w:jc w:val="center"/>
+        <w:rPr>
+          <w:sz w:val="32"/>
+          <w:szCs w:val="32"/>
+        </w:rPr>
+      </w:pPr>
+    </w:p>
+    <w:p>
+      <w:pPr>
+        <w:ind w:left="375" w:hanging="375"/>
+        <w:jc w:val="center"/>
+        <w:rPr>
+          <w:sz w:val="32"/>
+          <w:szCs w:val="32"/>
+        </w:rPr>
+      </w:pPr>
+    </w:p>
+    <w:p>
+      <w:pPr>
+        <w:ind w:left="375" w:hanging="375"/>
+        <w:jc w:val="center"/>
+        <w:rPr>
+          <w:sz w:val="32"/>
+          <w:szCs w:val="32"/>
+        </w:rPr>
+      </w:pPr>
+    </w:p>
+    <w:p>
+      <w:pPr>
+        <w:ind w:left="375" w:hanging="375"/>
+        <w:jc w:val="center"/>
+        <w:rPr>
+          <w:sz w:val="32"/>
+          <w:szCs w:val="32"/>
+        </w:rPr>
+      </w:pPr>
+    </w:p>
+    <w:p>
+      <w:pPr>
+        <w:ind w:left="375" w:hanging="375"/>
+        <w:jc w:val="center"/>
+        <w:rPr>
+          <w:sz w:val="32"/>
+          <w:szCs w:val="32"/>
+        </w:rPr>
+      </w:pPr>
+    </w:p>
+    <w:p>
+      <w:pPr>
+        <w:ind w:left="375" w:hanging="375"/>
+        <w:jc w:val="center"/>
+        <w:rPr>
+          <w:sz w:val="32"/>
+          <w:szCs w:val="32"/>
+        </w:rPr>
+      </w:pPr>
+      <w:r>
+        <w:rPr>
+          <w:sz w:val="32"/>
+          <w:szCs w:val="32"/>
+        </w:rPr>
+        <w:t xml:space="preserve">Caso de la página web “Calculadora </w:t>
+      </w:r>
+      <w:proofErr w:type="spellStart"/>
+      <w:r>
+        <w:rPr>
+          <w:sz w:val="32"/>
+          <w:szCs w:val="32"/>
+        </w:rPr>
+        <w:t>Genshin</w:t>
+      </w:r>
+      <w:proofErr w:type="spellEnd"/>
+      <w:r>
+        <w:rPr>
+          <w:sz w:val="32"/>
+          <w:szCs w:val="32"/>
+        </w:rPr>
+        <w:t xml:space="preserve"> </w:t>
+      </w:r>
+      <w:proofErr w:type="spellStart"/>
+      <w:r>
+        <w:rPr>
+          <w:sz w:val="32"/>
+          <w:szCs w:val="32"/>
+        </w:rPr>
+        <w:t>Impact</w:t>
+      </w:r>
+      <w:proofErr w:type="spellEnd"/>
+      <w:r>
+        <w:rPr>
+          <w:sz w:val="32"/>
+          <w:szCs w:val="32"/>
+        </w:rPr>
+        <w:t>”</w:t>
+      </w:r>
+    </w:p>
+    <w:p>
+      <w:pPr>
+        <w:ind w:left="375" w:hanging="375"/>
+        <w:jc w:val="center"/>
+      </w:pPr>
+      <w:r>
+        <w:t xml:space="preserve">Por Enzo Cardenas, </w:t>
+      </w:r>
+      <w:proofErr w:type="spellStart"/>
+      <w:r>
+        <w:t>Yharem</w:t>
+      </w:r>
+      <w:proofErr w:type="spellEnd"/>
+      <w:r>
+        <w:t xml:space="preserve"> Machuca</w:t>
+      </w:r>
+      <w:r>
+        <w:t>, Franks</w:t>
+      </w:r>
+      <w:r>
+        <w:t xml:space="preserve"> </w:t>
+      </w:r>
+      <w:proofErr w:type="spellStart"/>
+      <w:r>
+        <w:t>Alvarez</w:t>
+      </w:r>
+      <w:proofErr w:type="spellEnd"/>
+      <w:r>
+        <w:t xml:space="preserve">, Adriano </w:t>
+      </w:r>
+      <w:proofErr w:type="spellStart"/>
+      <w:r>
+        <w:t>Rodriguez</w:t>
+      </w:r>
+      <w:proofErr w:type="spellEnd"/>
+      <w:r>
+        <w:t xml:space="preserve"> </w:t>
+      </w:r>
+      <w:r>
+        <w:t>y Brian</w:t>
+      </w:r>
+      <w:r>
+        <w:t xml:space="preserve"> Melendez</w:t>
+      </w:r>
+    </w:p>
+    <w:p>
+      <w:pPr>
+        <w:ind w:left="375" w:hanging="375"/>
+        <w:jc w:val="center"/>
+      </w:pPr>
+      <w:r>
+        <w:t>Profeso</w:t>
+      </w:r>
+      <w:r>
+        <w:t xml:space="preserve">r Oscar </w:t>
+      </w:r>
+      <w:proofErr w:type="spellStart"/>
+      <w:r>
+        <w:t>Ivan</w:t>
+      </w:r>
+      <w:proofErr w:type="spellEnd"/>
+      <w:r>
+        <w:t xml:space="preserve"> Villafuerte </w:t>
+      </w:r>
+      <w:proofErr w:type="spellStart"/>
+      <w:r>
+        <w:t>Bazan</w:t>
+      </w:r>
+      <w:proofErr w:type="spellEnd"/>
+    </w:p>
+    <w:p>
+      <w:pPr>
+        <w:ind w:left="375" w:hanging="375"/>
+        <w:jc w:val="center"/>
+      </w:pPr>
+      <w:r>
+        <w:t xml:space="preserve">Curso de programación web - </w:t>
+      </w:r>
+      <w:r>
+        <w:t>226413.8045</w:t>
+      </w:r>
+    </w:p>
+    <w:p/>
+    <w:p/>
+    <w:p/>
+    <w:p/>
+    <w:p/>
+    <w:p/>
+    <w:p/>
+    <w:p/>
+    <w:p/>
+    <w:p/>
+    <w:p>
+      <w:pPr>
+        <w:ind w:left="375" w:hanging="375"/>
+      </w:pPr>
+      <w:r>
+        <w:t>2026 – 1</w:t>
+      </w:r>
+    </w:p>
+    <w:p>
+      <w:pPr>
+        <w:pStyle w:val="Prrafodelista"/>
         <w:numPr>
           <w:ilvl w:val="1"/>
           <w:numId w:val="1"/>
@@ -17,12 +266,13 @@
         <w:rPr>
           <w:lang w:val="es-MX"/>
         </w:rPr>
+        <w:lastRenderedPageBreak/>
         <w:t>Introducción y descripción del problema.</w:t>
       </w:r>
     </w:p>
     <w:p>
       <w:pPr>
-        <w:pStyle w:val="ListParagraph"/>
+        <w:pStyle w:val="Prrafodelista"/>
         <w:ind w:left="375"/>
         <w:rPr>
           <w:lang w:val="es-MX"/>
@@ -37,7 +287,7 @@
     </w:p>
     <w:p>
       <w:pPr>
-        <w:pStyle w:val="ListParagraph"/>
+        <w:pStyle w:val="Prrafodelista"/>
         <w:ind w:left="375"/>
         <w:rPr>
           <w:lang w:val="es-MX"/>
@@ -88,7 +338,7 @@
     </w:p>
     <w:p>
       <w:pPr>
-        <w:pStyle w:val="ListParagraph"/>
+        <w:pStyle w:val="Prrafodelista"/>
         <w:ind w:left="375"/>
         <w:rPr>
           <w:lang w:val="es-MX"/>
@@ -143,7 +393,7 @@
     </w:p>
     <w:p>
       <w:pPr>
-        <w:pStyle w:val="ListParagraph"/>
+        <w:pStyle w:val="Prrafodelista"/>
         <w:ind w:left="375"/>
         <w:rPr>
           <w:lang w:val="es-MX"/>
@@ -164,7 +414,7 @@
     </w:p>
     <w:p>
       <w:pPr>
-        <w:pStyle w:val="ListParagraph"/>
+        <w:pStyle w:val="Prrafodelista"/>
         <w:ind w:left="375"/>
         <w:rPr>
           <w:lang w:val="es-MX"/>
@@ -185,7 +435,7 @@
     </w:p>
     <w:p>
       <w:pPr>
-        <w:pStyle w:val="ListParagraph"/>
+        <w:pStyle w:val="Prrafodelista"/>
         <w:ind w:left="375"/>
         <w:rPr>
           <w:lang w:val="es-MX"/>
@@ -198,14 +448,14 @@
         </w:rPr>
         <w:lastRenderedPageBreak/>
         <w:drawing>
-          <wp:inline distT="0" distB="0" distL="0" distR="0" wp14:anchorId="0C6C485D" wp14:editId="37D68D7C">
+          <wp:inline distT="0" distB="0" distL="0" distR="0" wp14:anchorId="30CF7CA2" wp14:editId="661F063C">
             <wp:extent cx="5400040" cy="3150235"/>
             <wp:effectExtent l="0" t="0" r="10160" b="12065"/>
-            <wp:docPr id="439167129" name="Chart 1"/>
+            <wp:docPr id="1470686738" name="Gráfico 4"/>
             <wp:cNvGraphicFramePr/>
             <a:graphic xmlns:a="http://schemas.openxmlformats.org/drawingml/2006/main">
               <a:graphicData uri="http://schemas.openxmlformats.org/drawingml/2006/chart">
-                <c:chart xmlns:c="http://schemas.openxmlformats.org/drawingml/2006/chart" xmlns:r="http://schemas.openxmlformats.org/officeDocument/2006/relationships" r:id="rId5"/>
+                <c:chart xmlns:c="http://schemas.openxmlformats.org/drawingml/2006/chart" xmlns:r="http://schemas.openxmlformats.org/officeDocument/2006/relationships" r:id="rId7"/>
               </a:graphicData>
             </a:graphic>
           </wp:inline>
@@ -214,7 +464,7 @@
     </w:p>
     <w:p>
       <w:pPr>
-        <w:pStyle w:val="ListParagraph"/>
+        <w:pStyle w:val="Prrafodelista"/>
         <w:ind w:left="375"/>
         <w:rPr>
           <w:lang w:val="es-MX"/>
@@ -224,12 +474,26 @@
         <w:rPr>
           <w:lang w:val="es-MX"/>
         </w:rPr>
-        <w:t xml:space="preserve">De esta estadística, también hemos podido obtener algunos comentarios de los clientes, algunos respecto a las problemáticas, otros respecto a curiosidades, cosa lo cual, nos ayudara a encontrar la necesidad que cubrirá nuestra pagina web: </w:t>
+        <w:t xml:space="preserve">De esta estadística, también hemos podido obtener algunos comentarios de los clientes, algunos respecto a las problemáticas, otros respecto a curiosidades, cosa lo cual, nos </w:t>
+      </w:r>
+      <w:proofErr w:type="gramStart"/>
+      <w:r>
+        <w:rPr>
+          <w:lang w:val="es-MX"/>
+        </w:rPr>
+        <w:t>ayudara</w:t>
+      </w:r>
+      <w:proofErr w:type="gramEnd"/>
+      <w:r>
+        <w:rPr>
+          <w:lang w:val="es-MX"/>
+        </w:rPr>
+        <w:t xml:space="preserve"> a encontrar la necesidad que cubrirá nuestra pagina web: </w:t>
       </w:r>
     </w:p>
     <w:p>
       <w:pPr>
-        <w:pStyle w:val="ListParagraph"/>
+        <w:pStyle w:val="Prrafodelista"/>
         <w:ind w:left="375"/>
         <w:rPr>
           <w:lang w:val="es-MX"/>
@@ -241,14 +505,14 @@
           <w:lang w:val="es-MX"/>
         </w:rPr>
         <w:drawing>
-          <wp:inline distT="0" distB="0" distL="0" distR="0" wp14:anchorId="2ABED346" wp14:editId="064DFBC3">
+          <wp:inline distT="0" distB="0" distL="0" distR="0" wp14:anchorId="27875BD6" wp14:editId="73ACF139">
             <wp:extent cx="5400040" cy="3150235"/>
             <wp:effectExtent l="0" t="0" r="10160" b="12065"/>
-            <wp:docPr id="1461950849" name="Chart 2"/>
+            <wp:docPr id="1028727968" name="Gráfico 5"/>
             <wp:cNvGraphicFramePr/>
             <a:graphic xmlns:a="http://schemas.openxmlformats.org/drawingml/2006/main">
               <a:graphicData uri="http://schemas.openxmlformats.org/drawingml/2006/chart">
-                <c:chart xmlns:c="http://schemas.openxmlformats.org/drawingml/2006/chart" xmlns:r="http://schemas.openxmlformats.org/officeDocument/2006/relationships" r:id="rId6"/>
+                <c:chart xmlns:c="http://schemas.openxmlformats.org/drawingml/2006/chart" xmlns:r="http://schemas.openxmlformats.org/officeDocument/2006/relationships" r:id="rId8"/>
               </a:graphicData>
             </a:graphic>
           </wp:inline>
@@ -257,7 +521,7 @@
     </w:p>
     <w:p>
       <w:pPr>
-        <w:pStyle w:val="ListParagraph"/>
+        <w:pStyle w:val="Prrafodelista"/>
         <w:ind w:left="375"/>
         <w:rPr>
           <w:lang w:val="es-MX"/>
@@ -278,7 +542,7 @@
     </w:p>
     <w:p>
       <w:pPr>
-        <w:pStyle w:val="ListParagraph"/>
+        <w:pStyle w:val="Prrafodelista"/>
         <w:ind w:left="375"/>
         <w:rPr>
           <w:lang w:val="es-MX"/>
@@ -312,7 +576,7 @@
     </w:p>
     <w:p>
       <w:pPr>
-        <w:pStyle w:val="ListParagraph"/>
+        <w:pStyle w:val="Prrafodelista"/>
         <w:ind w:left="375"/>
         <w:rPr>
           <w:lang w:val="es-MX"/>
@@ -345,7 +609,7 @@
     </w:p>
     <w:p>
       <w:pPr>
-        <w:pStyle w:val="ListParagraph"/>
+        <w:pStyle w:val="Prrafodelista"/>
         <w:ind w:left="375"/>
         <w:rPr>
           <w:lang w:val="es-MX"/>
@@ -360,7 +624,7 @@
     </w:p>
     <w:p>
       <w:pPr>
-        <w:pStyle w:val="ListParagraph"/>
+        <w:pStyle w:val="Prrafodelista"/>
         <w:ind w:left="375"/>
         <w:rPr>
           <w:lang w:val="es-MX"/>
@@ -375,7 +639,7 @@
     </w:p>
     <w:p>
       <w:pPr>
-        <w:pStyle w:val="ListParagraph"/>
+        <w:pStyle w:val="Prrafodelista"/>
         <w:ind w:left="375"/>
         <w:rPr>
           <w:lang w:val="es-MX"/>
@@ -390,7 +654,7 @@
     </w:p>
     <w:p>
       <w:pPr>
-        <w:pStyle w:val="ListParagraph"/>
+        <w:pStyle w:val="Prrafodelista"/>
         <w:ind w:left="375"/>
         <w:rPr>
           <w:lang w:val="es-MX"/>
@@ -405,7 +669,7 @@
     </w:p>
     <w:p>
       <w:pPr>
-        <w:pStyle w:val="ListParagraph"/>
+        <w:pStyle w:val="Prrafodelista"/>
         <w:ind w:left="375"/>
         <w:rPr>
           <w:lang w:val="es-MX"/>
@@ -415,12 +679,26 @@
         <w:rPr>
           <w:lang w:val="es-MX"/>
         </w:rPr>
-        <w:t>. Brindar una pagina que cumpla con la función de dar un soporte técnico en base a lo que busca el usuario, que en este caso, es un ajuste apropiado de las composiciones de su equipo</w:t>
+        <w:t xml:space="preserve">. Brindar una pagina que cumpla con la función de dar un soporte técnico en base a lo que busca el usuario, </w:t>
+      </w:r>
+      <w:proofErr w:type="gramStart"/>
+      <w:r>
+        <w:rPr>
+          <w:lang w:val="es-MX"/>
+        </w:rPr>
+        <w:t>que</w:t>
+      </w:r>
+      <w:proofErr w:type="gramEnd"/>
+      <w:r>
+        <w:rPr>
+          <w:lang w:val="es-MX"/>
+        </w:rPr>
+        <w:t xml:space="preserve"> en este caso, es un ajuste apropiado de las composiciones de su equipo</w:t>
       </w:r>
     </w:p>
     <w:p>
       <w:pPr>
-        <w:pStyle w:val="ListParagraph"/>
+        <w:pStyle w:val="Prrafodelista"/>
         <w:ind w:left="375"/>
         <w:rPr>
           <w:lang w:val="es-MX"/>
@@ -444,12 +722,26 @@
         <w:rPr>
           <w:lang w:val="es-MX"/>
         </w:rPr>
-        <w:t xml:space="preserve"> que de promoción al negocio del cliente, para que así su alcance no se limite al local, sino también al nacional e incluso internacional.</w:t>
+        <w:t xml:space="preserve"> </w:t>
+      </w:r>
+      <w:proofErr w:type="gramStart"/>
+      <w:r>
+        <w:rPr>
+          <w:lang w:val="es-MX"/>
+        </w:rPr>
+        <w:t>que</w:t>
+      </w:r>
+      <w:proofErr w:type="gramEnd"/>
+      <w:r>
+        <w:rPr>
+          <w:lang w:val="es-MX"/>
+        </w:rPr>
+        <w:t xml:space="preserve"> de promoción al negocio del cliente, para que así su alcance no se limite al local, sino también al nacional e incluso internacional.</w:t>
       </w:r>
     </w:p>
     <w:p>
       <w:pPr>
-        <w:pStyle w:val="ListParagraph"/>
+        <w:pStyle w:val="Prrafodelista"/>
         <w:ind w:left="375"/>
         <w:rPr>
           <w:lang w:val="es-MX"/>
@@ -464,7 +756,7 @@
     </w:p>
     <w:p>
       <w:pPr>
-        <w:pStyle w:val="ListParagraph"/>
+        <w:pStyle w:val="Prrafodelista"/>
         <w:ind w:left="375"/>
         <w:rPr>
           <w:lang w:val="es-MX"/>
@@ -474,27 +766,217 @@
         <w:rPr>
           <w:lang w:val="es-MX"/>
         </w:rPr>
-        <w:t>¿Qué escucha?</w:t>
+        <w:t xml:space="preserve">Para tener una mejor comprensión de los usuarios que podrían ingresar a nuestra pagina web, tenemos que comprender a profundidad sus motivaciones para usarla, por lo que, usando a los mismos clientes que evaluamos, </w:t>
       </w:r>
     </w:p>
     <w:p>
       <w:pPr>
-        <w:pStyle w:val="ListParagraph"/>
+        <w:pStyle w:val="Prrafodelista"/>
+        <w:ind w:left="375"/>
+        <w:rPr>
+          <w:lang w:val="es-MX"/>
+        </w:rPr>
+      </w:pPr>
+      <w:r>
+        <w:rPr>
+          <w:noProof/>
+          <w:lang w:val="es-MX"/>
+        </w:rPr>
+        <w:drawing>
+          <wp:inline distT="0" distB="0" distL="0" distR="0" wp14:anchorId="43E7714F" wp14:editId="6728E6EE">
+            <wp:extent cx="5400040" cy="4321810"/>
+            <wp:effectExtent l="0" t="0" r="0" b="2540"/>
+            <wp:docPr id="522022610" name="Imagen 2"/>
+            <wp:cNvGraphicFramePr>
+              <a:graphicFrameLocks xmlns:a="http://schemas.openxmlformats.org/drawingml/2006/main" noChangeAspect="1"/>
+            </wp:cNvGraphicFramePr>
+            <a:graphic xmlns:a="http://schemas.openxmlformats.org/drawingml/2006/main">
+              <a:graphicData uri="http://schemas.openxmlformats.org/drawingml/2006/picture">
+                <pic:pic xmlns:pic="http://schemas.openxmlformats.org/drawingml/2006/picture">
+                  <pic:nvPicPr>
+                    <pic:cNvPr id="522022610" name="Imagen 522022610"/>
+                    <pic:cNvPicPr/>
+                  </pic:nvPicPr>
+                  <pic:blipFill>
+                    <a:blip r:embed="rId9" cstate="print">
+                      <a:extLst>
+                        <a:ext uri="{28A0092B-C50C-407E-A947-70E740481C1C}">
+                          <a14:useLocalDpi xmlns:a14="http://schemas.microsoft.com/office/drawing/2010/main" val="0"/>
+                        </a:ext>
+                      </a:extLst>
+                    </a:blip>
+                    <a:stretch>
+                      <a:fillRect/>
+                    </a:stretch>
+                  </pic:blipFill>
+                  <pic:spPr>
+                    <a:xfrm>
+                      <a:off x="0" y="0"/>
+                      <a:ext cx="5400040" cy="4321810"/>
+                    </a:xfrm>
+                    <a:prstGeom prst="rect">
+                      <a:avLst/>
+                    </a:prstGeom>
+                  </pic:spPr>
+                </pic:pic>
+              </a:graphicData>
+            </a:graphic>
+          </wp:inline>
+        </w:drawing>
+      </w:r>
+    </w:p>
+    <w:p>
+      <w:pPr>
+        <w:pStyle w:val="Prrafodelista"/>
+        <w:ind w:left="375"/>
+        <w:rPr>
+          <w:lang w:val="es-MX"/>
+        </w:rPr>
+      </w:pPr>
+      <w:r>
+        <w:rPr>
+          <w:lang w:val="es-MX"/>
+        </w:rPr>
+        <w:t>1.2.3. Consideraciones éticas</w:t>
+      </w:r>
+    </w:p>
+    <w:p>
+      <w:pPr>
+        <w:pStyle w:val="Prrafodelista"/>
+        <w:ind w:left="375"/>
+        <w:rPr>
+          <w:lang w:val="es-MX"/>
+        </w:rPr>
+      </w:pPr>
+      <w:r>
+        <w:rPr>
+          <w:lang w:val="es-MX"/>
+        </w:rPr>
+        <w:t xml:space="preserve">En este caso, </w:t>
+      </w:r>
+    </w:p>
+    <w:p>
+      <w:pPr>
+        <w:pStyle w:val="Prrafodelista"/>
+        <w:ind w:left="375"/>
+        <w:rPr>
+          <w:lang w:val="es-MX"/>
+        </w:rPr>
+      </w:pPr>
+      <w:r>
+        <w:rPr>
+          <w:lang w:val="es-MX"/>
+        </w:rPr>
+        <w:lastRenderedPageBreak/>
+        <w:t>1.3 Arquitectura y tecnologías empleadas</w:t>
+      </w:r>
+    </w:p>
+    <w:p>
+      <w:pPr>
+        <w:pStyle w:val="Prrafodelista"/>
+        <w:ind w:left="375"/>
+        <w:rPr>
+          <w:lang w:val="es-MX"/>
+        </w:rPr>
+      </w:pPr>
+      <w:r>
+        <w:rPr>
+          <w:lang w:val="es-MX"/>
+        </w:rPr>
+        <w:t>1.3.1 Diagrama cliente-servidor</w:t>
+      </w:r>
+    </w:p>
+    <w:p>
+      <w:pPr>
+        <w:pStyle w:val="Prrafodelista"/>
+        <w:ind w:left="375"/>
+        <w:rPr>
+          <w:lang w:val="es-MX"/>
+        </w:rPr>
+      </w:pPr>
+      <w:r>
+        <w:rPr>
+          <w:lang w:val="es-MX"/>
+        </w:rPr>
+        <w:t>Para comprender mejor como es que el intercambio de solicitudes se dará, haremos uso del diagrama cliente-servidor, un diagrama que nos permitirá saber que clase de solicitud hará el cliente, hacia que parte de nuestra página lo hará, entre otras cosas</w:t>
+      </w:r>
+      <w:r>
+        <w:rPr>
+          <w:lang w:val="es-MX"/>
+        </w:rPr>
+        <w:t>:</w:t>
+      </w:r>
+      <w:r>
+        <w:rPr>
+          <w:lang w:val="es-MX"/>
+        </w:rPr>
+        <w:t xml:space="preserve"> </w:t>
+      </w:r>
+      <w:r>
+        <w:rPr>
+          <w:lang w:val="es-MX"/>
+        </w:rPr>
+        <w:drawing>
+          <wp:inline distT="0" distB="0" distL="0" distR="0" wp14:anchorId="79350461" wp14:editId="01F5F414">
+            <wp:extent cx="5277587" cy="3096057"/>
+            <wp:effectExtent l="0" t="0" r="0" b="9525"/>
+            <wp:docPr id="593730862" name="Imagen 1"/>
+            <wp:cNvGraphicFramePr>
+              <a:graphicFrameLocks xmlns:a="http://schemas.openxmlformats.org/drawingml/2006/main" noChangeAspect="1"/>
+            </wp:cNvGraphicFramePr>
+            <a:graphic xmlns:a="http://schemas.openxmlformats.org/drawingml/2006/main">
+              <a:graphicData uri="http://schemas.openxmlformats.org/drawingml/2006/picture">
+                <pic:pic xmlns:pic="http://schemas.openxmlformats.org/drawingml/2006/picture">
+                  <pic:nvPicPr>
+                    <pic:cNvPr id="593730862" name=""/>
+                    <pic:cNvPicPr/>
+                  </pic:nvPicPr>
+                  <pic:blipFill>
+                    <a:blip r:embed="rId10"/>
+                    <a:stretch>
+                      <a:fillRect/>
+                    </a:stretch>
+                  </pic:blipFill>
+                  <pic:spPr>
+                    <a:xfrm>
+                      <a:off x="0" y="0"/>
+                      <a:ext cx="5277587" cy="3096057"/>
+                    </a:xfrm>
+                    <a:prstGeom prst="rect">
+                      <a:avLst/>
+                    </a:prstGeom>
+                  </pic:spPr>
+                </pic:pic>
+              </a:graphicData>
+            </a:graphic>
+          </wp:inline>
+        </w:drawing>
+      </w:r>
+    </w:p>
+    <w:p>
+      <w:pPr>
+        <w:pStyle w:val="Prrafodelista"/>
         <w:numPr>
           <w:ilvl w:val="0"/>
-          <w:numId w:val="5"/>
+          <w:numId w:val="7"/>
         </w:numPr>
         <w:rPr>
           <w:lang w:val="es-MX"/>
         </w:rPr>
       </w:pPr>
+      <w:r>
+        <w:rPr>
+          <w:lang w:val="es-MX"/>
+        </w:rPr>
+        <w:t>Flujo de funcionamiento:</w:t>
+      </w:r>
     </w:p>
     <w:p>
       <w:pPr>
-        <w:pStyle w:val="ListParagraph"/>
+        <w:pStyle w:val="Prrafodelista"/>
         <w:numPr>
           <w:ilvl w:val="0"/>
-          <w:numId w:val="5"/>
+          <w:numId w:val="8"/>
         </w:numPr>
         <w:rPr>
           <w:lang w:val="es-MX"/>
@@ -504,15 +986,43 @@
         <w:rPr>
           <w:lang w:val="es-MX"/>
         </w:rPr>
-        <w:t>2</w:t>
+        <w:t xml:space="preserve">Cuando el usuario entra a la </w:t>
+      </w:r>
+      <w:proofErr w:type="spellStart"/>
+      <w:r>
+        <w:rPr>
+          <w:lang w:val="es-MX"/>
+        </w:rPr>
+        <w:t>pagina</w:t>
+      </w:r>
+      <w:proofErr w:type="spellEnd"/>
+      <w:r>
+        <w:rPr>
+          <w:lang w:val="es-MX"/>
+        </w:rPr>
+        <w:t xml:space="preserve">, lo primero que ve es el inicio de la </w:t>
+      </w:r>
+      <w:proofErr w:type="spellStart"/>
+      <w:r>
+        <w:rPr>
+          <w:lang w:val="es-MX"/>
+        </w:rPr>
+        <w:t>pagina</w:t>
+      </w:r>
+      <w:proofErr w:type="spellEnd"/>
+      <w:r>
+        <w:rPr>
+          <w:lang w:val="es-MX"/>
+        </w:rPr>
+        <w:t>, la introducción.</w:t>
       </w:r>
     </w:p>
     <w:p>
       <w:pPr>
-        <w:pStyle w:val="ListParagraph"/>
+        <w:pStyle w:val="Prrafodelista"/>
         <w:numPr>
           <w:ilvl w:val="0"/>
-          <w:numId w:val="5"/>
+          <w:numId w:val="8"/>
         </w:numPr>
         <w:rPr>
           <w:lang w:val="es-MX"/>
@@ -522,30 +1032,61 @@
         <w:rPr>
           <w:lang w:val="es-MX"/>
         </w:rPr>
-        <w:t>3</w:t>
+        <w:t>El usuario tiene tres opciones en la barra de navegación (</w:t>
+      </w:r>
+      <w:proofErr w:type="spellStart"/>
+      <w:r>
+        <w:rPr>
+          <w:lang w:val="es-MX"/>
+        </w:rPr>
+        <w:t>Navbar</w:t>
+      </w:r>
+      <w:proofErr w:type="spellEnd"/>
+      <w:r>
+        <w:rPr>
+          <w:lang w:val="es-MX"/>
+        </w:rPr>
+        <w:t>, Único medio para navegar entre secciones), la introducción, la calculadora, y los créditos.</w:t>
       </w:r>
     </w:p>
     <w:p>
       <w:pPr>
-        <w:pStyle w:val="ListParagraph"/>
-        <w:ind w:left="375"/>
-        <w:rPr>
-          <w:lang w:val="es-MX"/>
-        </w:rPr>
-      </w:pPr>
-      <w:r>
-        <w:rPr>
-          <w:lang w:val="es-MX"/>
-        </w:rPr>
-        <w:t>¿Qué piensa y que siente?</w:t>
+        <w:pStyle w:val="Prrafodelista"/>
+        <w:numPr>
+          <w:ilvl w:val="0"/>
+          <w:numId w:val="8"/>
+        </w:numPr>
+        <w:rPr>
+          <w:lang w:val="es-MX"/>
+        </w:rPr>
+      </w:pPr>
+      <w:r>
+        <w:rPr>
+          <w:lang w:val="es-MX"/>
+        </w:rPr>
+        <w:t xml:space="preserve">Si el usuario ingresa las credenciales correctas, considerando que tiene una cuenta en la base de datos, podrá ingresar a la calculadora de la pagina web, cosa lo cual le permitirá ajustar condiciones tales como el nivel de su rotación, el enemigo al que </w:t>
+      </w:r>
+      <w:proofErr w:type="gramStart"/>
+      <w:r>
+        <w:rPr>
+          <w:lang w:val="es-MX"/>
+        </w:rPr>
+        <w:t>enfrentara</w:t>
+      </w:r>
+      <w:proofErr w:type="gramEnd"/>
+      <w:r>
+        <w:rPr>
+          <w:lang w:val="es-MX"/>
+        </w:rPr>
+        <w:t>, las estadísticas de sus personajes, las habilidades, etc.</w:t>
       </w:r>
     </w:p>
     <w:p>
       <w:pPr>
-        <w:pStyle w:val="ListParagraph"/>
+        <w:pStyle w:val="Prrafodelista"/>
         <w:numPr>
           <w:ilvl w:val="0"/>
-          <w:numId w:val="5"/>
+          <w:numId w:val="8"/>
         </w:numPr>
         <w:rPr>
           <w:lang w:val="es-MX"/>
@@ -555,390 +1096,62 @@
         <w:rPr>
           <w:lang w:val="es-MX"/>
         </w:rPr>
-        <w:t>1</w:t>
+        <w:t xml:space="preserve">Si el usuario ingresa </w:t>
+      </w:r>
+      <w:proofErr w:type="gramStart"/>
+      <w:r>
+        <w:rPr>
+          <w:lang w:val="es-MX"/>
+        </w:rPr>
+        <w:t>credenciales</w:t>
+      </w:r>
+      <w:proofErr w:type="gramEnd"/>
+      <w:r>
+        <w:rPr>
+          <w:lang w:val="es-MX"/>
+        </w:rPr>
+        <w:t xml:space="preserve"> que no existen o credenciales incorrectas, la </w:t>
+      </w:r>
+      <w:proofErr w:type="spellStart"/>
+      <w:r>
+        <w:rPr>
+          <w:lang w:val="es-MX"/>
+        </w:rPr>
+        <w:t>pagina</w:t>
+      </w:r>
+      <w:proofErr w:type="spellEnd"/>
+      <w:r>
+        <w:rPr>
+          <w:lang w:val="es-MX"/>
+        </w:rPr>
+        <w:t xml:space="preserve"> no le permitirá ingresar y </w:t>
+      </w:r>
+      <w:proofErr w:type="gramStart"/>
+      <w:r>
+        <w:rPr>
+          <w:lang w:val="es-MX"/>
+        </w:rPr>
+        <w:t>solicitara</w:t>
+      </w:r>
+      <w:proofErr w:type="gramEnd"/>
+      <w:r>
+        <w:rPr>
+          <w:lang w:val="es-MX"/>
+        </w:rPr>
+        <w:t xml:space="preserve"> credenciales validas.</w:t>
       </w:r>
     </w:p>
     <w:p>
       <w:pPr>
-        <w:pStyle w:val="ListParagraph"/>
+        <w:pStyle w:val="Prrafodelista"/>
         <w:numPr>
-          <w:ilvl w:val="0"/>
-          <w:numId w:val="5"/>
+          <w:ilvl w:val="2"/>
+          <w:numId w:val="7"/>
         </w:numPr>
         <w:rPr>
           <w:lang w:val="es-MX"/>
         </w:rPr>
       </w:pPr>
-      <w:r>
-        <w:rPr>
-          <w:lang w:val="es-MX"/>
-        </w:rPr>
-        <w:t>2</w:t>
-      </w:r>
-    </w:p>
-    <w:p>
-      <w:pPr>
-        <w:pStyle w:val="ListParagraph"/>
-        <w:numPr>
-          <w:ilvl w:val="0"/>
-          <w:numId w:val="5"/>
-        </w:numPr>
-        <w:rPr>
-          <w:lang w:val="es-MX"/>
-        </w:rPr>
-      </w:pPr>
-      <w:r>
-        <w:rPr>
-          <w:lang w:val="es-MX"/>
-        </w:rPr>
-        <w:t>3</w:t>
-      </w:r>
-    </w:p>
-    <w:p>
-      <w:pPr>
-        <w:pStyle w:val="ListParagraph"/>
-        <w:ind w:left="375"/>
-        <w:rPr>
-          <w:lang w:val="es-MX"/>
-        </w:rPr>
-      </w:pPr>
-      <w:r>
-        <w:rPr>
-          <w:lang w:val="es-MX"/>
-        </w:rPr>
-        <w:t>¿Qué es?</w:t>
-      </w:r>
-    </w:p>
-    <w:p>
-      <w:pPr>
-        <w:pStyle w:val="ListParagraph"/>
-        <w:numPr>
-          <w:ilvl w:val="0"/>
-          <w:numId w:val="4"/>
-        </w:numPr>
-        <w:rPr>
-          <w:lang w:val="es-MX"/>
-        </w:rPr>
-      </w:pPr>
-      <w:r>
-        <w:rPr>
-          <w:lang w:val="es-MX"/>
-        </w:rPr>
-        <w:t>1</w:t>
-      </w:r>
-    </w:p>
-    <w:p>
-      <w:pPr>
-        <w:pStyle w:val="ListParagraph"/>
-        <w:numPr>
-          <w:ilvl w:val="0"/>
-          <w:numId w:val="4"/>
-        </w:numPr>
-        <w:rPr>
-          <w:lang w:val="es-MX"/>
-        </w:rPr>
-      </w:pPr>
-      <w:r>
-        <w:rPr>
-          <w:lang w:val="es-MX"/>
-        </w:rPr>
-        <w:t>2</w:t>
-      </w:r>
-    </w:p>
-    <w:p>
-      <w:pPr>
-        <w:pStyle w:val="ListParagraph"/>
-        <w:numPr>
-          <w:ilvl w:val="0"/>
-          <w:numId w:val="4"/>
-        </w:numPr>
-        <w:rPr>
-          <w:lang w:val="es-MX"/>
-        </w:rPr>
-      </w:pPr>
-      <w:r>
-        <w:rPr>
-          <w:lang w:val="es-MX"/>
-        </w:rPr>
-        <w:t>3</w:t>
-      </w:r>
-    </w:p>
-    <w:p>
-      <w:pPr>
-        <w:pStyle w:val="ListParagraph"/>
-        <w:ind w:left="375"/>
-        <w:rPr>
-          <w:lang w:val="es-MX"/>
-        </w:rPr>
-      </w:pPr>
-      <w:r>
-        <w:rPr>
-          <w:lang w:val="es-MX"/>
-        </w:rPr>
-        <w:t>¿Qué dice y que hace?</w:t>
-      </w:r>
-    </w:p>
-    <w:p>
-      <w:pPr>
-        <w:pStyle w:val="ListParagraph"/>
-        <w:numPr>
-          <w:ilvl w:val="0"/>
-          <w:numId w:val="3"/>
-        </w:numPr>
-        <w:rPr>
-          <w:lang w:val="es-MX"/>
-        </w:rPr>
-      </w:pPr>
-      <w:r>
-        <w:rPr>
-          <w:lang w:val="es-MX"/>
-        </w:rPr>
-        <w:t>1</w:t>
-      </w:r>
-    </w:p>
-    <w:p>
-      <w:pPr>
-        <w:pStyle w:val="ListParagraph"/>
-        <w:numPr>
-          <w:ilvl w:val="0"/>
-          <w:numId w:val="3"/>
-        </w:numPr>
-        <w:rPr>
-          <w:lang w:val="es-MX"/>
-        </w:rPr>
-      </w:pPr>
-      <w:r>
-        <w:rPr>
-          <w:lang w:val="es-MX"/>
-        </w:rPr>
-        <w:t>2</w:t>
-      </w:r>
-    </w:p>
-    <w:p>
-      <w:pPr>
-        <w:pStyle w:val="ListParagraph"/>
-        <w:numPr>
-          <w:ilvl w:val="0"/>
-          <w:numId w:val="3"/>
-        </w:numPr>
-        <w:rPr>
-          <w:lang w:val="es-MX"/>
-        </w:rPr>
-      </w:pPr>
-      <w:r>
-        <w:rPr>
-          <w:lang w:val="es-MX"/>
-        </w:rPr>
-        <w:t>3</w:t>
-      </w:r>
-    </w:p>
-    <w:p>
-      <w:pPr>
-        <w:pStyle w:val="ListParagraph"/>
-        <w:ind w:left="375"/>
-        <w:rPr>
-          <w:lang w:val="es-MX"/>
-        </w:rPr>
-      </w:pPr>
-      <w:r>
-        <w:rPr>
-          <w:lang w:val="es-MX"/>
-        </w:rPr>
-        <w:t>Refuerzos:</w:t>
-      </w:r>
-    </w:p>
-    <w:p>
-      <w:pPr>
-        <w:pStyle w:val="ListParagraph"/>
-        <w:numPr>
-          <w:ilvl w:val="0"/>
-          <w:numId w:val="3"/>
-        </w:numPr>
-        <w:rPr>
-          <w:lang w:val="es-MX"/>
-        </w:rPr>
-      </w:pPr>
-      <w:r>
-        <w:rPr>
-          <w:lang w:val="es-MX"/>
-        </w:rPr>
-        <w:t>1</w:t>
-      </w:r>
-    </w:p>
-    <w:p>
-      <w:pPr>
-        <w:pStyle w:val="ListParagraph"/>
-        <w:numPr>
-          <w:ilvl w:val="0"/>
-          <w:numId w:val="3"/>
-        </w:numPr>
-        <w:rPr>
-          <w:lang w:val="es-MX"/>
-        </w:rPr>
-      </w:pPr>
-      <w:r>
-        <w:rPr>
-          <w:lang w:val="es-MX"/>
-        </w:rPr>
-        <w:t>2</w:t>
-      </w:r>
-    </w:p>
-    <w:p>
-      <w:pPr>
-        <w:pStyle w:val="ListParagraph"/>
-        <w:numPr>
-          <w:ilvl w:val="0"/>
-          <w:numId w:val="3"/>
-        </w:numPr>
-        <w:rPr>
-          <w:lang w:val="es-MX"/>
-        </w:rPr>
-      </w:pPr>
-      <w:r>
-        <w:rPr>
-          <w:lang w:val="es-MX"/>
-        </w:rPr>
-        <w:t>3</w:t>
-      </w:r>
-    </w:p>
-    <w:p>
-      <w:pPr>
-        <w:pStyle w:val="ListParagraph"/>
-        <w:ind w:left="375"/>
-        <w:rPr>
-          <w:lang w:val="es-MX"/>
-        </w:rPr>
-      </w:pPr>
-      <w:r>
-        <w:rPr>
-          <w:lang w:val="es-MX"/>
-        </w:rPr>
-        <w:t>Resultados:</w:t>
-      </w:r>
-    </w:p>
-    <w:p>
-      <w:pPr>
-        <w:pStyle w:val="ListParagraph"/>
-        <w:numPr>
-          <w:ilvl w:val="0"/>
-          <w:numId w:val="6"/>
-        </w:numPr>
-        <w:rPr>
-          <w:lang w:val="es-MX"/>
-        </w:rPr>
-      </w:pPr>
-      <w:r>
-        <w:rPr>
-          <w:lang w:val="es-MX"/>
-        </w:rPr>
-        <w:t xml:space="preserve"> 1</w:t>
-      </w:r>
-    </w:p>
-    <w:p>
-      <w:pPr>
-        <w:pStyle w:val="ListParagraph"/>
-        <w:numPr>
-          <w:ilvl w:val="0"/>
-          <w:numId w:val="6"/>
-        </w:numPr>
-        <w:rPr>
-          <w:lang w:val="es-MX"/>
-        </w:rPr>
-      </w:pPr>
-      <w:r>
-        <w:rPr>
-          <w:lang w:val="es-MX"/>
-        </w:rPr>
-        <w:t>2</w:t>
-      </w:r>
-    </w:p>
-    <w:p>
-      <w:pPr>
-        <w:pStyle w:val="ListParagraph"/>
-        <w:numPr>
-          <w:ilvl w:val="0"/>
-          <w:numId w:val="6"/>
-        </w:numPr>
-        <w:rPr>
-          <w:lang w:val="es-MX"/>
-        </w:rPr>
-      </w:pPr>
-      <w:r>
-        <w:rPr>
-          <w:lang w:val="es-MX"/>
-        </w:rPr>
-        <w:t>3</w:t>
-      </w:r>
-    </w:p>
-    <w:p>
-      <w:pPr>
-        <w:pStyle w:val="ListParagraph"/>
-        <w:ind w:left="375"/>
-        <w:rPr>
-          <w:lang w:val="es-MX"/>
-        </w:rPr>
-      </w:pPr>
-      <w:r>
-        <w:rPr>
-          <w:lang w:val="es-MX"/>
-        </w:rPr>
-        <w:t>1.2.3. Consideraciones éticas</w:t>
-      </w:r>
-    </w:p>
-    <w:p>
-      <w:pPr>
-        <w:pStyle w:val="ListParagraph"/>
-        <w:ind w:left="375"/>
-        <w:rPr>
-          <w:lang w:val="es-MX"/>
-        </w:rPr>
-      </w:pPr>
-    </w:p>
-    <w:p>
-      <w:pPr>
-        <w:pStyle w:val="ListParagraph"/>
-        <w:ind w:left="375"/>
-        <w:rPr>
-          <w:lang w:val="es-MX"/>
-        </w:rPr>
-      </w:pPr>
-      <w:r>
-        <w:rPr>
-          <w:lang w:val="es-MX"/>
-        </w:rPr>
-        <w:lastRenderedPageBreak/>
-        <w:t>1.3 Arquitectura y tecnologías empleadas</w:t>
-      </w:r>
-    </w:p>
-    <w:p>
-      <w:pPr>
-        <w:pStyle w:val="ListParagraph"/>
-        <w:ind w:left="375"/>
-        <w:rPr>
-          <w:lang w:val="es-MX"/>
-        </w:rPr>
-      </w:pPr>
-      <w:r>
-        <w:rPr>
-          <w:lang w:val="es-MX"/>
-        </w:rPr>
-        <w:t>1.3.1 Diagrama cliente-servidor</w:t>
-      </w:r>
-    </w:p>
-    <w:p>
-      <w:pPr>
-        <w:pStyle w:val="ListParagraph"/>
-        <w:ind w:left="375"/>
-        <w:rPr>
-          <w:lang w:val="es-MX"/>
-        </w:rPr>
-      </w:pPr>
-      <w:r>
-        <w:rPr>
-          <w:lang w:val="es-MX"/>
-        </w:rPr>
-        <w:t xml:space="preserve">1.3.2 </w:t>
-      </w:r>
       <w:proofErr w:type="spellStart"/>
       <w:r>
         <w:rPr>
@@ -950,258 +1163,2100 @@
     </w:p>
     <w:p>
       <w:pPr>
-        <w:pStyle w:val="ListParagraph"/>
-        <w:ind w:left="375"/>
-        <w:rPr>
-          <w:lang w:val="es-MX"/>
-        </w:rPr>
-      </w:pPr>
-      <w:r>
-        <w:rPr>
-          <w:lang w:val="es-MX"/>
-        </w:rPr>
-        <w:t>1.3.3 Flujo de navegación</w:t>
+        <w:pStyle w:val="Prrafodelista"/>
+        <w:ind w:left="1095"/>
+        <w:rPr>
+          <w:lang w:val="es-MX"/>
+        </w:rPr>
+      </w:pPr>
+      <w:r>
+        <w:rPr>
+          <w:lang w:val="es-MX"/>
+        </w:rPr>
+        <w:t xml:space="preserve">Hemos explicado </w:t>
+      </w:r>
+      <w:proofErr w:type="spellStart"/>
+      <w:r>
+        <w:rPr>
+          <w:lang w:val="es-MX"/>
+        </w:rPr>
+        <w:t>como</w:t>
+      </w:r>
+      <w:proofErr w:type="spellEnd"/>
+      <w:r>
+        <w:rPr>
+          <w:lang w:val="es-MX"/>
+        </w:rPr>
+        <w:t xml:space="preserve"> será el flujo de la </w:t>
+      </w:r>
+      <w:proofErr w:type="spellStart"/>
+      <w:r>
+        <w:rPr>
+          <w:lang w:val="es-MX"/>
+        </w:rPr>
+        <w:t>pagina</w:t>
+      </w:r>
+      <w:proofErr w:type="spellEnd"/>
+      <w:r>
+        <w:rPr>
+          <w:lang w:val="es-MX"/>
+        </w:rPr>
+        <w:t xml:space="preserve">, sin embargo, también debemos de comprender que es lo que el cliente verá al ingresar a la </w:t>
+      </w:r>
+      <w:proofErr w:type="spellStart"/>
+      <w:r>
+        <w:rPr>
+          <w:lang w:val="es-MX"/>
+        </w:rPr>
+        <w:t>pagina</w:t>
+      </w:r>
+      <w:proofErr w:type="spellEnd"/>
+      <w:r>
+        <w:rPr>
+          <w:lang w:val="es-MX"/>
+        </w:rPr>
+        <w:t xml:space="preserve">, </w:t>
+      </w:r>
+      <w:proofErr w:type="gramStart"/>
+      <w:r>
+        <w:rPr>
+          <w:lang w:val="es-MX"/>
+        </w:rPr>
+        <w:t>que</w:t>
+      </w:r>
+      <w:proofErr w:type="gramEnd"/>
+      <w:r>
+        <w:rPr>
+          <w:lang w:val="es-MX"/>
+        </w:rPr>
+        <w:t xml:space="preserve"> en nuestro caso, se dividirá en tres </w:t>
+      </w:r>
+      <w:proofErr w:type="spellStart"/>
+      <w:r>
+        <w:rPr>
+          <w:lang w:val="es-MX"/>
+        </w:rPr>
+        <w:t>paginas</w:t>
+      </w:r>
+      <w:proofErr w:type="spellEnd"/>
+      <w:r>
+        <w:rPr>
+          <w:lang w:val="es-MX"/>
+        </w:rPr>
+        <w:t xml:space="preserve"> distintas pero conectadas cada una, para ello, usaremos cuatro </w:t>
+      </w:r>
+      <w:proofErr w:type="spellStart"/>
+      <w:r>
+        <w:rPr>
+          <w:lang w:val="es-MX"/>
+        </w:rPr>
+        <w:t>wireframes</w:t>
+      </w:r>
+      <w:proofErr w:type="spellEnd"/>
+      <w:r>
+        <w:rPr>
+          <w:lang w:val="es-MX"/>
+        </w:rPr>
+        <w:t xml:space="preserve">, </w:t>
+      </w:r>
+      <w:r>
+        <w:rPr>
+          <w:lang w:val="es-MX"/>
+        </w:rPr>
+        <w:lastRenderedPageBreak/>
+        <w:t xml:space="preserve">imágenes conceptuales de la pagina web que visualmente le harán comprender como será el funcionamiento de la </w:t>
+      </w:r>
+      <w:proofErr w:type="spellStart"/>
+      <w:r>
+        <w:rPr>
+          <w:lang w:val="es-MX"/>
+        </w:rPr>
+        <w:t>pagina</w:t>
+      </w:r>
+      <w:proofErr w:type="spellEnd"/>
+      <w:r>
+        <w:rPr>
+          <w:lang w:val="es-MX"/>
+        </w:rPr>
+        <w:t xml:space="preserve"> desde afuera.</w:t>
       </w:r>
     </w:p>
     <w:p>
       <w:pPr>
-        <w:pStyle w:val="ListParagraph"/>
-        <w:ind w:left="375"/>
-        <w:rPr>
-          <w:lang w:val="es-MX"/>
-        </w:rPr>
-      </w:pPr>
-      <w:r>
-        <w:rPr>
-          <w:lang w:val="es-MX"/>
-        </w:rPr>
-        <w:t xml:space="preserve">1.3.4 </w:t>
-      </w:r>
+        <w:pStyle w:val="Prrafodelista"/>
+        <w:numPr>
+          <w:ilvl w:val="0"/>
+          <w:numId w:val="9"/>
+        </w:numPr>
+        <w:rPr>
+          <w:lang w:val="es-MX"/>
+        </w:rPr>
+      </w:pPr>
       <w:proofErr w:type="spellStart"/>
       <w:r>
         <w:rPr>
           <w:lang w:val="es-MX"/>
         </w:rPr>
-        <w:t>stack</w:t>
-      </w:r>
-      <w:proofErr w:type="spellEnd"/>
-      <w:r>
-        <w:rPr>
-          <w:lang w:val="es-MX"/>
-        </w:rPr>
-        <w:t xml:space="preserve"> tecnológico</w:t>
-      </w:r>
-    </w:p>
-    <w:p>
-      <w:pPr>
-        <w:pStyle w:val="ListParagraph"/>
-        <w:ind w:left="375"/>
-        <w:rPr>
-          <w:lang w:val="es-MX"/>
-        </w:rPr>
-      </w:pPr>
-      <w:r>
-        <w:rPr>
-          <w:lang w:val="es-MX"/>
-        </w:rPr>
-        <w:t xml:space="preserve">1.4 </w:t>
-      </w:r>
-      <w:proofErr w:type="spellStart"/>
-      <w:r>
-        <w:rPr>
-          <w:lang w:val="es-MX"/>
-        </w:rPr>
-        <w:t>Descripcion</w:t>
-      </w:r>
-      <w:proofErr w:type="spellEnd"/>
-      <w:r>
-        <w:rPr>
-          <w:lang w:val="es-MX"/>
-        </w:rPr>
-        <w:t xml:space="preserve"> de funcionalidades</w:t>
-      </w:r>
-    </w:p>
-    <w:p>
-      <w:pPr>
-        <w:pStyle w:val="ListParagraph"/>
-        <w:ind w:left="375"/>
-        <w:rPr>
-          <w:lang w:val="es-MX"/>
-        </w:rPr>
-      </w:pPr>
-      <w:r>
-        <w:rPr>
-          <w:lang w:val="es-MX"/>
-        </w:rPr>
-        <w:t xml:space="preserve">1.4.1 Front </w:t>
-      </w:r>
-      <w:proofErr w:type="spellStart"/>
-      <w:r>
-        <w:rPr>
-          <w:lang w:val="es-MX"/>
-        </w:rPr>
-        <w:t>end</w:t>
+        <w:t>Introduccion</w:t>
       </w:r>
       <w:proofErr w:type="spellEnd"/>
     </w:p>
     <w:p>
       <w:pPr>
-        <w:pStyle w:val="ListParagraph"/>
-        <w:ind w:left="375"/>
-        <w:rPr>
-          <w:lang w:val="es-MX"/>
-        </w:rPr>
-      </w:pPr>
-      <w:r>
-        <w:rPr>
-          <w:lang w:val="es-MX"/>
-        </w:rPr>
-        <w:t xml:space="preserve">1.4.2 Back </w:t>
-      </w:r>
+        <w:ind w:left="1095"/>
+        <w:rPr>
+          <w:lang w:val="es-MX"/>
+        </w:rPr>
+      </w:pPr>
+      <w:r>
+        <w:rPr>
+          <w:lang w:val="es-MX"/>
+        </w:rPr>
+        <w:drawing>
+          <wp:inline distT="0" distB="0" distL="0" distR="0" wp14:anchorId="1554E124" wp14:editId="2FC2A282">
+            <wp:extent cx="5400040" cy="3110865"/>
+            <wp:effectExtent l="0" t="0" r="0" b="0"/>
+            <wp:docPr id="1048830007" name="Imagen 1"/>
+            <wp:cNvGraphicFramePr>
+              <a:graphicFrameLocks xmlns:a="http://schemas.openxmlformats.org/drawingml/2006/main" noChangeAspect="1"/>
+            </wp:cNvGraphicFramePr>
+            <a:graphic xmlns:a="http://schemas.openxmlformats.org/drawingml/2006/main">
+              <a:graphicData uri="http://schemas.openxmlformats.org/drawingml/2006/picture">
+                <pic:pic xmlns:pic="http://schemas.openxmlformats.org/drawingml/2006/picture">
+                  <pic:nvPicPr>
+                    <pic:cNvPr id="1048830007" name=""/>
+                    <pic:cNvPicPr/>
+                  </pic:nvPicPr>
+                  <pic:blipFill>
+                    <a:blip r:embed="rId11"/>
+                    <a:stretch>
+                      <a:fillRect/>
+                    </a:stretch>
+                  </pic:blipFill>
+                  <pic:spPr>
+                    <a:xfrm>
+                      <a:off x="0" y="0"/>
+                      <a:ext cx="5400040" cy="3110865"/>
+                    </a:xfrm>
+                    <a:prstGeom prst="rect">
+                      <a:avLst/>
+                    </a:prstGeom>
+                  </pic:spPr>
+                </pic:pic>
+              </a:graphicData>
+            </a:graphic>
+          </wp:inline>
+        </w:drawing>
+      </w:r>
+    </w:p>
+    <w:p>
+      <w:pPr>
+        <w:pStyle w:val="Prrafodelista"/>
+        <w:numPr>
+          <w:ilvl w:val="0"/>
+          <w:numId w:val="9"/>
+        </w:numPr>
+        <w:rPr>
+          <w:lang w:val="es-MX"/>
+        </w:rPr>
+      </w:pPr>
+      <w:r>
+        <w:rPr>
+          <w:lang w:val="es-MX"/>
+        </w:rPr>
+        <w:t>Login (antes de la calculadora)</w:t>
+      </w:r>
+    </w:p>
+    <w:p>
+      <w:pPr>
+        <w:ind w:left="1095"/>
+        <w:rPr>
+          <w:lang w:val="es-MX"/>
+        </w:rPr>
+      </w:pPr>
+      <w:r>
+        <w:rPr>
+          <w:lang w:val="es-MX"/>
+        </w:rPr>
+        <w:drawing>
+          <wp:inline distT="0" distB="0" distL="0" distR="0" wp14:anchorId="44EE6A08" wp14:editId="4CE1DE7F">
+            <wp:extent cx="5400040" cy="3089275"/>
+            <wp:effectExtent l="0" t="0" r="0" b="0"/>
+            <wp:docPr id="1578310801" name="Imagen 1"/>
+            <wp:cNvGraphicFramePr>
+              <a:graphicFrameLocks xmlns:a="http://schemas.openxmlformats.org/drawingml/2006/main" noChangeAspect="1"/>
+            </wp:cNvGraphicFramePr>
+            <a:graphic xmlns:a="http://schemas.openxmlformats.org/drawingml/2006/main">
+              <a:graphicData uri="http://schemas.openxmlformats.org/drawingml/2006/picture">
+                <pic:pic xmlns:pic="http://schemas.openxmlformats.org/drawingml/2006/picture">
+                  <pic:nvPicPr>
+                    <pic:cNvPr id="1578310801" name=""/>
+                    <pic:cNvPicPr/>
+                  </pic:nvPicPr>
+                  <pic:blipFill>
+                    <a:blip r:embed="rId12"/>
+                    <a:stretch>
+                      <a:fillRect/>
+                    </a:stretch>
+                  </pic:blipFill>
+                  <pic:spPr>
+                    <a:xfrm>
+                      <a:off x="0" y="0"/>
+                      <a:ext cx="5400040" cy="3089275"/>
+                    </a:xfrm>
+                    <a:prstGeom prst="rect">
+                      <a:avLst/>
+                    </a:prstGeom>
+                  </pic:spPr>
+                </pic:pic>
+              </a:graphicData>
+            </a:graphic>
+          </wp:inline>
+        </w:drawing>
+      </w:r>
+    </w:p>
+    <w:p>
+      <w:pPr>
+        <w:pStyle w:val="Prrafodelista"/>
+        <w:numPr>
+          <w:ilvl w:val="0"/>
+          <w:numId w:val="9"/>
+        </w:numPr>
+        <w:rPr>
+          <w:lang w:val="es-MX"/>
+        </w:rPr>
+      </w:pPr>
+      <w:r>
+        <w:rPr>
+          <w:lang w:val="es-MX"/>
+        </w:rPr>
+        <w:t>Calculadora</w:t>
+      </w:r>
+    </w:p>
+    <w:p>
+      <w:pPr>
+        <w:ind w:left="1095"/>
+        <w:rPr>
+          <w:lang w:val="es-MX"/>
+        </w:rPr>
+      </w:pPr>
+      <w:r>
+        <w:rPr>
+          <w:lang w:val="es-MX"/>
+        </w:rPr>
+        <w:lastRenderedPageBreak/>
+        <w:drawing>
+          <wp:inline distT="0" distB="0" distL="0" distR="0" wp14:anchorId="1F2982D6" wp14:editId="65AF2830">
+            <wp:extent cx="5400040" cy="3086735"/>
+            <wp:effectExtent l="0" t="0" r="0" b="0"/>
+            <wp:docPr id="274377129" name="Imagen 1"/>
+            <wp:cNvGraphicFramePr>
+              <a:graphicFrameLocks xmlns:a="http://schemas.openxmlformats.org/drawingml/2006/main" noChangeAspect="1"/>
+            </wp:cNvGraphicFramePr>
+            <a:graphic xmlns:a="http://schemas.openxmlformats.org/drawingml/2006/main">
+              <a:graphicData uri="http://schemas.openxmlformats.org/drawingml/2006/picture">
+                <pic:pic xmlns:pic="http://schemas.openxmlformats.org/drawingml/2006/picture">
+                  <pic:nvPicPr>
+                    <pic:cNvPr id="274377129" name=""/>
+                    <pic:cNvPicPr/>
+                  </pic:nvPicPr>
+                  <pic:blipFill>
+                    <a:blip r:embed="rId13"/>
+                    <a:stretch>
+                      <a:fillRect/>
+                    </a:stretch>
+                  </pic:blipFill>
+                  <pic:spPr>
+                    <a:xfrm>
+                      <a:off x="0" y="0"/>
+                      <a:ext cx="5400040" cy="3086735"/>
+                    </a:xfrm>
+                    <a:prstGeom prst="rect">
+                      <a:avLst/>
+                    </a:prstGeom>
+                  </pic:spPr>
+                </pic:pic>
+              </a:graphicData>
+            </a:graphic>
+          </wp:inline>
+        </w:drawing>
+      </w:r>
+    </w:p>
+    <w:p>
+      <w:pPr>
+        <w:pStyle w:val="Prrafodelista"/>
+        <w:numPr>
+          <w:ilvl w:val="0"/>
+          <w:numId w:val="9"/>
+        </w:numPr>
+        <w:rPr>
+          <w:lang w:val="es-MX"/>
+        </w:rPr>
+      </w:pPr>
+      <w:r>
+        <w:rPr>
+          <w:lang w:val="es-MX"/>
+        </w:rPr>
+        <w:t>Calculadora (Luego de haber añadido una habilidad)</w:t>
+      </w:r>
+    </w:p>
+    <w:p>
+      <w:pPr>
+        <w:ind w:left="1095"/>
+        <w:rPr>
+          <w:lang w:val="es-MX"/>
+        </w:rPr>
+      </w:pPr>
+      <w:r>
+        <w:rPr>
+          <w:lang w:val="es-MX"/>
+        </w:rPr>
+        <w:drawing>
+          <wp:inline distT="0" distB="0" distL="0" distR="0" wp14:anchorId="1CD8FAAE" wp14:editId="72A49683">
+            <wp:extent cx="5400040" cy="2070735"/>
+            <wp:effectExtent l="0" t="0" r="0" b="5715"/>
+            <wp:docPr id="1899036175" name="Imagen 1"/>
+            <wp:cNvGraphicFramePr>
+              <a:graphicFrameLocks xmlns:a="http://schemas.openxmlformats.org/drawingml/2006/main" noChangeAspect="1"/>
+            </wp:cNvGraphicFramePr>
+            <a:graphic xmlns:a="http://schemas.openxmlformats.org/drawingml/2006/main">
+              <a:graphicData uri="http://schemas.openxmlformats.org/drawingml/2006/picture">
+                <pic:pic xmlns:pic="http://schemas.openxmlformats.org/drawingml/2006/picture">
+                  <pic:nvPicPr>
+                    <pic:cNvPr id="1899036175" name=""/>
+                    <pic:cNvPicPr/>
+                  </pic:nvPicPr>
+                  <pic:blipFill>
+                    <a:blip r:embed="rId14"/>
+                    <a:stretch>
+                      <a:fillRect/>
+                    </a:stretch>
+                  </pic:blipFill>
+                  <pic:spPr>
+                    <a:xfrm>
+                      <a:off x="0" y="0"/>
+                      <a:ext cx="5400040" cy="2070735"/>
+                    </a:xfrm>
+                    <a:prstGeom prst="rect">
+                      <a:avLst/>
+                    </a:prstGeom>
+                  </pic:spPr>
+                </pic:pic>
+              </a:graphicData>
+            </a:graphic>
+          </wp:inline>
+        </w:drawing>
+      </w:r>
+    </w:p>
+    <w:p>
+      <w:pPr>
+        <w:pStyle w:val="Prrafodelista"/>
+        <w:numPr>
+          <w:ilvl w:val="0"/>
+          <w:numId w:val="9"/>
+        </w:numPr>
+        <w:rPr>
+          <w:lang w:val="es-MX"/>
+        </w:rPr>
+      </w:pPr>
       <w:proofErr w:type="spellStart"/>
       <w:r>
         <w:rPr>
           <w:lang w:val="es-MX"/>
         </w:rPr>
-        <w:t>end</w:t>
+        <w:t>Creditos</w:t>
       </w:r>
       <w:proofErr w:type="spellEnd"/>
     </w:p>
     <w:p>
       <w:pPr>
-        <w:pStyle w:val="ListParagraph"/>
-        <w:ind w:left="375"/>
-        <w:rPr>
-          <w:lang w:val="es-MX"/>
-        </w:rPr>
-      </w:pPr>
-      <w:r>
-        <w:rPr>
-          <w:lang w:val="es-MX"/>
-        </w:rPr>
-        <w:t xml:space="preserve">1.5 Buenas </w:t>
-      </w:r>
-      <w:proofErr w:type="spellStart"/>
-      <w:r>
-        <w:rPr>
-          <w:lang w:val="es-MX"/>
-        </w:rPr>
-        <w:t>practicas</w:t>
-      </w:r>
-      <w:proofErr w:type="spellEnd"/>
-      <w:r>
-        <w:rPr>
-          <w:lang w:val="es-MX"/>
-        </w:rPr>
-        <w:t xml:space="preserve"> aplicadas</w:t>
+        <w:ind w:left="1095"/>
+        <w:rPr>
+          <w:lang w:val="es-MX"/>
+        </w:rPr>
+      </w:pPr>
+      <w:r>
+        <w:rPr>
+          <w:lang w:val="es-MX"/>
+        </w:rPr>
+        <w:drawing>
+          <wp:inline distT="0" distB="0" distL="0" distR="0" wp14:anchorId="64EF47E2" wp14:editId="647F9F1B">
+            <wp:extent cx="5400040" cy="1914525"/>
+            <wp:effectExtent l="0" t="0" r="0" b="9525"/>
+            <wp:docPr id="1784409413" name="Imagen 1"/>
+            <wp:cNvGraphicFramePr>
+              <a:graphicFrameLocks xmlns:a="http://schemas.openxmlformats.org/drawingml/2006/main" noChangeAspect="1"/>
+            </wp:cNvGraphicFramePr>
+            <a:graphic xmlns:a="http://schemas.openxmlformats.org/drawingml/2006/main">
+              <a:graphicData uri="http://schemas.openxmlformats.org/drawingml/2006/picture">
+                <pic:pic xmlns:pic="http://schemas.openxmlformats.org/drawingml/2006/picture">
+                  <pic:nvPicPr>
+                    <pic:cNvPr id="1784409413" name=""/>
+                    <pic:cNvPicPr/>
+                  </pic:nvPicPr>
+                  <pic:blipFill>
+                    <a:blip r:embed="rId15"/>
+                    <a:stretch>
+                      <a:fillRect/>
+                    </a:stretch>
+                  </pic:blipFill>
+                  <pic:spPr>
+                    <a:xfrm>
+                      <a:off x="0" y="0"/>
+                      <a:ext cx="5400040" cy="1914525"/>
+                    </a:xfrm>
+                    <a:prstGeom prst="rect">
+                      <a:avLst/>
+                    </a:prstGeom>
+                  </pic:spPr>
+                </pic:pic>
+              </a:graphicData>
+            </a:graphic>
+          </wp:inline>
+        </w:drawing>
       </w:r>
     </w:p>
     <w:p>
       <w:pPr>
-        <w:pStyle w:val="ListParagraph"/>
-        <w:ind w:left="375"/>
-        <w:rPr>
-          <w:lang w:val="es-MX"/>
-        </w:rPr>
-      </w:pPr>
-      <w:r>
-        <w:rPr>
-          <w:lang w:val="es-MX"/>
-        </w:rPr>
-        <w:t>1.5.1 Accesibilidad, privacidad y diseño responsivo</w:t>
+        <w:pStyle w:val="Prrafodelista"/>
+        <w:numPr>
+          <w:ilvl w:val="2"/>
+          <w:numId w:val="7"/>
+        </w:numPr>
+        <w:rPr>
+          <w:lang w:val="es-MX"/>
+        </w:rPr>
+      </w:pPr>
+      <w:r>
+        <w:rPr>
+          <w:lang w:val="es-MX"/>
+        </w:rPr>
+        <w:t>Flujo de navegación</w:t>
       </w:r>
     </w:p>
     <w:p>
       <w:pPr>
-        <w:pStyle w:val="ListParagraph"/>
-        <w:ind w:left="375"/>
-        <w:rPr>
-          <w:lang w:val="es-MX"/>
-        </w:rPr>
-      </w:pPr>
-      <w:r>
-        <w:rPr>
-          <w:lang w:val="es-MX"/>
-        </w:rPr>
-        <w:t xml:space="preserve">1.5.2 </w:t>
-      </w:r>
-      <w:proofErr w:type="spellStart"/>
-      <w:r>
-        <w:rPr>
-          <w:lang w:val="es-MX"/>
-        </w:rPr>
-        <w:t>Evaluacion</w:t>
-      </w:r>
-      <w:proofErr w:type="spellEnd"/>
-      <w:r>
-        <w:rPr>
-          <w:lang w:val="es-MX"/>
-        </w:rPr>
-        <w:t xml:space="preserve"> de la pagina</w:t>
+        <w:pStyle w:val="Prrafodelista"/>
+        <w:ind w:left="1095"/>
+        <w:rPr>
+          <w:lang w:val="es-MX"/>
+        </w:rPr>
+      </w:pPr>
+      <w:r>
+        <w:rPr>
+          <w:lang w:val="es-MX"/>
+        </w:rPr>
+        <w:lastRenderedPageBreak/>
+        <w:drawing>
+          <wp:inline distT="0" distB="0" distL="0" distR="0" wp14:anchorId="74153650" wp14:editId="6CD19365">
+            <wp:extent cx="4525006" cy="2734057"/>
+            <wp:effectExtent l="0" t="0" r="0" b="9525"/>
+            <wp:docPr id="395785908" name="Imagen 1"/>
+            <wp:cNvGraphicFramePr>
+              <a:graphicFrameLocks xmlns:a="http://schemas.openxmlformats.org/drawingml/2006/main" noChangeAspect="1"/>
+            </wp:cNvGraphicFramePr>
+            <a:graphic xmlns:a="http://schemas.openxmlformats.org/drawingml/2006/main">
+              <a:graphicData uri="http://schemas.openxmlformats.org/drawingml/2006/picture">
+                <pic:pic xmlns:pic="http://schemas.openxmlformats.org/drawingml/2006/picture">
+                  <pic:nvPicPr>
+                    <pic:cNvPr id="395785908" name=""/>
+                    <pic:cNvPicPr/>
+                  </pic:nvPicPr>
+                  <pic:blipFill>
+                    <a:blip r:embed="rId16"/>
+                    <a:stretch>
+                      <a:fillRect/>
+                    </a:stretch>
+                  </pic:blipFill>
+                  <pic:spPr>
+                    <a:xfrm>
+                      <a:off x="0" y="0"/>
+                      <a:ext cx="4525006" cy="2734057"/>
+                    </a:xfrm>
+                    <a:prstGeom prst="rect">
+                      <a:avLst/>
+                    </a:prstGeom>
+                  </pic:spPr>
+                </pic:pic>
+              </a:graphicData>
+            </a:graphic>
+          </wp:inline>
+        </w:drawing>
       </w:r>
     </w:p>
     <w:p>
       <w:pPr>
-        <w:pStyle w:val="ListParagraph"/>
-        <w:ind w:left="375"/>
-        <w:rPr>
-          <w:lang w:val="es-MX"/>
-        </w:rPr>
-      </w:pPr>
-      <w:r>
-        <w:rPr>
-          <w:lang w:val="es-MX"/>
-        </w:rPr>
-        <w:t>1.6 Conclusiones y aprendizaje</w:t>
+        <w:pStyle w:val="Prrafodelista"/>
+        <w:ind w:left="1095"/>
+        <w:rPr>
+          <w:lang w:val="es-MX"/>
+        </w:rPr>
+      </w:pPr>
+      <w:r>
+        <w:rPr>
+          <w:lang w:val="es-MX"/>
+        </w:rPr>
+        <w:t xml:space="preserve">Como tal, lo único que nos importa de esta parte es el </w:t>
+      </w:r>
+      <w:proofErr w:type="spellStart"/>
+      <w:r>
+        <w:rPr>
+          <w:lang w:val="es-MX"/>
+        </w:rPr>
+        <w:t>login</w:t>
+      </w:r>
+      <w:proofErr w:type="spellEnd"/>
+      <w:r>
+        <w:rPr>
+          <w:lang w:val="es-MX"/>
+        </w:rPr>
+        <w:t xml:space="preserve">, puesto que es la única sección de nuestra pagina que cuenta con un bloqueo, en este caso, el flujo de navegación es sencillo, </w:t>
+      </w:r>
+      <w:proofErr w:type="gramStart"/>
+      <w:r>
+        <w:rPr>
+          <w:lang w:val="es-MX"/>
+        </w:rPr>
+        <w:t>ya que</w:t>
+      </w:r>
+      <w:proofErr w:type="gramEnd"/>
+      <w:r>
+        <w:rPr>
+          <w:lang w:val="es-MX"/>
+        </w:rPr>
+        <w:t xml:space="preserve"> si el usuario no esta registrado o no existe, </w:t>
+      </w:r>
+      <w:proofErr w:type="gramStart"/>
+      <w:r>
+        <w:rPr>
+          <w:lang w:val="es-MX"/>
+        </w:rPr>
+        <w:t>y</w:t>
+      </w:r>
+      <w:proofErr w:type="gramEnd"/>
+      <w:r>
+        <w:rPr>
+          <w:lang w:val="es-MX"/>
+        </w:rPr>
+        <w:t xml:space="preserve"> asimismo, la contraseña es incorrecta, la pagina le mandara el mensaje de error y tendrá que hacer el </w:t>
+      </w:r>
+      <w:proofErr w:type="spellStart"/>
+      <w:r>
+        <w:rPr>
+          <w:lang w:val="es-MX"/>
+        </w:rPr>
+        <w:t>login</w:t>
+      </w:r>
+      <w:proofErr w:type="spellEnd"/>
+      <w:r>
+        <w:rPr>
+          <w:lang w:val="es-MX"/>
+        </w:rPr>
+        <w:t xml:space="preserve"> hasta que ingrese un usuario y contraseña correcto, siendo este el caso, podrá acceder a la calculadora y el resto de sus funciones.</w:t>
       </w:r>
     </w:p>
     <w:p>
       <w:pPr>
-        <w:pStyle w:val="ListParagraph"/>
-        <w:ind w:left="375"/>
-        <w:rPr>
-          <w:lang w:val="es-MX"/>
-        </w:rPr>
-      </w:pPr>
-      <w:r>
-        <w:rPr>
-          <w:lang w:val="es-MX"/>
-        </w:rPr>
-        <w:t xml:space="preserve">1.6.1 </w:t>
-      </w:r>
+        <w:pStyle w:val="Prrafodelista"/>
+        <w:numPr>
+          <w:ilvl w:val="2"/>
+          <w:numId w:val="7"/>
+        </w:numPr>
+        <w:rPr>
+          <w:lang w:val="es-MX"/>
+        </w:rPr>
+      </w:pPr>
       <w:proofErr w:type="spellStart"/>
       <w:r>
         <w:rPr>
           <w:lang w:val="es-MX"/>
         </w:rPr>
-        <w:t>Reflexion</w:t>
+        <w:t>stack</w:t>
       </w:r>
       <w:proofErr w:type="spellEnd"/>
       <w:r>
         <w:rPr>
           <w:lang w:val="es-MX"/>
         </w:rPr>
-        <w:t xml:space="preserve"> técnica e impacto social</w:t>
+        <w:t xml:space="preserve"> tecnológico</w:t>
       </w:r>
     </w:p>
     <w:p>
       <w:pPr>
-        <w:pStyle w:val="ListParagraph"/>
-        <w:ind w:left="375"/>
-        <w:rPr>
-          <w:lang w:val="es-MX"/>
-        </w:rPr>
-      </w:pPr>
-      <w:r>
-        <w:rPr>
-          <w:lang w:val="es-MX"/>
-        </w:rPr>
-        <w:t>1.6.2 Lecciones aprendidas y mejoras futuras</w:t>
+        <w:pStyle w:val="Prrafodelista"/>
+        <w:ind w:left="1095"/>
+        <w:rPr>
+          <w:lang w:val="es-MX"/>
+        </w:rPr>
+      </w:pPr>
+      <w:r>
+        <w:rPr>
+          <w:lang w:val="es-MX"/>
+        </w:rPr>
+        <w:drawing>
+          <wp:inline distT="0" distB="0" distL="0" distR="0" wp14:anchorId="66A1A369" wp14:editId="226FCCDB">
+            <wp:extent cx="5400040" cy="1565275"/>
+            <wp:effectExtent l="0" t="0" r="0" b="0"/>
+            <wp:docPr id="1702020152" name="Imagen 1"/>
+            <wp:cNvGraphicFramePr>
+              <a:graphicFrameLocks xmlns:a="http://schemas.openxmlformats.org/drawingml/2006/main" noChangeAspect="1"/>
+            </wp:cNvGraphicFramePr>
+            <a:graphic xmlns:a="http://schemas.openxmlformats.org/drawingml/2006/main">
+              <a:graphicData uri="http://schemas.openxmlformats.org/drawingml/2006/picture">
+                <pic:pic xmlns:pic="http://schemas.openxmlformats.org/drawingml/2006/picture">
+                  <pic:nvPicPr>
+                    <pic:cNvPr id="1702020152" name=""/>
+                    <pic:cNvPicPr/>
+                  </pic:nvPicPr>
+                  <pic:blipFill>
+                    <a:blip r:embed="rId17"/>
+                    <a:stretch>
+                      <a:fillRect/>
+                    </a:stretch>
+                  </pic:blipFill>
+                  <pic:spPr>
+                    <a:xfrm>
+                      <a:off x="0" y="0"/>
+                      <a:ext cx="5400040" cy="1565275"/>
+                    </a:xfrm>
+                    <a:prstGeom prst="rect">
+                      <a:avLst/>
+                    </a:prstGeom>
+                  </pic:spPr>
+                </pic:pic>
+              </a:graphicData>
+            </a:graphic>
+          </wp:inline>
+        </w:drawing>
       </w:r>
     </w:p>
     <w:p>
       <w:pPr>
-        <w:pStyle w:val="ListParagraph"/>
+        <w:pStyle w:val="Prrafodelista"/>
+        <w:ind w:left="1095"/>
+        <w:rPr>
+          <w:lang w:val="es-MX"/>
+        </w:rPr>
+      </w:pPr>
+      <w:r>
+        <w:rPr>
+          <w:lang w:val="es-MX"/>
+        </w:rPr>
+        <w:t>En esta parte, explicare un poco el uso de cada uno de los componentes.</w:t>
+      </w:r>
+    </w:p>
+    <w:p>
+      <w:pPr>
+        <w:pStyle w:val="Prrafodelista"/>
+        <w:ind w:left="1095"/>
+        <w:rPr>
+          <w:lang w:val="es-MX"/>
+        </w:rPr>
+      </w:pPr>
+      <w:r>
+        <w:rPr>
+          <w:lang w:val="es-MX"/>
+        </w:rPr>
+        <w:t xml:space="preserve">Empezando por la sección que usara el usuario, tenemos </w:t>
+      </w:r>
+      <w:proofErr w:type="spellStart"/>
+      <w:r>
+        <w:rPr>
+          <w:lang w:val="es-MX"/>
+        </w:rPr>
+        <w:t>css</w:t>
+      </w:r>
+      <w:proofErr w:type="spellEnd"/>
+      <w:r>
+        <w:rPr>
+          <w:lang w:val="es-MX"/>
+        </w:rPr>
+        <w:t xml:space="preserve">, el que se </w:t>
+      </w:r>
+      <w:proofErr w:type="gramStart"/>
+      <w:r>
+        <w:rPr>
+          <w:lang w:val="es-MX"/>
+        </w:rPr>
+        <w:t>encargara</w:t>
+      </w:r>
+      <w:proofErr w:type="gramEnd"/>
+      <w:r>
+        <w:rPr>
+          <w:lang w:val="es-MX"/>
+        </w:rPr>
+        <w:t xml:space="preserve"> de permitirle al usuario ver a la pagina con el estilo programado, el </w:t>
+      </w:r>
+      <w:proofErr w:type="spellStart"/>
+      <w:r>
+        <w:rPr>
+          <w:lang w:val="es-MX"/>
+        </w:rPr>
+        <w:t>html</w:t>
+      </w:r>
+      <w:proofErr w:type="spellEnd"/>
+      <w:r>
+        <w:rPr>
+          <w:lang w:val="es-MX"/>
+        </w:rPr>
+        <w:t xml:space="preserve">, el contenido </w:t>
+      </w:r>
+      <w:r>
+        <w:rPr>
+          <w:lang w:val="es-MX"/>
+        </w:rPr>
+        <w:t xml:space="preserve">de la pagina al cual vestiremos con el </w:t>
+      </w:r>
+      <w:proofErr w:type="spellStart"/>
+      <w:r>
+        <w:rPr>
+          <w:lang w:val="es-MX"/>
+        </w:rPr>
+        <w:t>css</w:t>
+      </w:r>
+      <w:proofErr w:type="spellEnd"/>
+      <w:r>
+        <w:rPr>
+          <w:lang w:val="es-MX"/>
+        </w:rPr>
+        <w:t xml:space="preserve">, y el </w:t>
+      </w:r>
+      <w:proofErr w:type="spellStart"/>
+      <w:r>
+        <w:rPr>
+          <w:lang w:val="es-MX"/>
+        </w:rPr>
+        <w:t>javascript</w:t>
+      </w:r>
+      <w:proofErr w:type="spellEnd"/>
+      <w:r>
+        <w:rPr>
+          <w:lang w:val="es-MX"/>
+        </w:rPr>
+        <w:t>, el cual contendrá funciones tan importantes como las que viene siendo la calculadora, las funciones de la barra de navegación, el ocultado de secciones, entre otros.</w:t>
+      </w:r>
+    </w:p>
+    <w:p>
+      <w:pPr>
+        <w:pStyle w:val="Prrafodelista"/>
+        <w:ind w:left="1095"/>
+        <w:rPr>
+          <w:lang w:val="es-MX"/>
+        </w:rPr>
+      </w:pPr>
+      <w:r>
+        <w:rPr>
+          <w:lang w:val="es-MX"/>
+        </w:rPr>
+        <w:t xml:space="preserve">Y por otro lado tenemos el </w:t>
+      </w:r>
+      <w:proofErr w:type="spellStart"/>
+      <w:r>
+        <w:rPr>
+          <w:lang w:val="es-MX"/>
+        </w:rPr>
+        <w:t>backend</w:t>
+      </w:r>
+      <w:proofErr w:type="spellEnd"/>
+      <w:r>
+        <w:rPr>
+          <w:lang w:val="es-MX"/>
+        </w:rPr>
+        <w:t xml:space="preserve">, ahora, notaremos que el </w:t>
+      </w:r>
+      <w:proofErr w:type="spellStart"/>
+      <w:r>
+        <w:rPr>
+          <w:lang w:val="es-MX"/>
+        </w:rPr>
+        <w:t>backend</w:t>
+      </w:r>
+      <w:proofErr w:type="spellEnd"/>
+      <w:r>
+        <w:rPr>
+          <w:lang w:val="es-MX"/>
+        </w:rPr>
+        <w:t xml:space="preserve"> y el </w:t>
+      </w:r>
+      <w:proofErr w:type="spellStart"/>
+      <w:r>
+        <w:rPr>
+          <w:lang w:val="es-MX"/>
+        </w:rPr>
+        <w:t>frontend</w:t>
+      </w:r>
+      <w:proofErr w:type="spellEnd"/>
+      <w:r>
+        <w:rPr>
+          <w:lang w:val="es-MX"/>
+        </w:rPr>
+        <w:t xml:space="preserve"> tienen algo en común, y es el JS, pero en este caso, las funciones del </w:t>
+      </w:r>
+      <w:proofErr w:type="spellStart"/>
+      <w:r>
+        <w:rPr>
+          <w:lang w:val="es-MX"/>
+        </w:rPr>
+        <w:t>js</w:t>
+      </w:r>
+      <w:proofErr w:type="spellEnd"/>
+      <w:r>
+        <w:rPr>
+          <w:lang w:val="es-MX"/>
+        </w:rPr>
+        <w:t xml:space="preserve"> serán distintas, ya que este </w:t>
+      </w:r>
+      <w:proofErr w:type="spellStart"/>
+      <w:r>
+        <w:rPr>
+          <w:lang w:val="es-MX"/>
+        </w:rPr>
+        <w:t>Js</w:t>
+      </w:r>
+      <w:proofErr w:type="spellEnd"/>
+      <w:r>
+        <w:rPr>
+          <w:lang w:val="es-MX"/>
+        </w:rPr>
+        <w:t xml:space="preserve"> de aquí manejara las funciones necesarias para que nuestro </w:t>
+      </w:r>
+      <w:proofErr w:type="spellStart"/>
+      <w:r>
+        <w:rPr>
+          <w:lang w:val="es-MX"/>
+        </w:rPr>
+        <w:t>login</w:t>
+      </w:r>
+      <w:proofErr w:type="spellEnd"/>
+      <w:r>
+        <w:rPr>
+          <w:lang w:val="es-MX"/>
+        </w:rPr>
+        <w:t xml:space="preserve"> funcione para encriptar la contraseña de nuestro usuario y enviar los datos ingresados a nuestra </w:t>
+      </w:r>
+      <w:r>
+        <w:rPr>
+          <w:lang w:val="es-MX"/>
+        </w:rPr>
+        <w:lastRenderedPageBreak/>
+        <w:t xml:space="preserve">base de datos, asimismo tenemos nuestra base de datos en </w:t>
+      </w:r>
+      <w:proofErr w:type="spellStart"/>
+      <w:r>
+        <w:rPr>
+          <w:lang w:val="es-MX"/>
+        </w:rPr>
+        <w:t>sql</w:t>
+      </w:r>
+      <w:proofErr w:type="spellEnd"/>
+      <w:r>
+        <w:rPr>
+          <w:lang w:val="es-MX"/>
+        </w:rPr>
+        <w:t xml:space="preserve">, y nuestro archivo </w:t>
+      </w:r>
+      <w:proofErr w:type="spellStart"/>
+      <w:r>
+        <w:rPr>
+          <w:lang w:val="es-MX"/>
+        </w:rPr>
+        <w:t>Json</w:t>
+      </w:r>
+      <w:proofErr w:type="spellEnd"/>
+      <w:r>
+        <w:rPr>
+          <w:lang w:val="es-MX"/>
+        </w:rPr>
+        <w:t xml:space="preserve">, el cual nos servirá como puente entre el </w:t>
+      </w:r>
+      <w:proofErr w:type="spellStart"/>
+      <w:r>
+        <w:rPr>
+          <w:lang w:val="es-MX"/>
+        </w:rPr>
+        <w:t>frontend</w:t>
+      </w:r>
+      <w:proofErr w:type="spellEnd"/>
+      <w:r>
+        <w:rPr>
+          <w:lang w:val="es-MX"/>
+        </w:rPr>
+        <w:t xml:space="preserve"> y el </w:t>
+      </w:r>
+      <w:proofErr w:type="spellStart"/>
+      <w:r>
+        <w:rPr>
+          <w:lang w:val="es-MX"/>
+        </w:rPr>
+        <w:t>backend</w:t>
+      </w:r>
+      <w:proofErr w:type="spellEnd"/>
+      <w:r>
+        <w:rPr>
+          <w:lang w:val="es-MX"/>
+        </w:rPr>
+        <w:t xml:space="preserve">, para crear nuestro token de sesión y guardar los datos del usuario, y además, y no menos importante, saber que exportar en el node.js para poder correr nuestra </w:t>
+      </w:r>
+      <w:proofErr w:type="spellStart"/>
+      <w:r>
+        <w:rPr>
+          <w:lang w:val="es-MX"/>
+        </w:rPr>
+        <w:t>pagina</w:t>
+      </w:r>
+      <w:proofErr w:type="spellEnd"/>
+      <w:r>
+        <w:rPr>
+          <w:lang w:val="es-MX"/>
+        </w:rPr>
+        <w:t>.</w:t>
+      </w:r>
+    </w:p>
+    <w:p>
+      <w:pPr>
+        <w:pStyle w:val="Prrafodelista"/>
+        <w:numPr>
+          <w:ilvl w:val="1"/>
+          <w:numId w:val="7"/>
+        </w:numPr>
+        <w:rPr>
+          <w:lang w:val="es-MX"/>
+        </w:rPr>
+      </w:pPr>
+      <w:proofErr w:type="spellStart"/>
+      <w:r>
+        <w:rPr>
+          <w:lang w:val="es-MX"/>
+        </w:rPr>
+        <w:t>Descripcion</w:t>
+      </w:r>
+      <w:proofErr w:type="spellEnd"/>
+      <w:r>
+        <w:rPr>
+          <w:lang w:val="es-MX"/>
+        </w:rPr>
+        <w:t xml:space="preserve"> de funcionalidades</w:t>
+      </w:r>
+    </w:p>
+    <w:p>
+      <w:pPr>
+        <w:pStyle w:val="Prrafodelista"/>
+        <w:ind w:left="960"/>
+        <w:rPr>
+          <w:lang w:val="es-MX"/>
+        </w:rPr>
+      </w:pPr>
+      <w:r>
+        <w:rPr>
+          <w:lang w:val="es-MX"/>
+        </w:rPr>
+        <w:t xml:space="preserve">Ahora, vamos a abarcar la parte mas extensa de nuestro proyecto, y es la estructura en código, pero, aquí explicaremos lo mas importante de cada uno de los elementos que conforman nuestra </w:t>
+      </w:r>
+      <w:proofErr w:type="spellStart"/>
+      <w:r>
+        <w:rPr>
+          <w:lang w:val="es-MX"/>
+        </w:rPr>
+        <w:t>pagina</w:t>
+      </w:r>
+      <w:proofErr w:type="spellEnd"/>
+      <w:r>
+        <w:rPr>
+          <w:lang w:val="es-MX"/>
+        </w:rPr>
+        <w:t xml:space="preserve">, de adelante a atrás, ya que explicar toda la estructura de la </w:t>
+      </w:r>
+      <w:proofErr w:type="spellStart"/>
+      <w:r>
+        <w:rPr>
+          <w:lang w:val="es-MX"/>
+        </w:rPr>
+        <w:t>pagina</w:t>
+      </w:r>
+      <w:proofErr w:type="spellEnd"/>
+      <w:r>
+        <w:rPr>
+          <w:lang w:val="es-MX"/>
+        </w:rPr>
+        <w:t xml:space="preserve"> dedicaría mucho tiempo de lectura.</w:t>
+      </w:r>
+    </w:p>
+    <w:p>
+      <w:pPr>
+        <w:pStyle w:val="Prrafodelista"/>
+        <w:ind w:left="375"/>
+        <w:rPr>
+          <w:lang w:val="es-MX"/>
+        </w:rPr>
+      </w:pPr>
+      <w:r>
+        <w:rPr>
+          <w:lang w:val="es-MX"/>
+        </w:rPr>
+        <w:t xml:space="preserve">1.4.1 Front </w:t>
+      </w:r>
+      <w:proofErr w:type="spellStart"/>
+      <w:r>
+        <w:rPr>
+          <w:lang w:val="es-MX"/>
+        </w:rPr>
+        <w:t>end</w:t>
+      </w:r>
+      <w:proofErr w:type="spellEnd"/>
+    </w:p>
+    <w:p>
+      <w:pPr>
+        <w:pStyle w:val="Prrafodelista"/>
+        <w:ind w:left="375"/>
+        <w:rPr>
+          <w:lang w:val="es-MX"/>
+        </w:rPr>
+      </w:pPr>
+    </w:p>
+    <w:p>
+      <w:pPr>
+        <w:pStyle w:val="Prrafodelista"/>
+        <w:ind w:left="375"/>
+        <w:rPr>
+          <w:lang w:val="es-MX"/>
+        </w:rPr>
+      </w:pPr>
+      <w:r>
+        <w:rPr>
+          <w:lang w:val="es-MX"/>
+        </w:rPr>
+        <w:drawing>
+          <wp:inline distT="0" distB="0" distL="0" distR="0" wp14:anchorId="1B3CB1C8" wp14:editId="027D02BA">
+            <wp:extent cx="1771897" cy="2505425"/>
+            <wp:effectExtent l="0" t="0" r="0" b="9525"/>
+            <wp:docPr id="120131234" name="Imagen 1"/>
+            <wp:cNvGraphicFramePr>
+              <a:graphicFrameLocks xmlns:a="http://schemas.openxmlformats.org/drawingml/2006/main" noChangeAspect="1"/>
+            </wp:cNvGraphicFramePr>
+            <a:graphic xmlns:a="http://schemas.openxmlformats.org/drawingml/2006/main">
+              <a:graphicData uri="http://schemas.openxmlformats.org/drawingml/2006/picture">
+                <pic:pic xmlns:pic="http://schemas.openxmlformats.org/drawingml/2006/picture">
+                  <pic:nvPicPr>
+                    <pic:cNvPr id="120131234" name=""/>
+                    <pic:cNvPicPr/>
+                  </pic:nvPicPr>
+                  <pic:blipFill>
+                    <a:blip r:embed="rId18"/>
+                    <a:stretch>
+                      <a:fillRect/>
+                    </a:stretch>
+                  </pic:blipFill>
+                  <pic:spPr>
+                    <a:xfrm>
+                      <a:off x="0" y="0"/>
+                      <a:ext cx="1771897" cy="2505425"/>
+                    </a:xfrm>
+                    <a:prstGeom prst="rect">
+                      <a:avLst/>
+                    </a:prstGeom>
+                  </pic:spPr>
+                </pic:pic>
+              </a:graphicData>
+            </a:graphic>
+          </wp:inline>
+        </w:drawing>
+      </w:r>
+    </w:p>
+    <w:p>
+      <w:pPr>
+        <w:pStyle w:val="Prrafodelista"/>
+        <w:ind w:left="375"/>
+        <w:rPr>
+          <w:lang w:val="es-MX"/>
+        </w:rPr>
+      </w:pPr>
+      <w:r>
+        <w:rPr>
+          <w:lang w:val="es-MX"/>
+        </w:rPr>
+        <w:t xml:space="preserve">1.4.2 Back </w:t>
+      </w:r>
+      <w:proofErr w:type="spellStart"/>
+      <w:r>
+        <w:rPr>
+          <w:lang w:val="es-MX"/>
+        </w:rPr>
+        <w:t>end</w:t>
+      </w:r>
+      <w:proofErr w:type="spellEnd"/>
+    </w:p>
+    <w:p>
+      <w:pPr>
+        <w:pStyle w:val="Prrafodelista"/>
+        <w:ind w:left="375"/>
+        <w:rPr>
+          <w:lang w:val="es-MX"/>
+        </w:rPr>
+      </w:pPr>
+      <w:r>
+        <w:rPr>
+          <w:lang w:val="es-MX"/>
+        </w:rPr>
+        <w:drawing>
+          <wp:inline distT="0" distB="0" distL="0" distR="0" wp14:anchorId="4196C803" wp14:editId="5083F06F">
+            <wp:extent cx="1152686" cy="2362530"/>
+            <wp:effectExtent l="0" t="0" r="9525" b="0"/>
+            <wp:docPr id="1018928072" name="Imagen 1"/>
+            <wp:cNvGraphicFramePr>
+              <a:graphicFrameLocks xmlns:a="http://schemas.openxmlformats.org/drawingml/2006/main" noChangeAspect="1"/>
+            </wp:cNvGraphicFramePr>
+            <a:graphic xmlns:a="http://schemas.openxmlformats.org/drawingml/2006/main">
+              <a:graphicData uri="http://schemas.openxmlformats.org/drawingml/2006/picture">
+                <pic:pic xmlns:pic="http://schemas.openxmlformats.org/drawingml/2006/picture">
+                  <pic:nvPicPr>
+                    <pic:cNvPr id="1018928072" name=""/>
+                    <pic:cNvPicPr/>
+                  </pic:nvPicPr>
+                  <pic:blipFill>
+                    <a:blip r:embed="rId19"/>
+                    <a:stretch>
+                      <a:fillRect/>
+                    </a:stretch>
+                  </pic:blipFill>
+                  <pic:spPr>
+                    <a:xfrm>
+                      <a:off x="0" y="0"/>
+                      <a:ext cx="1152686" cy="2362530"/>
+                    </a:xfrm>
+                    <a:prstGeom prst="rect">
+                      <a:avLst/>
+                    </a:prstGeom>
+                  </pic:spPr>
+                </pic:pic>
+              </a:graphicData>
+            </a:graphic>
+          </wp:inline>
+        </w:drawing>
+      </w:r>
+    </w:p>
+    <w:p>
+      <w:pPr>
+        <w:pStyle w:val="Prrafodelista"/>
+        <w:ind w:left="375"/>
+        <w:rPr>
+          <w:lang w:val="es-MX"/>
+        </w:rPr>
+      </w:pPr>
+      <w:r>
+        <w:rPr>
+          <w:lang w:val="es-MX"/>
+        </w:rPr>
+        <w:t xml:space="preserve">1.5 Buenas </w:t>
+      </w:r>
+      <w:proofErr w:type="spellStart"/>
+      <w:r>
+        <w:rPr>
+          <w:lang w:val="es-MX"/>
+        </w:rPr>
+        <w:t>practicas</w:t>
+      </w:r>
+      <w:proofErr w:type="spellEnd"/>
+      <w:r>
+        <w:rPr>
+          <w:lang w:val="es-MX"/>
+        </w:rPr>
+        <w:t xml:space="preserve"> aplicadas</w:t>
+      </w:r>
+    </w:p>
+    <w:p>
+      <w:pPr>
+        <w:pStyle w:val="Prrafodelista"/>
+        <w:ind w:left="375"/>
+        <w:rPr>
+          <w:lang w:val="es-MX"/>
+        </w:rPr>
+      </w:pPr>
+      <w:r>
+        <w:rPr>
+          <w:lang w:val="es-MX"/>
+        </w:rPr>
+        <w:t xml:space="preserve">Desde este punto, y habiendo creado ya la estructura completa de nuestra pagina web funcional, lo que haremos será evaluar nuestra </w:t>
+      </w:r>
+      <w:proofErr w:type="spellStart"/>
+      <w:r>
+        <w:rPr>
+          <w:lang w:val="es-MX"/>
+        </w:rPr>
+        <w:t>pagina</w:t>
+      </w:r>
+      <w:proofErr w:type="spellEnd"/>
+      <w:r>
+        <w:rPr>
+          <w:lang w:val="es-MX"/>
+        </w:rPr>
+        <w:t xml:space="preserve">, de este modo, podremos tener en cuenta algunas cosas a modificar a futuro para que </w:t>
+      </w:r>
+      <w:r>
+        <w:rPr>
+          <w:lang w:val="es-MX"/>
+        </w:rPr>
+        <w:lastRenderedPageBreak/>
+        <w:t>así nuestra pagina no solo tenga un alcance globalizado en cuanto a países, sino también, un alcance globalizado en cada dispositivo, en cada navegador</w:t>
+      </w:r>
+      <w:r>
+        <w:rPr>
+          <w:lang w:val="es-MX"/>
+        </w:rPr>
+        <w:t xml:space="preserve">, </w:t>
+      </w:r>
+    </w:p>
+    <w:p>
+      <w:pPr>
+        <w:pStyle w:val="Prrafodelista"/>
+        <w:ind w:left="375"/>
+        <w:rPr>
+          <w:lang w:val="es-MX"/>
+        </w:rPr>
+      </w:pPr>
+      <w:r>
+        <w:rPr>
+          <w:lang w:val="es-MX"/>
+        </w:rPr>
+        <w:t>1.5.1 Accesibilidad, privacidad y diseño responsivo</w:t>
+      </w:r>
+    </w:p>
+    <w:p>
+      <w:pPr>
+        <w:pStyle w:val="Prrafodelista"/>
+        <w:ind w:left="375"/>
+        <w:rPr>
+          <w:lang w:val="es-MX"/>
+        </w:rPr>
+      </w:pPr>
+      <w:r>
+        <w:rPr>
+          <w:lang w:val="es-MX"/>
+        </w:rPr>
+        <w:t xml:space="preserve">Empezamos por puntos tan importantes como los limites de nuestra </w:t>
+      </w:r>
+      <w:proofErr w:type="spellStart"/>
+      <w:r>
+        <w:rPr>
+          <w:lang w:val="es-MX"/>
+        </w:rPr>
+        <w:t>pagina</w:t>
+      </w:r>
+      <w:proofErr w:type="spellEnd"/>
+      <w:r>
+        <w:rPr>
+          <w:lang w:val="es-MX"/>
+        </w:rPr>
+        <w:t xml:space="preserve">, como sabemos, hay algunas funciones y algunos diseños de la pagina que pueden llegar a ser no del todo funcionales en ciertas </w:t>
+      </w:r>
+      <w:proofErr w:type="spellStart"/>
+      <w:r>
+        <w:rPr>
+          <w:lang w:val="es-MX"/>
+        </w:rPr>
+        <w:t>paginas</w:t>
+      </w:r>
+      <w:proofErr w:type="spellEnd"/>
+      <w:r>
+        <w:rPr>
+          <w:lang w:val="es-MX"/>
+        </w:rPr>
+        <w:t xml:space="preserve">, para esto, haremos un testeo de nuestra </w:t>
+      </w:r>
+      <w:proofErr w:type="spellStart"/>
+      <w:r>
+        <w:rPr>
+          <w:lang w:val="es-MX"/>
+        </w:rPr>
+        <w:t>pagina</w:t>
+      </w:r>
+      <w:proofErr w:type="spellEnd"/>
+      <w:r>
+        <w:rPr>
+          <w:lang w:val="es-MX"/>
+        </w:rPr>
+        <w:t>,</w:t>
+      </w:r>
+      <w:r>
+        <w:rPr>
+          <w:lang w:val="es-MX"/>
+        </w:rPr>
+        <w:t xml:space="preserve"> </w:t>
+      </w:r>
+      <w:r>
+        <w:rPr>
+          <w:lang w:val="es-MX"/>
+        </w:rPr>
+        <w:t xml:space="preserve">para nuestra suerte, funciones tales como las transiciones de las imágenes o la compatibilidad de la </w:t>
+      </w:r>
+      <w:proofErr w:type="spellStart"/>
+      <w:r>
+        <w:rPr>
+          <w:lang w:val="es-MX"/>
+        </w:rPr>
+        <w:t>navbar</w:t>
+      </w:r>
+      <w:proofErr w:type="spellEnd"/>
+      <w:r>
+        <w:rPr>
+          <w:lang w:val="es-MX"/>
+        </w:rPr>
+        <w:t xml:space="preserve"> es algo compatible en todos los navegadores, aun así, nos dimos la tarea de comprobar mediante </w:t>
+      </w:r>
+      <w:proofErr w:type="spellStart"/>
+      <w:r>
+        <w:rPr>
+          <w:lang w:val="es-MX"/>
+        </w:rPr>
+        <w:t>Browserling</w:t>
+      </w:r>
+      <w:proofErr w:type="spellEnd"/>
+      <w:r>
+        <w:rPr>
+          <w:lang w:val="es-MX"/>
+        </w:rPr>
+        <w:t>, para verificar en la mayoría de los navegadores, y para nuestra fortuna, cada uno de los recursos y diseños ha permanecido igual.</w:t>
+      </w:r>
+      <w:r>
+        <w:rPr>
+          <w:lang w:val="es-MX"/>
+        </w:rPr>
+        <w:t xml:space="preserve"> </w:t>
+      </w:r>
+    </w:p>
+    <w:p>
+      <w:pPr>
+        <w:pStyle w:val="Prrafodelista"/>
+        <w:ind w:left="375"/>
+        <w:rPr>
+          <w:lang w:val="es-MX"/>
+        </w:rPr>
+      </w:pPr>
+      <w:r>
+        <w:rPr>
+          <w:lang w:val="es-MX"/>
+        </w:rPr>
+        <w:t xml:space="preserve">Ahora, una pagina no solo debe de ser funcional por fuera, sino también por dentro, ¿Qué quiere decir esto? Esto quiere decir que nuestra base de datos debe de estar segura, o, </w:t>
+      </w:r>
+      <w:proofErr w:type="gramStart"/>
+      <w:r>
+        <w:rPr>
+          <w:lang w:val="es-MX"/>
+        </w:rPr>
+        <w:t>que</w:t>
+      </w:r>
+      <w:proofErr w:type="gramEnd"/>
+      <w:r>
+        <w:rPr>
+          <w:lang w:val="es-MX"/>
+        </w:rPr>
+        <w:t xml:space="preserve"> en dicho caso, la información del usuario sea cifrada. </w:t>
+      </w:r>
+    </w:p>
+    <w:p>
+      <w:pPr>
+        <w:pStyle w:val="Prrafodelista"/>
+        <w:ind w:left="375"/>
+        <w:rPr>
+          <w:lang w:val="es-MX"/>
+        </w:rPr>
+      </w:pPr>
+      <w:r>
+        <w:rPr>
+          <w:lang w:val="es-MX"/>
+        </w:rPr>
+        <w:t xml:space="preserve">En este caso, lo que ciframos principalmente es la contraseña del usuario, la forma en la que logramos esto es usando un paquete llamado </w:t>
+      </w:r>
+      <w:proofErr w:type="spellStart"/>
+      <w:r>
+        <w:rPr>
+          <w:lang w:val="es-MX"/>
+        </w:rPr>
+        <w:t>bcrypt</w:t>
+      </w:r>
+      <w:proofErr w:type="spellEnd"/>
+      <w:r>
+        <w:rPr>
+          <w:lang w:val="es-MX"/>
+        </w:rPr>
+        <w:t xml:space="preserve">, el cual cifrara las contraseñas ingresadas por los usuarios y únicamente dejara el cifrado, </w:t>
+      </w:r>
+      <w:r>
+        <w:rPr>
+          <w:lang w:val="es-MX"/>
+        </w:rPr>
+        <w:t>logrando que así la contraseña que el usuario ingresa jamás toque la base de datos realmente, pero si el cifrado.</w:t>
+      </w:r>
+    </w:p>
+    <w:p>
+      <w:pPr>
+        <w:pStyle w:val="Prrafodelista"/>
+        <w:ind w:left="375"/>
+        <w:rPr>
+          <w:lang w:val="es-MX"/>
+        </w:rPr>
+      </w:pPr>
+      <w:r>
+        <w:rPr>
+          <w:lang w:val="es-MX"/>
+        </w:rPr>
+        <w:t xml:space="preserve">Por </w:t>
+      </w:r>
+      <w:proofErr w:type="gramStart"/>
+      <w:r>
+        <w:rPr>
+          <w:lang w:val="es-MX"/>
+        </w:rPr>
+        <w:t>último</w:t>
+      </w:r>
+      <w:proofErr w:type="gramEnd"/>
+      <w:r>
+        <w:rPr>
+          <w:lang w:val="es-MX"/>
+        </w:rPr>
+        <w:t xml:space="preserve"> tenemos el aspecto de la responsividad, en este caso, nuestra responsividad tiene un limite entre los 500 y 700 pixeles, cosa lo cual nos permitirá bien en pantallas angostas como las de un celular, una Tablet, un portátil o una computadora, ajustando la </w:t>
+      </w:r>
+      <w:proofErr w:type="spellStart"/>
+      <w:r>
+        <w:rPr>
+          <w:lang w:val="es-MX"/>
+        </w:rPr>
+        <w:t>navbar</w:t>
+      </w:r>
+      <w:proofErr w:type="spellEnd"/>
+      <w:r>
+        <w:rPr>
+          <w:lang w:val="es-MX"/>
+        </w:rPr>
+        <w:t xml:space="preserve"> a columnas para que el usuario siga teniendo acceso a esta sin problemas.</w:t>
+      </w:r>
+    </w:p>
+    <w:p>
+      <w:pPr>
+        <w:pStyle w:val="Prrafodelista"/>
+        <w:ind w:left="375"/>
+        <w:rPr>
+          <w:lang w:val="es-MX"/>
+        </w:rPr>
+      </w:pPr>
+      <w:r>
+        <w:rPr>
+          <w:lang w:val="es-MX"/>
+        </w:rPr>
+        <w:t xml:space="preserve">1.5.2 </w:t>
+      </w:r>
+      <w:proofErr w:type="spellStart"/>
+      <w:r>
+        <w:rPr>
+          <w:lang w:val="es-MX"/>
+        </w:rPr>
+        <w:t>Evaluacion</w:t>
+      </w:r>
+      <w:proofErr w:type="spellEnd"/>
+      <w:r>
+        <w:rPr>
+          <w:lang w:val="es-MX"/>
+        </w:rPr>
+        <w:t xml:space="preserve"> de la pagina</w:t>
+      </w:r>
+    </w:p>
+    <w:p>
+      <w:pPr>
+        <w:pStyle w:val="Prrafodelista"/>
+        <w:ind w:left="375"/>
+        <w:rPr>
+          <w:lang w:val="es-MX"/>
+        </w:rPr>
+      </w:pPr>
+      <w:r>
+        <w:rPr>
+          <w:lang w:val="es-MX"/>
+        </w:rPr>
+        <w:t xml:space="preserve">Para finalizar, consultamos al cliente respecto a la funcionalidad de la </w:t>
+      </w:r>
+      <w:proofErr w:type="spellStart"/>
+      <w:r>
+        <w:rPr>
+          <w:lang w:val="es-MX"/>
+        </w:rPr>
+        <w:t>pagina</w:t>
+      </w:r>
+      <w:proofErr w:type="spellEnd"/>
+      <w:r>
+        <w:rPr>
+          <w:lang w:val="es-MX"/>
+        </w:rPr>
+        <w:t>, asimismo, hicimos un testeo con un grupo de clientes, y les brindamos un formulario para poder evaluar sus respuestas, siendo estos los resultados que obtuvimos en base a las preguntas realizadas a continuación:</w:t>
+      </w:r>
+    </w:p>
+    <w:p>
+      <w:pPr>
+        <w:pStyle w:val="Prrafodelista"/>
+        <w:numPr>
+          <w:ilvl w:val="0"/>
+          <w:numId w:val="10"/>
+        </w:numPr>
+        <w:rPr>
+          <w:lang w:val="es-MX"/>
+        </w:rPr>
+      </w:pPr>
+      <w:r>
+        <w:rPr>
+          <w:lang w:val="es-MX"/>
+        </w:rPr>
+        <w:t xml:space="preserve">¿Se sintió satisfecho con el rendimiento y resultado de la </w:t>
+      </w:r>
+      <w:proofErr w:type="spellStart"/>
+      <w:r>
+        <w:rPr>
+          <w:lang w:val="es-MX"/>
+        </w:rPr>
+        <w:t>pagina</w:t>
+      </w:r>
+      <w:proofErr w:type="spellEnd"/>
+      <w:r>
+        <w:rPr>
+          <w:lang w:val="es-MX"/>
+        </w:rPr>
+        <w:t>?</w:t>
+      </w:r>
+    </w:p>
+    <w:p>
+      <w:pPr>
+        <w:pStyle w:val="Prrafodelista"/>
+        <w:numPr>
+          <w:ilvl w:val="0"/>
+          <w:numId w:val="10"/>
+        </w:numPr>
+        <w:rPr>
+          <w:lang w:val="es-MX"/>
+        </w:rPr>
+      </w:pPr>
+      <w:r>
+        <w:rPr>
+          <w:lang w:val="es-MX"/>
+        </w:rPr>
+        <w:t xml:space="preserve">¿Tuvo problemas para comprender la </w:t>
+      </w:r>
+      <w:proofErr w:type="spellStart"/>
+      <w:r>
+        <w:rPr>
+          <w:lang w:val="es-MX"/>
+        </w:rPr>
+        <w:t>pagina</w:t>
+      </w:r>
+      <w:proofErr w:type="spellEnd"/>
+      <w:r>
+        <w:rPr>
+          <w:lang w:val="es-MX"/>
+        </w:rPr>
+        <w:t>?</w:t>
+      </w:r>
+    </w:p>
+    <w:p>
+      <w:pPr>
+        <w:pStyle w:val="Prrafodelista"/>
+        <w:numPr>
+          <w:ilvl w:val="0"/>
+          <w:numId w:val="10"/>
+        </w:numPr>
+        <w:rPr>
+          <w:lang w:val="es-MX"/>
+        </w:rPr>
+      </w:pPr>
+      <w:r>
+        <w:rPr>
+          <w:lang w:val="es-MX"/>
+        </w:rPr>
+        <w:t>¿</w:t>
+      </w:r>
+      <w:r>
+        <w:rPr>
+          <w:lang w:val="es-MX"/>
+        </w:rPr>
+        <w:t xml:space="preserve">Considera el diseño de la </w:t>
+      </w:r>
+      <w:proofErr w:type="spellStart"/>
+      <w:r>
+        <w:rPr>
+          <w:lang w:val="es-MX"/>
+        </w:rPr>
+        <w:t>pagina</w:t>
+      </w:r>
+      <w:proofErr w:type="spellEnd"/>
+      <w:r>
+        <w:rPr>
+          <w:lang w:val="es-MX"/>
+        </w:rPr>
+        <w:t xml:space="preserve"> atractivo</w:t>
+      </w:r>
+      <w:r>
+        <w:rPr>
+          <w:lang w:val="es-MX"/>
+        </w:rPr>
+        <w:t>?</w:t>
+      </w:r>
+    </w:p>
+    <w:p>
+      <w:pPr>
+        <w:pStyle w:val="Prrafodelista"/>
+        <w:numPr>
+          <w:ilvl w:val="0"/>
+          <w:numId w:val="10"/>
+        </w:numPr>
+        <w:rPr>
+          <w:lang w:val="es-MX"/>
+        </w:rPr>
+      </w:pPr>
+      <w:r>
+        <w:rPr>
+          <w:lang w:val="es-MX"/>
+        </w:rPr>
+        <w:t>¿</w:t>
+      </w:r>
+      <w:r>
+        <w:rPr>
+          <w:lang w:val="es-MX"/>
+        </w:rPr>
+        <w:t xml:space="preserve">Considera que la </w:t>
+      </w:r>
+      <w:proofErr w:type="spellStart"/>
+      <w:r>
+        <w:rPr>
+          <w:lang w:val="es-MX"/>
+        </w:rPr>
+        <w:t>pagina</w:t>
+      </w:r>
+      <w:proofErr w:type="spellEnd"/>
+      <w:r>
+        <w:rPr>
+          <w:lang w:val="es-MX"/>
+        </w:rPr>
+        <w:t xml:space="preserve"> cumplió su objetivo</w:t>
+      </w:r>
+      <w:r>
+        <w:rPr>
+          <w:lang w:val="es-MX"/>
+        </w:rPr>
+        <w:t>?</w:t>
+      </w:r>
+    </w:p>
+    <w:p>
+      <w:pPr>
+        <w:pStyle w:val="Prrafodelista"/>
+        <w:numPr>
+          <w:ilvl w:val="0"/>
+          <w:numId w:val="10"/>
+        </w:numPr>
+        <w:rPr>
+          <w:lang w:val="es-MX"/>
+        </w:rPr>
+      </w:pPr>
+      <w:r>
+        <w:rPr>
+          <w:lang w:val="es-MX"/>
+        </w:rPr>
+        <w:t>¿</w:t>
+      </w:r>
+      <w:r>
+        <w:rPr>
+          <w:lang w:val="es-MX"/>
+        </w:rPr>
+        <w:t xml:space="preserve">Añadiría algo </w:t>
+      </w:r>
+      <w:proofErr w:type="spellStart"/>
+      <w:r>
+        <w:rPr>
+          <w:lang w:val="es-MX"/>
+        </w:rPr>
+        <w:t>mas</w:t>
+      </w:r>
+      <w:proofErr w:type="spellEnd"/>
+      <w:r>
+        <w:rPr>
+          <w:lang w:val="es-MX"/>
+        </w:rPr>
+        <w:t xml:space="preserve"> a esta </w:t>
+      </w:r>
+      <w:proofErr w:type="spellStart"/>
+      <w:r>
+        <w:rPr>
+          <w:lang w:val="es-MX"/>
+        </w:rPr>
+        <w:t>pagina</w:t>
+      </w:r>
+      <w:proofErr w:type="spellEnd"/>
+      <w:r>
+        <w:rPr>
+          <w:lang w:val="es-MX"/>
+        </w:rPr>
+        <w:t>?</w:t>
+      </w:r>
+    </w:p>
+    <w:p>
+      <w:pPr>
+        <w:pStyle w:val="Prrafodelista"/>
+        <w:ind w:left="375"/>
+        <w:rPr>
+          <w:lang w:val="es-MX"/>
+        </w:rPr>
+      </w:pPr>
+      <w:r>
+        <w:rPr>
+          <w:lang w:val="es-MX"/>
+        </w:rPr>
+        <w:t>Resultados:</w:t>
+      </w:r>
+    </w:p>
+    <w:p>
+      <w:pPr>
+        <w:pStyle w:val="Prrafodelista"/>
+        <w:ind w:left="375"/>
+        <w:rPr>
+          <w:lang w:val="es-MX"/>
+        </w:rPr>
+      </w:pPr>
+      <w:r>
+        <w:rPr>
+          <w:lang w:val="es-MX"/>
+        </w:rPr>
+        <w:t xml:space="preserve">Pregunta Nº1: </w:t>
+      </w:r>
+    </w:p>
+    <w:p>
+      <w:pPr>
+        <w:pStyle w:val="Prrafodelista"/>
+        <w:ind w:left="375"/>
+        <w:rPr>
+          <w:lang w:val="es-MX"/>
+        </w:rPr>
+      </w:pPr>
+      <w:r>
+        <w:rPr>
+          <w:noProof/>
+          <w:lang w:val="es-MX"/>
+        </w:rPr>
+        <w:lastRenderedPageBreak/>
+        <w:drawing>
+          <wp:inline distT="0" distB="0" distL="0" distR="0" wp14:anchorId="20BC78B9" wp14:editId="5276D1FE">
+            <wp:extent cx="5400040" cy="3150235"/>
+            <wp:effectExtent l="0" t="0" r="10160" b="12065"/>
+            <wp:docPr id="2084895994" name="Gráfico 1"/>
+            <wp:cNvGraphicFramePr/>
+            <a:graphic xmlns:a="http://schemas.openxmlformats.org/drawingml/2006/main">
+              <a:graphicData uri="http://schemas.openxmlformats.org/drawingml/2006/chart">
+                <c:chart xmlns:c="http://schemas.openxmlformats.org/drawingml/2006/chart" xmlns:r="http://schemas.openxmlformats.org/officeDocument/2006/relationships" r:id="rId20"/>
+              </a:graphicData>
+            </a:graphic>
+          </wp:inline>
+        </w:drawing>
+      </w:r>
+    </w:p>
+    <w:p>
+      <w:pPr>
+        <w:pStyle w:val="Prrafodelista"/>
+        <w:ind w:left="375"/>
+        <w:rPr>
+          <w:lang w:val="es-MX"/>
+        </w:rPr>
+      </w:pPr>
+      <w:r>
+        <w:rPr>
+          <w:lang w:val="es-MX"/>
+        </w:rPr>
+        <w:t>Pregunta Nº</w:t>
+      </w:r>
+      <w:r>
+        <w:rPr>
+          <w:lang w:val="es-MX"/>
+        </w:rPr>
+        <w:t>2</w:t>
+      </w:r>
+      <w:r>
+        <w:rPr>
+          <w:lang w:val="es-MX"/>
+        </w:rPr>
+        <w:t xml:space="preserve">: </w:t>
+      </w:r>
+    </w:p>
+    <w:p>
+      <w:pPr>
+        <w:pStyle w:val="Prrafodelista"/>
+        <w:ind w:left="375"/>
+        <w:rPr>
+          <w:lang w:val="es-MX"/>
+        </w:rPr>
+      </w:pPr>
+      <w:r>
+        <w:rPr>
+          <w:noProof/>
+          <w:lang w:val="es-MX"/>
+        </w:rPr>
+        <w:drawing>
+          <wp:inline distT="0" distB="0" distL="0" distR="0" wp14:anchorId="1FC1D576" wp14:editId="6A4DC284">
+            <wp:extent cx="5400040" cy="3150235"/>
+            <wp:effectExtent l="0" t="0" r="10160" b="12065"/>
+            <wp:docPr id="1099058105" name="Gráfico 1"/>
+            <wp:cNvGraphicFramePr/>
+            <a:graphic xmlns:a="http://schemas.openxmlformats.org/drawingml/2006/main">
+              <a:graphicData uri="http://schemas.openxmlformats.org/drawingml/2006/chart">
+                <c:chart xmlns:c="http://schemas.openxmlformats.org/drawingml/2006/chart" xmlns:r="http://schemas.openxmlformats.org/officeDocument/2006/relationships" r:id="rId21"/>
+              </a:graphicData>
+            </a:graphic>
+          </wp:inline>
+        </w:drawing>
+      </w:r>
+    </w:p>
+    <w:p>
+      <w:pPr>
+        <w:pStyle w:val="Prrafodelista"/>
+        <w:ind w:left="375"/>
+        <w:rPr>
+          <w:lang w:val="es-MX"/>
+        </w:rPr>
+      </w:pPr>
+      <w:r>
+        <w:rPr>
+          <w:lang w:val="es-MX"/>
+        </w:rPr>
+        <w:t>Pregunta Nº</w:t>
+      </w:r>
+      <w:r>
+        <w:rPr>
+          <w:lang w:val="es-MX"/>
+        </w:rPr>
+        <w:t>3</w:t>
+      </w:r>
+      <w:r>
+        <w:rPr>
+          <w:lang w:val="es-MX"/>
+        </w:rPr>
+        <w:t xml:space="preserve">: </w:t>
+      </w:r>
+    </w:p>
+    <w:p>
+      <w:pPr>
+        <w:pStyle w:val="Ttulo1"/>
+        <w:rPr>
+          <w:lang w:val="es-MX"/>
+        </w:rPr>
+      </w:pPr>
+      <w:r>
+        <w:rPr>
+          <w:noProof/>
+          <w:lang w:val="es-MX"/>
+        </w:rPr>
+        <w:lastRenderedPageBreak/>
+        <w:drawing>
+          <wp:inline distT="0" distB="0" distL="0" distR="0" wp14:anchorId="7BC9545F" wp14:editId="62676291">
+            <wp:extent cx="5400040" cy="3150235"/>
+            <wp:effectExtent l="0" t="0" r="10160" b="12065"/>
+            <wp:docPr id="687251117" name="Gráfico 1"/>
+            <wp:cNvGraphicFramePr/>
+            <a:graphic xmlns:a="http://schemas.openxmlformats.org/drawingml/2006/main">
+              <a:graphicData uri="http://schemas.openxmlformats.org/drawingml/2006/chart">
+                <c:chart xmlns:c="http://schemas.openxmlformats.org/drawingml/2006/chart" xmlns:r="http://schemas.openxmlformats.org/officeDocument/2006/relationships" r:id="rId22"/>
+              </a:graphicData>
+            </a:graphic>
+          </wp:inline>
+        </w:drawing>
+      </w:r>
+    </w:p>
+    <w:p>
+      <w:pPr>
+        <w:pStyle w:val="Prrafodelista"/>
+        <w:ind w:left="375"/>
+        <w:rPr>
+          <w:lang w:val="es-MX"/>
+        </w:rPr>
+      </w:pPr>
+      <w:r>
+        <w:rPr>
+          <w:lang w:val="es-MX"/>
+        </w:rPr>
+        <w:t>Pregunta Nº</w:t>
+      </w:r>
+      <w:r>
+        <w:rPr>
+          <w:lang w:val="es-MX"/>
+        </w:rPr>
+        <w:t>4</w:t>
+      </w:r>
+      <w:r>
+        <w:rPr>
+          <w:lang w:val="es-MX"/>
+        </w:rPr>
+        <w:t xml:space="preserve">: </w:t>
+      </w:r>
+    </w:p>
+    <w:p>
+      <w:pPr>
+        <w:rPr>
+          <w:lang w:val="es-MX"/>
+        </w:rPr>
+      </w:pPr>
+      <w:r>
+        <w:rPr>
+          <w:noProof/>
+          <w:lang w:val="es-MX"/>
+        </w:rPr>
+        <w:drawing>
+          <wp:inline distT="0" distB="0" distL="0" distR="0" wp14:anchorId="038BBF4E" wp14:editId="762E2316">
+            <wp:extent cx="5400040" cy="3150235"/>
+            <wp:effectExtent l="0" t="0" r="10160" b="12065"/>
+            <wp:docPr id="240959583" name="Gráfico 1"/>
+            <wp:cNvGraphicFramePr/>
+            <a:graphic xmlns:a="http://schemas.openxmlformats.org/drawingml/2006/main">
+              <a:graphicData uri="http://schemas.openxmlformats.org/drawingml/2006/chart">
+                <c:chart xmlns:c="http://schemas.openxmlformats.org/drawingml/2006/chart" xmlns:r="http://schemas.openxmlformats.org/officeDocument/2006/relationships" r:id="rId23"/>
+              </a:graphicData>
+            </a:graphic>
+          </wp:inline>
+        </w:drawing>
+      </w:r>
+    </w:p>
+    <w:p>
+      <w:pPr>
+        <w:pStyle w:val="Prrafodelista"/>
+        <w:ind w:left="375"/>
+        <w:rPr>
+          <w:lang w:val="es-MX"/>
+        </w:rPr>
+      </w:pPr>
+      <w:r>
+        <w:rPr>
+          <w:lang w:val="es-MX"/>
+        </w:rPr>
+        <w:t>1.6 Conclusiones y aprendizaje</w:t>
+      </w:r>
+    </w:p>
+    <w:p>
+      <w:pPr>
+        <w:pStyle w:val="Prrafodelista"/>
+        <w:ind w:left="375"/>
+        <w:rPr>
+          <w:lang w:val="es-MX"/>
+        </w:rPr>
+      </w:pPr>
+      <w:r>
+        <w:rPr>
+          <w:lang w:val="es-MX"/>
+        </w:rPr>
+        <w:t xml:space="preserve">1.6.1 </w:t>
+      </w:r>
+      <w:r>
+        <w:rPr>
+          <w:lang w:val="es-MX"/>
+        </w:rPr>
+        <w:t>Reflexión</w:t>
+      </w:r>
+      <w:r>
+        <w:rPr>
+          <w:lang w:val="es-MX"/>
+        </w:rPr>
+        <w:t xml:space="preserve"> técnica e impacto social</w:t>
+      </w:r>
+    </w:p>
+    <w:p>
+      <w:pPr>
+        <w:pStyle w:val="Prrafodelista"/>
+        <w:ind w:left="375"/>
+        <w:rPr>
+          <w:lang w:val="es-MX"/>
+        </w:rPr>
+      </w:pPr>
+      <w:r>
+        <w:rPr>
+          <w:lang w:val="es-MX"/>
+        </w:rPr>
+        <w:t xml:space="preserve">Mas que un impacto global a nivel social, será un impacto global en una cultura y una comunidad en especifica, sin </w:t>
+      </w:r>
+      <w:r>
+        <w:rPr>
+          <w:lang w:val="es-MX"/>
+        </w:rPr>
+        <w:t>embargo,</w:t>
+      </w:r>
+      <w:r>
+        <w:rPr>
+          <w:lang w:val="es-MX"/>
+        </w:rPr>
+        <w:t xml:space="preserve"> cumple precisamente lo que buscamos al principio, brindar </w:t>
+      </w:r>
+      <w:r>
+        <w:rPr>
+          <w:lang w:val="es-MX"/>
+        </w:rPr>
+        <w:t xml:space="preserve">una pagina a la comunidad que sea accesible, tanto para nuevos, como para antiguos jugadores, puede que el concepto de calculadora sea un concepto muy escuchado y visto en el mundo de la web, cuando menos, la calculadora es uno de los objetos mas usados incluso en la vida cotidiana, sin embargo, pocas calculadoras son como la que </w:t>
+      </w:r>
+      <w:r>
+        <w:rPr>
+          <w:lang w:val="es-MX"/>
+        </w:rPr>
+        <w:lastRenderedPageBreak/>
+        <w:t>hemos creado mediante este proyecto, que no solo ofrece un servicio en concreto al usuario, sino también, una pequeña introducción al tema, y, un acceso a productos referentes a esta comunidad.</w:t>
+      </w:r>
+    </w:p>
+    <w:p>
+      <w:pPr>
+        <w:pStyle w:val="Prrafodelista"/>
+        <w:ind w:left="375"/>
+        <w:rPr>
+          <w:lang w:val="es-MX"/>
+        </w:rPr>
+      </w:pPr>
+      <w:r>
+        <w:rPr>
+          <w:lang w:val="es-MX"/>
+        </w:rPr>
+        <w:t>1.6.2 Lecciones aprendidas y mejoras futuras</w:t>
+      </w:r>
+    </w:p>
+    <w:p>
+      <w:pPr>
+        <w:pStyle w:val="Prrafodelista"/>
+        <w:ind w:left="375"/>
+        <w:rPr>
+          <w:lang w:val="es-MX"/>
+        </w:rPr>
+      </w:pPr>
+      <w:r>
+        <w:rPr>
+          <w:lang w:val="es-MX"/>
+        </w:rPr>
+        <w:t xml:space="preserve">Hemos aprendido a crear una calculadora dentro de una pagina web responsiva, una calculadora que calcula una gran cantidad de factores, con un </w:t>
+      </w:r>
+      <w:proofErr w:type="spellStart"/>
+      <w:r>
+        <w:rPr>
+          <w:lang w:val="es-MX"/>
+        </w:rPr>
+        <w:t>navbar</w:t>
+      </w:r>
+      <w:proofErr w:type="spellEnd"/>
+      <w:r>
+        <w:rPr>
+          <w:lang w:val="es-MX"/>
+        </w:rPr>
+        <w:t xml:space="preserve"> universal, lo cual aporta un gran avance a nuestro conocimiento y experiencia como programadores, y además, hemos conseguido una calculadora la cual incluso podríamos mejorar a futuro, agregar </w:t>
+      </w:r>
+      <w:proofErr w:type="spellStart"/>
+      <w:r>
+        <w:rPr>
+          <w:lang w:val="es-MX"/>
+        </w:rPr>
+        <w:t>mas</w:t>
+      </w:r>
+      <w:proofErr w:type="spellEnd"/>
+      <w:r>
+        <w:rPr>
+          <w:lang w:val="es-MX"/>
+        </w:rPr>
+        <w:t xml:space="preserve"> información acerca del juego en el cual nuestra calculadora se ha centrado, otras funciones como comparaciones entre personajes, e incluso, abarcar otras comunidades dentro del mundo de los juegos, avances a futuro que no solo nos benefician a nosotros con la experiencia que obtendremos, sino también, a cada una de las comunidades que a futuro podríamos abarcar.</w:t>
+      </w:r>
+    </w:p>
+    <w:p>
+      <w:pPr>
+        <w:pStyle w:val="Prrafodelista"/>
         <w:ind w:left="375"/>
         <w:rPr>
           <w:lang w:val="es-MX"/>
@@ -1216,6 +3271,56 @@
     </w:sectPr>
   </w:body>
 </w:document>
+</file>
+
+<file path=word/endnotes.xml><?xml version="1.0" encoding="utf-8"?>
+<w:endnotes xmlns:wpc="http://schemas.microsoft.com/office/word/2010/wordprocessingCanvas" xmlns:cx="http://schemas.microsoft.com/office/drawing/2014/chartex" xmlns:cx1="http://schemas.microsoft.com/office/drawing/2015/9/8/chartex" xmlns:cx2="http://schemas.microsoft.com/office/drawing/2015/10/21/chartex" xmlns:cx3="http://schemas.microsoft.com/office/drawing/2016/5/9/chartex" xmlns:cx4="http://schemas.microsoft.com/office/drawing/2016/5/10/chartex" xmlns:cx5="http://schemas.microsoft.com/office/drawing/2016/5/11/chartex" xmlns:cx6="http://schemas.microsoft.com/office/drawing/2016/5/12/chartex" xmlns:cx7="http://schemas.microsoft.com/office/drawing/2016/5/13/chartex" xmlns:cx8="http://schemas.microsoft.com/office/drawing/2016/5/14/chartex" xmlns:mc="http://schemas.openxmlformats.org/markup-compatibility/2006" xmlns:aink="http://schemas.microsoft.com/office/drawing/2016/ink" xmlns:am3d="http://schemas.microsoft.com/office/drawing/2017/model3d" xmlns:o="urn:schemas-microsoft-com:office:office" xmlns:oel="http://schemas.microsoft.com/office/2019/extlst" xmlns:r="http://schemas.openxmlformats.org/officeDocument/2006/relationships" xmlns:m="http://schemas.openxmlformats.org/officeDocument/2006/math" xmlns:v="urn:schemas-microsoft-com:vml" xmlns:wp14="http://schemas.microsoft.com/office/word/2010/wordprocessingDrawing" xmlns:wp="http://schemas.openxmlformats.org/drawingml/2006/wordprocessingDrawing" xmlns:w10="urn:schemas-microsoft-com:office:word" xmlns:w="http://schemas.openxmlformats.org/wordprocessingml/2006/main" xmlns:w14="http://schemas.microsoft.com/office/word/2010/wordml" xmlns:w15="http://schemas.microsoft.com/office/word/2012/wordml" xmlns:w16cex="http://schemas.microsoft.com/office/word/2018/wordml/cex" xmlns:w16cid="http://schemas.microsoft.com/office/word/2016/wordml/cid" xmlns:w16="http://schemas.microsoft.com/office/word/2018/wordml" xmlns:w16du="http://schemas.microsoft.com/office/word/2023/wordml/word16du" xmlns:w16sdtdh="http://schemas.microsoft.com/office/word/2020/wordml/sdtdatahash" xmlns:w16sdtfl="http://schemas.microsoft.com/office/word/2024/wordml/sdtformatlock" xmlns:w16se="http://schemas.microsoft.com/office/word/2015/wordml/symex" xmlns:wpg="http://schemas.microsoft.com/office/word/2010/wordprocessingGroup" xmlns:wpi="http://schemas.microsoft.com/office/word/2010/wordprocessingInk" xmlns:wne="http://schemas.microsoft.com/office/word/2006/wordml" xmlns:wps="http://schemas.microsoft.com/office/word/2010/wordprocessingShape" mc:Ignorable="w14 w15 w16se w16cid w16 w16cex w16sdtdh w16sdtfl w16du wp14">
+  <w:endnote w:type="separator" w:id="-1">
+    <w:p>
+      <w:pPr>
+        <w:spacing w:after="0" w:line="240" w:lineRule="auto"/>
+      </w:pPr>
+      <w:r>
+        <w:separator/>
+      </w:r>
+    </w:p>
+  </w:endnote>
+  <w:endnote w:type="continuationSeparator" w:id="0">
+    <w:p>
+      <w:pPr>
+        <w:spacing w:after="0" w:line="240" w:lineRule="auto"/>
+      </w:pPr>
+      <w:r>
+        <w:continuationSeparator/>
+      </w:r>
+    </w:p>
+  </w:endnote>
+</w:endnotes>
+</file>
+
+<file path=word/footnotes.xml><?xml version="1.0" encoding="utf-8"?>
+<w:footnotes xmlns:wpc="http://schemas.microsoft.com/office/word/2010/wordprocessingCanvas" xmlns:cx="http://schemas.microsoft.com/office/drawing/2014/chartex" xmlns:cx1="http://schemas.microsoft.com/office/drawing/2015/9/8/chartex" xmlns:cx2="http://schemas.microsoft.com/office/drawing/2015/10/21/chartex" xmlns:cx3="http://schemas.microsoft.com/office/drawing/2016/5/9/chartex" xmlns:cx4="http://schemas.microsoft.com/office/drawing/2016/5/10/chartex" xmlns:cx5="http://schemas.microsoft.com/office/drawing/2016/5/11/chartex" xmlns:cx6="http://schemas.microsoft.com/office/drawing/2016/5/12/chartex" xmlns:cx7="http://schemas.microsoft.com/office/drawing/2016/5/13/chartex" xmlns:cx8="http://schemas.microsoft.com/office/drawing/2016/5/14/chartex" xmlns:mc="http://schemas.openxmlformats.org/markup-compatibility/2006" xmlns:aink="http://schemas.microsoft.com/office/drawing/2016/ink" xmlns:am3d="http://schemas.microsoft.com/office/drawing/2017/model3d" xmlns:o="urn:schemas-microsoft-com:office:office" xmlns:oel="http://schemas.microsoft.com/office/2019/extlst" xmlns:r="http://schemas.openxmlformats.org/officeDocument/2006/relationships" xmlns:m="http://schemas.openxmlformats.org/officeDocument/2006/math" xmlns:v="urn:schemas-microsoft-com:vml" xmlns:wp14="http://schemas.microsoft.com/office/word/2010/wordprocessingDrawing" xmlns:wp="http://schemas.openxmlformats.org/drawingml/2006/wordprocessingDrawing" xmlns:w10="urn:schemas-microsoft-com:office:word" xmlns:w="http://schemas.openxmlformats.org/wordprocessingml/2006/main" xmlns:w14="http://schemas.microsoft.com/office/word/2010/wordml" xmlns:w15="http://schemas.microsoft.com/office/word/2012/wordml" xmlns:w16cex="http://schemas.microsoft.com/office/word/2018/wordml/cex" xmlns:w16cid="http://schemas.microsoft.com/office/word/2016/wordml/cid" xmlns:w16="http://schemas.microsoft.com/office/word/2018/wordml" xmlns:w16du="http://schemas.microsoft.com/office/word/2023/wordml/word16du" xmlns:w16sdtdh="http://schemas.microsoft.com/office/word/2020/wordml/sdtdatahash" xmlns:w16sdtfl="http://schemas.microsoft.com/office/word/2024/wordml/sdtformatlock" xmlns:w16se="http://schemas.microsoft.com/office/word/2015/wordml/symex" xmlns:wpg="http://schemas.microsoft.com/office/word/2010/wordprocessingGroup" xmlns:wpi="http://schemas.microsoft.com/office/word/2010/wordprocessingInk" xmlns:wne="http://schemas.microsoft.com/office/word/2006/wordml" xmlns:wps="http://schemas.microsoft.com/office/word/2010/wordprocessingShape" mc:Ignorable="w14 w15 w16se w16cid w16 w16cex w16sdtdh w16sdtfl w16du wp14">
+  <w:footnote w:type="separator" w:id="-1">
+    <w:p>
+      <w:pPr>
+        <w:spacing w:after="0" w:line="240" w:lineRule="auto"/>
+      </w:pPr>
+      <w:r>
+        <w:separator/>
+      </w:r>
+    </w:p>
+  </w:footnote>
+  <w:footnote w:type="continuationSeparator" w:id="0">
+    <w:p>
+      <w:pPr>
+        <w:spacing w:after="0" w:line="240" w:lineRule="auto"/>
+      </w:pPr>
+      <w:r>
+        <w:continuationSeparator/>
+      </w:r>
+    </w:p>
+  </w:footnote>
+</w:footnotes>
 </file>
 
 <file path=word/numbering.xml><?xml version="1.0" encoding="utf-8"?>
@@ -1447,6 +3552,95 @@
     </w:lvl>
   </w:abstractNum>
   <w:abstractNum w:abstractNumId="2" w15:restartNumberingAfterBreak="0">
+    <w:nsid w:val="180249FE"/>
+    <w:multiLevelType w:val="hybridMultilevel"/>
+    <w:tmpl w:val="67E05B96"/>
+    <w:lvl w:ilvl="0" w:tplc="4BC8C454">
+      <w:start w:val="1"/>
+      <w:numFmt w:val="lowerLetter"/>
+      <w:lvlText w:val="%1)"/>
+      <w:lvlJc w:val="left"/>
+      <w:pPr>
+        <w:ind w:left="1095" w:hanging="360"/>
+      </w:pPr>
+      <w:rPr>
+        <w:rFonts w:hint="default"/>
+      </w:rPr>
+    </w:lvl>
+    <w:lvl w:ilvl="1" w:tplc="280A0019" w:tentative="1">
+      <w:start w:val="1"/>
+      <w:numFmt w:val="lowerLetter"/>
+      <w:lvlText w:val="%2."/>
+      <w:lvlJc w:val="left"/>
+      <w:pPr>
+        <w:ind w:left="1815" w:hanging="360"/>
+      </w:pPr>
+    </w:lvl>
+    <w:lvl w:ilvl="2" w:tplc="280A001B" w:tentative="1">
+      <w:start w:val="1"/>
+      <w:numFmt w:val="lowerRoman"/>
+      <w:lvlText w:val="%3."/>
+      <w:lvlJc w:val="right"/>
+      <w:pPr>
+        <w:ind w:left="2535" w:hanging="180"/>
+      </w:pPr>
+    </w:lvl>
+    <w:lvl w:ilvl="3" w:tplc="280A000F" w:tentative="1">
+      <w:start w:val="1"/>
+      <w:numFmt w:val="decimal"/>
+      <w:lvlText w:val="%4."/>
+      <w:lvlJc w:val="left"/>
+      <w:pPr>
+        <w:ind w:left="3255" w:hanging="360"/>
+      </w:pPr>
+    </w:lvl>
+    <w:lvl w:ilvl="4" w:tplc="280A0019" w:tentative="1">
+      <w:start w:val="1"/>
+      <w:numFmt w:val="lowerLetter"/>
+      <w:lvlText w:val="%5."/>
+      <w:lvlJc w:val="left"/>
+      <w:pPr>
+        <w:ind w:left="3975" w:hanging="360"/>
+      </w:pPr>
+    </w:lvl>
+    <w:lvl w:ilvl="5" w:tplc="280A001B" w:tentative="1">
+      <w:start w:val="1"/>
+      <w:numFmt w:val="lowerRoman"/>
+      <w:lvlText w:val="%6."/>
+      <w:lvlJc w:val="right"/>
+      <w:pPr>
+        <w:ind w:left="4695" w:hanging="180"/>
+      </w:pPr>
+    </w:lvl>
+    <w:lvl w:ilvl="6" w:tplc="280A000F" w:tentative="1">
+      <w:start w:val="1"/>
+      <w:numFmt w:val="decimal"/>
+      <w:lvlText w:val="%7."/>
+      <w:lvlJc w:val="left"/>
+      <w:pPr>
+        <w:ind w:left="5415" w:hanging="360"/>
+      </w:pPr>
+    </w:lvl>
+    <w:lvl w:ilvl="7" w:tplc="280A0019" w:tentative="1">
+      <w:start w:val="1"/>
+      <w:numFmt w:val="lowerLetter"/>
+      <w:lvlText w:val="%8."/>
+      <w:lvlJc w:val="left"/>
+      <w:pPr>
+        <w:ind w:left="6135" w:hanging="360"/>
+      </w:pPr>
+    </w:lvl>
+    <w:lvl w:ilvl="8" w:tplc="280A001B" w:tentative="1">
+      <w:start w:val="1"/>
+      <w:numFmt w:val="lowerRoman"/>
+      <w:lvlText w:val="%9."/>
+      <w:lvlJc w:val="right"/>
+      <w:pPr>
+        <w:ind w:left="6855" w:hanging="180"/>
+      </w:pPr>
+    </w:lvl>
+  </w:abstractNum>
+  <w:abstractNum w:abstractNumId="3" w15:restartNumberingAfterBreak="0">
     <w:nsid w:val="30BB33DD"/>
     <w:multiLevelType w:val="hybridMultilevel"/>
     <w:tmpl w:val="8B687A08"/>
@@ -1559,7 +3753,217 @@
       </w:rPr>
     </w:lvl>
   </w:abstractNum>
-  <w:abstractNum w:abstractNumId="3" w15:restartNumberingAfterBreak="0">
+  <w:abstractNum w:abstractNumId="4" w15:restartNumberingAfterBreak="0">
+    <w:nsid w:val="44EA0B4C"/>
+    <w:multiLevelType w:val="multilevel"/>
+    <w:tmpl w:val="BBB6DE60"/>
+    <w:lvl w:ilvl="0">
+      <w:start w:val="1"/>
+      <w:numFmt w:val="decimal"/>
+      <w:lvlText w:val="%1."/>
+      <w:lvlJc w:val="left"/>
+      <w:pPr>
+        <w:ind w:left="735" w:hanging="360"/>
+      </w:pPr>
+      <w:rPr>
+        <w:rFonts w:hint="default"/>
+      </w:rPr>
+    </w:lvl>
+    <w:lvl w:ilvl="1">
+      <w:start w:val="3"/>
+      <w:numFmt w:val="decimal"/>
+      <w:isLgl/>
+      <w:lvlText w:val="%1.%2"/>
+      <w:lvlJc w:val="left"/>
+      <w:pPr>
+        <w:ind w:left="960" w:hanging="585"/>
+      </w:pPr>
+      <w:rPr>
+        <w:rFonts w:hint="default"/>
+      </w:rPr>
+    </w:lvl>
+    <w:lvl w:ilvl="2">
+      <w:start w:val="2"/>
+      <w:numFmt w:val="decimal"/>
+      <w:isLgl/>
+      <w:lvlText w:val="%1.%2.%3"/>
+      <w:lvlJc w:val="left"/>
+      <w:pPr>
+        <w:ind w:left="1095" w:hanging="720"/>
+      </w:pPr>
+      <w:rPr>
+        <w:rFonts w:hint="default"/>
+      </w:rPr>
+    </w:lvl>
+    <w:lvl w:ilvl="3">
+      <w:start w:val="1"/>
+      <w:numFmt w:val="decimal"/>
+      <w:isLgl/>
+      <w:lvlText w:val="%1.%2.%3.%4"/>
+      <w:lvlJc w:val="left"/>
+      <w:pPr>
+        <w:ind w:left="1455" w:hanging="1080"/>
+      </w:pPr>
+      <w:rPr>
+        <w:rFonts w:hint="default"/>
+      </w:rPr>
+    </w:lvl>
+    <w:lvl w:ilvl="4">
+      <w:start w:val="1"/>
+      <w:numFmt w:val="decimal"/>
+      <w:isLgl/>
+      <w:lvlText w:val="%1.%2.%3.%4.%5"/>
+      <w:lvlJc w:val="left"/>
+      <w:pPr>
+        <w:ind w:left="1455" w:hanging="1080"/>
+      </w:pPr>
+      <w:rPr>
+        <w:rFonts w:hint="default"/>
+      </w:rPr>
+    </w:lvl>
+    <w:lvl w:ilvl="5">
+      <w:start w:val="1"/>
+      <w:numFmt w:val="decimal"/>
+      <w:isLgl/>
+      <w:lvlText w:val="%1.%2.%3.%4.%5.%6"/>
+      <w:lvlJc w:val="left"/>
+      <w:pPr>
+        <w:ind w:left="1815" w:hanging="1440"/>
+      </w:pPr>
+      <w:rPr>
+        <w:rFonts w:hint="default"/>
+      </w:rPr>
+    </w:lvl>
+    <w:lvl w:ilvl="6">
+      <w:start w:val="1"/>
+      <w:numFmt w:val="decimal"/>
+      <w:isLgl/>
+      <w:lvlText w:val="%1.%2.%3.%4.%5.%6.%7"/>
+      <w:lvlJc w:val="left"/>
+      <w:pPr>
+        <w:ind w:left="1815" w:hanging="1440"/>
+      </w:pPr>
+      <w:rPr>
+        <w:rFonts w:hint="default"/>
+      </w:rPr>
+    </w:lvl>
+    <w:lvl w:ilvl="7">
+      <w:start w:val="1"/>
+      <w:numFmt w:val="decimal"/>
+      <w:isLgl/>
+      <w:lvlText w:val="%1.%2.%3.%4.%5.%6.%7.%8"/>
+      <w:lvlJc w:val="left"/>
+      <w:pPr>
+        <w:ind w:left="2175" w:hanging="1800"/>
+      </w:pPr>
+      <w:rPr>
+        <w:rFonts w:hint="default"/>
+      </w:rPr>
+    </w:lvl>
+    <w:lvl w:ilvl="8">
+      <w:start w:val="1"/>
+      <w:numFmt w:val="decimal"/>
+      <w:isLgl/>
+      <w:lvlText w:val="%1.%2.%3.%4.%5.%6.%7.%8.%9"/>
+      <w:lvlJc w:val="left"/>
+      <w:pPr>
+        <w:ind w:left="2175" w:hanging="1800"/>
+      </w:pPr>
+      <w:rPr>
+        <w:rFonts w:hint="default"/>
+      </w:rPr>
+    </w:lvl>
+  </w:abstractNum>
+  <w:abstractNum w:abstractNumId="5" w15:restartNumberingAfterBreak="0">
+    <w:nsid w:val="50953A8E"/>
+    <w:multiLevelType w:val="hybridMultilevel"/>
+    <w:tmpl w:val="AECEB6C2"/>
+    <w:lvl w:ilvl="0" w:tplc="61B4C360">
+      <w:start w:val="1"/>
+      <w:numFmt w:val="decimal"/>
+      <w:lvlText w:val="%1."/>
+      <w:lvlJc w:val="left"/>
+      <w:pPr>
+        <w:ind w:left="735" w:hanging="360"/>
+      </w:pPr>
+      <w:rPr>
+        <w:rFonts w:hint="default"/>
+      </w:rPr>
+    </w:lvl>
+    <w:lvl w:ilvl="1" w:tplc="280A0019" w:tentative="1">
+      <w:start w:val="1"/>
+      <w:numFmt w:val="lowerLetter"/>
+      <w:lvlText w:val="%2."/>
+      <w:lvlJc w:val="left"/>
+      <w:pPr>
+        <w:ind w:left="1455" w:hanging="360"/>
+      </w:pPr>
+    </w:lvl>
+    <w:lvl w:ilvl="2" w:tplc="280A001B" w:tentative="1">
+      <w:start w:val="1"/>
+      <w:numFmt w:val="lowerRoman"/>
+      <w:lvlText w:val="%3."/>
+      <w:lvlJc w:val="right"/>
+      <w:pPr>
+        <w:ind w:left="2175" w:hanging="180"/>
+      </w:pPr>
+    </w:lvl>
+    <w:lvl w:ilvl="3" w:tplc="280A000F" w:tentative="1">
+      <w:start w:val="1"/>
+      <w:numFmt w:val="decimal"/>
+      <w:lvlText w:val="%4."/>
+      <w:lvlJc w:val="left"/>
+      <w:pPr>
+        <w:ind w:left="2895" w:hanging="360"/>
+      </w:pPr>
+    </w:lvl>
+    <w:lvl w:ilvl="4" w:tplc="280A0019" w:tentative="1">
+      <w:start w:val="1"/>
+      <w:numFmt w:val="lowerLetter"/>
+      <w:lvlText w:val="%5."/>
+      <w:lvlJc w:val="left"/>
+      <w:pPr>
+        <w:ind w:left="3615" w:hanging="360"/>
+      </w:pPr>
+    </w:lvl>
+    <w:lvl w:ilvl="5" w:tplc="280A001B" w:tentative="1">
+      <w:start w:val="1"/>
+      <w:numFmt w:val="lowerRoman"/>
+      <w:lvlText w:val="%6."/>
+      <w:lvlJc w:val="right"/>
+      <w:pPr>
+        <w:ind w:left="4335" w:hanging="180"/>
+      </w:pPr>
+    </w:lvl>
+    <w:lvl w:ilvl="6" w:tplc="280A000F" w:tentative="1">
+      <w:start w:val="1"/>
+      <w:numFmt w:val="decimal"/>
+      <w:lvlText w:val="%7."/>
+      <w:lvlJc w:val="left"/>
+      <w:pPr>
+        <w:ind w:left="5055" w:hanging="360"/>
+      </w:pPr>
+    </w:lvl>
+    <w:lvl w:ilvl="7" w:tplc="280A0019" w:tentative="1">
+      <w:start w:val="1"/>
+      <w:numFmt w:val="lowerLetter"/>
+      <w:lvlText w:val="%8."/>
+      <w:lvlJc w:val="left"/>
+      <w:pPr>
+        <w:ind w:left="5775" w:hanging="360"/>
+      </w:pPr>
+    </w:lvl>
+    <w:lvl w:ilvl="8" w:tplc="280A001B" w:tentative="1">
+      <w:start w:val="1"/>
+      <w:numFmt w:val="lowerRoman"/>
+      <w:lvlText w:val="%9."/>
+      <w:lvlJc w:val="right"/>
+      <w:pPr>
+        <w:ind w:left="6495" w:hanging="180"/>
+      </w:pPr>
+    </w:lvl>
+  </w:abstractNum>
+  <w:abstractNum w:abstractNumId="6" w15:restartNumberingAfterBreak="0">
     <w:nsid w:val="5C8115D7"/>
     <w:multiLevelType w:val="hybridMultilevel"/>
     <w:tmpl w:val="02A6DF2A"/>
@@ -1672,14 +4076,14 @@
       </w:rPr>
     </w:lvl>
   </w:abstractNum>
-  <w:abstractNum w:abstractNumId="4" w15:restartNumberingAfterBreak="0">
-    <w:nsid w:val="6EF20CCE"/>
+  <w:abstractNum w:abstractNumId="7" w15:restartNumberingAfterBreak="0">
+    <w:nsid w:val="645131C6"/>
     <w:multiLevelType w:val="hybridMultilevel"/>
-    <w:tmpl w:val="B1BABB28"/>
-    <w:lvl w:ilvl="0" w:tplc="00F627D6">
+    <w:tmpl w:val="17E877AC"/>
+    <w:lvl w:ilvl="0" w:tplc="4ACCED5A">
       <w:start w:val="1"/>
       <w:numFmt w:val="bullet"/>
-      <w:lvlText w:val="-"/>
+      <w:lvlText w:val=""/>
       <w:lvlJc w:val="left"/>
       <w:pPr>
         <w:ind w:left="735" w:hanging="360"/>
@@ -1785,11 +4189,11 @@
       </w:rPr>
     </w:lvl>
   </w:abstractNum>
-  <w:abstractNum w:abstractNumId="5" w15:restartNumberingAfterBreak="0">
-    <w:nsid w:val="77887313"/>
+  <w:abstractNum w:abstractNumId="8" w15:restartNumberingAfterBreak="0">
+    <w:nsid w:val="6EF20CCE"/>
     <w:multiLevelType w:val="hybridMultilevel"/>
-    <w:tmpl w:val="11E24D8C"/>
-    <w:lvl w:ilvl="0" w:tplc="28744484">
+    <w:tmpl w:val="B1BABB28"/>
+    <w:lvl w:ilvl="0" w:tplc="00F627D6">
       <w:start w:val="1"/>
       <w:numFmt w:val="bullet"/>
       <w:lvlText w:val="-"/>
@@ -1898,23 +4302,240 @@
       </w:rPr>
     </w:lvl>
   </w:abstractNum>
+  <w:abstractNum w:abstractNumId="9" w15:restartNumberingAfterBreak="0">
+    <w:nsid w:val="76A26587"/>
+    <w:multiLevelType w:val="hybridMultilevel"/>
+    <w:tmpl w:val="31948AA8"/>
+    <w:lvl w:ilvl="0" w:tplc="410E1880">
+      <w:start w:val="1"/>
+      <w:numFmt w:val="lowerLetter"/>
+      <w:lvlText w:val="%1)"/>
+      <w:lvlJc w:val="left"/>
+      <w:pPr>
+        <w:ind w:left="1455" w:hanging="360"/>
+      </w:pPr>
+      <w:rPr>
+        <w:rFonts w:hint="default"/>
+      </w:rPr>
+    </w:lvl>
+    <w:lvl w:ilvl="1" w:tplc="280A0019" w:tentative="1">
+      <w:start w:val="1"/>
+      <w:numFmt w:val="lowerLetter"/>
+      <w:lvlText w:val="%2."/>
+      <w:lvlJc w:val="left"/>
+      <w:pPr>
+        <w:ind w:left="2175" w:hanging="360"/>
+      </w:pPr>
+    </w:lvl>
+    <w:lvl w:ilvl="2" w:tplc="280A001B" w:tentative="1">
+      <w:start w:val="1"/>
+      <w:numFmt w:val="lowerRoman"/>
+      <w:lvlText w:val="%3."/>
+      <w:lvlJc w:val="right"/>
+      <w:pPr>
+        <w:ind w:left="2895" w:hanging="180"/>
+      </w:pPr>
+    </w:lvl>
+    <w:lvl w:ilvl="3" w:tplc="280A000F" w:tentative="1">
+      <w:start w:val="1"/>
+      <w:numFmt w:val="decimal"/>
+      <w:lvlText w:val="%4."/>
+      <w:lvlJc w:val="left"/>
+      <w:pPr>
+        <w:ind w:left="3615" w:hanging="360"/>
+      </w:pPr>
+    </w:lvl>
+    <w:lvl w:ilvl="4" w:tplc="280A0019" w:tentative="1">
+      <w:start w:val="1"/>
+      <w:numFmt w:val="lowerLetter"/>
+      <w:lvlText w:val="%5."/>
+      <w:lvlJc w:val="left"/>
+      <w:pPr>
+        <w:ind w:left="4335" w:hanging="360"/>
+      </w:pPr>
+    </w:lvl>
+    <w:lvl w:ilvl="5" w:tplc="280A001B" w:tentative="1">
+      <w:start w:val="1"/>
+      <w:numFmt w:val="lowerRoman"/>
+      <w:lvlText w:val="%6."/>
+      <w:lvlJc w:val="right"/>
+      <w:pPr>
+        <w:ind w:left="5055" w:hanging="180"/>
+      </w:pPr>
+    </w:lvl>
+    <w:lvl w:ilvl="6" w:tplc="280A000F" w:tentative="1">
+      <w:start w:val="1"/>
+      <w:numFmt w:val="decimal"/>
+      <w:lvlText w:val="%7."/>
+      <w:lvlJc w:val="left"/>
+      <w:pPr>
+        <w:ind w:left="5775" w:hanging="360"/>
+      </w:pPr>
+    </w:lvl>
+    <w:lvl w:ilvl="7" w:tplc="280A0019" w:tentative="1">
+      <w:start w:val="1"/>
+      <w:numFmt w:val="lowerLetter"/>
+      <w:lvlText w:val="%8."/>
+      <w:lvlJc w:val="left"/>
+      <w:pPr>
+        <w:ind w:left="6495" w:hanging="360"/>
+      </w:pPr>
+    </w:lvl>
+    <w:lvl w:ilvl="8" w:tplc="280A001B" w:tentative="1">
+      <w:start w:val="1"/>
+      <w:numFmt w:val="lowerRoman"/>
+      <w:lvlText w:val="%9."/>
+      <w:lvlJc w:val="right"/>
+      <w:pPr>
+        <w:ind w:left="7215" w:hanging="180"/>
+      </w:pPr>
+    </w:lvl>
+  </w:abstractNum>
+  <w:abstractNum w:abstractNumId="10" w15:restartNumberingAfterBreak="0">
+    <w:nsid w:val="77887313"/>
+    <w:multiLevelType w:val="hybridMultilevel"/>
+    <w:tmpl w:val="11E24D8C"/>
+    <w:lvl w:ilvl="0" w:tplc="28744484">
+      <w:start w:val="1"/>
+      <w:numFmt w:val="bullet"/>
+      <w:lvlText w:val="-"/>
+      <w:lvlJc w:val="left"/>
+      <w:pPr>
+        <w:ind w:left="735" w:hanging="360"/>
+      </w:pPr>
+      <w:rPr>
+        <w:rFonts w:ascii="Aptos" w:eastAsiaTheme="minorHAnsi" w:hAnsi="Aptos" w:cstheme="minorBidi" w:hint="default"/>
+      </w:rPr>
+    </w:lvl>
+    <w:lvl w:ilvl="1" w:tplc="280A0003" w:tentative="1">
+      <w:start w:val="1"/>
+      <w:numFmt w:val="bullet"/>
+      <w:lvlText w:val="o"/>
+      <w:lvlJc w:val="left"/>
+      <w:pPr>
+        <w:ind w:left="1455" w:hanging="360"/>
+      </w:pPr>
+      <w:rPr>
+        <w:rFonts w:ascii="Courier New" w:hAnsi="Courier New" w:cs="Courier New" w:hint="default"/>
+      </w:rPr>
+    </w:lvl>
+    <w:lvl w:ilvl="2" w:tplc="280A0005" w:tentative="1">
+      <w:start w:val="1"/>
+      <w:numFmt w:val="bullet"/>
+      <w:lvlText w:val=""/>
+      <w:lvlJc w:val="left"/>
+      <w:pPr>
+        <w:ind w:left="2175" w:hanging="360"/>
+      </w:pPr>
+      <w:rPr>
+        <w:rFonts w:ascii="Wingdings" w:hAnsi="Wingdings" w:hint="default"/>
+      </w:rPr>
+    </w:lvl>
+    <w:lvl w:ilvl="3" w:tplc="280A0001" w:tentative="1">
+      <w:start w:val="1"/>
+      <w:numFmt w:val="bullet"/>
+      <w:lvlText w:val=""/>
+      <w:lvlJc w:val="left"/>
+      <w:pPr>
+        <w:ind w:left="2895" w:hanging="360"/>
+      </w:pPr>
+      <w:rPr>
+        <w:rFonts w:ascii="Symbol" w:hAnsi="Symbol" w:hint="default"/>
+      </w:rPr>
+    </w:lvl>
+    <w:lvl w:ilvl="4" w:tplc="280A0003" w:tentative="1">
+      <w:start w:val="1"/>
+      <w:numFmt w:val="bullet"/>
+      <w:lvlText w:val="o"/>
+      <w:lvlJc w:val="left"/>
+      <w:pPr>
+        <w:ind w:left="3615" w:hanging="360"/>
+      </w:pPr>
+      <w:rPr>
+        <w:rFonts w:ascii="Courier New" w:hAnsi="Courier New" w:cs="Courier New" w:hint="default"/>
+      </w:rPr>
+    </w:lvl>
+    <w:lvl w:ilvl="5" w:tplc="280A0005" w:tentative="1">
+      <w:start w:val="1"/>
+      <w:numFmt w:val="bullet"/>
+      <w:lvlText w:val=""/>
+      <w:lvlJc w:val="left"/>
+      <w:pPr>
+        <w:ind w:left="4335" w:hanging="360"/>
+      </w:pPr>
+      <w:rPr>
+        <w:rFonts w:ascii="Wingdings" w:hAnsi="Wingdings" w:hint="default"/>
+      </w:rPr>
+    </w:lvl>
+    <w:lvl w:ilvl="6" w:tplc="280A0001" w:tentative="1">
+      <w:start w:val="1"/>
+      <w:numFmt w:val="bullet"/>
+      <w:lvlText w:val=""/>
+      <w:lvlJc w:val="left"/>
+      <w:pPr>
+        <w:ind w:left="5055" w:hanging="360"/>
+      </w:pPr>
+      <w:rPr>
+        <w:rFonts w:ascii="Symbol" w:hAnsi="Symbol" w:hint="default"/>
+      </w:rPr>
+    </w:lvl>
+    <w:lvl w:ilvl="7" w:tplc="280A0003" w:tentative="1">
+      <w:start w:val="1"/>
+      <w:numFmt w:val="bullet"/>
+      <w:lvlText w:val="o"/>
+      <w:lvlJc w:val="left"/>
+      <w:pPr>
+        <w:ind w:left="5775" w:hanging="360"/>
+      </w:pPr>
+      <w:rPr>
+        <w:rFonts w:ascii="Courier New" w:hAnsi="Courier New" w:cs="Courier New" w:hint="default"/>
+      </w:rPr>
+    </w:lvl>
+    <w:lvl w:ilvl="8" w:tplc="280A0005" w:tentative="1">
+      <w:start w:val="1"/>
+      <w:numFmt w:val="bullet"/>
+      <w:lvlText w:val=""/>
+      <w:lvlJc w:val="left"/>
+      <w:pPr>
+        <w:ind w:left="6495" w:hanging="360"/>
+      </w:pPr>
+      <w:rPr>
+        <w:rFonts w:ascii="Wingdings" w:hAnsi="Wingdings" w:hint="default"/>
+      </w:rPr>
+    </w:lvl>
+  </w:abstractNum>
   <w:num w:numId="1" w16cid:durableId="633213031">
     <w:abstractNumId w:val="1"/>
   </w:num>
   <w:num w:numId="2" w16cid:durableId="104427814">
-    <w:abstractNumId w:val="5"/>
+    <w:abstractNumId w:val="10"/>
   </w:num>
   <w:num w:numId="3" w16cid:durableId="695080283">
-    <w:abstractNumId w:val="3"/>
+    <w:abstractNumId w:val="6"/>
   </w:num>
   <w:num w:numId="4" w16cid:durableId="2005013529">
     <w:abstractNumId w:val="0"/>
   </w:num>
   <w:num w:numId="5" w16cid:durableId="259216422">
+    <w:abstractNumId w:val="8"/>
+  </w:num>
+  <w:num w:numId="6" w16cid:durableId="144011994">
+    <w:abstractNumId w:val="3"/>
+  </w:num>
+  <w:num w:numId="7" w16cid:durableId="1532187379">
     <w:abstractNumId w:val="4"/>
   </w:num>
-  <w:num w:numId="6" w16cid:durableId="144011994">
+  <w:num w:numId="8" w16cid:durableId="1037969958">
     <w:abstractNumId w:val="2"/>
+  </w:num>
+  <w:num w:numId="9" w16cid:durableId="331421514">
+    <w:abstractNumId w:val="9"/>
+  </w:num>
+  <w:num w:numId="10" w16cid:durableId="1625849438">
+    <w:abstractNumId w:val="5"/>
+  </w:num>
+  <w:num w:numId="11" w16cid:durableId="1483308227">
+    <w:abstractNumId w:val="7"/>
   </w:num>
 </w:numbering>
 </file>
@@ -2320,11 +4941,11 @@
     <w:name w:val="Normal"/>
     <w:qFormat/>
   </w:style>
-  <w:style w:type="paragraph" w:styleId="Heading1">
+  <w:style w:type="paragraph" w:styleId="Ttulo1">
     <w:name w:val="heading 1"/>
     <w:basedOn w:val="Normal"/>
     <w:next w:val="Normal"/>
-    <w:link w:val="Heading1Char"/>
+    <w:link w:val="Ttulo1Car"/>
     <w:uiPriority w:val="9"/>
     <w:qFormat/>
     <w:rsid w:val="0085441B"/>
@@ -2341,11 +4962,11 @@
       <w:szCs w:val="40"/>
     </w:rPr>
   </w:style>
-  <w:style w:type="paragraph" w:styleId="Heading2">
+  <w:style w:type="paragraph" w:styleId="Ttulo2">
     <w:name w:val="heading 2"/>
     <w:basedOn w:val="Normal"/>
     <w:next w:val="Normal"/>
-    <w:link w:val="Heading2Char"/>
+    <w:link w:val="Ttulo2Car"/>
     <w:uiPriority w:val="9"/>
     <w:semiHidden/>
     <w:unhideWhenUsed/>
@@ -2364,11 +4985,11 @@
       <w:szCs w:val="32"/>
     </w:rPr>
   </w:style>
-  <w:style w:type="paragraph" w:styleId="Heading3">
+  <w:style w:type="paragraph" w:styleId="Ttulo3">
     <w:name w:val="heading 3"/>
     <w:basedOn w:val="Normal"/>
     <w:next w:val="Normal"/>
-    <w:link w:val="Heading3Char"/>
+    <w:link w:val="Ttulo3Car"/>
     <w:uiPriority w:val="9"/>
     <w:semiHidden/>
     <w:unhideWhenUsed/>
@@ -2387,11 +5008,11 @@
       <w:szCs w:val="28"/>
     </w:rPr>
   </w:style>
-  <w:style w:type="paragraph" w:styleId="Heading4">
+  <w:style w:type="paragraph" w:styleId="Ttulo4">
     <w:name w:val="heading 4"/>
     <w:basedOn w:val="Normal"/>
     <w:next w:val="Normal"/>
-    <w:link w:val="Heading4Char"/>
+    <w:link w:val="Ttulo4Car"/>
     <w:uiPriority w:val="9"/>
     <w:semiHidden/>
     <w:unhideWhenUsed/>
@@ -2410,11 +5031,11 @@
       <w:color w:val="0F4761" w:themeColor="accent1" w:themeShade="BF"/>
     </w:rPr>
   </w:style>
-  <w:style w:type="paragraph" w:styleId="Heading5">
+  <w:style w:type="paragraph" w:styleId="Ttulo5">
     <w:name w:val="heading 5"/>
     <w:basedOn w:val="Normal"/>
     <w:next w:val="Normal"/>
-    <w:link w:val="Heading5Char"/>
+    <w:link w:val="Ttulo5Car"/>
     <w:uiPriority w:val="9"/>
     <w:semiHidden/>
     <w:unhideWhenUsed/>
@@ -2431,11 +5052,11 @@
       <w:color w:val="0F4761" w:themeColor="accent1" w:themeShade="BF"/>
     </w:rPr>
   </w:style>
-  <w:style w:type="paragraph" w:styleId="Heading6">
+  <w:style w:type="paragraph" w:styleId="Ttulo6">
     <w:name w:val="heading 6"/>
     <w:basedOn w:val="Normal"/>
     <w:next w:val="Normal"/>
-    <w:link w:val="Heading6Char"/>
+    <w:link w:val="Ttulo6Car"/>
     <w:uiPriority w:val="9"/>
     <w:semiHidden/>
     <w:unhideWhenUsed/>
@@ -2454,11 +5075,11 @@
       <w:color w:val="595959" w:themeColor="text1" w:themeTint="A6"/>
     </w:rPr>
   </w:style>
-  <w:style w:type="paragraph" w:styleId="Heading7">
+  <w:style w:type="paragraph" w:styleId="Ttulo7">
     <w:name w:val="heading 7"/>
     <w:basedOn w:val="Normal"/>
     <w:next w:val="Normal"/>
-    <w:link w:val="Heading7Char"/>
+    <w:link w:val="Ttulo7Car"/>
     <w:uiPriority w:val="9"/>
     <w:semiHidden/>
     <w:unhideWhenUsed/>
@@ -2475,11 +5096,11 @@
       <w:color w:val="595959" w:themeColor="text1" w:themeTint="A6"/>
     </w:rPr>
   </w:style>
-  <w:style w:type="paragraph" w:styleId="Heading8">
+  <w:style w:type="paragraph" w:styleId="Ttulo8">
     <w:name w:val="heading 8"/>
     <w:basedOn w:val="Normal"/>
     <w:next w:val="Normal"/>
-    <w:link w:val="Heading8Char"/>
+    <w:link w:val="Ttulo8Car"/>
     <w:uiPriority w:val="9"/>
     <w:semiHidden/>
     <w:unhideWhenUsed/>
@@ -2498,11 +5119,11 @@
       <w:color w:val="272727" w:themeColor="text1" w:themeTint="D8"/>
     </w:rPr>
   </w:style>
-  <w:style w:type="paragraph" w:styleId="Heading9">
+  <w:style w:type="paragraph" w:styleId="Ttulo9">
     <w:name w:val="heading 9"/>
     <w:basedOn w:val="Normal"/>
     <w:next w:val="Normal"/>
-    <w:link w:val="Heading9Char"/>
+    <w:link w:val="Ttulo9Car"/>
     <w:uiPriority w:val="9"/>
     <w:semiHidden/>
     <w:unhideWhenUsed/>
@@ -2519,13 +5140,12 @@
       <w:color w:val="272727" w:themeColor="text1" w:themeTint="D8"/>
     </w:rPr>
   </w:style>
-  <w:style w:type="character" w:default="1" w:styleId="DefaultParagraphFont">
+  <w:style w:type="character" w:default="1" w:styleId="Fuentedeprrafopredeter">
     <w:name w:val="Default Paragraph Font"/>
     <w:uiPriority w:val="1"/>
-    <w:semiHidden/>
     <w:unhideWhenUsed/>
   </w:style>
-  <w:style w:type="table" w:default="1" w:styleId="TableNormal">
+  <w:style w:type="table" w:default="1" w:styleId="Tablanormal">
     <w:name w:val="Normal Table"/>
     <w:uiPriority w:val="99"/>
     <w:semiHidden/>
@@ -2540,16 +5160,16 @@
       </w:tblCellMar>
     </w:tblPr>
   </w:style>
-  <w:style w:type="numbering" w:default="1" w:styleId="NoList">
+  <w:style w:type="numbering" w:default="1" w:styleId="Sinlista">
     <w:name w:val="No List"/>
     <w:uiPriority w:val="99"/>
     <w:semiHidden/>
     <w:unhideWhenUsed/>
   </w:style>
-  <w:style w:type="character" w:customStyle="1" w:styleId="Heading1Char">
-    <w:name w:val="Heading 1 Char"/>
-    <w:basedOn w:val="DefaultParagraphFont"/>
-    <w:link w:val="Heading1"/>
+  <w:style w:type="character" w:customStyle="1" w:styleId="Ttulo1Car">
+    <w:name w:val="Título 1 Car"/>
+    <w:basedOn w:val="Fuentedeprrafopredeter"/>
+    <w:link w:val="Ttulo1"/>
     <w:uiPriority w:val="9"/>
     <w:rsid w:val="0085441B"/>
     <w:rPr>
@@ -2559,10 +5179,10 @@
       <w:szCs w:val="40"/>
     </w:rPr>
   </w:style>
-  <w:style w:type="character" w:customStyle="1" w:styleId="Heading2Char">
-    <w:name w:val="Heading 2 Char"/>
-    <w:basedOn w:val="DefaultParagraphFont"/>
-    <w:link w:val="Heading2"/>
+  <w:style w:type="character" w:customStyle="1" w:styleId="Ttulo2Car">
+    <w:name w:val="Título 2 Car"/>
+    <w:basedOn w:val="Fuentedeprrafopredeter"/>
+    <w:link w:val="Ttulo2"/>
     <w:uiPriority w:val="9"/>
     <w:semiHidden/>
     <w:rsid w:val="0085441B"/>
@@ -2573,10 +5193,10 @@
       <w:szCs w:val="32"/>
     </w:rPr>
   </w:style>
-  <w:style w:type="character" w:customStyle="1" w:styleId="Heading3Char">
-    <w:name w:val="Heading 3 Char"/>
-    <w:basedOn w:val="DefaultParagraphFont"/>
-    <w:link w:val="Heading3"/>
+  <w:style w:type="character" w:customStyle="1" w:styleId="Ttulo3Car">
+    <w:name w:val="Título 3 Car"/>
+    <w:basedOn w:val="Fuentedeprrafopredeter"/>
+    <w:link w:val="Ttulo3"/>
     <w:uiPriority w:val="9"/>
     <w:semiHidden/>
     <w:rsid w:val="0085441B"/>
@@ -2587,10 +5207,10 @@
       <w:szCs w:val="28"/>
     </w:rPr>
   </w:style>
-  <w:style w:type="character" w:customStyle="1" w:styleId="Heading4Char">
-    <w:name w:val="Heading 4 Char"/>
-    <w:basedOn w:val="DefaultParagraphFont"/>
-    <w:link w:val="Heading4"/>
+  <w:style w:type="character" w:customStyle="1" w:styleId="Ttulo4Car">
+    <w:name w:val="Título 4 Car"/>
+    <w:basedOn w:val="Fuentedeprrafopredeter"/>
+    <w:link w:val="Ttulo4"/>
     <w:uiPriority w:val="9"/>
     <w:semiHidden/>
     <w:rsid w:val="0085441B"/>
@@ -2601,10 +5221,10 @@
       <w:color w:val="0F4761" w:themeColor="accent1" w:themeShade="BF"/>
     </w:rPr>
   </w:style>
-  <w:style w:type="character" w:customStyle="1" w:styleId="Heading5Char">
-    <w:name w:val="Heading 5 Char"/>
-    <w:basedOn w:val="DefaultParagraphFont"/>
-    <w:link w:val="Heading5"/>
+  <w:style w:type="character" w:customStyle="1" w:styleId="Ttulo5Car">
+    <w:name w:val="Título 5 Car"/>
+    <w:basedOn w:val="Fuentedeprrafopredeter"/>
+    <w:link w:val="Ttulo5"/>
     <w:uiPriority w:val="9"/>
     <w:semiHidden/>
     <w:rsid w:val="0085441B"/>
@@ -2613,10 +5233,10 @@
       <w:color w:val="0F4761" w:themeColor="accent1" w:themeShade="BF"/>
     </w:rPr>
   </w:style>
-  <w:style w:type="character" w:customStyle="1" w:styleId="Heading6Char">
-    <w:name w:val="Heading 6 Char"/>
-    <w:basedOn w:val="DefaultParagraphFont"/>
-    <w:link w:val="Heading6"/>
+  <w:style w:type="character" w:customStyle="1" w:styleId="Ttulo6Car">
+    <w:name w:val="Título 6 Car"/>
+    <w:basedOn w:val="Fuentedeprrafopredeter"/>
+    <w:link w:val="Ttulo6"/>
     <w:uiPriority w:val="9"/>
     <w:semiHidden/>
     <w:rsid w:val="0085441B"/>
@@ -2627,10 +5247,10 @@
       <w:color w:val="595959" w:themeColor="text1" w:themeTint="A6"/>
     </w:rPr>
   </w:style>
-  <w:style w:type="character" w:customStyle="1" w:styleId="Heading7Char">
-    <w:name w:val="Heading 7 Char"/>
-    <w:basedOn w:val="DefaultParagraphFont"/>
-    <w:link w:val="Heading7"/>
+  <w:style w:type="character" w:customStyle="1" w:styleId="Ttulo7Car">
+    <w:name w:val="Título 7 Car"/>
+    <w:basedOn w:val="Fuentedeprrafopredeter"/>
+    <w:link w:val="Ttulo7"/>
     <w:uiPriority w:val="9"/>
     <w:semiHidden/>
     <w:rsid w:val="0085441B"/>
@@ -2639,10 +5259,10 @@
       <w:color w:val="595959" w:themeColor="text1" w:themeTint="A6"/>
     </w:rPr>
   </w:style>
-  <w:style w:type="character" w:customStyle="1" w:styleId="Heading8Char">
-    <w:name w:val="Heading 8 Char"/>
-    <w:basedOn w:val="DefaultParagraphFont"/>
-    <w:link w:val="Heading8"/>
+  <w:style w:type="character" w:customStyle="1" w:styleId="Ttulo8Car">
+    <w:name w:val="Título 8 Car"/>
+    <w:basedOn w:val="Fuentedeprrafopredeter"/>
+    <w:link w:val="Ttulo8"/>
     <w:uiPriority w:val="9"/>
     <w:semiHidden/>
     <w:rsid w:val="0085441B"/>
@@ -2653,10 +5273,10 @@
       <w:color w:val="272727" w:themeColor="text1" w:themeTint="D8"/>
     </w:rPr>
   </w:style>
-  <w:style w:type="character" w:customStyle="1" w:styleId="Heading9Char">
-    <w:name w:val="Heading 9 Char"/>
-    <w:basedOn w:val="DefaultParagraphFont"/>
-    <w:link w:val="Heading9"/>
+  <w:style w:type="character" w:customStyle="1" w:styleId="Ttulo9Car">
+    <w:name w:val="Título 9 Car"/>
+    <w:basedOn w:val="Fuentedeprrafopredeter"/>
+    <w:link w:val="Ttulo9"/>
     <w:uiPriority w:val="9"/>
     <w:semiHidden/>
     <w:rsid w:val="0085441B"/>
@@ -2665,11 +5285,11 @@
       <w:color w:val="272727" w:themeColor="text1" w:themeTint="D8"/>
     </w:rPr>
   </w:style>
-  <w:style w:type="paragraph" w:styleId="Title">
+  <w:style w:type="paragraph" w:styleId="Ttulo">
     <w:name w:val="Title"/>
     <w:basedOn w:val="Normal"/>
     <w:next w:val="Normal"/>
-    <w:link w:val="TitleChar"/>
+    <w:link w:val="TtuloCar"/>
     <w:uiPriority w:val="10"/>
     <w:qFormat/>
     <w:rsid w:val="0085441B"/>
@@ -2685,10 +5305,10 @@
       <w:szCs w:val="56"/>
     </w:rPr>
   </w:style>
-  <w:style w:type="character" w:customStyle="1" w:styleId="TitleChar">
-    <w:name w:val="Title Char"/>
-    <w:basedOn w:val="DefaultParagraphFont"/>
-    <w:link w:val="Title"/>
+  <w:style w:type="character" w:customStyle="1" w:styleId="TtuloCar">
+    <w:name w:val="Título Car"/>
+    <w:basedOn w:val="Fuentedeprrafopredeter"/>
+    <w:link w:val="Ttulo"/>
     <w:uiPriority w:val="10"/>
     <w:rsid w:val="0085441B"/>
     <w:rPr>
@@ -2699,11 +5319,11 @@
       <w:szCs w:val="56"/>
     </w:rPr>
   </w:style>
-  <w:style w:type="paragraph" w:styleId="Subtitle">
+  <w:style w:type="paragraph" w:styleId="Subttulo">
     <w:name w:val="Subtitle"/>
     <w:basedOn w:val="Normal"/>
     <w:next w:val="Normal"/>
-    <w:link w:val="SubtitleChar"/>
+    <w:link w:val="SubttuloCar"/>
     <w:uiPriority w:val="11"/>
     <w:qFormat/>
     <w:rsid w:val="0085441B"/>
@@ -2720,10 +5340,10 @@
       <w:szCs w:val="28"/>
     </w:rPr>
   </w:style>
-  <w:style w:type="character" w:customStyle="1" w:styleId="SubtitleChar">
-    <w:name w:val="Subtitle Char"/>
-    <w:basedOn w:val="DefaultParagraphFont"/>
-    <w:link w:val="Subtitle"/>
+  <w:style w:type="character" w:customStyle="1" w:styleId="SubttuloCar">
+    <w:name w:val="Subtítulo Car"/>
+    <w:basedOn w:val="Fuentedeprrafopredeter"/>
+    <w:link w:val="Subttulo"/>
     <w:uiPriority w:val="11"/>
     <w:rsid w:val="0085441B"/>
     <w:rPr>
@@ -2734,11 +5354,11 @@
       <w:szCs w:val="28"/>
     </w:rPr>
   </w:style>
-  <w:style w:type="paragraph" w:styleId="Quote">
+  <w:style w:type="paragraph" w:styleId="Cita">
     <w:name w:val="Quote"/>
     <w:basedOn w:val="Normal"/>
     <w:next w:val="Normal"/>
-    <w:link w:val="QuoteChar"/>
+    <w:link w:val="CitaCar"/>
     <w:uiPriority w:val="29"/>
     <w:qFormat/>
     <w:rsid w:val="0085441B"/>
@@ -2752,10 +5372,10 @@
       <w:color w:val="404040" w:themeColor="text1" w:themeTint="BF"/>
     </w:rPr>
   </w:style>
-  <w:style w:type="character" w:customStyle="1" w:styleId="QuoteChar">
-    <w:name w:val="Quote Char"/>
-    <w:basedOn w:val="DefaultParagraphFont"/>
-    <w:link w:val="Quote"/>
+  <w:style w:type="character" w:customStyle="1" w:styleId="CitaCar">
+    <w:name w:val="Cita Car"/>
+    <w:basedOn w:val="Fuentedeprrafopredeter"/>
+    <w:link w:val="Cita"/>
     <w:uiPriority w:val="29"/>
     <w:rsid w:val="0085441B"/>
     <w:rPr>
@@ -2764,7 +5384,7 @@
       <w:color w:val="404040" w:themeColor="text1" w:themeTint="BF"/>
     </w:rPr>
   </w:style>
-  <w:style w:type="paragraph" w:styleId="ListParagraph">
+  <w:style w:type="paragraph" w:styleId="Prrafodelista">
     <w:name w:val="List Paragraph"/>
     <w:basedOn w:val="Normal"/>
     <w:uiPriority w:val="34"/>
@@ -2775,9 +5395,9 @@
       <w:contextualSpacing/>
     </w:pPr>
   </w:style>
-  <w:style w:type="character" w:styleId="IntenseEmphasis">
+  <w:style w:type="character" w:styleId="nfasisintenso">
     <w:name w:val="Intense Emphasis"/>
-    <w:basedOn w:val="DefaultParagraphFont"/>
+    <w:basedOn w:val="Fuentedeprrafopredeter"/>
     <w:uiPriority w:val="21"/>
     <w:qFormat/>
     <w:rsid w:val="0085441B"/>
@@ -2787,11 +5407,11 @@
       <w:color w:val="0F4761" w:themeColor="accent1" w:themeShade="BF"/>
     </w:rPr>
   </w:style>
-  <w:style w:type="paragraph" w:styleId="IntenseQuote">
+  <w:style w:type="paragraph" w:styleId="Citadestacada">
     <w:name w:val="Intense Quote"/>
     <w:basedOn w:val="Normal"/>
     <w:next w:val="Normal"/>
-    <w:link w:val="IntenseQuoteChar"/>
+    <w:link w:val="CitadestacadaCar"/>
     <w:uiPriority w:val="30"/>
     <w:qFormat/>
     <w:rsid w:val="0085441B"/>
@@ -2810,10 +5430,10 @@
       <w:color w:val="0F4761" w:themeColor="accent1" w:themeShade="BF"/>
     </w:rPr>
   </w:style>
-  <w:style w:type="character" w:customStyle="1" w:styleId="IntenseQuoteChar">
-    <w:name w:val="Intense Quote Char"/>
-    <w:basedOn w:val="DefaultParagraphFont"/>
-    <w:link w:val="IntenseQuote"/>
+  <w:style w:type="character" w:customStyle="1" w:styleId="CitadestacadaCar">
+    <w:name w:val="Cita destacada Car"/>
+    <w:basedOn w:val="Fuentedeprrafopredeter"/>
+    <w:link w:val="Citadestacada"/>
     <w:uiPriority w:val="30"/>
     <w:rsid w:val="0085441B"/>
     <w:rPr>
@@ -2822,9 +5442,9 @@
       <w:color w:val="0F4761" w:themeColor="accent1" w:themeShade="BF"/>
     </w:rPr>
   </w:style>
-  <w:style w:type="character" w:styleId="IntenseReference">
+  <w:style w:type="character" w:styleId="Referenciaintensa">
     <w:name w:val="Intense Reference"/>
-    <w:basedOn w:val="DefaultParagraphFont"/>
+    <w:basedOn w:val="Fuentedeprrafopredeter"/>
     <w:uiPriority w:val="32"/>
     <w:qFormat/>
     <w:rsid w:val="0085441B"/>
@@ -2836,13 +5456,92 @@
       <w:spacing w:val="5"/>
     </w:rPr>
   </w:style>
+  <w:style w:type="paragraph" w:styleId="Encabezado">
+    <w:name w:val="header"/>
+    <w:basedOn w:val="Normal"/>
+    <w:link w:val="EncabezadoCar"/>
+    <w:uiPriority w:val="99"/>
+    <w:unhideWhenUsed/>
+    <w:rsid w:val="002A5010"/>
+    <w:pPr>
+      <w:tabs>
+        <w:tab w:val="center" w:pos="4252"/>
+        <w:tab w:val="right" w:pos="8504"/>
+      </w:tabs>
+      <w:spacing w:after="0" w:line="240" w:lineRule="auto"/>
+    </w:pPr>
+  </w:style>
+  <w:style w:type="character" w:customStyle="1" w:styleId="EncabezadoCar">
+    <w:name w:val="Encabezado Car"/>
+    <w:basedOn w:val="Fuentedeprrafopredeter"/>
+    <w:link w:val="Encabezado"/>
+    <w:uiPriority w:val="99"/>
+    <w:rsid w:val="002A5010"/>
+  </w:style>
+  <w:style w:type="paragraph" w:styleId="Piedepgina">
+    <w:name w:val="footer"/>
+    <w:basedOn w:val="Normal"/>
+    <w:link w:val="PiedepginaCar"/>
+    <w:uiPriority w:val="99"/>
+    <w:unhideWhenUsed/>
+    <w:rsid w:val="002A5010"/>
+    <w:pPr>
+      <w:tabs>
+        <w:tab w:val="center" w:pos="4252"/>
+        <w:tab w:val="right" w:pos="8504"/>
+      </w:tabs>
+      <w:spacing w:after="0" w:line="240" w:lineRule="auto"/>
+    </w:pPr>
+  </w:style>
+  <w:style w:type="character" w:customStyle="1" w:styleId="PiedepginaCar">
+    <w:name w:val="Pie de página Car"/>
+    <w:basedOn w:val="Fuentedeprrafopredeter"/>
+    <w:link w:val="Piedepgina"/>
+    <w:uiPriority w:val="99"/>
+    <w:rsid w:val="002A5010"/>
+  </w:style>
+  <w:style w:type="character" w:styleId="Hipervnculo">
+    <w:name w:val="Hyperlink"/>
+    <w:basedOn w:val="Fuentedeprrafopredeter"/>
+    <w:uiPriority w:val="99"/>
+    <w:unhideWhenUsed/>
+    <w:rsid w:val="004242B8"/>
+    <w:rPr>
+      <w:color w:val="467886" w:themeColor="hyperlink"/>
+      <w:u w:val="single"/>
+    </w:rPr>
+  </w:style>
+  <w:style w:type="character" w:styleId="Mencinsinresolver">
+    <w:name w:val="Unresolved Mention"/>
+    <w:basedOn w:val="Fuentedeprrafopredeter"/>
+    <w:uiPriority w:val="99"/>
+    <w:semiHidden/>
+    <w:unhideWhenUsed/>
+    <w:rsid w:val="004242B8"/>
+    <w:rPr>
+      <w:color w:val="605E5C"/>
+      <w:shd w:val="clear" w:color="auto" w:fill="E1DFDD"/>
+    </w:rPr>
+  </w:style>
+  <w:style w:type="character" w:styleId="Hipervnculovisitado">
+    <w:name w:val="FollowedHyperlink"/>
+    <w:basedOn w:val="Fuentedeprrafopredeter"/>
+    <w:uiPriority w:val="99"/>
+    <w:semiHidden/>
+    <w:unhideWhenUsed/>
+    <w:rsid w:val="004242B8"/>
+    <w:rPr>
+      <w:color w:val="96607D" w:themeColor="followedHyperlink"/>
+      <w:u w:val="single"/>
+    </w:rPr>
+  </w:style>
 </w:styles>
 </file>
 
 <file path=word/charts/chart1.xml><?xml version="1.0" encoding="utf-8"?>
 <c:chartSpace xmlns:c="http://schemas.openxmlformats.org/drawingml/2006/chart" xmlns:a="http://schemas.openxmlformats.org/drawingml/2006/main" xmlns:r="http://schemas.openxmlformats.org/officeDocument/2006/relationships" xmlns:c16r2="http://schemas.microsoft.com/office/drawing/2015/06/chart">
   <c:date1904 val="0"/>
-  <c:lang val="en-US"/>
+  <c:lang val="es-ES"/>
   <c:roundedCorners val="0"/>
   <mc:AlternateContent xmlns:mc="http://schemas.openxmlformats.org/markup-compatibility/2006">
     <mc:Choice xmlns:c14="http://schemas.microsoft.com/office/drawing/2007/8/2/chart" Requires="c14">
@@ -2895,11 +5594,11 @@
           <c:order val="0"/>
           <c:tx>
             <c:strRef>
-              <c:f>Sheet1!$B$1</c:f>
+              <c:f>Hoja1!$B$1</c:f>
               <c:strCache>
                 <c:ptCount val="1"/>
                 <c:pt idx="0">
-                  <c:v>Series 1</c:v>
+                  <c:v>Clientes nuevos</c:v>
                 </c:pt>
               </c:strCache>
             </c:strRef>
@@ -2914,50 +5613,102 @@
             <a:effectLst/>
           </c:spPr>
           <c:invertIfNegative val="0"/>
+          <c:dLbls>
+            <c:spPr>
+              <a:noFill/>
+              <a:ln>
+                <a:noFill/>
+              </a:ln>
+              <a:effectLst/>
+            </c:spPr>
+            <c:txPr>
+              <a:bodyPr rot="0" spcFirstLastPara="1" vertOverflow="ellipsis" vert="horz" wrap="square" lIns="38100" tIns="19050" rIns="38100" bIns="19050" anchor="ctr" anchorCtr="1">
+                <a:spAutoFit/>
+              </a:bodyPr>
+              <a:lstStyle/>
+              <a:p>
+                <a:pPr>
+                  <a:defRPr sz="900" b="0" i="0" u="none" strike="noStrike" kern="1200" baseline="0">
+                    <a:solidFill>
+                      <a:schemeClr val="tx1">
+                        <a:lumMod val="75000"/>
+                        <a:lumOff val="25000"/>
+                      </a:schemeClr>
+                    </a:solidFill>
+                    <a:latin typeface="+mn-lt"/>
+                    <a:ea typeface="+mn-ea"/>
+                    <a:cs typeface="+mn-cs"/>
+                  </a:defRPr>
+                </a:pPr>
+                <a:endParaRPr lang="es-PE"/>
+              </a:p>
+            </c:txPr>
+            <c:dLblPos val="outEnd"/>
+            <c:showLegendKey val="0"/>
+            <c:showVal val="1"/>
+            <c:showCatName val="0"/>
+            <c:showSerName val="0"/>
+            <c:showPercent val="0"/>
+            <c:showBubbleSize val="0"/>
+            <c:showLeaderLines val="0"/>
+            <c:extLst>
+              <c:ext xmlns:c15="http://schemas.microsoft.com/office/drawing/2012/chart" uri="{CE6537A1-D6FC-4f65-9D91-7224C49458BB}">
+                <c15:showLeaderLines val="1"/>
+                <c15:leaderLines>
+                  <c:spPr>
+                    <a:ln w="9525" cap="flat" cmpd="sng" algn="ctr">
+                      <a:solidFill>
+                        <a:schemeClr val="tx1">
+                          <a:lumMod val="35000"/>
+                          <a:lumOff val="65000"/>
+                        </a:schemeClr>
+                      </a:solidFill>
+                      <a:round/>
+                    </a:ln>
+                    <a:effectLst/>
+                  </c:spPr>
+                </c15:leaderLines>
+              </c:ext>
+            </c:extLst>
+          </c:dLbls>
           <c:cat>
             <c:strRef>
-              <c:f>Sheet1!$A$2:$A$5</c:f>
+              <c:f>Hoja1!$A$2:$A$4</c:f>
               <c:strCache>
-                <c:ptCount val="4"/>
+                <c:ptCount val="3"/>
                 <c:pt idx="0">
-                  <c:v>Category 1</c:v>
+                  <c:v>de 16 a 18</c:v>
                 </c:pt>
                 <c:pt idx="1">
-                  <c:v>Category 2</c:v>
+                  <c:v>de 20 a 24</c:v>
                 </c:pt>
                 <c:pt idx="2">
-                  <c:v>Category 3</c:v>
-                </c:pt>
-                <c:pt idx="3">
-                  <c:v>Category 4</c:v>
+                  <c:v>de 24 a 30</c:v>
                 </c:pt>
               </c:strCache>
             </c:strRef>
           </c:cat>
           <c:val>
             <c:numRef>
-              <c:f>Sheet1!$B$2:$B$5</c:f>
+              <c:f>Hoja1!$B$2:$B$4</c:f>
               <c:numCache>
                 <c:formatCode>General</c:formatCode>
-                <c:ptCount val="4"/>
+                <c:ptCount val="3"/>
                 <c:pt idx="0">
-                  <c:v>4.3</c:v>
+                  <c:v>4</c:v>
                 </c:pt>
                 <c:pt idx="1">
-                  <c:v>2.5</c:v>
+                  <c:v>1</c:v>
                 </c:pt>
                 <c:pt idx="2">
-                  <c:v>3.5</c:v>
-                </c:pt>
-                <c:pt idx="3">
-                  <c:v>4.5</c:v>
+                  <c:v>2</c:v>
                 </c:pt>
               </c:numCache>
             </c:numRef>
           </c:val>
           <c:extLst>
             <c:ext xmlns:c16="http://schemas.microsoft.com/office/drawing/2014/chart" uri="{C3380CC4-5D6E-409C-BE32-E72D297353CC}">
-              <c16:uniqueId val="{00000000-0898-43EF-99F5-57929435B011}"/>
+              <c16:uniqueId val="{00000000-60CE-4927-AE44-E7FA1BAD9E89}"/>
             </c:ext>
           </c:extLst>
         </c:ser>
@@ -2966,11 +5717,11 @@
           <c:order val="1"/>
           <c:tx>
             <c:strRef>
-              <c:f>Sheet1!$C$1</c:f>
+              <c:f>Hoja1!$C$1</c:f>
               <c:strCache>
                 <c:ptCount val="1"/>
                 <c:pt idx="0">
-                  <c:v>Series 2</c:v>
+                  <c:v>Clientes nuevos2</c:v>
                 </c:pt>
               </c:strCache>
             </c:strRef>
@@ -2985,50 +5736,102 @@
             <a:effectLst/>
           </c:spPr>
           <c:invertIfNegative val="0"/>
+          <c:dLbls>
+            <c:spPr>
+              <a:noFill/>
+              <a:ln>
+                <a:noFill/>
+              </a:ln>
+              <a:effectLst/>
+            </c:spPr>
+            <c:txPr>
+              <a:bodyPr rot="0" spcFirstLastPara="1" vertOverflow="ellipsis" vert="horz" wrap="square" lIns="38100" tIns="19050" rIns="38100" bIns="19050" anchor="ctr" anchorCtr="1">
+                <a:spAutoFit/>
+              </a:bodyPr>
+              <a:lstStyle/>
+              <a:p>
+                <a:pPr>
+                  <a:defRPr sz="900" b="0" i="0" u="none" strike="noStrike" kern="1200" baseline="0">
+                    <a:solidFill>
+                      <a:schemeClr val="tx1">
+                        <a:lumMod val="75000"/>
+                        <a:lumOff val="25000"/>
+                      </a:schemeClr>
+                    </a:solidFill>
+                    <a:latin typeface="+mn-lt"/>
+                    <a:ea typeface="+mn-ea"/>
+                    <a:cs typeface="+mn-cs"/>
+                  </a:defRPr>
+                </a:pPr>
+                <a:endParaRPr lang="es-PE"/>
+              </a:p>
+            </c:txPr>
+            <c:dLblPos val="outEnd"/>
+            <c:showLegendKey val="0"/>
+            <c:showVal val="1"/>
+            <c:showCatName val="0"/>
+            <c:showSerName val="0"/>
+            <c:showPercent val="0"/>
+            <c:showBubbleSize val="0"/>
+            <c:showLeaderLines val="0"/>
+            <c:extLst>
+              <c:ext xmlns:c15="http://schemas.microsoft.com/office/drawing/2012/chart" uri="{CE6537A1-D6FC-4f65-9D91-7224C49458BB}">
+                <c15:showLeaderLines val="1"/>
+                <c15:leaderLines>
+                  <c:spPr>
+                    <a:ln w="9525" cap="flat" cmpd="sng" algn="ctr">
+                      <a:solidFill>
+                        <a:schemeClr val="tx1">
+                          <a:lumMod val="35000"/>
+                          <a:lumOff val="65000"/>
+                        </a:schemeClr>
+                      </a:solidFill>
+                      <a:round/>
+                    </a:ln>
+                    <a:effectLst/>
+                  </c:spPr>
+                </c15:leaderLines>
+              </c:ext>
+            </c:extLst>
+          </c:dLbls>
           <c:cat>
             <c:strRef>
-              <c:f>Sheet1!$A$2:$A$5</c:f>
+              <c:f>Hoja1!$A$2:$A$4</c:f>
               <c:strCache>
-                <c:ptCount val="4"/>
+                <c:ptCount val="3"/>
                 <c:pt idx="0">
-                  <c:v>Category 1</c:v>
+                  <c:v>de 16 a 18</c:v>
                 </c:pt>
                 <c:pt idx="1">
-                  <c:v>Category 2</c:v>
+                  <c:v>de 20 a 24</c:v>
                 </c:pt>
                 <c:pt idx="2">
-                  <c:v>Category 3</c:v>
-                </c:pt>
-                <c:pt idx="3">
-                  <c:v>Category 4</c:v>
+                  <c:v>de 24 a 30</c:v>
                 </c:pt>
               </c:strCache>
             </c:strRef>
           </c:cat>
           <c:val>
             <c:numRef>
-              <c:f>Sheet1!$C$2:$C$5</c:f>
+              <c:f>Hoja1!$C$2:$C$4</c:f>
               <c:numCache>
                 <c:formatCode>General</c:formatCode>
-                <c:ptCount val="4"/>
+                <c:ptCount val="3"/>
                 <c:pt idx="0">
-                  <c:v>2.4</c:v>
+                  <c:v>10</c:v>
                 </c:pt>
                 <c:pt idx="1">
-                  <c:v>4.4000000000000004</c:v>
+                  <c:v>3</c:v>
                 </c:pt>
                 <c:pt idx="2">
-                  <c:v>1.8</c:v>
-                </c:pt>
-                <c:pt idx="3">
-                  <c:v>2.8</c:v>
+                  <c:v>7</c:v>
                 </c:pt>
               </c:numCache>
             </c:numRef>
           </c:val>
           <c:extLst>
             <c:ext xmlns:c16="http://schemas.microsoft.com/office/drawing/2014/chart" uri="{C3380CC4-5D6E-409C-BE32-E72D297353CC}">
-              <c16:uniqueId val="{00000001-0898-43EF-99F5-57929435B011}"/>
+              <c16:uniqueId val="{00000001-60CE-4927-AE44-E7FA1BAD9E89}"/>
             </c:ext>
           </c:extLst>
         </c:ser>
@@ -3037,11 +5840,11 @@
           <c:order val="2"/>
           <c:tx>
             <c:strRef>
-              <c:f>Sheet1!$D$1</c:f>
+              <c:f>Hoja1!$D$1</c:f>
               <c:strCache>
                 <c:ptCount val="1"/>
                 <c:pt idx="0">
-                  <c:v>Series 3</c:v>
+                  <c:v>Clientes nuevos3</c:v>
                 </c:pt>
               </c:strCache>
             </c:strRef>
@@ -3056,56 +5859,109 @@
             <a:effectLst/>
           </c:spPr>
           <c:invertIfNegative val="0"/>
+          <c:dLbls>
+            <c:spPr>
+              <a:noFill/>
+              <a:ln>
+                <a:noFill/>
+              </a:ln>
+              <a:effectLst/>
+            </c:spPr>
+            <c:txPr>
+              <a:bodyPr rot="0" spcFirstLastPara="1" vertOverflow="ellipsis" vert="horz" wrap="square" lIns="38100" tIns="19050" rIns="38100" bIns="19050" anchor="ctr" anchorCtr="1">
+                <a:spAutoFit/>
+              </a:bodyPr>
+              <a:lstStyle/>
+              <a:p>
+                <a:pPr>
+                  <a:defRPr sz="900" b="0" i="0" u="none" strike="noStrike" kern="1200" baseline="0">
+                    <a:solidFill>
+                      <a:schemeClr val="tx1">
+                        <a:lumMod val="75000"/>
+                        <a:lumOff val="25000"/>
+                      </a:schemeClr>
+                    </a:solidFill>
+                    <a:latin typeface="+mn-lt"/>
+                    <a:ea typeface="+mn-ea"/>
+                    <a:cs typeface="+mn-cs"/>
+                  </a:defRPr>
+                </a:pPr>
+                <a:endParaRPr lang="es-PE"/>
+              </a:p>
+            </c:txPr>
+            <c:dLblPos val="outEnd"/>
+            <c:showLegendKey val="0"/>
+            <c:showVal val="1"/>
+            <c:showCatName val="0"/>
+            <c:showSerName val="0"/>
+            <c:showPercent val="0"/>
+            <c:showBubbleSize val="0"/>
+            <c:showLeaderLines val="0"/>
+            <c:extLst>
+              <c:ext xmlns:c15="http://schemas.microsoft.com/office/drawing/2012/chart" uri="{CE6537A1-D6FC-4f65-9D91-7224C49458BB}">
+                <c15:showLeaderLines val="1"/>
+                <c15:leaderLines>
+                  <c:spPr>
+                    <a:ln w="9525" cap="flat" cmpd="sng" algn="ctr">
+                      <a:solidFill>
+                        <a:schemeClr val="tx1">
+                          <a:lumMod val="35000"/>
+                          <a:lumOff val="65000"/>
+                        </a:schemeClr>
+                      </a:solidFill>
+                      <a:round/>
+                    </a:ln>
+                    <a:effectLst/>
+                  </c:spPr>
+                </c15:leaderLines>
+              </c:ext>
+            </c:extLst>
+          </c:dLbls>
           <c:cat>
             <c:strRef>
-              <c:f>Sheet1!$A$2:$A$5</c:f>
+              <c:f>Hoja1!$A$2:$A$4</c:f>
               <c:strCache>
-                <c:ptCount val="4"/>
+                <c:ptCount val="3"/>
                 <c:pt idx="0">
-                  <c:v>Category 1</c:v>
+                  <c:v>de 16 a 18</c:v>
                 </c:pt>
                 <c:pt idx="1">
-                  <c:v>Category 2</c:v>
+                  <c:v>de 20 a 24</c:v>
                 </c:pt>
                 <c:pt idx="2">
-                  <c:v>Category 3</c:v>
-                </c:pt>
-                <c:pt idx="3">
-                  <c:v>Category 4</c:v>
+                  <c:v>de 24 a 30</c:v>
                 </c:pt>
               </c:strCache>
             </c:strRef>
           </c:cat>
           <c:val>
             <c:numRef>
-              <c:f>Sheet1!$D$2:$D$5</c:f>
+              <c:f>Hoja1!$D$2:$D$4</c:f>
               <c:numCache>
                 <c:formatCode>General</c:formatCode>
-                <c:ptCount val="4"/>
+                <c:ptCount val="3"/>
                 <c:pt idx="0">
-                  <c:v>2</c:v>
+                  <c:v>6</c:v>
                 </c:pt>
                 <c:pt idx="1">
-                  <c:v>2</c:v>
+                  <c:v>16</c:v>
                 </c:pt>
                 <c:pt idx="2">
-                  <c:v>3</c:v>
-                </c:pt>
-                <c:pt idx="3">
-                  <c:v>5</c:v>
+                  <c:v>11</c:v>
                 </c:pt>
               </c:numCache>
             </c:numRef>
           </c:val>
           <c:extLst>
             <c:ext xmlns:c16="http://schemas.microsoft.com/office/drawing/2014/chart" uri="{C3380CC4-5D6E-409C-BE32-E72D297353CC}">
-              <c16:uniqueId val="{00000002-0898-43EF-99F5-57929435B011}"/>
+              <c16:uniqueId val="{00000002-60CE-4927-AE44-E7FA1BAD9E89}"/>
             </c:ext>
           </c:extLst>
         </c:ser>
         <c:dLbls>
+          <c:dLblPos val="outEnd"/>
           <c:showLegendKey val="0"/>
-          <c:showVal val="0"/>
+          <c:showVal val="1"/>
           <c:showCatName val="0"/>
           <c:showSerName val="0"/>
           <c:showPercent val="0"/>
@@ -3113,11 +5969,11 @@
         </c:dLbls>
         <c:gapWidth val="219"/>
         <c:overlap val="-27"/>
-        <c:axId val="346006960"/>
-        <c:axId val="378437216"/>
+        <c:axId val="1218846127"/>
+        <c:axId val="1228232495"/>
       </c:barChart>
       <c:catAx>
-        <c:axId val="346006960"/>
+        <c:axId val="1218846127"/>
         <c:scaling>
           <c:orientation val="minMax"/>
         </c:scaling>
@@ -3160,7 +6016,7 @@
             <a:endParaRPr lang="es-PE"/>
           </a:p>
         </c:txPr>
-        <c:crossAx val="378437216"/>
+        <c:crossAx val="1228232495"/>
         <c:crosses val="autoZero"/>
         <c:auto val="1"/>
         <c:lblAlgn val="ctr"/>
@@ -3168,7 +6024,7 @@
         <c:noMultiLvlLbl val="0"/>
       </c:catAx>
       <c:valAx>
-        <c:axId val="378437216"/>
+        <c:axId val="1228232495"/>
         <c:scaling>
           <c:orientation val="minMax"/>
         </c:scaling>
@@ -3219,7 +6075,7 @@
             <a:endParaRPr lang="es-PE"/>
           </a:p>
         </c:txPr>
-        <c:crossAx val="346006960"/>
+        <c:crossAx val="1218846127"/>
         <c:crosses val="autoZero"/>
         <c:crossBetween val="between"/>
       </c:valAx>
@@ -3307,7 +6163,7 @@
 <file path=word/charts/chart2.xml><?xml version="1.0" encoding="utf-8"?>
 <c:chartSpace xmlns:c="http://schemas.openxmlformats.org/drawingml/2006/chart" xmlns:a="http://schemas.openxmlformats.org/drawingml/2006/main" xmlns:r="http://schemas.openxmlformats.org/officeDocument/2006/relationships" xmlns:c16r2="http://schemas.microsoft.com/office/drawing/2015/06/chart">
   <c:date1904 val="0"/>
-  <c:lang val="en-US"/>
+  <c:lang val="es-ES"/>
   <c:roundedCorners val="0"/>
   <mc:AlternateContent xmlns:mc="http://schemas.openxmlformats.org/markup-compatibility/2006">
     <mc:Choice xmlns:c14="http://schemas.microsoft.com/office/drawing/2007/8/2/chart" Requires="c14">
@@ -3360,11 +6216,11 @@
           <c:order val="0"/>
           <c:tx>
             <c:strRef>
-              <c:f>Sheet1!$B$1</c:f>
+              <c:f>Hoja1!$B$1</c:f>
               <c:strCache>
                 <c:ptCount val="1"/>
                 <c:pt idx="0">
-                  <c:v>Series 1</c:v>
+                  <c:v>de 16 a 18</c:v>
                 </c:pt>
               </c:strCache>
             </c:strRef>
@@ -3379,50 +6235,102 @@
             <a:effectLst/>
           </c:spPr>
           <c:invertIfNegative val="0"/>
+          <c:dLbls>
+            <c:spPr>
+              <a:noFill/>
+              <a:ln>
+                <a:noFill/>
+              </a:ln>
+              <a:effectLst/>
+            </c:spPr>
+            <c:txPr>
+              <a:bodyPr rot="0" spcFirstLastPara="1" vertOverflow="ellipsis" vert="horz" wrap="square" lIns="38100" tIns="19050" rIns="38100" bIns="19050" anchor="ctr" anchorCtr="1">
+                <a:spAutoFit/>
+              </a:bodyPr>
+              <a:lstStyle/>
+              <a:p>
+                <a:pPr>
+                  <a:defRPr sz="900" b="0" i="0" u="none" strike="noStrike" kern="1200" baseline="0">
+                    <a:solidFill>
+                      <a:schemeClr val="tx1">
+                        <a:lumMod val="75000"/>
+                        <a:lumOff val="25000"/>
+                      </a:schemeClr>
+                    </a:solidFill>
+                    <a:latin typeface="+mn-lt"/>
+                    <a:ea typeface="+mn-ea"/>
+                    <a:cs typeface="+mn-cs"/>
+                  </a:defRPr>
+                </a:pPr>
+                <a:endParaRPr lang="es-PE"/>
+              </a:p>
+            </c:txPr>
+            <c:dLblPos val="outEnd"/>
+            <c:showLegendKey val="0"/>
+            <c:showVal val="1"/>
+            <c:showCatName val="0"/>
+            <c:showSerName val="0"/>
+            <c:showPercent val="0"/>
+            <c:showBubbleSize val="0"/>
+            <c:showLeaderLines val="0"/>
+            <c:extLst>
+              <c:ext xmlns:c15="http://schemas.microsoft.com/office/drawing/2012/chart" uri="{CE6537A1-D6FC-4f65-9D91-7224C49458BB}">
+                <c15:showLeaderLines val="1"/>
+                <c15:leaderLines>
+                  <c:spPr>
+                    <a:ln w="9525" cap="flat" cmpd="sng" algn="ctr">
+                      <a:solidFill>
+                        <a:schemeClr val="tx1">
+                          <a:lumMod val="35000"/>
+                          <a:lumOff val="65000"/>
+                        </a:schemeClr>
+                      </a:solidFill>
+                      <a:round/>
+                    </a:ln>
+                    <a:effectLst/>
+                  </c:spPr>
+                </c15:leaderLines>
+              </c:ext>
+            </c:extLst>
+          </c:dLbls>
           <c:cat>
             <c:strRef>
-              <c:f>Sheet1!$A$2:$A$5</c:f>
+              <c:f>Hoja1!$A$2:$A$4</c:f>
               <c:strCache>
-                <c:ptCount val="4"/>
+                <c:ptCount val="3"/>
                 <c:pt idx="0">
-                  <c:v>Category 1</c:v>
+                  <c:v>Jugadores nuevos</c:v>
                 </c:pt>
                 <c:pt idx="1">
-                  <c:v>Category 2</c:v>
+                  <c:v>Jugadores usuales</c:v>
                 </c:pt>
                 <c:pt idx="2">
-                  <c:v>Category 3</c:v>
-                </c:pt>
-                <c:pt idx="3">
-                  <c:v>Category 4</c:v>
+                  <c:v>Jugadores veteranos</c:v>
                 </c:pt>
               </c:strCache>
             </c:strRef>
           </c:cat>
           <c:val>
             <c:numRef>
-              <c:f>Sheet1!$B$2:$B$5</c:f>
+              <c:f>Hoja1!$B$2:$B$4</c:f>
               <c:numCache>
                 <c:formatCode>General</c:formatCode>
-                <c:ptCount val="4"/>
+                <c:ptCount val="3"/>
                 <c:pt idx="0">
-                  <c:v>4.3</c:v>
+                  <c:v>5</c:v>
                 </c:pt>
                 <c:pt idx="1">
-                  <c:v>2.5</c:v>
+                  <c:v>6</c:v>
                 </c:pt>
                 <c:pt idx="2">
                   <c:v>3.5</c:v>
-                </c:pt>
-                <c:pt idx="3">
-                  <c:v>4.5</c:v>
                 </c:pt>
               </c:numCache>
             </c:numRef>
           </c:val>
           <c:extLst>
             <c:ext xmlns:c16="http://schemas.microsoft.com/office/drawing/2014/chart" uri="{C3380CC4-5D6E-409C-BE32-E72D297353CC}">
-              <c16:uniqueId val="{00000000-C6A4-4E57-B4BC-8D3BBAF288A6}"/>
+              <c16:uniqueId val="{00000000-F0DB-4153-906B-66CAD130F6D5}"/>
             </c:ext>
           </c:extLst>
         </c:ser>
@@ -3431,11 +6339,11 @@
           <c:order val="1"/>
           <c:tx>
             <c:strRef>
-              <c:f>Sheet1!$C$1</c:f>
+              <c:f>Hoja1!$C$1</c:f>
               <c:strCache>
                 <c:ptCount val="1"/>
                 <c:pt idx="0">
-                  <c:v>Series 2</c:v>
+                  <c:v>de 20 a 24</c:v>
                 </c:pt>
               </c:strCache>
             </c:strRef>
@@ -3450,50 +6358,102 @@
             <a:effectLst/>
           </c:spPr>
           <c:invertIfNegative val="0"/>
+          <c:dLbls>
+            <c:spPr>
+              <a:noFill/>
+              <a:ln>
+                <a:noFill/>
+              </a:ln>
+              <a:effectLst/>
+            </c:spPr>
+            <c:txPr>
+              <a:bodyPr rot="0" spcFirstLastPara="1" vertOverflow="ellipsis" vert="horz" wrap="square" lIns="38100" tIns="19050" rIns="38100" bIns="19050" anchor="ctr" anchorCtr="1">
+                <a:spAutoFit/>
+              </a:bodyPr>
+              <a:lstStyle/>
+              <a:p>
+                <a:pPr>
+                  <a:defRPr sz="900" b="0" i="0" u="none" strike="noStrike" kern="1200" baseline="0">
+                    <a:solidFill>
+                      <a:schemeClr val="tx1">
+                        <a:lumMod val="75000"/>
+                        <a:lumOff val="25000"/>
+                      </a:schemeClr>
+                    </a:solidFill>
+                    <a:latin typeface="+mn-lt"/>
+                    <a:ea typeface="+mn-ea"/>
+                    <a:cs typeface="+mn-cs"/>
+                  </a:defRPr>
+                </a:pPr>
+                <a:endParaRPr lang="es-PE"/>
+              </a:p>
+            </c:txPr>
+            <c:dLblPos val="outEnd"/>
+            <c:showLegendKey val="0"/>
+            <c:showVal val="1"/>
+            <c:showCatName val="0"/>
+            <c:showSerName val="0"/>
+            <c:showPercent val="0"/>
+            <c:showBubbleSize val="0"/>
+            <c:showLeaderLines val="0"/>
+            <c:extLst>
+              <c:ext xmlns:c15="http://schemas.microsoft.com/office/drawing/2012/chart" uri="{CE6537A1-D6FC-4f65-9D91-7224C49458BB}">
+                <c15:showLeaderLines val="1"/>
+                <c15:leaderLines>
+                  <c:spPr>
+                    <a:ln w="9525" cap="flat" cmpd="sng" algn="ctr">
+                      <a:solidFill>
+                        <a:schemeClr val="tx1">
+                          <a:lumMod val="35000"/>
+                          <a:lumOff val="65000"/>
+                        </a:schemeClr>
+                      </a:solidFill>
+                      <a:round/>
+                    </a:ln>
+                    <a:effectLst/>
+                  </c:spPr>
+                </c15:leaderLines>
+              </c:ext>
+            </c:extLst>
+          </c:dLbls>
           <c:cat>
             <c:strRef>
-              <c:f>Sheet1!$A$2:$A$5</c:f>
+              <c:f>Hoja1!$A$2:$A$4</c:f>
               <c:strCache>
-                <c:ptCount val="4"/>
+                <c:ptCount val="3"/>
                 <c:pt idx="0">
-                  <c:v>Category 1</c:v>
+                  <c:v>Jugadores nuevos</c:v>
                 </c:pt>
                 <c:pt idx="1">
-                  <c:v>Category 2</c:v>
+                  <c:v>Jugadores usuales</c:v>
                 </c:pt>
                 <c:pt idx="2">
-                  <c:v>Category 3</c:v>
-                </c:pt>
-                <c:pt idx="3">
-                  <c:v>Category 4</c:v>
+                  <c:v>Jugadores veteranos</c:v>
                 </c:pt>
               </c:strCache>
             </c:strRef>
           </c:cat>
           <c:val>
             <c:numRef>
-              <c:f>Sheet1!$C$2:$C$5</c:f>
+              <c:f>Hoja1!$C$2:$C$4</c:f>
               <c:numCache>
                 <c:formatCode>General</c:formatCode>
-                <c:ptCount val="4"/>
+                <c:ptCount val="3"/>
                 <c:pt idx="0">
-                  <c:v>2.4</c:v>
+                  <c:v>11</c:v>
                 </c:pt>
                 <c:pt idx="1">
-                  <c:v>4.4000000000000004</c:v>
+                  <c:v>18</c:v>
                 </c:pt>
                 <c:pt idx="2">
-                  <c:v>1.8</c:v>
-                </c:pt>
-                <c:pt idx="3">
-                  <c:v>2.8</c:v>
+                  <c:v>6</c:v>
                 </c:pt>
               </c:numCache>
             </c:numRef>
           </c:val>
           <c:extLst>
             <c:ext xmlns:c16="http://schemas.microsoft.com/office/drawing/2014/chart" uri="{C3380CC4-5D6E-409C-BE32-E72D297353CC}">
-              <c16:uniqueId val="{00000001-C6A4-4E57-B4BC-8D3BBAF288A6}"/>
+              <c16:uniqueId val="{00000001-F0DB-4153-906B-66CAD130F6D5}"/>
             </c:ext>
           </c:extLst>
         </c:ser>
@@ -3502,11 +6462,11 @@
           <c:order val="2"/>
           <c:tx>
             <c:strRef>
-              <c:f>Sheet1!$D$1</c:f>
+              <c:f>Hoja1!$D$1</c:f>
               <c:strCache>
                 <c:ptCount val="1"/>
                 <c:pt idx="0">
-                  <c:v>Series 3</c:v>
+                  <c:v>de 24 a 30</c:v>
                 </c:pt>
               </c:strCache>
             </c:strRef>
@@ -3521,42 +6481,94 @@
             <a:effectLst/>
           </c:spPr>
           <c:invertIfNegative val="0"/>
+          <c:dLbls>
+            <c:spPr>
+              <a:noFill/>
+              <a:ln>
+                <a:noFill/>
+              </a:ln>
+              <a:effectLst/>
+            </c:spPr>
+            <c:txPr>
+              <a:bodyPr rot="0" spcFirstLastPara="1" vertOverflow="ellipsis" vert="horz" wrap="square" lIns="38100" tIns="19050" rIns="38100" bIns="19050" anchor="ctr" anchorCtr="1">
+                <a:spAutoFit/>
+              </a:bodyPr>
+              <a:lstStyle/>
+              <a:p>
+                <a:pPr>
+                  <a:defRPr sz="900" b="0" i="0" u="none" strike="noStrike" kern="1200" baseline="0">
+                    <a:solidFill>
+                      <a:schemeClr val="tx1">
+                        <a:lumMod val="75000"/>
+                        <a:lumOff val="25000"/>
+                      </a:schemeClr>
+                    </a:solidFill>
+                    <a:latin typeface="+mn-lt"/>
+                    <a:ea typeface="+mn-ea"/>
+                    <a:cs typeface="+mn-cs"/>
+                  </a:defRPr>
+                </a:pPr>
+                <a:endParaRPr lang="es-PE"/>
+              </a:p>
+            </c:txPr>
+            <c:dLblPos val="outEnd"/>
+            <c:showLegendKey val="0"/>
+            <c:showVal val="1"/>
+            <c:showCatName val="0"/>
+            <c:showSerName val="0"/>
+            <c:showPercent val="0"/>
+            <c:showBubbleSize val="0"/>
+            <c:showLeaderLines val="0"/>
+            <c:extLst>
+              <c:ext xmlns:c15="http://schemas.microsoft.com/office/drawing/2012/chart" uri="{CE6537A1-D6FC-4f65-9D91-7224C49458BB}">
+                <c15:showLeaderLines val="1"/>
+                <c15:leaderLines>
+                  <c:spPr>
+                    <a:ln w="9525" cap="flat" cmpd="sng" algn="ctr">
+                      <a:solidFill>
+                        <a:schemeClr val="tx1">
+                          <a:lumMod val="35000"/>
+                          <a:lumOff val="65000"/>
+                        </a:schemeClr>
+                      </a:solidFill>
+                      <a:round/>
+                    </a:ln>
+                    <a:effectLst/>
+                  </c:spPr>
+                </c15:leaderLines>
+              </c:ext>
+            </c:extLst>
+          </c:dLbls>
           <c:cat>
             <c:strRef>
-              <c:f>Sheet1!$A$2:$A$5</c:f>
+              <c:f>Hoja1!$A$2:$A$4</c:f>
               <c:strCache>
-                <c:ptCount val="4"/>
+                <c:ptCount val="3"/>
                 <c:pt idx="0">
-                  <c:v>Category 1</c:v>
+                  <c:v>Jugadores nuevos</c:v>
                 </c:pt>
                 <c:pt idx="1">
-                  <c:v>Category 2</c:v>
+                  <c:v>Jugadores usuales</c:v>
                 </c:pt>
                 <c:pt idx="2">
-                  <c:v>Category 3</c:v>
-                </c:pt>
-                <c:pt idx="3">
-                  <c:v>Category 4</c:v>
+                  <c:v>Jugadores veteranos</c:v>
                 </c:pt>
               </c:strCache>
             </c:strRef>
           </c:cat>
           <c:val>
             <c:numRef>
-              <c:f>Sheet1!$D$2:$D$5</c:f>
+              <c:f>Hoja1!$D$2:$D$4</c:f>
               <c:numCache>
                 <c:formatCode>General</c:formatCode>
-                <c:ptCount val="4"/>
+                <c:ptCount val="3"/>
                 <c:pt idx="0">
-                  <c:v>2</c:v>
+                  <c:v>4</c:v>
                 </c:pt>
                 <c:pt idx="1">
                   <c:v>2</c:v>
                 </c:pt>
                 <c:pt idx="2">
-                  <c:v>3</c:v>
-                </c:pt>
-                <c:pt idx="3">
                   <c:v>5</c:v>
                 </c:pt>
               </c:numCache>
@@ -3564,13 +6576,14 @@
           </c:val>
           <c:extLst>
             <c:ext xmlns:c16="http://schemas.microsoft.com/office/drawing/2014/chart" uri="{C3380CC4-5D6E-409C-BE32-E72D297353CC}">
-              <c16:uniqueId val="{00000002-C6A4-4E57-B4BC-8D3BBAF288A6}"/>
+              <c16:uniqueId val="{00000002-F0DB-4153-906B-66CAD130F6D5}"/>
             </c:ext>
           </c:extLst>
         </c:ser>
         <c:dLbls>
+          <c:dLblPos val="outEnd"/>
           <c:showLegendKey val="0"/>
-          <c:showVal val="0"/>
+          <c:showVal val="1"/>
           <c:showCatName val="0"/>
           <c:showSerName val="0"/>
           <c:showPercent val="0"/>
@@ -3578,11 +6591,11 @@
         </c:dLbls>
         <c:gapWidth val="219"/>
         <c:overlap val="-27"/>
-        <c:axId val="1518801440"/>
-        <c:axId val="351281280"/>
+        <c:axId val="1387902511"/>
+        <c:axId val="1228264655"/>
       </c:barChart>
       <c:catAx>
-        <c:axId val="1518801440"/>
+        <c:axId val="1387902511"/>
         <c:scaling>
           <c:orientation val="minMax"/>
         </c:scaling>
@@ -3625,7 +6638,7 @@
             <a:endParaRPr lang="es-PE"/>
           </a:p>
         </c:txPr>
-        <c:crossAx val="351281280"/>
+        <c:crossAx val="1228264655"/>
         <c:crosses val="autoZero"/>
         <c:auto val="1"/>
         <c:lblAlgn val="ctr"/>
@@ -3633,7 +6646,7 @@
         <c:noMultiLvlLbl val="0"/>
       </c:catAx>
       <c:valAx>
-        <c:axId val="351281280"/>
+        <c:axId val="1228264655"/>
         <c:scaling>
           <c:orientation val="minMax"/>
         </c:scaling>
@@ -3684,10 +6697,1104 @@
             <a:endParaRPr lang="es-PE"/>
           </a:p>
         </c:txPr>
-        <c:crossAx val="1518801440"/>
+        <c:crossAx val="1387902511"/>
         <c:crosses val="autoZero"/>
         <c:crossBetween val="between"/>
       </c:valAx>
+      <c:spPr>
+        <a:noFill/>
+        <a:ln>
+          <a:noFill/>
+        </a:ln>
+        <a:effectLst/>
+      </c:spPr>
+    </c:plotArea>
+    <c:legend>
+      <c:legendPos val="b"/>
+      <c:overlay val="0"/>
+      <c:spPr>
+        <a:noFill/>
+        <a:ln>
+          <a:noFill/>
+        </a:ln>
+        <a:effectLst/>
+      </c:spPr>
+      <c:txPr>
+        <a:bodyPr rot="0" spcFirstLastPara="1" vertOverflow="ellipsis" vert="horz" wrap="square" anchor="ctr" anchorCtr="1"/>
+        <a:lstStyle/>
+        <a:p>
+          <a:pPr>
+            <a:defRPr sz="900" b="0" i="0" u="none" strike="noStrike" kern="1200" baseline="0">
+              <a:solidFill>
+                <a:schemeClr val="tx1">
+                  <a:lumMod val="65000"/>
+                  <a:lumOff val="35000"/>
+                </a:schemeClr>
+              </a:solidFill>
+              <a:latin typeface="+mn-lt"/>
+              <a:ea typeface="+mn-ea"/>
+              <a:cs typeface="+mn-cs"/>
+            </a:defRPr>
+          </a:pPr>
+          <a:endParaRPr lang="es-PE"/>
+        </a:p>
+      </c:txPr>
+    </c:legend>
+    <c:plotVisOnly val="1"/>
+    <c:dispBlanksAs val="gap"/>
+    <c:showDLblsOverMax val="0"/>
+    <c:extLst>
+      <c:ext xmlns:c16r3="http://schemas.microsoft.com/office/drawing/2017/03/chart" uri="{56B9EC1D-385E-4148-901F-78D8002777C0}">
+        <c16r3:dataDisplayOptions16>
+          <c16r3:dispNaAsBlank val="1"/>
+        </c16r3:dataDisplayOptions16>
+      </c:ext>
+    </c:extLst>
+  </c:chart>
+  <c:spPr>
+    <a:solidFill>
+      <a:schemeClr val="bg1"/>
+    </a:solidFill>
+    <a:ln w="9525" cap="flat" cmpd="sng" algn="ctr">
+      <a:solidFill>
+        <a:schemeClr val="tx1">
+          <a:lumMod val="15000"/>
+          <a:lumOff val="85000"/>
+        </a:schemeClr>
+      </a:solidFill>
+      <a:round/>
+    </a:ln>
+    <a:effectLst/>
+  </c:spPr>
+  <c:txPr>
+    <a:bodyPr/>
+    <a:lstStyle/>
+    <a:p>
+      <a:pPr>
+        <a:defRPr/>
+      </a:pPr>
+      <a:endParaRPr lang="es-PE"/>
+    </a:p>
+  </c:txPr>
+  <c:externalData r:id="rId3">
+    <c:autoUpdate val="0"/>
+  </c:externalData>
+</c:chartSpace>
+</file>
+
+<file path=word/charts/chart3.xml><?xml version="1.0" encoding="utf-8"?>
+<c:chartSpace xmlns:c="http://schemas.openxmlformats.org/drawingml/2006/chart" xmlns:a="http://schemas.openxmlformats.org/drawingml/2006/main" xmlns:r="http://schemas.openxmlformats.org/officeDocument/2006/relationships" xmlns:c16r2="http://schemas.microsoft.com/office/drawing/2015/06/chart">
+  <c:date1904 val="0"/>
+  <c:lang val="es-ES"/>
+  <c:roundedCorners val="0"/>
+  <mc:AlternateContent xmlns:mc="http://schemas.openxmlformats.org/markup-compatibility/2006">
+    <mc:Choice xmlns:c14="http://schemas.microsoft.com/office/drawing/2007/8/2/chart" Requires="c14">
+      <c14:style val="102"/>
+    </mc:Choice>
+    <mc:Fallback>
+      <c:style val="2"/>
+    </mc:Fallback>
+  </mc:AlternateContent>
+  <c:chart>
+    <c:title>
+      <c:tx>
+        <c:rich>
+          <a:bodyPr rot="0" spcFirstLastPara="1" vertOverflow="ellipsis" vert="horz" wrap="square" anchor="ctr" anchorCtr="1"/>
+          <a:lstStyle/>
+          <a:p>
+            <a:pPr marL="0" marR="0" lvl="0" indent="0" algn="ctr" defTabSz="914400" rtl="0" eaLnBrk="1" fontAlgn="auto" latinLnBrk="0" hangingPunct="1">
+              <a:lnSpc>
+                <a:spcPct val="100000"/>
+              </a:lnSpc>
+              <a:spcBef>
+                <a:spcPts val="0"/>
+              </a:spcBef>
+              <a:spcAft>
+                <a:spcPts val="0"/>
+              </a:spcAft>
+              <a:buClrTx/>
+              <a:buSzTx/>
+              <a:buFontTx/>
+              <a:buNone/>
+              <a:tabLst/>
+              <a:defRPr sz="1400" b="0" i="0" u="none" strike="noStrike" kern="1200" spc="0" baseline="0">
+                <a:solidFill>
+                  <a:sysClr val="windowText" lastClr="000000">
+                    <a:lumMod val="65000"/>
+                    <a:lumOff val="35000"/>
+                  </a:sysClr>
+                </a:solidFill>
+                <a:latin typeface="+mn-lt"/>
+                <a:ea typeface="+mn-ea"/>
+                <a:cs typeface="+mn-cs"/>
+              </a:defRPr>
+            </a:pPr>
+            <a:r>
+              <a:rPr lang="es-MX" sz="1800">
+                <a:effectLst/>
+              </a:rPr>
+              <a:t>¿Se sintió satisfecho con el rendimiento y resultado de la pagina?</a:t>
+            </a:r>
+            <a:endParaRPr lang="es-PE" sz="1800">
+              <a:effectLst/>
+            </a:endParaRPr>
+          </a:p>
+        </c:rich>
+      </c:tx>
+      <c:overlay val="0"/>
+      <c:spPr>
+        <a:noFill/>
+        <a:ln>
+          <a:noFill/>
+        </a:ln>
+        <a:effectLst/>
+      </c:spPr>
+      <c:txPr>
+        <a:bodyPr rot="0" spcFirstLastPara="1" vertOverflow="ellipsis" vert="horz" wrap="square" anchor="ctr" anchorCtr="1"/>
+        <a:lstStyle/>
+        <a:p>
+          <a:pPr marL="0" marR="0" lvl="0" indent="0" algn="ctr" defTabSz="914400" rtl="0" eaLnBrk="1" fontAlgn="auto" latinLnBrk="0" hangingPunct="1">
+            <a:lnSpc>
+              <a:spcPct val="100000"/>
+            </a:lnSpc>
+            <a:spcBef>
+              <a:spcPts val="0"/>
+            </a:spcBef>
+            <a:spcAft>
+              <a:spcPts val="0"/>
+            </a:spcAft>
+            <a:buClrTx/>
+            <a:buSzTx/>
+            <a:buFontTx/>
+            <a:buNone/>
+            <a:tabLst/>
+            <a:defRPr sz="1400" b="0" i="0" u="none" strike="noStrike" kern="1200" spc="0" baseline="0">
+              <a:solidFill>
+                <a:sysClr val="windowText" lastClr="000000">
+                  <a:lumMod val="65000"/>
+                  <a:lumOff val="35000"/>
+                </a:sysClr>
+              </a:solidFill>
+              <a:latin typeface="+mn-lt"/>
+              <a:ea typeface="+mn-ea"/>
+              <a:cs typeface="+mn-cs"/>
+            </a:defRPr>
+          </a:pPr>
+          <a:endParaRPr lang="es-PE"/>
+        </a:p>
+      </c:txPr>
+    </c:title>
+    <c:autoTitleDeleted val="0"/>
+    <c:plotArea>
+      <c:layout/>
+      <c:pieChart>
+        <c:varyColors val="1"/>
+        <c:ser>
+          <c:idx val="0"/>
+          <c:order val="0"/>
+          <c:tx>
+            <c:strRef>
+              <c:f>Hoja1!$B$1</c:f>
+              <c:strCache>
+                <c:ptCount val="1"/>
+                <c:pt idx="0">
+                  <c:v>Ventas</c:v>
+                </c:pt>
+              </c:strCache>
+            </c:strRef>
+          </c:tx>
+          <c:dPt>
+            <c:idx val="0"/>
+            <c:bubble3D val="0"/>
+            <c:spPr>
+              <a:solidFill>
+                <a:schemeClr val="accent1"/>
+              </a:solidFill>
+              <a:ln w="19050">
+                <a:solidFill>
+                  <a:schemeClr val="lt1"/>
+                </a:solidFill>
+              </a:ln>
+              <a:effectLst/>
+            </c:spPr>
+            <c:extLst>
+              <c:ext xmlns:c16="http://schemas.microsoft.com/office/drawing/2014/chart" uri="{C3380CC4-5D6E-409C-BE32-E72D297353CC}">
+                <c16:uniqueId val="{00000001-8791-46AA-ABE7-4A58546A26B7}"/>
+              </c:ext>
+            </c:extLst>
+          </c:dPt>
+          <c:dPt>
+            <c:idx val="1"/>
+            <c:bubble3D val="0"/>
+            <c:spPr>
+              <a:solidFill>
+                <a:schemeClr val="accent2"/>
+              </a:solidFill>
+              <a:ln w="19050">
+                <a:solidFill>
+                  <a:schemeClr val="lt1"/>
+                </a:solidFill>
+              </a:ln>
+              <a:effectLst/>
+            </c:spPr>
+            <c:extLst>
+              <c:ext xmlns:c16="http://schemas.microsoft.com/office/drawing/2014/chart" uri="{C3380CC4-5D6E-409C-BE32-E72D297353CC}">
+                <c16:uniqueId val="{00000003-8791-46AA-ABE7-4A58546A26B7}"/>
+              </c:ext>
+            </c:extLst>
+          </c:dPt>
+          <c:cat>
+            <c:strRef>
+              <c:f>Hoja1!$A$2:$A$3</c:f>
+              <c:strCache>
+                <c:ptCount val="2"/>
+                <c:pt idx="0">
+                  <c:v>Si</c:v>
+                </c:pt>
+                <c:pt idx="1">
+                  <c:v>No</c:v>
+                </c:pt>
+              </c:strCache>
+            </c:strRef>
+          </c:cat>
+          <c:val>
+            <c:numRef>
+              <c:f>Hoja1!$B$2:$B$3</c:f>
+              <c:numCache>
+                <c:formatCode>General</c:formatCode>
+                <c:ptCount val="2"/>
+                <c:pt idx="0">
+                  <c:v>8.1999999999999993</c:v>
+                </c:pt>
+                <c:pt idx="1">
+                  <c:v>3.2</c:v>
+                </c:pt>
+              </c:numCache>
+            </c:numRef>
+          </c:val>
+          <c:extLst>
+            <c:ext xmlns:c16="http://schemas.microsoft.com/office/drawing/2014/chart" uri="{C3380CC4-5D6E-409C-BE32-E72D297353CC}">
+              <c16:uniqueId val="{00000000-AC69-4685-9EF2-AC5C21437C27}"/>
+            </c:ext>
+          </c:extLst>
+        </c:ser>
+        <c:dLbls>
+          <c:showLegendKey val="0"/>
+          <c:showVal val="0"/>
+          <c:showCatName val="0"/>
+          <c:showSerName val="0"/>
+          <c:showPercent val="0"/>
+          <c:showBubbleSize val="0"/>
+          <c:showLeaderLines val="1"/>
+        </c:dLbls>
+        <c:firstSliceAng val="0"/>
+      </c:pieChart>
+      <c:spPr>
+        <a:noFill/>
+        <a:ln>
+          <a:noFill/>
+        </a:ln>
+        <a:effectLst/>
+      </c:spPr>
+    </c:plotArea>
+    <c:legend>
+      <c:legendPos val="b"/>
+      <c:overlay val="0"/>
+      <c:spPr>
+        <a:noFill/>
+        <a:ln>
+          <a:noFill/>
+        </a:ln>
+        <a:effectLst/>
+      </c:spPr>
+      <c:txPr>
+        <a:bodyPr rot="0" spcFirstLastPara="1" vertOverflow="ellipsis" vert="horz" wrap="square" anchor="ctr" anchorCtr="1"/>
+        <a:lstStyle/>
+        <a:p>
+          <a:pPr>
+            <a:defRPr sz="900" b="0" i="0" u="none" strike="noStrike" kern="1200" baseline="0">
+              <a:solidFill>
+                <a:schemeClr val="tx1">
+                  <a:lumMod val="65000"/>
+                  <a:lumOff val="35000"/>
+                </a:schemeClr>
+              </a:solidFill>
+              <a:latin typeface="+mn-lt"/>
+              <a:ea typeface="+mn-ea"/>
+              <a:cs typeface="+mn-cs"/>
+            </a:defRPr>
+          </a:pPr>
+          <a:endParaRPr lang="es-PE"/>
+        </a:p>
+      </c:txPr>
+    </c:legend>
+    <c:plotVisOnly val="1"/>
+    <c:dispBlanksAs val="gap"/>
+    <c:showDLblsOverMax val="0"/>
+    <c:extLst>
+      <c:ext xmlns:c16r3="http://schemas.microsoft.com/office/drawing/2017/03/chart" uri="{56B9EC1D-385E-4148-901F-78D8002777C0}">
+        <c16r3:dataDisplayOptions16>
+          <c16r3:dispNaAsBlank val="1"/>
+        </c16r3:dataDisplayOptions16>
+      </c:ext>
+    </c:extLst>
+  </c:chart>
+  <c:spPr>
+    <a:solidFill>
+      <a:schemeClr val="bg1"/>
+    </a:solidFill>
+    <a:ln w="9525" cap="flat" cmpd="sng" algn="ctr">
+      <a:solidFill>
+        <a:schemeClr val="tx1">
+          <a:lumMod val="15000"/>
+          <a:lumOff val="85000"/>
+        </a:schemeClr>
+      </a:solidFill>
+      <a:round/>
+    </a:ln>
+    <a:effectLst/>
+  </c:spPr>
+  <c:txPr>
+    <a:bodyPr/>
+    <a:lstStyle/>
+    <a:p>
+      <a:pPr>
+        <a:defRPr/>
+      </a:pPr>
+      <a:endParaRPr lang="es-PE"/>
+    </a:p>
+  </c:txPr>
+  <c:externalData r:id="rId3">
+    <c:autoUpdate val="0"/>
+  </c:externalData>
+</c:chartSpace>
+</file>
+
+<file path=word/charts/chart4.xml><?xml version="1.0" encoding="utf-8"?>
+<c:chartSpace xmlns:c="http://schemas.openxmlformats.org/drawingml/2006/chart" xmlns:a="http://schemas.openxmlformats.org/drawingml/2006/main" xmlns:r="http://schemas.openxmlformats.org/officeDocument/2006/relationships" xmlns:c16r2="http://schemas.microsoft.com/office/drawing/2015/06/chart">
+  <c:date1904 val="0"/>
+  <c:lang val="es-ES"/>
+  <c:roundedCorners val="0"/>
+  <mc:AlternateContent xmlns:mc="http://schemas.openxmlformats.org/markup-compatibility/2006">
+    <mc:Choice xmlns:c14="http://schemas.microsoft.com/office/drawing/2007/8/2/chart" Requires="c14">
+      <c14:style val="102"/>
+    </mc:Choice>
+    <mc:Fallback>
+      <c:style val="2"/>
+    </mc:Fallback>
+  </mc:AlternateContent>
+  <c:chart>
+    <c:title>
+      <c:tx>
+        <c:rich>
+          <a:bodyPr rot="0" spcFirstLastPara="1" vertOverflow="ellipsis" vert="horz" wrap="square" anchor="ctr" anchorCtr="1"/>
+          <a:lstStyle/>
+          <a:p>
+            <a:pPr marL="0" marR="0" lvl="0" indent="0" algn="ctr" defTabSz="914400" rtl="0" eaLnBrk="1" fontAlgn="auto" latinLnBrk="0" hangingPunct="1">
+              <a:lnSpc>
+                <a:spcPct val="100000"/>
+              </a:lnSpc>
+              <a:spcBef>
+                <a:spcPts val="0"/>
+              </a:spcBef>
+              <a:spcAft>
+                <a:spcPts val="0"/>
+              </a:spcAft>
+              <a:buClrTx/>
+              <a:buSzTx/>
+              <a:buFontTx/>
+              <a:buNone/>
+              <a:tabLst/>
+              <a:defRPr sz="1400" b="0" i="0" u="none" strike="noStrike" kern="1200" spc="0" baseline="0">
+                <a:solidFill>
+                  <a:sysClr val="windowText" lastClr="000000">
+                    <a:lumMod val="65000"/>
+                    <a:lumOff val="35000"/>
+                  </a:sysClr>
+                </a:solidFill>
+                <a:latin typeface="+mn-lt"/>
+                <a:ea typeface="+mn-ea"/>
+                <a:cs typeface="+mn-cs"/>
+              </a:defRPr>
+            </a:pPr>
+            <a:r>
+              <a:rPr lang="es-MX" sz="1800">
+                <a:effectLst/>
+              </a:rPr>
+              <a:t>¿Tuvo problemas para comprender la pagina?</a:t>
+            </a:r>
+            <a:endParaRPr lang="es-PE" sz="1800">
+              <a:effectLst/>
+            </a:endParaRPr>
+          </a:p>
+        </c:rich>
+      </c:tx>
+      <c:overlay val="0"/>
+      <c:spPr>
+        <a:noFill/>
+        <a:ln>
+          <a:noFill/>
+        </a:ln>
+        <a:effectLst/>
+      </c:spPr>
+      <c:txPr>
+        <a:bodyPr rot="0" spcFirstLastPara="1" vertOverflow="ellipsis" vert="horz" wrap="square" anchor="ctr" anchorCtr="1"/>
+        <a:lstStyle/>
+        <a:p>
+          <a:pPr marL="0" marR="0" lvl="0" indent="0" algn="ctr" defTabSz="914400" rtl="0" eaLnBrk="1" fontAlgn="auto" latinLnBrk="0" hangingPunct="1">
+            <a:lnSpc>
+              <a:spcPct val="100000"/>
+            </a:lnSpc>
+            <a:spcBef>
+              <a:spcPts val="0"/>
+            </a:spcBef>
+            <a:spcAft>
+              <a:spcPts val="0"/>
+            </a:spcAft>
+            <a:buClrTx/>
+            <a:buSzTx/>
+            <a:buFontTx/>
+            <a:buNone/>
+            <a:tabLst/>
+            <a:defRPr sz="1400" b="0" i="0" u="none" strike="noStrike" kern="1200" spc="0" baseline="0">
+              <a:solidFill>
+                <a:sysClr val="windowText" lastClr="000000">
+                  <a:lumMod val="65000"/>
+                  <a:lumOff val="35000"/>
+                </a:sysClr>
+              </a:solidFill>
+              <a:latin typeface="+mn-lt"/>
+              <a:ea typeface="+mn-ea"/>
+              <a:cs typeface="+mn-cs"/>
+            </a:defRPr>
+          </a:pPr>
+          <a:endParaRPr lang="es-PE"/>
+        </a:p>
+      </c:txPr>
+    </c:title>
+    <c:autoTitleDeleted val="0"/>
+    <c:plotArea>
+      <c:layout/>
+      <c:pieChart>
+        <c:varyColors val="1"/>
+        <c:ser>
+          <c:idx val="0"/>
+          <c:order val="0"/>
+          <c:tx>
+            <c:strRef>
+              <c:f>Hoja1!$B$1</c:f>
+              <c:strCache>
+                <c:ptCount val="1"/>
+                <c:pt idx="0">
+                  <c:v>Ventas</c:v>
+                </c:pt>
+              </c:strCache>
+            </c:strRef>
+          </c:tx>
+          <c:dPt>
+            <c:idx val="0"/>
+            <c:bubble3D val="0"/>
+            <c:spPr>
+              <a:solidFill>
+                <a:schemeClr val="accent1"/>
+              </a:solidFill>
+              <a:ln w="19050">
+                <a:solidFill>
+                  <a:schemeClr val="lt1"/>
+                </a:solidFill>
+              </a:ln>
+              <a:effectLst/>
+            </c:spPr>
+            <c:extLst>
+              <c:ext xmlns:c16="http://schemas.microsoft.com/office/drawing/2014/chart" uri="{C3380CC4-5D6E-409C-BE32-E72D297353CC}">
+                <c16:uniqueId val="{00000001-6E15-4E0B-A631-70EAA867F389}"/>
+              </c:ext>
+            </c:extLst>
+          </c:dPt>
+          <c:dPt>
+            <c:idx val="1"/>
+            <c:bubble3D val="0"/>
+            <c:spPr>
+              <a:solidFill>
+                <a:schemeClr val="accent2"/>
+              </a:solidFill>
+              <a:ln w="19050">
+                <a:solidFill>
+                  <a:schemeClr val="lt1"/>
+                </a:solidFill>
+              </a:ln>
+              <a:effectLst/>
+            </c:spPr>
+            <c:extLst>
+              <c:ext xmlns:c16="http://schemas.microsoft.com/office/drawing/2014/chart" uri="{C3380CC4-5D6E-409C-BE32-E72D297353CC}">
+                <c16:uniqueId val="{00000003-6E15-4E0B-A631-70EAA867F389}"/>
+              </c:ext>
+            </c:extLst>
+          </c:dPt>
+          <c:cat>
+            <c:strRef>
+              <c:f>Hoja1!$A$2:$A$3</c:f>
+              <c:strCache>
+                <c:ptCount val="2"/>
+                <c:pt idx="0">
+                  <c:v>Si</c:v>
+                </c:pt>
+                <c:pt idx="1">
+                  <c:v>No</c:v>
+                </c:pt>
+              </c:strCache>
+            </c:strRef>
+          </c:cat>
+          <c:val>
+            <c:numRef>
+              <c:f>Hoja1!$B$2:$B$3</c:f>
+              <c:numCache>
+                <c:formatCode>General</c:formatCode>
+                <c:ptCount val="2"/>
+                <c:pt idx="0">
+                  <c:v>8.1999999999999993</c:v>
+                </c:pt>
+                <c:pt idx="1">
+                  <c:v>3.2</c:v>
+                </c:pt>
+              </c:numCache>
+            </c:numRef>
+          </c:val>
+          <c:extLst>
+            <c:ext xmlns:c16="http://schemas.microsoft.com/office/drawing/2014/chart" uri="{C3380CC4-5D6E-409C-BE32-E72D297353CC}">
+              <c16:uniqueId val="{00000004-6E15-4E0B-A631-70EAA867F389}"/>
+            </c:ext>
+          </c:extLst>
+        </c:ser>
+        <c:dLbls>
+          <c:showLegendKey val="0"/>
+          <c:showVal val="0"/>
+          <c:showCatName val="0"/>
+          <c:showSerName val="0"/>
+          <c:showPercent val="0"/>
+          <c:showBubbleSize val="0"/>
+          <c:showLeaderLines val="1"/>
+        </c:dLbls>
+        <c:firstSliceAng val="0"/>
+      </c:pieChart>
+      <c:spPr>
+        <a:noFill/>
+        <a:ln>
+          <a:noFill/>
+        </a:ln>
+        <a:effectLst/>
+      </c:spPr>
+    </c:plotArea>
+    <c:legend>
+      <c:legendPos val="b"/>
+      <c:overlay val="0"/>
+      <c:spPr>
+        <a:noFill/>
+        <a:ln>
+          <a:noFill/>
+        </a:ln>
+        <a:effectLst/>
+      </c:spPr>
+      <c:txPr>
+        <a:bodyPr rot="0" spcFirstLastPara="1" vertOverflow="ellipsis" vert="horz" wrap="square" anchor="ctr" anchorCtr="1"/>
+        <a:lstStyle/>
+        <a:p>
+          <a:pPr>
+            <a:defRPr sz="900" b="0" i="0" u="none" strike="noStrike" kern="1200" baseline="0">
+              <a:solidFill>
+                <a:schemeClr val="tx1">
+                  <a:lumMod val="65000"/>
+                  <a:lumOff val="35000"/>
+                </a:schemeClr>
+              </a:solidFill>
+              <a:latin typeface="+mn-lt"/>
+              <a:ea typeface="+mn-ea"/>
+              <a:cs typeface="+mn-cs"/>
+            </a:defRPr>
+          </a:pPr>
+          <a:endParaRPr lang="es-PE"/>
+        </a:p>
+      </c:txPr>
+    </c:legend>
+    <c:plotVisOnly val="1"/>
+    <c:dispBlanksAs val="gap"/>
+    <c:showDLblsOverMax val="0"/>
+    <c:extLst>
+      <c:ext xmlns:c16r3="http://schemas.microsoft.com/office/drawing/2017/03/chart" uri="{56B9EC1D-385E-4148-901F-78D8002777C0}">
+        <c16r3:dataDisplayOptions16>
+          <c16r3:dispNaAsBlank val="1"/>
+        </c16r3:dataDisplayOptions16>
+      </c:ext>
+    </c:extLst>
+  </c:chart>
+  <c:spPr>
+    <a:solidFill>
+      <a:schemeClr val="bg1"/>
+    </a:solidFill>
+    <a:ln w="9525" cap="flat" cmpd="sng" algn="ctr">
+      <a:solidFill>
+        <a:schemeClr val="tx1">
+          <a:lumMod val="15000"/>
+          <a:lumOff val="85000"/>
+        </a:schemeClr>
+      </a:solidFill>
+      <a:round/>
+    </a:ln>
+    <a:effectLst/>
+  </c:spPr>
+  <c:txPr>
+    <a:bodyPr/>
+    <a:lstStyle/>
+    <a:p>
+      <a:pPr>
+        <a:defRPr/>
+      </a:pPr>
+      <a:endParaRPr lang="es-PE"/>
+    </a:p>
+  </c:txPr>
+  <c:externalData r:id="rId3">
+    <c:autoUpdate val="0"/>
+  </c:externalData>
+</c:chartSpace>
+</file>
+
+<file path=word/charts/chart5.xml><?xml version="1.0" encoding="utf-8"?>
+<c:chartSpace xmlns:c="http://schemas.openxmlformats.org/drawingml/2006/chart" xmlns:a="http://schemas.openxmlformats.org/drawingml/2006/main" xmlns:r="http://schemas.openxmlformats.org/officeDocument/2006/relationships" xmlns:c16r2="http://schemas.microsoft.com/office/drawing/2015/06/chart">
+  <c:date1904 val="0"/>
+  <c:lang val="es-ES"/>
+  <c:roundedCorners val="0"/>
+  <mc:AlternateContent xmlns:mc="http://schemas.openxmlformats.org/markup-compatibility/2006">
+    <mc:Choice xmlns:c14="http://schemas.microsoft.com/office/drawing/2007/8/2/chart" Requires="c14">
+      <c14:style val="102"/>
+    </mc:Choice>
+    <mc:Fallback>
+      <c:style val="2"/>
+    </mc:Fallback>
+  </mc:AlternateContent>
+  <c:chart>
+    <c:title>
+      <c:tx>
+        <c:rich>
+          <a:bodyPr rot="0" spcFirstLastPara="1" vertOverflow="ellipsis" vert="horz" wrap="square" anchor="ctr" anchorCtr="1"/>
+          <a:lstStyle/>
+          <a:p>
+            <a:pPr marL="0" marR="0" lvl="0" indent="0" algn="ctr" defTabSz="914400" rtl="0" eaLnBrk="1" fontAlgn="auto" latinLnBrk="0" hangingPunct="1">
+              <a:lnSpc>
+                <a:spcPct val="100000"/>
+              </a:lnSpc>
+              <a:spcBef>
+                <a:spcPts val="0"/>
+              </a:spcBef>
+              <a:spcAft>
+                <a:spcPts val="0"/>
+              </a:spcAft>
+              <a:buClrTx/>
+              <a:buSzTx/>
+              <a:buFontTx/>
+              <a:buNone/>
+              <a:tabLst/>
+              <a:defRPr sz="1400" b="0" i="0" u="none" strike="noStrike" kern="1200" spc="0" baseline="0">
+                <a:solidFill>
+                  <a:sysClr val="windowText" lastClr="000000">
+                    <a:lumMod val="65000"/>
+                    <a:lumOff val="35000"/>
+                  </a:sysClr>
+                </a:solidFill>
+                <a:latin typeface="+mn-lt"/>
+                <a:ea typeface="+mn-ea"/>
+                <a:cs typeface="+mn-cs"/>
+              </a:defRPr>
+            </a:pPr>
+            <a:r>
+              <a:rPr lang="es-MX" sz="1800">
+                <a:effectLst/>
+              </a:rPr>
+              <a:t>¿Considera el diseño de la pagina atractivo?</a:t>
+            </a:r>
+            <a:endParaRPr lang="es-PE" sz="1800">
+              <a:effectLst/>
+            </a:endParaRPr>
+          </a:p>
+        </c:rich>
+      </c:tx>
+      <c:overlay val="0"/>
+      <c:spPr>
+        <a:noFill/>
+        <a:ln>
+          <a:noFill/>
+        </a:ln>
+        <a:effectLst/>
+      </c:spPr>
+      <c:txPr>
+        <a:bodyPr rot="0" spcFirstLastPara="1" vertOverflow="ellipsis" vert="horz" wrap="square" anchor="ctr" anchorCtr="1"/>
+        <a:lstStyle/>
+        <a:p>
+          <a:pPr marL="0" marR="0" lvl="0" indent="0" algn="ctr" defTabSz="914400" rtl="0" eaLnBrk="1" fontAlgn="auto" latinLnBrk="0" hangingPunct="1">
+            <a:lnSpc>
+              <a:spcPct val="100000"/>
+            </a:lnSpc>
+            <a:spcBef>
+              <a:spcPts val="0"/>
+            </a:spcBef>
+            <a:spcAft>
+              <a:spcPts val="0"/>
+            </a:spcAft>
+            <a:buClrTx/>
+            <a:buSzTx/>
+            <a:buFontTx/>
+            <a:buNone/>
+            <a:tabLst/>
+            <a:defRPr sz="1400" b="0" i="0" u="none" strike="noStrike" kern="1200" spc="0" baseline="0">
+              <a:solidFill>
+                <a:sysClr val="windowText" lastClr="000000">
+                  <a:lumMod val="65000"/>
+                  <a:lumOff val="35000"/>
+                </a:sysClr>
+              </a:solidFill>
+              <a:latin typeface="+mn-lt"/>
+              <a:ea typeface="+mn-ea"/>
+              <a:cs typeface="+mn-cs"/>
+            </a:defRPr>
+          </a:pPr>
+          <a:endParaRPr lang="es-PE"/>
+        </a:p>
+      </c:txPr>
+    </c:title>
+    <c:autoTitleDeleted val="0"/>
+    <c:plotArea>
+      <c:layout/>
+      <c:pieChart>
+        <c:varyColors val="1"/>
+        <c:ser>
+          <c:idx val="0"/>
+          <c:order val="0"/>
+          <c:tx>
+            <c:strRef>
+              <c:f>Hoja1!$B$1</c:f>
+              <c:strCache>
+                <c:ptCount val="1"/>
+                <c:pt idx="0">
+                  <c:v>Ventas</c:v>
+                </c:pt>
+              </c:strCache>
+            </c:strRef>
+          </c:tx>
+          <c:dPt>
+            <c:idx val="0"/>
+            <c:bubble3D val="0"/>
+            <c:spPr>
+              <a:solidFill>
+                <a:schemeClr val="accent1"/>
+              </a:solidFill>
+              <a:ln w="19050">
+                <a:solidFill>
+                  <a:schemeClr val="lt1"/>
+                </a:solidFill>
+              </a:ln>
+              <a:effectLst/>
+            </c:spPr>
+            <c:extLst>
+              <c:ext xmlns:c16="http://schemas.microsoft.com/office/drawing/2014/chart" uri="{C3380CC4-5D6E-409C-BE32-E72D297353CC}">
+                <c16:uniqueId val="{00000001-B4F4-4A1C-AB69-E055F84245E8}"/>
+              </c:ext>
+            </c:extLst>
+          </c:dPt>
+          <c:dPt>
+            <c:idx val="1"/>
+            <c:bubble3D val="0"/>
+            <c:spPr>
+              <a:solidFill>
+                <a:schemeClr val="accent2"/>
+              </a:solidFill>
+              <a:ln w="19050">
+                <a:solidFill>
+                  <a:schemeClr val="lt1"/>
+                </a:solidFill>
+              </a:ln>
+              <a:effectLst/>
+            </c:spPr>
+            <c:extLst>
+              <c:ext xmlns:c16="http://schemas.microsoft.com/office/drawing/2014/chart" uri="{C3380CC4-5D6E-409C-BE32-E72D297353CC}">
+                <c16:uniqueId val="{00000003-B4F4-4A1C-AB69-E055F84245E8}"/>
+              </c:ext>
+            </c:extLst>
+          </c:dPt>
+          <c:cat>
+            <c:strRef>
+              <c:f>Hoja1!$A$2:$A$3</c:f>
+              <c:strCache>
+                <c:ptCount val="2"/>
+                <c:pt idx="0">
+                  <c:v>Si</c:v>
+                </c:pt>
+                <c:pt idx="1">
+                  <c:v>No</c:v>
+                </c:pt>
+              </c:strCache>
+            </c:strRef>
+          </c:cat>
+          <c:val>
+            <c:numRef>
+              <c:f>Hoja1!$B$2:$B$3</c:f>
+              <c:numCache>
+                <c:formatCode>General</c:formatCode>
+                <c:ptCount val="2"/>
+                <c:pt idx="0">
+                  <c:v>8.1999999999999993</c:v>
+                </c:pt>
+                <c:pt idx="1">
+                  <c:v>3.2</c:v>
+                </c:pt>
+              </c:numCache>
+            </c:numRef>
+          </c:val>
+          <c:extLst>
+            <c:ext xmlns:c16="http://schemas.microsoft.com/office/drawing/2014/chart" uri="{C3380CC4-5D6E-409C-BE32-E72D297353CC}">
+              <c16:uniqueId val="{00000004-B4F4-4A1C-AB69-E055F84245E8}"/>
+            </c:ext>
+          </c:extLst>
+        </c:ser>
+        <c:dLbls>
+          <c:showLegendKey val="0"/>
+          <c:showVal val="0"/>
+          <c:showCatName val="0"/>
+          <c:showSerName val="0"/>
+          <c:showPercent val="0"/>
+          <c:showBubbleSize val="0"/>
+          <c:showLeaderLines val="1"/>
+        </c:dLbls>
+        <c:firstSliceAng val="0"/>
+      </c:pieChart>
+      <c:spPr>
+        <a:noFill/>
+        <a:ln>
+          <a:noFill/>
+        </a:ln>
+        <a:effectLst/>
+      </c:spPr>
+    </c:plotArea>
+    <c:legend>
+      <c:legendPos val="b"/>
+      <c:overlay val="0"/>
+      <c:spPr>
+        <a:noFill/>
+        <a:ln>
+          <a:noFill/>
+        </a:ln>
+        <a:effectLst/>
+      </c:spPr>
+      <c:txPr>
+        <a:bodyPr rot="0" spcFirstLastPara="1" vertOverflow="ellipsis" vert="horz" wrap="square" anchor="ctr" anchorCtr="1"/>
+        <a:lstStyle/>
+        <a:p>
+          <a:pPr>
+            <a:defRPr sz="900" b="0" i="0" u="none" strike="noStrike" kern="1200" baseline="0">
+              <a:solidFill>
+                <a:schemeClr val="tx1">
+                  <a:lumMod val="65000"/>
+                  <a:lumOff val="35000"/>
+                </a:schemeClr>
+              </a:solidFill>
+              <a:latin typeface="+mn-lt"/>
+              <a:ea typeface="+mn-ea"/>
+              <a:cs typeface="+mn-cs"/>
+            </a:defRPr>
+          </a:pPr>
+          <a:endParaRPr lang="es-PE"/>
+        </a:p>
+      </c:txPr>
+    </c:legend>
+    <c:plotVisOnly val="1"/>
+    <c:dispBlanksAs val="gap"/>
+    <c:showDLblsOverMax val="0"/>
+    <c:extLst>
+      <c:ext xmlns:c16r3="http://schemas.microsoft.com/office/drawing/2017/03/chart" uri="{56B9EC1D-385E-4148-901F-78D8002777C0}">
+        <c16r3:dataDisplayOptions16>
+          <c16r3:dispNaAsBlank val="1"/>
+        </c16r3:dataDisplayOptions16>
+      </c:ext>
+    </c:extLst>
+  </c:chart>
+  <c:spPr>
+    <a:solidFill>
+      <a:schemeClr val="bg1"/>
+    </a:solidFill>
+    <a:ln w="9525" cap="flat" cmpd="sng" algn="ctr">
+      <a:solidFill>
+        <a:schemeClr val="tx1">
+          <a:lumMod val="15000"/>
+          <a:lumOff val="85000"/>
+        </a:schemeClr>
+      </a:solidFill>
+      <a:round/>
+    </a:ln>
+    <a:effectLst/>
+  </c:spPr>
+  <c:txPr>
+    <a:bodyPr/>
+    <a:lstStyle/>
+    <a:p>
+      <a:pPr>
+        <a:defRPr/>
+      </a:pPr>
+      <a:endParaRPr lang="es-PE"/>
+    </a:p>
+  </c:txPr>
+  <c:externalData r:id="rId3">
+    <c:autoUpdate val="0"/>
+  </c:externalData>
+</c:chartSpace>
+</file>
+
+<file path=word/charts/chart6.xml><?xml version="1.0" encoding="utf-8"?>
+<c:chartSpace xmlns:c="http://schemas.openxmlformats.org/drawingml/2006/chart" xmlns:a="http://schemas.openxmlformats.org/drawingml/2006/main" xmlns:r="http://schemas.openxmlformats.org/officeDocument/2006/relationships" xmlns:c16r2="http://schemas.microsoft.com/office/drawing/2015/06/chart">
+  <c:date1904 val="0"/>
+  <c:lang val="es-ES"/>
+  <c:roundedCorners val="0"/>
+  <mc:AlternateContent xmlns:mc="http://schemas.openxmlformats.org/markup-compatibility/2006">
+    <mc:Choice xmlns:c14="http://schemas.microsoft.com/office/drawing/2007/8/2/chart" Requires="c14">
+      <c14:style val="102"/>
+    </mc:Choice>
+    <mc:Fallback>
+      <c:style val="2"/>
+    </mc:Fallback>
+  </mc:AlternateContent>
+  <c:chart>
+    <c:title>
+      <c:overlay val="0"/>
+      <c:spPr>
+        <a:noFill/>
+        <a:ln>
+          <a:noFill/>
+        </a:ln>
+        <a:effectLst/>
+      </c:spPr>
+      <c:txPr>
+        <a:bodyPr rot="0" spcFirstLastPara="1" vertOverflow="ellipsis" vert="horz" wrap="square" anchor="ctr" anchorCtr="1"/>
+        <a:lstStyle/>
+        <a:p>
+          <a:pPr>
+            <a:defRPr sz="1400" b="0" i="0" u="none" strike="noStrike" kern="1200" spc="0" baseline="0">
+              <a:solidFill>
+                <a:schemeClr val="tx1">
+                  <a:lumMod val="65000"/>
+                  <a:lumOff val="35000"/>
+                </a:schemeClr>
+              </a:solidFill>
+              <a:latin typeface="+mn-lt"/>
+              <a:ea typeface="+mn-ea"/>
+              <a:cs typeface="+mn-cs"/>
+            </a:defRPr>
+          </a:pPr>
+          <a:endParaRPr lang="es-PE"/>
+        </a:p>
+      </c:txPr>
+    </c:title>
+    <c:autoTitleDeleted val="0"/>
+    <c:plotArea>
+      <c:layout/>
+      <c:pieChart>
+        <c:varyColors val="1"/>
+        <c:ser>
+          <c:idx val="0"/>
+          <c:order val="0"/>
+          <c:tx>
+            <c:strRef>
+              <c:f>Hoja1!$B$1</c:f>
+              <c:strCache>
+                <c:ptCount val="1"/>
+                <c:pt idx="0">
+                  <c:v>Ventas</c:v>
+                </c:pt>
+              </c:strCache>
+            </c:strRef>
+          </c:tx>
+          <c:dPt>
+            <c:idx val="0"/>
+            <c:bubble3D val="0"/>
+            <c:spPr>
+              <a:solidFill>
+                <a:schemeClr val="accent1"/>
+              </a:solidFill>
+              <a:ln w="19050">
+                <a:solidFill>
+                  <a:schemeClr val="lt1"/>
+                </a:solidFill>
+              </a:ln>
+              <a:effectLst/>
+            </c:spPr>
+            <c:extLst>
+              <c:ext xmlns:c16="http://schemas.microsoft.com/office/drawing/2014/chart" uri="{C3380CC4-5D6E-409C-BE32-E72D297353CC}">
+                <c16:uniqueId val="{00000001-0468-4C6B-988A-F2091BA06F50}"/>
+              </c:ext>
+            </c:extLst>
+          </c:dPt>
+          <c:dPt>
+            <c:idx val="1"/>
+            <c:bubble3D val="0"/>
+            <c:spPr>
+              <a:solidFill>
+                <a:schemeClr val="accent2"/>
+              </a:solidFill>
+              <a:ln w="19050">
+                <a:solidFill>
+                  <a:schemeClr val="lt1"/>
+                </a:solidFill>
+              </a:ln>
+              <a:effectLst/>
+            </c:spPr>
+            <c:extLst>
+              <c:ext xmlns:c16="http://schemas.microsoft.com/office/drawing/2014/chart" uri="{C3380CC4-5D6E-409C-BE32-E72D297353CC}">
+                <c16:uniqueId val="{00000003-0468-4C6B-988A-F2091BA06F50}"/>
+              </c:ext>
+            </c:extLst>
+          </c:dPt>
+          <c:cat>
+            <c:strRef>
+              <c:f>Hoja1!$A$2:$A$3</c:f>
+              <c:strCache>
+                <c:ptCount val="2"/>
+                <c:pt idx="0">
+                  <c:v>Si</c:v>
+                </c:pt>
+                <c:pt idx="1">
+                  <c:v>No</c:v>
+                </c:pt>
+              </c:strCache>
+            </c:strRef>
+          </c:cat>
+          <c:val>
+            <c:numRef>
+              <c:f>Hoja1!$B$2:$B$3</c:f>
+              <c:numCache>
+                <c:formatCode>General</c:formatCode>
+                <c:ptCount val="2"/>
+                <c:pt idx="0">
+                  <c:v>8.1999999999999993</c:v>
+                </c:pt>
+                <c:pt idx="1">
+                  <c:v>3.2</c:v>
+                </c:pt>
+              </c:numCache>
+            </c:numRef>
+          </c:val>
+          <c:extLst>
+            <c:ext xmlns:c16="http://schemas.microsoft.com/office/drawing/2014/chart" uri="{C3380CC4-5D6E-409C-BE32-E72D297353CC}">
+              <c16:uniqueId val="{00000004-0468-4C6B-988A-F2091BA06F50}"/>
+            </c:ext>
+          </c:extLst>
+        </c:ser>
+        <c:dLbls>
+          <c:showLegendKey val="0"/>
+          <c:showVal val="0"/>
+          <c:showCatName val="0"/>
+          <c:showSerName val="0"/>
+          <c:showPercent val="0"/>
+          <c:showBubbleSize val="0"/>
+          <c:showLeaderLines val="1"/>
+        </c:dLbls>
+        <c:firstSliceAng val="0"/>
+      </c:pieChart>
       <c:spPr>
         <a:noFill/>
         <a:ln>
@@ -3849,6 +7956,166 @@
 </cs:colorStyle>
 </file>
 
+<file path=word/charts/colors3.xml><?xml version="1.0" encoding="utf-8"?>
+<cs:colorStyle xmlns:cs="http://schemas.microsoft.com/office/drawing/2012/chartStyle" xmlns:a="http://schemas.openxmlformats.org/drawingml/2006/main" meth="cycle" id="10">
+  <a:schemeClr val="accent1"/>
+  <a:schemeClr val="accent2"/>
+  <a:schemeClr val="accent3"/>
+  <a:schemeClr val="accent4"/>
+  <a:schemeClr val="accent5"/>
+  <a:schemeClr val="accent6"/>
+  <cs:variation/>
+  <cs:variation>
+    <a:lumMod val="60000"/>
+  </cs:variation>
+  <cs:variation>
+    <a:lumMod val="80000"/>
+    <a:lumOff val="20000"/>
+  </cs:variation>
+  <cs:variation>
+    <a:lumMod val="80000"/>
+  </cs:variation>
+  <cs:variation>
+    <a:lumMod val="60000"/>
+    <a:lumOff val="40000"/>
+  </cs:variation>
+  <cs:variation>
+    <a:lumMod val="50000"/>
+  </cs:variation>
+  <cs:variation>
+    <a:lumMod val="70000"/>
+    <a:lumOff val="30000"/>
+  </cs:variation>
+  <cs:variation>
+    <a:lumMod val="70000"/>
+  </cs:variation>
+  <cs:variation>
+    <a:lumMod val="50000"/>
+    <a:lumOff val="50000"/>
+  </cs:variation>
+</cs:colorStyle>
+</file>
+
+<file path=word/charts/colors4.xml><?xml version="1.0" encoding="utf-8"?>
+<cs:colorStyle xmlns:cs="http://schemas.microsoft.com/office/drawing/2012/chartStyle" xmlns:a="http://schemas.openxmlformats.org/drawingml/2006/main" meth="cycle" id="10">
+  <a:schemeClr val="accent1"/>
+  <a:schemeClr val="accent2"/>
+  <a:schemeClr val="accent3"/>
+  <a:schemeClr val="accent4"/>
+  <a:schemeClr val="accent5"/>
+  <a:schemeClr val="accent6"/>
+  <cs:variation/>
+  <cs:variation>
+    <a:lumMod val="60000"/>
+  </cs:variation>
+  <cs:variation>
+    <a:lumMod val="80000"/>
+    <a:lumOff val="20000"/>
+  </cs:variation>
+  <cs:variation>
+    <a:lumMod val="80000"/>
+  </cs:variation>
+  <cs:variation>
+    <a:lumMod val="60000"/>
+    <a:lumOff val="40000"/>
+  </cs:variation>
+  <cs:variation>
+    <a:lumMod val="50000"/>
+  </cs:variation>
+  <cs:variation>
+    <a:lumMod val="70000"/>
+    <a:lumOff val="30000"/>
+  </cs:variation>
+  <cs:variation>
+    <a:lumMod val="70000"/>
+  </cs:variation>
+  <cs:variation>
+    <a:lumMod val="50000"/>
+    <a:lumOff val="50000"/>
+  </cs:variation>
+</cs:colorStyle>
+</file>
+
+<file path=word/charts/colors5.xml><?xml version="1.0" encoding="utf-8"?>
+<cs:colorStyle xmlns:cs="http://schemas.microsoft.com/office/drawing/2012/chartStyle" xmlns:a="http://schemas.openxmlformats.org/drawingml/2006/main" meth="cycle" id="10">
+  <a:schemeClr val="accent1"/>
+  <a:schemeClr val="accent2"/>
+  <a:schemeClr val="accent3"/>
+  <a:schemeClr val="accent4"/>
+  <a:schemeClr val="accent5"/>
+  <a:schemeClr val="accent6"/>
+  <cs:variation/>
+  <cs:variation>
+    <a:lumMod val="60000"/>
+  </cs:variation>
+  <cs:variation>
+    <a:lumMod val="80000"/>
+    <a:lumOff val="20000"/>
+  </cs:variation>
+  <cs:variation>
+    <a:lumMod val="80000"/>
+  </cs:variation>
+  <cs:variation>
+    <a:lumMod val="60000"/>
+    <a:lumOff val="40000"/>
+  </cs:variation>
+  <cs:variation>
+    <a:lumMod val="50000"/>
+  </cs:variation>
+  <cs:variation>
+    <a:lumMod val="70000"/>
+    <a:lumOff val="30000"/>
+  </cs:variation>
+  <cs:variation>
+    <a:lumMod val="70000"/>
+  </cs:variation>
+  <cs:variation>
+    <a:lumMod val="50000"/>
+    <a:lumOff val="50000"/>
+  </cs:variation>
+</cs:colorStyle>
+</file>
+
+<file path=word/charts/colors6.xml><?xml version="1.0" encoding="utf-8"?>
+<cs:colorStyle xmlns:cs="http://schemas.microsoft.com/office/drawing/2012/chartStyle" xmlns:a="http://schemas.openxmlformats.org/drawingml/2006/main" meth="cycle" id="10">
+  <a:schemeClr val="accent1"/>
+  <a:schemeClr val="accent2"/>
+  <a:schemeClr val="accent3"/>
+  <a:schemeClr val="accent4"/>
+  <a:schemeClr val="accent5"/>
+  <a:schemeClr val="accent6"/>
+  <cs:variation/>
+  <cs:variation>
+    <a:lumMod val="60000"/>
+  </cs:variation>
+  <cs:variation>
+    <a:lumMod val="80000"/>
+    <a:lumOff val="20000"/>
+  </cs:variation>
+  <cs:variation>
+    <a:lumMod val="80000"/>
+  </cs:variation>
+  <cs:variation>
+    <a:lumMod val="60000"/>
+    <a:lumOff val="40000"/>
+  </cs:variation>
+  <cs:variation>
+    <a:lumMod val="50000"/>
+  </cs:variation>
+  <cs:variation>
+    <a:lumMod val="70000"/>
+    <a:lumOff val="30000"/>
+  </cs:variation>
+  <cs:variation>
+    <a:lumMod val="70000"/>
+  </cs:variation>
+  <cs:variation>
+    <a:lumMod val="50000"/>
+    <a:lumOff val="50000"/>
+  </cs:variation>
+</cs:colorStyle>
+</file>
+
 <file path=word/charts/style1.xml><?xml version="1.0" encoding="utf-8"?>
 <cs:chartStyle xmlns:cs="http://schemas.microsoft.com/office/drawing/2012/chartStyle" xmlns:a="http://schemas.openxmlformats.org/drawingml/2006/main" id="201">
   <cs:axisTitle>
@@ -4823,6 +9090,2082 @@
             <a:lumOff val="85000"/>
           </a:schemeClr>
         </a:solidFill>
+      </a:ln>
+    </cs:spPr>
+  </cs:upBar>
+  <cs:valueAxis>
+    <cs:lnRef idx="0"/>
+    <cs:fillRef idx="0"/>
+    <cs:effectRef idx="0"/>
+    <cs:fontRef idx="minor">
+      <a:schemeClr val="tx1">
+        <a:lumMod val="65000"/>
+        <a:lumOff val="35000"/>
+      </a:schemeClr>
+    </cs:fontRef>
+    <cs:defRPr sz="900" kern="1200"/>
+  </cs:valueAxis>
+  <cs:wall>
+    <cs:lnRef idx="0"/>
+    <cs:fillRef idx="0"/>
+    <cs:effectRef idx="0"/>
+    <cs:fontRef idx="minor">
+      <a:schemeClr val="tx1"/>
+    </cs:fontRef>
+    <cs:spPr>
+      <a:noFill/>
+      <a:ln>
+        <a:noFill/>
+      </a:ln>
+    </cs:spPr>
+  </cs:wall>
+</cs:chartStyle>
+</file>
+
+<file path=word/charts/style3.xml><?xml version="1.0" encoding="utf-8"?>
+<cs:chartStyle xmlns:cs="http://schemas.microsoft.com/office/drawing/2012/chartStyle" xmlns:a="http://schemas.openxmlformats.org/drawingml/2006/main" id="251">
+  <cs:axisTitle>
+    <cs:lnRef idx="0"/>
+    <cs:fillRef idx="0"/>
+    <cs:effectRef idx="0"/>
+    <cs:fontRef idx="minor">
+      <a:schemeClr val="tx1">
+        <a:lumMod val="65000"/>
+        <a:lumOff val="35000"/>
+      </a:schemeClr>
+    </cs:fontRef>
+    <cs:defRPr sz="1000" kern="1200"/>
+  </cs:axisTitle>
+  <cs:categoryAxis>
+    <cs:lnRef idx="0"/>
+    <cs:fillRef idx="0"/>
+    <cs:effectRef idx="0"/>
+    <cs:fontRef idx="minor">
+      <a:schemeClr val="tx1">
+        <a:lumMod val="65000"/>
+        <a:lumOff val="35000"/>
+      </a:schemeClr>
+    </cs:fontRef>
+    <cs:spPr>
+      <a:ln w="9525" cap="flat" cmpd="sng" algn="ctr">
+        <a:solidFill>
+          <a:schemeClr val="tx1">
+            <a:lumMod val="15000"/>
+            <a:lumOff val="85000"/>
+          </a:schemeClr>
+        </a:solidFill>
+        <a:round/>
+      </a:ln>
+    </cs:spPr>
+    <cs:defRPr sz="900" kern="1200"/>
+  </cs:categoryAxis>
+  <cs:chartArea mods="allowNoFillOverride allowNoLineOverride">
+    <cs:lnRef idx="0"/>
+    <cs:fillRef idx="0"/>
+    <cs:effectRef idx="0"/>
+    <cs:fontRef idx="minor">
+      <a:schemeClr val="tx1"/>
+    </cs:fontRef>
+    <cs:spPr>
+      <a:solidFill>
+        <a:schemeClr val="bg1"/>
+      </a:solidFill>
+      <a:ln w="9525" cap="flat" cmpd="sng" algn="ctr">
+        <a:solidFill>
+          <a:schemeClr val="tx1">
+            <a:lumMod val="15000"/>
+            <a:lumOff val="85000"/>
+          </a:schemeClr>
+        </a:solidFill>
+        <a:round/>
+      </a:ln>
+    </cs:spPr>
+    <cs:defRPr sz="900" kern="1200"/>
+  </cs:chartArea>
+  <cs:dataLabel>
+    <cs:lnRef idx="0"/>
+    <cs:fillRef idx="0"/>
+    <cs:effectRef idx="0"/>
+    <cs:fontRef idx="minor">
+      <a:schemeClr val="tx1">
+        <a:lumMod val="75000"/>
+        <a:lumOff val="25000"/>
+      </a:schemeClr>
+    </cs:fontRef>
+    <cs:defRPr sz="900" kern="1200"/>
+  </cs:dataLabel>
+  <cs:dataLabelCallout>
+    <cs:lnRef idx="0"/>
+    <cs:fillRef idx="0"/>
+    <cs:effectRef idx="0"/>
+    <cs:fontRef idx="minor">
+      <a:schemeClr val="dk1">
+        <a:lumMod val="65000"/>
+        <a:lumOff val="35000"/>
+      </a:schemeClr>
+    </cs:fontRef>
+    <cs:spPr>
+      <a:solidFill>
+        <a:schemeClr val="lt1"/>
+      </a:solidFill>
+      <a:ln>
+        <a:solidFill>
+          <a:schemeClr val="dk1">
+            <a:lumMod val="25000"/>
+            <a:lumOff val="75000"/>
+          </a:schemeClr>
+        </a:solidFill>
+      </a:ln>
+    </cs:spPr>
+    <cs:defRPr sz="900" kern="1200"/>
+    <cs:bodyPr rot="0" spcFirstLastPara="1" vertOverflow="clip" horzOverflow="clip" vert="horz" wrap="square" lIns="36576" tIns="18288" rIns="36576" bIns="18288" anchor="ctr" anchorCtr="1">
+      <a:spAutoFit/>
+    </cs:bodyPr>
+  </cs:dataLabelCallout>
+  <cs:dataPoint>
+    <cs:lnRef idx="0"/>
+    <cs:fillRef idx="1">
+      <cs:styleClr val="auto"/>
+    </cs:fillRef>
+    <cs:effectRef idx="0"/>
+    <cs:fontRef idx="minor">
+      <a:schemeClr val="tx1"/>
+    </cs:fontRef>
+    <cs:spPr>
+      <a:ln w="19050">
+        <a:solidFill>
+          <a:schemeClr val="lt1"/>
+        </a:solidFill>
+      </a:ln>
+    </cs:spPr>
+  </cs:dataPoint>
+  <cs:dataPoint3D>
+    <cs:lnRef idx="0"/>
+    <cs:fillRef idx="1">
+      <cs:styleClr val="auto"/>
+    </cs:fillRef>
+    <cs:effectRef idx="0"/>
+    <cs:fontRef idx="minor">
+      <a:schemeClr val="tx1"/>
+    </cs:fontRef>
+    <cs:spPr>
+      <a:ln w="25400">
+        <a:solidFill>
+          <a:schemeClr val="lt1"/>
+        </a:solidFill>
+      </a:ln>
+    </cs:spPr>
+  </cs:dataPoint3D>
+  <cs:dataPointLine>
+    <cs:lnRef idx="0">
+      <cs:styleClr val="auto"/>
+    </cs:lnRef>
+    <cs:fillRef idx="0"/>
+    <cs:effectRef idx="0"/>
+    <cs:fontRef idx="minor">
+      <a:schemeClr val="tx1"/>
+    </cs:fontRef>
+    <cs:spPr>
+      <a:ln w="28575" cap="rnd">
+        <a:solidFill>
+          <a:schemeClr val="phClr"/>
+        </a:solidFill>
+        <a:round/>
+      </a:ln>
+    </cs:spPr>
+  </cs:dataPointLine>
+  <cs:dataPointMarker>
+    <cs:lnRef idx="0">
+      <cs:styleClr val="auto"/>
+    </cs:lnRef>
+    <cs:fillRef idx="1">
+      <cs:styleClr val="auto"/>
+    </cs:fillRef>
+    <cs:effectRef idx="0"/>
+    <cs:fontRef idx="minor">
+      <a:schemeClr val="tx1"/>
+    </cs:fontRef>
+    <cs:spPr>
+      <a:ln w="9525">
+        <a:solidFill>
+          <a:schemeClr val="phClr"/>
+        </a:solidFill>
+      </a:ln>
+    </cs:spPr>
+  </cs:dataPointMarker>
+  <cs:dataPointMarkerLayout symbol="circle" size="5"/>
+  <cs:dataPointWireframe>
+    <cs:lnRef idx="0">
+      <cs:styleClr val="auto"/>
+    </cs:lnRef>
+    <cs:fillRef idx="0"/>
+    <cs:effectRef idx="0"/>
+    <cs:fontRef idx="minor">
+      <a:schemeClr val="tx1"/>
+    </cs:fontRef>
+    <cs:spPr>
+      <a:ln w="9525" cap="rnd">
+        <a:solidFill>
+          <a:schemeClr val="phClr"/>
+        </a:solidFill>
+        <a:round/>
+      </a:ln>
+    </cs:spPr>
+  </cs:dataPointWireframe>
+  <cs:dataTable>
+    <cs:lnRef idx="0"/>
+    <cs:fillRef idx="0"/>
+    <cs:effectRef idx="0"/>
+    <cs:fontRef idx="minor">
+      <a:schemeClr val="tx1">
+        <a:lumMod val="65000"/>
+        <a:lumOff val="35000"/>
+      </a:schemeClr>
+    </cs:fontRef>
+    <cs:spPr>
+      <a:noFill/>
+      <a:ln w="9525" cap="flat" cmpd="sng" algn="ctr">
+        <a:solidFill>
+          <a:schemeClr val="tx1">
+            <a:lumMod val="15000"/>
+            <a:lumOff val="85000"/>
+          </a:schemeClr>
+        </a:solidFill>
+        <a:round/>
+      </a:ln>
+    </cs:spPr>
+    <cs:defRPr sz="900" kern="1200"/>
+  </cs:dataTable>
+  <cs:downBar>
+    <cs:lnRef idx="0"/>
+    <cs:fillRef idx="0"/>
+    <cs:effectRef idx="0"/>
+    <cs:fontRef idx="minor">
+      <a:schemeClr val="tx1"/>
+    </cs:fontRef>
+    <cs:spPr>
+      <a:solidFill>
+        <a:schemeClr val="dk1">
+          <a:lumMod val="75000"/>
+          <a:lumOff val="25000"/>
+        </a:schemeClr>
+      </a:solidFill>
+      <a:ln w="9525" cap="flat" cmpd="sng" algn="ctr">
+        <a:solidFill>
+          <a:schemeClr val="tx1">
+            <a:lumMod val="65000"/>
+            <a:lumOff val="35000"/>
+          </a:schemeClr>
+        </a:solidFill>
+        <a:round/>
+      </a:ln>
+    </cs:spPr>
+  </cs:downBar>
+  <cs:dropLine>
+    <cs:lnRef idx="0"/>
+    <cs:fillRef idx="0"/>
+    <cs:effectRef idx="0"/>
+    <cs:fontRef idx="minor">
+      <a:schemeClr val="tx1"/>
+    </cs:fontRef>
+    <cs:spPr>
+      <a:ln w="9525" cap="flat" cmpd="sng" algn="ctr">
+        <a:solidFill>
+          <a:schemeClr val="tx1">
+            <a:lumMod val="35000"/>
+            <a:lumOff val="65000"/>
+          </a:schemeClr>
+        </a:solidFill>
+        <a:round/>
+      </a:ln>
+    </cs:spPr>
+  </cs:dropLine>
+  <cs:errorBar>
+    <cs:lnRef idx="0"/>
+    <cs:fillRef idx="0"/>
+    <cs:effectRef idx="0"/>
+    <cs:fontRef idx="minor">
+      <a:schemeClr val="tx1"/>
+    </cs:fontRef>
+    <cs:spPr>
+      <a:ln w="9525" cap="flat" cmpd="sng" algn="ctr">
+        <a:solidFill>
+          <a:schemeClr val="tx1">
+            <a:lumMod val="65000"/>
+            <a:lumOff val="35000"/>
+          </a:schemeClr>
+        </a:solidFill>
+        <a:round/>
+      </a:ln>
+    </cs:spPr>
+  </cs:errorBar>
+  <cs:floor>
+    <cs:lnRef idx="0"/>
+    <cs:fillRef idx="0"/>
+    <cs:effectRef idx="0"/>
+    <cs:fontRef idx="minor">
+      <a:schemeClr val="tx1"/>
+    </cs:fontRef>
+    <cs:spPr>
+      <a:noFill/>
+      <a:ln>
+        <a:noFill/>
+      </a:ln>
+    </cs:spPr>
+  </cs:floor>
+  <cs:gridlineMajor>
+    <cs:lnRef idx="0"/>
+    <cs:fillRef idx="0"/>
+    <cs:effectRef idx="0"/>
+    <cs:fontRef idx="minor">
+      <a:schemeClr val="tx1"/>
+    </cs:fontRef>
+    <cs:spPr>
+      <a:ln w="9525" cap="flat" cmpd="sng" algn="ctr">
+        <a:solidFill>
+          <a:schemeClr val="tx1">
+            <a:lumMod val="15000"/>
+            <a:lumOff val="85000"/>
+          </a:schemeClr>
+        </a:solidFill>
+        <a:round/>
+      </a:ln>
+    </cs:spPr>
+  </cs:gridlineMajor>
+  <cs:gridlineMinor>
+    <cs:lnRef idx="0"/>
+    <cs:fillRef idx="0"/>
+    <cs:effectRef idx="0"/>
+    <cs:fontRef idx="minor">
+      <a:schemeClr val="tx1"/>
+    </cs:fontRef>
+    <cs:spPr>
+      <a:ln w="9525" cap="flat" cmpd="sng" algn="ctr">
+        <a:solidFill>
+          <a:schemeClr val="tx1">
+            <a:lumMod val="5000"/>
+            <a:lumOff val="95000"/>
+          </a:schemeClr>
+        </a:solidFill>
+        <a:round/>
+      </a:ln>
+    </cs:spPr>
+  </cs:gridlineMinor>
+  <cs:hiLoLine>
+    <cs:lnRef idx="0"/>
+    <cs:fillRef idx="0"/>
+    <cs:effectRef idx="0"/>
+    <cs:fontRef idx="minor">
+      <a:schemeClr val="tx1"/>
+    </cs:fontRef>
+    <cs:spPr>
+      <a:ln w="9525" cap="flat" cmpd="sng" algn="ctr">
+        <a:solidFill>
+          <a:schemeClr val="tx1">
+            <a:lumMod val="50000"/>
+            <a:lumOff val="50000"/>
+          </a:schemeClr>
+        </a:solidFill>
+        <a:round/>
+      </a:ln>
+    </cs:spPr>
+  </cs:hiLoLine>
+  <cs:leaderLine>
+    <cs:lnRef idx="0"/>
+    <cs:fillRef idx="0"/>
+    <cs:effectRef idx="0"/>
+    <cs:fontRef idx="minor">
+      <a:schemeClr val="tx1"/>
+    </cs:fontRef>
+    <cs:spPr>
+      <a:ln w="9525" cap="flat" cmpd="sng" algn="ctr">
+        <a:solidFill>
+          <a:schemeClr val="tx1">
+            <a:lumMod val="35000"/>
+            <a:lumOff val="65000"/>
+          </a:schemeClr>
+        </a:solidFill>
+        <a:round/>
+      </a:ln>
+    </cs:spPr>
+  </cs:leaderLine>
+  <cs:legend>
+    <cs:lnRef idx="0"/>
+    <cs:fillRef idx="0"/>
+    <cs:effectRef idx="0"/>
+    <cs:fontRef idx="minor">
+      <a:schemeClr val="tx1">
+        <a:lumMod val="65000"/>
+        <a:lumOff val="35000"/>
+      </a:schemeClr>
+    </cs:fontRef>
+    <cs:defRPr sz="900" kern="1200"/>
+  </cs:legend>
+  <cs:plotArea mods="allowNoFillOverride allowNoLineOverride">
+    <cs:lnRef idx="0"/>
+    <cs:fillRef idx="0"/>
+    <cs:effectRef idx="0"/>
+    <cs:fontRef idx="minor">
+      <a:schemeClr val="tx1"/>
+    </cs:fontRef>
+  </cs:plotArea>
+  <cs:plotArea3D mods="allowNoFillOverride allowNoLineOverride">
+    <cs:lnRef idx="0"/>
+    <cs:fillRef idx="0"/>
+    <cs:effectRef idx="0"/>
+    <cs:fontRef idx="minor">
+      <a:schemeClr val="tx1"/>
+    </cs:fontRef>
+  </cs:plotArea3D>
+  <cs:seriesAxis>
+    <cs:lnRef idx="0"/>
+    <cs:fillRef idx="0"/>
+    <cs:effectRef idx="0"/>
+    <cs:fontRef idx="minor">
+      <a:schemeClr val="tx1">
+        <a:lumMod val="65000"/>
+        <a:lumOff val="35000"/>
+      </a:schemeClr>
+    </cs:fontRef>
+    <cs:defRPr sz="900" kern="1200"/>
+  </cs:seriesAxis>
+  <cs:seriesLine>
+    <cs:lnRef idx="0"/>
+    <cs:fillRef idx="0"/>
+    <cs:effectRef idx="0"/>
+    <cs:fontRef idx="minor">
+      <a:schemeClr val="tx1"/>
+    </cs:fontRef>
+    <cs:spPr>
+      <a:ln w="9525" cap="flat" cmpd="sng" algn="ctr">
+        <a:solidFill>
+          <a:schemeClr val="tx1">
+            <a:lumMod val="35000"/>
+            <a:lumOff val="65000"/>
+          </a:schemeClr>
+        </a:solidFill>
+        <a:round/>
+      </a:ln>
+    </cs:spPr>
+  </cs:seriesLine>
+  <cs:title>
+    <cs:lnRef idx="0"/>
+    <cs:fillRef idx="0"/>
+    <cs:effectRef idx="0"/>
+    <cs:fontRef idx="minor">
+      <a:schemeClr val="tx1">
+        <a:lumMod val="65000"/>
+        <a:lumOff val="35000"/>
+      </a:schemeClr>
+    </cs:fontRef>
+    <cs:defRPr sz="1400" b="0" kern="1200" spc="0" baseline="0"/>
+  </cs:title>
+  <cs:trendline>
+    <cs:lnRef idx="0">
+      <cs:styleClr val="auto"/>
+    </cs:lnRef>
+    <cs:fillRef idx="0"/>
+    <cs:effectRef idx="0"/>
+    <cs:fontRef idx="minor">
+      <a:schemeClr val="tx1"/>
+    </cs:fontRef>
+    <cs:spPr>
+      <a:ln w="19050" cap="rnd">
+        <a:solidFill>
+          <a:schemeClr val="phClr"/>
+        </a:solidFill>
+        <a:prstDash val="sysDot"/>
+      </a:ln>
+    </cs:spPr>
+  </cs:trendline>
+  <cs:trendlineLabel>
+    <cs:lnRef idx="0"/>
+    <cs:fillRef idx="0"/>
+    <cs:effectRef idx="0"/>
+    <cs:fontRef idx="minor">
+      <a:schemeClr val="tx1">
+        <a:lumMod val="65000"/>
+        <a:lumOff val="35000"/>
+      </a:schemeClr>
+    </cs:fontRef>
+    <cs:defRPr sz="900" kern="1200"/>
+  </cs:trendlineLabel>
+  <cs:upBar>
+    <cs:lnRef idx="0"/>
+    <cs:fillRef idx="0"/>
+    <cs:effectRef idx="0"/>
+    <cs:fontRef idx="minor">
+      <a:schemeClr val="tx1"/>
+    </cs:fontRef>
+    <cs:spPr>
+      <a:solidFill>
+        <a:schemeClr val="lt1"/>
+      </a:solidFill>
+      <a:ln w="9525" cap="flat" cmpd="sng" algn="ctr">
+        <a:solidFill>
+          <a:schemeClr val="tx1">
+            <a:lumMod val="65000"/>
+            <a:lumOff val="35000"/>
+          </a:schemeClr>
+        </a:solidFill>
+        <a:round/>
+      </a:ln>
+    </cs:spPr>
+  </cs:upBar>
+  <cs:valueAxis>
+    <cs:lnRef idx="0"/>
+    <cs:fillRef idx="0"/>
+    <cs:effectRef idx="0"/>
+    <cs:fontRef idx="minor">
+      <a:schemeClr val="tx1">
+        <a:lumMod val="65000"/>
+        <a:lumOff val="35000"/>
+      </a:schemeClr>
+    </cs:fontRef>
+    <cs:defRPr sz="900" kern="1200"/>
+  </cs:valueAxis>
+  <cs:wall>
+    <cs:lnRef idx="0"/>
+    <cs:fillRef idx="0"/>
+    <cs:effectRef idx="0"/>
+    <cs:fontRef idx="minor">
+      <a:schemeClr val="tx1"/>
+    </cs:fontRef>
+    <cs:spPr>
+      <a:noFill/>
+      <a:ln>
+        <a:noFill/>
+      </a:ln>
+    </cs:spPr>
+  </cs:wall>
+</cs:chartStyle>
+</file>
+
+<file path=word/charts/style4.xml><?xml version="1.0" encoding="utf-8"?>
+<cs:chartStyle xmlns:cs="http://schemas.microsoft.com/office/drawing/2012/chartStyle" xmlns:a="http://schemas.openxmlformats.org/drawingml/2006/main" id="251">
+  <cs:axisTitle>
+    <cs:lnRef idx="0"/>
+    <cs:fillRef idx="0"/>
+    <cs:effectRef idx="0"/>
+    <cs:fontRef idx="minor">
+      <a:schemeClr val="tx1">
+        <a:lumMod val="65000"/>
+        <a:lumOff val="35000"/>
+      </a:schemeClr>
+    </cs:fontRef>
+    <cs:defRPr sz="1000" kern="1200"/>
+  </cs:axisTitle>
+  <cs:categoryAxis>
+    <cs:lnRef idx="0"/>
+    <cs:fillRef idx="0"/>
+    <cs:effectRef idx="0"/>
+    <cs:fontRef idx="minor">
+      <a:schemeClr val="tx1">
+        <a:lumMod val="65000"/>
+        <a:lumOff val="35000"/>
+      </a:schemeClr>
+    </cs:fontRef>
+    <cs:spPr>
+      <a:ln w="9525" cap="flat" cmpd="sng" algn="ctr">
+        <a:solidFill>
+          <a:schemeClr val="tx1">
+            <a:lumMod val="15000"/>
+            <a:lumOff val="85000"/>
+          </a:schemeClr>
+        </a:solidFill>
+        <a:round/>
+      </a:ln>
+    </cs:spPr>
+    <cs:defRPr sz="900" kern="1200"/>
+  </cs:categoryAxis>
+  <cs:chartArea mods="allowNoFillOverride allowNoLineOverride">
+    <cs:lnRef idx="0"/>
+    <cs:fillRef idx="0"/>
+    <cs:effectRef idx="0"/>
+    <cs:fontRef idx="minor">
+      <a:schemeClr val="tx1"/>
+    </cs:fontRef>
+    <cs:spPr>
+      <a:solidFill>
+        <a:schemeClr val="bg1"/>
+      </a:solidFill>
+      <a:ln w="9525" cap="flat" cmpd="sng" algn="ctr">
+        <a:solidFill>
+          <a:schemeClr val="tx1">
+            <a:lumMod val="15000"/>
+            <a:lumOff val="85000"/>
+          </a:schemeClr>
+        </a:solidFill>
+        <a:round/>
+      </a:ln>
+    </cs:spPr>
+    <cs:defRPr sz="900" kern="1200"/>
+  </cs:chartArea>
+  <cs:dataLabel>
+    <cs:lnRef idx="0"/>
+    <cs:fillRef idx="0"/>
+    <cs:effectRef idx="0"/>
+    <cs:fontRef idx="minor">
+      <a:schemeClr val="tx1">
+        <a:lumMod val="75000"/>
+        <a:lumOff val="25000"/>
+      </a:schemeClr>
+    </cs:fontRef>
+    <cs:defRPr sz="900" kern="1200"/>
+  </cs:dataLabel>
+  <cs:dataLabelCallout>
+    <cs:lnRef idx="0"/>
+    <cs:fillRef idx="0"/>
+    <cs:effectRef idx="0"/>
+    <cs:fontRef idx="minor">
+      <a:schemeClr val="dk1">
+        <a:lumMod val="65000"/>
+        <a:lumOff val="35000"/>
+      </a:schemeClr>
+    </cs:fontRef>
+    <cs:spPr>
+      <a:solidFill>
+        <a:schemeClr val="lt1"/>
+      </a:solidFill>
+      <a:ln>
+        <a:solidFill>
+          <a:schemeClr val="dk1">
+            <a:lumMod val="25000"/>
+            <a:lumOff val="75000"/>
+          </a:schemeClr>
+        </a:solidFill>
+      </a:ln>
+    </cs:spPr>
+    <cs:defRPr sz="900" kern="1200"/>
+    <cs:bodyPr rot="0" spcFirstLastPara="1" vertOverflow="clip" horzOverflow="clip" vert="horz" wrap="square" lIns="36576" tIns="18288" rIns="36576" bIns="18288" anchor="ctr" anchorCtr="1">
+      <a:spAutoFit/>
+    </cs:bodyPr>
+  </cs:dataLabelCallout>
+  <cs:dataPoint>
+    <cs:lnRef idx="0"/>
+    <cs:fillRef idx="1">
+      <cs:styleClr val="auto"/>
+    </cs:fillRef>
+    <cs:effectRef idx="0"/>
+    <cs:fontRef idx="minor">
+      <a:schemeClr val="tx1"/>
+    </cs:fontRef>
+    <cs:spPr>
+      <a:ln w="19050">
+        <a:solidFill>
+          <a:schemeClr val="lt1"/>
+        </a:solidFill>
+      </a:ln>
+    </cs:spPr>
+  </cs:dataPoint>
+  <cs:dataPoint3D>
+    <cs:lnRef idx="0"/>
+    <cs:fillRef idx="1">
+      <cs:styleClr val="auto"/>
+    </cs:fillRef>
+    <cs:effectRef idx="0"/>
+    <cs:fontRef idx="minor">
+      <a:schemeClr val="tx1"/>
+    </cs:fontRef>
+    <cs:spPr>
+      <a:ln w="25400">
+        <a:solidFill>
+          <a:schemeClr val="lt1"/>
+        </a:solidFill>
+      </a:ln>
+    </cs:spPr>
+  </cs:dataPoint3D>
+  <cs:dataPointLine>
+    <cs:lnRef idx="0">
+      <cs:styleClr val="auto"/>
+    </cs:lnRef>
+    <cs:fillRef idx="0"/>
+    <cs:effectRef idx="0"/>
+    <cs:fontRef idx="minor">
+      <a:schemeClr val="tx1"/>
+    </cs:fontRef>
+    <cs:spPr>
+      <a:ln w="28575" cap="rnd">
+        <a:solidFill>
+          <a:schemeClr val="phClr"/>
+        </a:solidFill>
+        <a:round/>
+      </a:ln>
+    </cs:spPr>
+  </cs:dataPointLine>
+  <cs:dataPointMarker>
+    <cs:lnRef idx="0">
+      <cs:styleClr val="auto"/>
+    </cs:lnRef>
+    <cs:fillRef idx="1">
+      <cs:styleClr val="auto"/>
+    </cs:fillRef>
+    <cs:effectRef idx="0"/>
+    <cs:fontRef idx="minor">
+      <a:schemeClr val="tx1"/>
+    </cs:fontRef>
+    <cs:spPr>
+      <a:ln w="9525">
+        <a:solidFill>
+          <a:schemeClr val="phClr"/>
+        </a:solidFill>
+      </a:ln>
+    </cs:spPr>
+  </cs:dataPointMarker>
+  <cs:dataPointMarkerLayout symbol="circle" size="5"/>
+  <cs:dataPointWireframe>
+    <cs:lnRef idx="0">
+      <cs:styleClr val="auto"/>
+    </cs:lnRef>
+    <cs:fillRef idx="0"/>
+    <cs:effectRef idx="0"/>
+    <cs:fontRef idx="minor">
+      <a:schemeClr val="tx1"/>
+    </cs:fontRef>
+    <cs:spPr>
+      <a:ln w="9525" cap="rnd">
+        <a:solidFill>
+          <a:schemeClr val="phClr"/>
+        </a:solidFill>
+        <a:round/>
+      </a:ln>
+    </cs:spPr>
+  </cs:dataPointWireframe>
+  <cs:dataTable>
+    <cs:lnRef idx="0"/>
+    <cs:fillRef idx="0"/>
+    <cs:effectRef idx="0"/>
+    <cs:fontRef idx="minor">
+      <a:schemeClr val="tx1">
+        <a:lumMod val="65000"/>
+        <a:lumOff val="35000"/>
+      </a:schemeClr>
+    </cs:fontRef>
+    <cs:spPr>
+      <a:noFill/>
+      <a:ln w="9525" cap="flat" cmpd="sng" algn="ctr">
+        <a:solidFill>
+          <a:schemeClr val="tx1">
+            <a:lumMod val="15000"/>
+            <a:lumOff val="85000"/>
+          </a:schemeClr>
+        </a:solidFill>
+        <a:round/>
+      </a:ln>
+    </cs:spPr>
+    <cs:defRPr sz="900" kern="1200"/>
+  </cs:dataTable>
+  <cs:downBar>
+    <cs:lnRef idx="0"/>
+    <cs:fillRef idx="0"/>
+    <cs:effectRef idx="0"/>
+    <cs:fontRef idx="minor">
+      <a:schemeClr val="tx1"/>
+    </cs:fontRef>
+    <cs:spPr>
+      <a:solidFill>
+        <a:schemeClr val="dk1">
+          <a:lumMod val="75000"/>
+          <a:lumOff val="25000"/>
+        </a:schemeClr>
+      </a:solidFill>
+      <a:ln w="9525" cap="flat" cmpd="sng" algn="ctr">
+        <a:solidFill>
+          <a:schemeClr val="tx1">
+            <a:lumMod val="65000"/>
+            <a:lumOff val="35000"/>
+          </a:schemeClr>
+        </a:solidFill>
+        <a:round/>
+      </a:ln>
+    </cs:spPr>
+  </cs:downBar>
+  <cs:dropLine>
+    <cs:lnRef idx="0"/>
+    <cs:fillRef idx="0"/>
+    <cs:effectRef idx="0"/>
+    <cs:fontRef idx="minor">
+      <a:schemeClr val="tx1"/>
+    </cs:fontRef>
+    <cs:spPr>
+      <a:ln w="9525" cap="flat" cmpd="sng" algn="ctr">
+        <a:solidFill>
+          <a:schemeClr val="tx1">
+            <a:lumMod val="35000"/>
+            <a:lumOff val="65000"/>
+          </a:schemeClr>
+        </a:solidFill>
+        <a:round/>
+      </a:ln>
+    </cs:spPr>
+  </cs:dropLine>
+  <cs:errorBar>
+    <cs:lnRef idx="0"/>
+    <cs:fillRef idx="0"/>
+    <cs:effectRef idx="0"/>
+    <cs:fontRef idx="minor">
+      <a:schemeClr val="tx1"/>
+    </cs:fontRef>
+    <cs:spPr>
+      <a:ln w="9525" cap="flat" cmpd="sng" algn="ctr">
+        <a:solidFill>
+          <a:schemeClr val="tx1">
+            <a:lumMod val="65000"/>
+            <a:lumOff val="35000"/>
+          </a:schemeClr>
+        </a:solidFill>
+        <a:round/>
+      </a:ln>
+    </cs:spPr>
+  </cs:errorBar>
+  <cs:floor>
+    <cs:lnRef idx="0"/>
+    <cs:fillRef idx="0"/>
+    <cs:effectRef idx="0"/>
+    <cs:fontRef idx="minor">
+      <a:schemeClr val="tx1"/>
+    </cs:fontRef>
+    <cs:spPr>
+      <a:noFill/>
+      <a:ln>
+        <a:noFill/>
+      </a:ln>
+    </cs:spPr>
+  </cs:floor>
+  <cs:gridlineMajor>
+    <cs:lnRef idx="0"/>
+    <cs:fillRef idx="0"/>
+    <cs:effectRef idx="0"/>
+    <cs:fontRef idx="minor">
+      <a:schemeClr val="tx1"/>
+    </cs:fontRef>
+    <cs:spPr>
+      <a:ln w="9525" cap="flat" cmpd="sng" algn="ctr">
+        <a:solidFill>
+          <a:schemeClr val="tx1">
+            <a:lumMod val="15000"/>
+            <a:lumOff val="85000"/>
+          </a:schemeClr>
+        </a:solidFill>
+        <a:round/>
+      </a:ln>
+    </cs:spPr>
+  </cs:gridlineMajor>
+  <cs:gridlineMinor>
+    <cs:lnRef idx="0"/>
+    <cs:fillRef idx="0"/>
+    <cs:effectRef idx="0"/>
+    <cs:fontRef idx="minor">
+      <a:schemeClr val="tx1"/>
+    </cs:fontRef>
+    <cs:spPr>
+      <a:ln w="9525" cap="flat" cmpd="sng" algn="ctr">
+        <a:solidFill>
+          <a:schemeClr val="tx1">
+            <a:lumMod val="5000"/>
+            <a:lumOff val="95000"/>
+          </a:schemeClr>
+        </a:solidFill>
+        <a:round/>
+      </a:ln>
+    </cs:spPr>
+  </cs:gridlineMinor>
+  <cs:hiLoLine>
+    <cs:lnRef idx="0"/>
+    <cs:fillRef idx="0"/>
+    <cs:effectRef idx="0"/>
+    <cs:fontRef idx="minor">
+      <a:schemeClr val="tx1"/>
+    </cs:fontRef>
+    <cs:spPr>
+      <a:ln w="9525" cap="flat" cmpd="sng" algn="ctr">
+        <a:solidFill>
+          <a:schemeClr val="tx1">
+            <a:lumMod val="50000"/>
+            <a:lumOff val="50000"/>
+          </a:schemeClr>
+        </a:solidFill>
+        <a:round/>
+      </a:ln>
+    </cs:spPr>
+  </cs:hiLoLine>
+  <cs:leaderLine>
+    <cs:lnRef idx="0"/>
+    <cs:fillRef idx="0"/>
+    <cs:effectRef idx="0"/>
+    <cs:fontRef idx="minor">
+      <a:schemeClr val="tx1"/>
+    </cs:fontRef>
+    <cs:spPr>
+      <a:ln w="9525" cap="flat" cmpd="sng" algn="ctr">
+        <a:solidFill>
+          <a:schemeClr val="tx1">
+            <a:lumMod val="35000"/>
+            <a:lumOff val="65000"/>
+          </a:schemeClr>
+        </a:solidFill>
+        <a:round/>
+      </a:ln>
+    </cs:spPr>
+  </cs:leaderLine>
+  <cs:legend>
+    <cs:lnRef idx="0"/>
+    <cs:fillRef idx="0"/>
+    <cs:effectRef idx="0"/>
+    <cs:fontRef idx="minor">
+      <a:schemeClr val="tx1">
+        <a:lumMod val="65000"/>
+        <a:lumOff val="35000"/>
+      </a:schemeClr>
+    </cs:fontRef>
+    <cs:defRPr sz="900" kern="1200"/>
+  </cs:legend>
+  <cs:plotArea mods="allowNoFillOverride allowNoLineOverride">
+    <cs:lnRef idx="0"/>
+    <cs:fillRef idx="0"/>
+    <cs:effectRef idx="0"/>
+    <cs:fontRef idx="minor">
+      <a:schemeClr val="tx1"/>
+    </cs:fontRef>
+  </cs:plotArea>
+  <cs:plotArea3D mods="allowNoFillOverride allowNoLineOverride">
+    <cs:lnRef idx="0"/>
+    <cs:fillRef idx="0"/>
+    <cs:effectRef idx="0"/>
+    <cs:fontRef idx="minor">
+      <a:schemeClr val="tx1"/>
+    </cs:fontRef>
+  </cs:plotArea3D>
+  <cs:seriesAxis>
+    <cs:lnRef idx="0"/>
+    <cs:fillRef idx="0"/>
+    <cs:effectRef idx="0"/>
+    <cs:fontRef idx="minor">
+      <a:schemeClr val="tx1">
+        <a:lumMod val="65000"/>
+        <a:lumOff val="35000"/>
+      </a:schemeClr>
+    </cs:fontRef>
+    <cs:defRPr sz="900" kern="1200"/>
+  </cs:seriesAxis>
+  <cs:seriesLine>
+    <cs:lnRef idx="0"/>
+    <cs:fillRef idx="0"/>
+    <cs:effectRef idx="0"/>
+    <cs:fontRef idx="minor">
+      <a:schemeClr val="tx1"/>
+    </cs:fontRef>
+    <cs:spPr>
+      <a:ln w="9525" cap="flat" cmpd="sng" algn="ctr">
+        <a:solidFill>
+          <a:schemeClr val="tx1">
+            <a:lumMod val="35000"/>
+            <a:lumOff val="65000"/>
+          </a:schemeClr>
+        </a:solidFill>
+        <a:round/>
+      </a:ln>
+    </cs:spPr>
+  </cs:seriesLine>
+  <cs:title>
+    <cs:lnRef idx="0"/>
+    <cs:fillRef idx="0"/>
+    <cs:effectRef idx="0"/>
+    <cs:fontRef idx="minor">
+      <a:schemeClr val="tx1">
+        <a:lumMod val="65000"/>
+        <a:lumOff val="35000"/>
+      </a:schemeClr>
+    </cs:fontRef>
+    <cs:defRPr sz="1400" b="0" kern="1200" spc="0" baseline="0"/>
+  </cs:title>
+  <cs:trendline>
+    <cs:lnRef idx="0">
+      <cs:styleClr val="auto"/>
+    </cs:lnRef>
+    <cs:fillRef idx="0"/>
+    <cs:effectRef idx="0"/>
+    <cs:fontRef idx="minor">
+      <a:schemeClr val="tx1"/>
+    </cs:fontRef>
+    <cs:spPr>
+      <a:ln w="19050" cap="rnd">
+        <a:solidFill>
+          <a:schemeClr val="phClr"/>
+        </a:solidFill>
+        <a:prstDash val="sysDot"/>
+      </a:ln>
+    </cs:spPr>
+  </cs:trendline>
+  <cs:trendlineLabel>
+    <cs:lnRef idx="0"/>
+    <cs:fillRef idx="0"/>
+    <cs:effectRef idx="0"/>
+    <cs:fontRef idx="minor">
+      <a:schemeClr val="tx1">
+        <a:lumMod val="65000"/>
+        <a:lumOff val="35000"/>
+      </a:schemeClr>
+    </cs:fontRef>
+    <cs:defRPr sz="900" kern="1200"/>
+  </cs:trendlineLabel>
+  <cs:upBar>
+    <cs:lnRef idx="0"/>
+    <cs:fillRef idx="0"/>
+    <cs:effectRef idx="0"/>
+    <cs:fontRef idx="minor">
+      <a:schemeClr val="tx1"/>
+    </cs:fontRef>
+    <cs:spPr>
+      <a:solidFill>
+        <a:schemeClr val="lt1"/>
+      </a:solidFill>
+      <a:ln w="9525" cap="flat" cmpd="sng" algn="ctr">
+        <a:solidFill>
+          <a:schemeClr val="tx1">
+            <a:lumMod val="65000"/>
+            <a:lumOff val="35000"/>
+          </a:schemeClr>
+        </a:solidFill>
+        <a:round/>
+      </a:ln>
+    </cs:spPr>
+  </cs:upBar>
+  <cs:valueAxis>
+    <cs:lnRef idx="0"/>
+    <cs:fillRef idx="0"/>
+    <cs:effectRef idx="0"/>
+    <cs:fontRef idx="minor">
+      <a:schemeClr val="tx1">
+        <a:lumMod val="65000"/>
+        <a:lumOff val="35000"/>
+      </a:schemeClr>
+    </cs:fontRef>
+    <cs:defRPr sz="900" kern="1200"/>
+  </cs:valueAxis>
+  <cs:wall>
+    <cs:lnRef idx="0"/>
+    <cs:fillRef idx="0"/>
+    <cs:effectRef idx="0"/>
+    <cs:fontRef idx="minor">
+      <a:schemeClr val="tx1"/>
+    </cs:fontRef>
+    <cs:spPr>
+      <a:noFill/>
+      <a:ln>
+        <a:noFill/>
+      </a:ln>
+    </cs:spPr>
+  </cs:wall>
+</cs:chartStyle>
+</file>
+
+<file path=word/charts/style5.xml><?xml version="1.0" encoding="utf-8"?>
+<cs:chartStyle xmlns:cs="http://schemas.microsoft.com/office/drawing/2012/chartStyle" xmlns:a="http://schemas.openxmlformats.org/drawingml/2006/main" id="251">
+  <cs:axisTitle>
+    <cs:lnRef idx="0"/>
+    <cs:fillRef idx="0"/>
+    <cs:effectRef idx="0"/>
+    <cs:fontRef idx="minor">
+      <a:schemeClr val="tx1">
+        <a:lumMod val="65000"/>
+        <a:lumOff val="35000"/>
+      </a:schemeClr>
+    </cs:fontRef>
+    <cs:defRPr sz="1000" kern="1200"/>
+  </cs:axisTitle>
+  <cs:categoryAxis>
+    <cs:lnRef idx="0"/>
+    <cs:fillRef idx="0"/>
+    <cs:effectRef idx="0"/>
+    <cs:fontRef idx="minor">
+      <a:schemeClr val="tx1">
+        <a:lumMod val="65000"/>
+        <a:lumOff val="35000"/>
+      </a:schemeClr>
+    </cs:fontRef>
+    <cs:spPr>
+      <a:ln w="9525" cap="flat" cmpd="sng" algn="ctr">
+        <a:solidFill>
+          <a:schemeClr val="tx1">
+            <a:lumMod val="15000"/>
+            <a:lumOff val="85000"/>
+          </a:schemeClr>
+        </a:solidFill>
+        <a:round/>
+      </a:ln>
+    </cs:spPr>
+    <cs:defRPr sz="900" kern="1200"/>
+  </cs:categoryAxis>
+  <cs:chartArea mods="allowNoFillOverride allowNoLineOverride">
+    <cs:lnRef idx="0"/>
+    <cs:fillRef idx="0"/>
+    <cs:effectRef idx="0"/>
+    <cs:fontRef idx="minor">
+      <a:schemeClr val="tx1"/>
+    </cs:fontRef>
+    <cs:spPr>
+      <a:solidFill>
+        <a:schemeClr val="bg1"/>
+      </a:solidFill>
+      <a:ln w="9525" cap="flat" cmpd="sng" algn="ctr">
+        <a:solidFill>
+          <a:schemeClr val="tx1">
+            <a:lumMod val="15000"/>
+            <a:lumOff val="85000"/>
+          </a:schemeClr>
+        </a:solidFill>
+        <a:round/>
+      </a:ln>
+    </cs:spPr>
+    <cs:defRPr sz="900" kern="1200"/>
+  </cs:chartArea>
+  <cs:dataLabel>
+    <cs:lnRef idx="0"/>
+    <cs:fillRef idx="0"/>
+    <cs:effectRef idx="0"/>
+    <cs:fontRef idx="minor">
+      <a:schemeClr val="tx1">
+        <a:lumMod val="75000"/>
+        <a:lumOff val="25000"/>
+      </a:schemeClr>
+    </cs:fontRef>
+    <cs:defRPr sz="900" kern="1200"/>
+  </cs:dataLabel>
+  <cs:dataLabelCallout>
+    <cs:lnRef idx="0"/>
+    <cs:fillRef idx="0"/>
+    <cs:effectRef idx="0"/>
+    <cs:fontRef idx="minor">
+      <a:schemeClr val="dk1">
+        <a:lumMod val="65000"/>
+        <a:lumOff val="35000"/>
+      </a:schemeClr>
+    </cs:fontRef>
+    <cs:spPr>
+      <a:solidFill>
+        <a:schemeClr val="lt1"/>
+      </a:solidFill>
+      <a:ln>
+        <a:solidFill>
+          <a:schemeClr val="dk1">
+            <a:lumMod val="25000"/>
+            <a:lumOff val="75000"/>
+          </a:schemeClr>
+        </a:solidFill>
+      </a:ln>
+    </cs:spPr>
+    <cs:defRPr sz="900" kern="1200"/>
+    <cs:bodyPr rot="0" spcFirstLastPara="1" vertOverflow="clip" horzOverflow="clip" vert="horz" wrap="square" lIns="36576" tIns="18288" rIns="36576" bIns="18288" anchor="ctr" anchorCtr="1">
+      <a:spAutoFit/>
+    </cs:bodyPr>
+  </cs:dataLabelCallout>
+  <cs:dataPoint>
+    <cs:lnRef idx="0"/>
+    <cs:fillRef idx="1">
+      <cs:styleClr val="auto"/>
+    </cs:fillRef>
+    <cs:effectRef idx="0"/>
+    <cs:fontRef idx="minor">
+      <a:schemeClr val="tx1"/>
+    </cs:fontRef>
+    <cs:spPr>
+      <a:ln w="19050">
+        <a:solidFill>
+          <a:schemeClr val="lt1"/>
+        </a:solidFill>
+      </a:ln>
+    </cs:spPr>
+  </cs:dataPoint>
+  <cs:dataPoint3D>
+    <cs:lnRef idx="0"/>
+    <cs:fillRef idx="1">
+      <cs:styleClr val="auto"/>
+    </cs:fillRef>
+    <cs:effectRef idx="0"/>
+    <cs:fontRef idx="minor">
+      <a:schemeClr val="tx1"/>
+    </cs:fontRef>
+    <cs:spPr>
+      <a:ln w="25400">
+        <a:solidFill>
+          <a:schemeClr val="lt1"/>
+        </a:solidFill>
+      </a:ln>
+    </cs:spPr>
+  </cs:dataPoint3D>
+  <cs:dataPointLine>
+    <cs:lnRef idx="0">
+      <cs:styleClr val="auto"/>
+    </cs:lnRef>
+    <cs:fillRef idx="0"/>
+    <cs:effectRef idx="0"/>
+    <cs:fontRef idx="minor">
+      <a:schemeClr val="tx1"/>
+    </cs:fontRef>
+    <cs:spPr>
+      <a:ln w="28575" cap="rnd">
+        <a:solidFill>
+          <a:schemeClr val="phClr"/>
+        </a:solidFill>
+        <a:round/>
+      </a:ln>
+    </cs:spPr>
+  </cs:dataPointLine>
+  <cs:dataPointMarker>
+    <cs:lnRef idx="0">
+      <cs:styleClr val="auto"/>
+    </cs:lnRef>
+    <cs:fillRef idx="1">
+      <cs:styleClr val="auto"/>
+    </cs:fillRef>
+    <cs:effectRef idx="0"/>
+    <cs:fontRef idx="minor">
+      <a:schemeClr val="tx1"/>
+    </cs:fontRef>
+    <cs:spPr>
+      <a:ln w="9525">
+        <a:solidFill>
+          <a:schemeClr val="phClr"/>
+        </a:solidFill>
+      </a:ln>
+    </cs:spPr>
+  </cs:dataPointMarker>
+  <cs:dataPointMarkerLayout symbol="circle" size="5"/>
+  <cs:dataPointWireframe>
+    <cs:lnRef idx="0">
+      <cs:styleClr val="auto"/>
+    </cs:lnRef>
+    <cs:fillRef idx="0"/>
+    <cs:effectRef idx="0"/>
+    <cs:fontRef idx="minor">
+      <a:schemeClr val="tx1"/>
+    </cs:fontRef>
+    <cs:spPr>
+      <a:ln w="9525" cap="rnd">
+        <a:solidFill>
+          <a:schemeClr val="phClr"/>
+        </a:solidFill>
+        <a:round/>
+      </a:ln>
+    </cs:spPr>
+  </cs:dataPointWireframe>
+  <cs:dataTable>
+    <cs:lnRef idx="0"/>
+    <cs:fillRef idx="0"/>
+    <cs:effectRef idx="0"/>
+    <cs:fontRef idx="minor">
+      <a:schemeClr val="tx1">
+        <a:lumMod val="65000"/>
+        <a:lumOff val="35000"/>
+      </a:schemeClr>
+    </cs:fontRef>
+    <cs:spPr>
+      <a:noFill/>
+      <a:ln w="9525" cap="flat" cmpd="sng" algn="ctr">
+        <a:solidFill>
+          <a:schemeClr val="tx1">
+            <a:lumMod val="15000"/>
+            <a:lumOff val="85000"/>
+          </a:schemeClr>
+        </a:solidFill>
+        <a:round/>
+      </a:ln>
+    </cs:spPr>
+    <cs:defRPr sz="900" kern="1200"/>
+  </cs:dataTable>
+  <cs:downBar>
+    <cs:lnRef idx="0"/>
+    <cs:fillRef idx="0"/>
+    <cs:effectRef idx="0"/>
+    <cs:fontRef idx="minor">
+      <a:schemeClr val="tx1"/>
+    </cs:fontRef>
+    <cs:spPr>
+      <a:solidFill>
+        <a:schemeClr val="dk1">
+          <a:lumMod val="75000"/>
+          <a:lumOff val="25000"/>
+        </a:schemeClr>
+      </a:solidFill>
+      <a:ln w="9525" cap="flat" cmpd="sng" algn="ctr">
+        <a:solidFill>
+          <a:schemeClr val="tx1">
+            <a:lumMod val="65000"/>
+            <a:lumOff val="35000"/>
+          </a:schemeClr>
+        </a:solidFill>
+        <a:round/>
+      </a:ln>
+    </cs:spPr>
+  </cs:downBar>
+  <cs:dropLine>
+    <cs:lnRef idx="0"/>
+    <cs:fillRef idx="0"/>
+    <cs:effectRef idx="0"/>
+    <cs:fontRef idx="minor">
+      <a:schemeClr val="tx1"/>
+    </cs:fontRef>
+    <cs:spPr>
+      <a:ln w="9525" cap="flat" cmpd="sng" algn="ctr">
+        <a:solidFill>
+          <a:schemeClr val="tx1">
+            <a:lumMod val="35000"/>
+            <a:lumOff val="65000"/>
+          </a:schemeClr>
+        </a:solidFill>
+        <a:round/>
+      </a:ln>
+    </cs:spPr>
+  </cs:dropLine>
+  <cs:errorBar>
+    <cs:lnRef idx="0"/>
+    <cs:fillRef idx="0"/>
+    <cs:effectRef idx="0"/>
+    <cs:fontRef idx="minor">
+      <a:schemeClr val="tx1"/>
+    </cs:fontRef>
+    <cs:spPr>
+      <a:ln w="9525" cap="flat" cmpd="sng" algn="ctr">
+        <a:solidFill>
+          <a:schemeClr val="tx1">
+            <a:lumMod val="65000"/>
+            <a:lumOff val="35000"/>
+          </a:schemeClr>
+        </a:solidFill>
+        <a:round/>
+      </a:ln>
+    </cs:spPr>
+  </cs:errorBar>
+  <cs:floor>
+    <cs:lnRef idx="0"/>
+    <cs:fillRef idx="0"/>
+    <cs:effectRef idx="0"/>
+    <cs:fontRef idx="minor">
+      <a:schemeClr val="tx1"/>
+    </cs:fontRef>
+    <cs:spPr>
+      <a:noFill/>
+      <a:ln>
+        <a:noFill/>
+      </a:ln>
+    </cs:spPr>
+  </cs:floor>
+  <cs:gridlineMajor>
+    <cs:lnRef idx="0"/>
+    <cs:fillRef idx="0"/>
+    <cs:effectRef idx="0"/>
+    <cs:fontRef idx="minor">
+      <a:schemeClr val="tx1"/>
+    </cs:fontRef>
+    <cs:spPr>
+      <a:ln w="9525" cap="flat" cmpd="sng" algn="ctr">
+        <a:solidFill>
+          <a:schemeClr val="tx1">
+            <a:lumMod val="15000"/>
+            <a:lumOff val="85000"/>
+          </a:schemeClr>
+        </a:solidFill>
+        <a:round/>
+      </a:ln>
+    </cs:spPr>
+  </cs:gridlineMajor>
+  <cs:gridlineMinor>
+    <cs:lnRef idx="0"/>
+    <cs:fillRef idx="0"/>
+    <cs:effectRef idx="0"/>
+    <cs:fontRef idx="minor">
+      <a:schemeClr val="tx1"/>
+    </cs:fontRef>
+    <cs:spPr>
+      <a:ln w="9525" cap="flat" cmpd="sng" algn="ctr">
+        <a:solidFill>
+          <a:schemeClr val="tx1">
+            <a:lumMod val="5000"/>
+            <a:lumOff val="95000"/>
+          </a:schemeClr>
+        </a:solidFill>
+        <a:round/>
+      </a:ln>
+    </cs:spPr>
+  </cs:gridlineMinor>
+  <cs:hiLoLine>
+    <cs:lnRef idx="0"/>
+    <cs:fillRef idx="0"/>
+    <cs:effectRef idx="0"/>
+    <cs:fontRef idx="minor">
+      <a:schemeClr val="tx1"/>
+    </cs:fontRef>
+    <cs:spPr>
+      <a:ln w="9525" cap="flat" cmpd="sng" algn="ctr">
+        <a:solidFill>
+          <a:schemeClr val="tx1">
+            <a:lumMod val="50000"/>
+            <a:lumOff val="50000"/>
+          </a:schemeClr>
+        </a:solidFill>
+        <a:round/>
+      </a:ln>
+    </cs:spPr>
+  </cs:hiLoLine>
+  <cs:leaderLine>
+    <cs:lnRef idx="0"/>
+    <cs:fillRef idx="0"/>
+    <cs:effectRef idx="0"/>
+    <cs:fontRef idx="minor">
+      <a:schemeClr val="tx1"/>
+    </cs:fontRef>
+    <cs:spPr>
+      <a:ln w="9525" cap="flat" cmpd="sng" algn="ctr">
+        <a:solidFill>
+          <a:schemeClr val="tx1">
+            <a:lumMod val="35000"/>
+            <a:lumOff val="65000"/>
+          </a:schemeClr>
+        </a:solidFill>
+        <a:round/>
+      </a:ln>
+    </cs:spPr>
+  </cs:leaderLine>
+  <cs:legend>
+    <cs:lnRef idx="0"/>
+    <cs:fillRef idx="0"/>
+    <cs:effectRef idx="0"/>
+    <cs:fontRef idx="minor">
+      <a:schemeClr val="tx1">
+        <a:lumMod val="65000"/>
+        <a:lumOff val="35000"/>
+      </a:schemeClr>
+    </cs:fontRef>
+    <cs:defRPr sz="900" kern="1200"/>
+  </cs:legend>
+  <cs:plotArea mods="allowNoFillOverride allowNoLineOverride">
+    <cs:lnRef idx="0"/>
+    <cs:fillRef idx="0"/>
+    <cs:effectRef idx="0"/>
+    <cs:fontRef idx="minor">
+      <a:schemeClr val="tx1"/>
+    </cs:fontRef>
+  </cs:plotArea>
+  <cs:plotArea3D mods="allowNoFillOverride allowNoLineOverride">
+    <cs:lnRef idx="0"/>
+    <cs:fillRef idx="0"/>
+    <cs:effectRef idx="0"/>
+    <cs:fontRef idx="minor">
+      <a:schemeClr val="tx1"/>
+    </cs:fontRef>
+  </cs:plotArea3D>
+  <cs:seriesAxis>
+    <cs:lnRef idx="0"/>
+    <cs:fillRef idx="0"/>
+    <cs:effectRef idx="0"/>
+    <cs:fontRef idx="minor">
+      <a:schemeClr val="tx1">
+        <a:lumMod val="65000"/>
+        <a:lumOff val="35000"/>
+      </a:schemeClr>
+    </cs:fontRef>
+    <cs:defRPr sz="900" kern="1200"/>
+  </cs:seriesAxis>
+  <cs:seriesLine>
+    <cs:lnRef idx="0"/>
+    <cs:fillRef idx="0"/>
+    <cs:effectRef idx="0"/>
+    <cs:fontRef idx="minor">
+      <a:schemeClr val="tx1"/>
+    </cs:fontRef>
+    <cs:spPr>
+      <a:ln w="9525" cap="flat" cmpd="sng" algn="ctr">
+        <a:solidFill>
+          <a:schemeClr val="tx1">
+            <a:lumMod val="35000"/>
+            <a:lumOff val="65000"/>
+          </a:schemeClr>
+        </a:solidFill>
+        <a:round/>
+      </a:ln>
+    </cs:spPr>
+  </cs:seriesLine>
+  <cs:title>
+    <cs:lnRef idx="0"/>
+    <cs:fillRef idx="0"/>
+    <cs:effectRef idx="0"/>
+    <cs:fontRef idx="minor">
+      <a:schemeClr val="tx1">
+        <a:lumMod val="65000"/>
+        <a:lumOff val="35000"/>
+      </a:schemeClr>
+    </cs:fontRef>
+    <cs:defRPr sz="1400" b="0" kern="1200" spc="0" baseline="0"/>
+  </cs:title>
+  <cs:trendline>
+    <cs:lnRef idx="0">
+      <cs:styleClr val="auto"/>
+    </cs:lnRef>
+    <cs:fillRef idx="0"/>
+    <cs:effectRef idx="0"/>
+    <cs:fontRef idx="minor">
+      <a:schemeClr val="tx1"/>
+    </cs:fontRef>
+    <cs:spPr>
+      <a:ln w="19050" cap="rnd">
+        <a:solidFill>
+          <a:schemeClr val="phClr"/>
+        </a:solidFill>
+        <a:prstDash val="sysDot"/>
+      </a:ln>
+    </cs:spPr>
+  </cs:trendline>
+  <cs:trendlineLabel>
+    <cs:lnRef idx="0"/>
+    <cs:fillRef idx="0"/>
+    <cs:effectRef idx="0"/>
+    <cs:fontRef idx="minor">
+      <a:schemeClr val="tx1">
+        <a:lumMod val="65000"/>
+        <a:lumOff val="35000"/>
+      </a:schemeClr>
+    </cs:fontRef>
+    <cs:defRPr sz="900" kern="1200"/>
+  </cs:trendlineLabel>
+  <cs:upBar>
+    <cs:lnRef idx="0"/>
+    <cs:fillRef idx="0"/>
+    <cs:effectRef idx="0"/>
+    <cs:fontRef idx="minor">
+      <a:schemeClr val="tx1"/>
+    </cs:fontRef>
+    <cs:spPr>
+      <a:solidFill>
+        <a:schemeClr val="lt1"/>
+      </a:solidFill>
+      <a:ln w="9525" cap="flat" cmpd="sng" algn="ctr">
+        <a:solidFill>
+          <a:schemeClr val="tx1">
+            <a:lumMod val="65000"/>
+            <a:lumOff val="35000"/>
+          </a:schemeClr>
+        </a:solidFill>
+        <a:round/>
+      </a:ln>
+    </cs:spPr>
+  </cs:upBar>
+  <cs:valueAxis>
+    <cs:lnRef idx="0"/>
+    <cs:fillRef idx="0"/>
+    <cs:effectRef idx="0"/>
+    <cs:fontRef idx="minor">
+      <a:schemeClr val="tx1">
+        <a:lumMod val="65000"/>
+        <a:lumOff val="35000"/>
+      </a:schemeClr>
+    </cs:fontRef>
+    <cs:defRPr sz="900" kern="1200"/>
+  </cs:valueAxis>
+  <cs:wall>
+    <cs:lnRef idx="0"/>
+    <cs:fillRef idx="0"/>
+    <cs:effectRef idx="0"/>
+    <cs:fontRef idx="minor">
+      <a:schemeClr val="tx1"/>
+    </cs:fontRef>
+    <cs:spPr>
+      <a:noFill/>
+      <a:ln>
+        <a:noFill/>
+      </a:ln>
+    </cs:spPr>
+  </cs:wall>
+</cs:chartStyle>
+</file>
+
+<file path=word/charts/style6.xml><?xml version="1.0" encoding="utf-8"?>
+<cs:chartStyle xmlns:cs="http://schemas.microsoft.com/office/drawing/2012/chartStyle" xmlns:a="http://schemas.openxmlformats.org/drawingml/2006/main" id="251">
+  <cs:axisTitle>
+    <cs:lnRef idx="0"/>
+    <cs:fillRef idx="0"/>
+    <cs:effectRef idx="0"/>
+    <cs:fontRef idx="minor">
+      <a:schemeClr val="tx1">
+        <a:lumMod val="65000"/>
+        <a:lumOff val="35000"/>
+      </a:schemeClr>
+    </cs:fontRef>
+    <cs:defRPr sz="1000" kern="1200"/>
+  </cs:axisTitle>
+  <cs:categoryAxis>
+    <cs:lnRef idx="0"/>
+    <cs:fillRef idx="0"/>
+    <cs:effectRef idx="0"/>
+    <cs:fontRef idx="minor">
+      <a:schemeClr val="tx1">
+        <a:lumMod val="65000"/>
+        <a:lumOff val="35000"/>
+      </a:schemeClr>
+    </cs:fontRef>
+    <cs:spPr>
+      <a:ln w="9525" cap="flat" cmpd="sng" algn="ctr">
+        <a:solidFill>
+          <a:schemeClr val="tx1">
+            <a:lumMod val="15000"/>
+            <a:lumOff val="85000"/>
+          </a:schemeClr>
+        </a:solidFill>
+        <a:round/>
+      </a:ln>
+    </cs:spPr>
+    <cs:defRPr sz="900" kern="1200"/>
+  </cs:categoryAxis>
+  <cs:chartArea mods="allowNoFillOverride allowNoLineOverride">
+    <cs:lnRef idx="0"/>
+    <cs:fillRef idx="0"/>
+    <cs:effectRef idx="0"/>
+    <cs:fontRef idx="minor">
+      <a:schemeClr val="tx1"/>
+    </cs:fontRef>
+    <cs:spPr>
+      <a:solidFill>
+        <a:schemeClr val="bg1"/>
+      </a:solidFill>
+      <a:ln w="9525" cap="flat" cmpd="sng" algn="ctr">
+        <a:solidFill>
+          <a:schemeClr val="tx1">
+            <a:lumMod val="15000"/>
+            <a:lumOff val="85000"/>
+          </a:schemeClr>
+        </a:solidFill>
+        <a:round/>
+      </a:ln>
+    </cs:spPr>
+    <cs:defRPr sz="900" kern="1200"/>
+  </cs:chartArea>
+  <cs:dataLabel>
+    <cs:lnRef idx="0"/>
+    <cs:fillRef idx="0"/>
+    <cs:effectRef idx="0"/>
+    <cs:fontRef idx="minor">
+      <a:schemeClr val="tx1">
+        <a:lumMod val="75000"/>
+        <a:lumOff val="25000"/>
+      </a:schemeClr>
+    </cs:fontRef>
+    <cs:defRPr sz="900" kern="1200"/>
+  </cs:dataLabel>
+  <cs:dataLabelCallout>
+    <cs:lnRef idx="0"/>
+    <cs:fillRef idx="0"/>
+    <cs:effectRef idx="0"/>
+    <cs:fontRef idx="minor">
+      <a:schemeClr val="dk1">
+        <a:lumMod val="65000"/>
+        <a:lumOff val="35000"/>
+      </a:schemeClr>
+    </cs:fontRef>
+    <cs:spPr>
+      <a:solidFill>
+        <a:schemeClr val="lt1"/>
+      </a:solidFill>
+      <a:ln>
+        <a:solidFill>
+          <a:schemeClr val="dk1">
+            <a:lumMod val="25000"/>
+            <a:lumOff val="75000"/>
+          </a:schemeClr>
+        </a:solidFill>
+      </a:ln>
+    </cs:spPr>
+    <cs:defRPr sz="900" kern="1200"/>
+    <cs:bodyPr rot="0" spcFirstLastPara="1" vertOverflow="clip" horzOverflow="clip" vert="horz" wrap="square" lIns="36576" tIns="18288" rIns="36576" bIns="18288" anchor="ctr" anchorCtr="1">
+      <a:spAutoFit/>
+    </cs:bodyPr>
+  </cs:dataLabelCallout>
+  <cs:dataPoint>
+    <cs:lnRef idx="0"/>
+    <cs:fillRef idx="1">
+      <cs:styleClr val="auto"/>
+    </cs:fillRef>
+    <cs:effectRef idx="0"/>
+    <cs:fontRef idx="minor">
+      <a:schemeClr val="tx1"/>
+    </cs:fontRef>
+    <cs:spPr>
+      <a:ln w="19050">
+        <a:solidFill>
+          <a:schemeClr val="lt1"/>
+        </a:solidFill>
+      </a:ln>
+    </cs:spPr>
+  </cs:dataPoint>
+  <cs:dataPoint3D>
+    <cs:lnRef idx="0"/>
+    <cs:fillRef idx="1">
+      <cs:styleClr val="auto"/>
+    </cs:fillRef>
+    <cs:effectRef idx="0"/>
+    <cs:fontRef idx="minor">
+      <a:schemeClr val="tx1"/>
+    </cs:fontRef>
+    <cs:spPr>
+      <a:ln w="25400">
+        <a:solidFill>
+          <a:schemeClr val="lt1"/>
+        </a:solidFill>
+      </a:ln>
+    </cs:spPr>
+  </cs:dataPoint3D>
+  <cs:dataPointLine>
+    <cs:lnRef idx="0">
+      <cs:styleClr val="auto"/>
+    </cs:lnRef>
+    <cs:fillRef idx="0"/>
+    <cs:effectRef idx="0"/>
+    <cs:fontRef idx="minor">
+      <a:schemeClr val="tx1"/>
+    </cs:fontRef>
+    <cs:spPr>
+      <a:ln w="28575" cap="rnd">
+        <a:solidFill>
+          <a:schemeClr val="phClr"/>
+        </a:solidFill>
+        <a:round/>
+      </a:ln>
+    </cs:spPr>
+  </cs:dataPointLine>
+  <cs:dataPointMarker>
+    <cs:lnRef idx="0">
+      <cs:styleClr val="auto"/>
+    </cs:lnRef>
+    <cs:fillRef idx="1">
+      <cs:styleClr val="auto"/>
+    </cs:fillRef>
+    <cs:effectRef idx="0"/>
+    <cs:fontRef idx="minor">
+      <a:schemeClr val="tx1"/>
+    </cs:fontRef>
+    <cs:spPr>
+      <a:ln w="9525">
+        <a:solidFill>
+          <a:schemeClr val="phClr"/>
+        </a:solidFill>
+      </a:ln>
+    </cs:spPr>
+  </cs:dataPointMarker>
+  <cs:dataPointMarkerLayout symbol="circle" size="5"/>
+  <cs:dataPointWireframe>
+    <cs:lnRef idx="0">
+      <cs:styleClr val="auto"/>
+    </cs:lnRef>
+    <cs:fillRef idx="0"/>
+    <cs:effectRef idx="0"/>
+    <cs:fontRef idx="minor">
+      <a:schemeClr val="tx1"/>
+    </cs:fontRef>
+    <cs:spPr>
+      <a:ln w="9525" cap="rnd">
+        <a:solidFill>
+          <a:schemeClr val="phClr"/>
+        </a:solidFill>
+        <a:round/>
+      </a:ln>
+    </cs:spPr>
+  </cs:dataPointWireframe>
+  <cs:dataTable>
+    <cs:lnRef idx="0"/>
+    <cs:fillRef idx="0"/>
+    <cs:effectRef idx="0"/>
+    <cs:fontRef idx="minor">
+      <a:schemeClr val="tx1">
+        <a:lumMod val="65000"/>
+        <a:lumOff val="35000"/>
+      </a:schemeClr>
+    </cs:fontRef>
+    <cs:spPr>
+      <a:noFill/>
+      <a:ln w="9525" cap="flat" cmpd="sng" algn="ctr">
+        <a:solidFill>
+          <a:schemeClr val="tx1">
+            <a:lumMod val="15000"/>
+            <a:lumOff val="85000"/>
+          </a:schemeClr>
+        </a:solidFill>
+        <a:round/>
+      </a:ln>
+    </cs:spPr>
+    <cs:defRPr sz="900" kern="1200"/>
+  </cs:dataTable>
+  <cs:downBar>
+    <cs:lnRef idx="0"/>
+    <cs:fillRef idx="0"/>
+    <cs:effectRef idx="0"/>
+    <cs:fontRef idx="minor">
+      <a:schemeClr val="tx1"/>
+    </cs:fontRef>
+    <cs:spPr>
+      <a:solidFill>
+        <a:schemeClr val="dk1">
+          <a:lumMod val="75000"/>
+          <a:lumOff val="25000"/>
+        </a:schemeClr>
+      </a:solidFill>
+      <a:ln w="9525" cap="flat" cmpd="sng" algn="ctr">
+        <a:solidFill>
+          <a:schemeClr val="tx1">
+            <a:lumMod val="65000"/>
+            <a:lumOff val="35000"/>
+          </a:schemeClr>
+        </a:solidFill>
+        <a:round/>
+      </a:ln>
+    </cs:spPr>
+  </cs:downBar>
+  <cs:dropLine>
+    <cs:lnRef idx="0"/>
+    <cs:fillRef idx="0"/>
+    <cs:effectRef idx="0"/>
+    <cs:fontRef idx="minor">
+      <a:schemeClr val="tx1"/>
+    </cs:fontRef>
+    <cs:spPr>
+      <a:ln w="9525" cap="flat" cmpd="sng" algn="ctr">
+        <a:solidFill>
+          <a:schemeClr val="tx1">
+            <a:lumMod val="35000"/>
+            <a:lumOff val="65000"/>
+          </a:schemeClr>
+        </a:solidFill>
+        <a:round/>
+      </a:ln>
+    </cs:spPr>
+  </cs:dropLine>
+  <cs:errorBar>
+    <cs:lnRef idx="0"/>
+    <cs:fillRef idx="0"/>
+    <cs:effectRef idx="0"/>
+    <cs:fontRef idx="minor">
+      <a:schemeClr val="tx1"/>
+    </cs:fontRef>
+    <cs:spPr>
+      <a:ln w="9525" cap="flat" cmpd="sng" algn="ctr">
+        <a:solidFill>
+          <a:schemeClr val="tx1">
+            <a:lumMod val="65000"/>
+            <a:lumOff val="35000"/>
+          </a:schemeClr>
+        </a:solidFill>
+        <a:round/>
+      </a:ln>
+    </cs:spPr>
+  </cs:errorBar>
+  <cs:floor>
+    <cs:lnRef idx="0"/>
+    <cs:fillRef idx="0"/>
+    <cs:effectRef idx="0"/>
+    <cs:fontRef idx="minor">
+      <a:schemeClr val="tx1"/>
+    </cs:fontRef>
+    <cs:spPr>
+      <a:noFill/>
+      <a:ln>
+        <a:noFill/>
+      </a:ln>
+    </cs:spPr>
+  </cs:floor>
+  <cs:gridlineMajor>
+    <cs:lnRef idx="0"/>
+    <cs:fillRef idx="0"/>
+    <cs:effectRef idx="0"/>
+    <cs:fontRef idx="minor">
+      <a:schemeClr val="tx1"/>
+    </cs:fontRef>
+    <cs:spPr>
+      <a:ln w="9525" cap="flat" cmpd="sng" algn="ctr">
+        <a:solidFill>
+          <a:schemeClr val="tx1">
+            <a:lumMod val="15000"/>
+            <a:lumOff val="85000"/>
+          </a:schemeClr>
+        </a:solidFill>
+        <a:round/>
+      </a:ln>
+    </cs:spPr>
+  </cs:gridlineMajor>
+  <cs:gridlineMinor>
+    <cs:lnRef idx="0"/>
+    <cs:fillRef idx="0"/>
+    <cs:effectRef idx="0"/>
+    <cs:fontRef idx="minor">
+      <a:schemeClr val="tx1"/>
+    </cs:fontRef>
+    <cs:spPr>
+      <a:ln w="9525" cap="flat" cmpd="sng" algn="ctr">
+        <a:solidFill>
+          <a:schemeClr val="tx1">
+            <a:lumMod val="5000"/>
+            <a:lumOff val="95000"/>
+          </a:schemeClr>
+        </a:solidFill>
+        <a:round/>
+      </a:ln>
+    </cs:spPr>
+  </cs:gridlineMinor>
+  <cs:hiLoLine>
+    <cs:lnRef idx="0"/>
+    <cs:fillRef idx="0"/>
+    <cs:effectRef idx="0"/>
+    <cs:fontRef idx="minor">
+      <a:schemeClr val="tx1"/>
+    </cs:fontRef>
+    <cs:spPr>
+      <a:ln w="9525" cap="flat" cmpd="sng" algn="ctr">
+        <a:solidFill>
+          <a:schemeClr val="tx1">
+            <a:lumMod val="50000"/>
+            <a:lumOff val="50000"/>
+          </a:schemeClr>
+        </a:solidFill>
+        <a:round/>
+      </a:ln>
+    </cs:spPr>
+  </cs:hiLoLine>
+  <cs:leaderLine>
+    <cs:lnRef idx="0"/>
+    <cs:fillRef idx="0"/>
+    <cs:effectRef idx="0"/>
+    <cs:fontRef idx="minor">
+      <a:schemeClr val="tx1"/>
+    </cs:fontRef>
+    <cs:spPr>
+      <a:ln w="9525" cap="flat" cmpd="sng" algn="ctr">
+        <a:solidFill>
+          <a:schemeClr val="tx1">
+            <a:lumMod val="35000"/>
+            <a:lumOff val="65000"/>
+          </a:schemeClr>
+        </a:solidFill>
+        <a:round/>
+      </a:ln>
+    </cs:spPr>
+  </cs:leaderLine>
+  <cs:legend>
+    <cs:lnRef idx="0"/>
+    <cs:fillRef idx="0"/>
+    <cs:effectRef idx="0"/>
+    <cs:fontRef idx="minor">
+      <a:schemeClr val="tx1">
+        <a:lumMod val="65000"/>
+        <a:lumOff val="35000"/>
+      </a:schemeClr>
+    </cs:fontRef>
+    <cs:defRPr sz="900" kern="1200"/>
+  </cs:legend>
+  <cs:plotArea mods="allowNoFillOverride allowNoLineOverride">
+    <cs:lnRef idx="0"/>
+    <cs:fillRef idx="0"/>
+    <cs:effectRef idx="0"/>
+    <cs:fontRef idx="minor">
+      <a:schemeClr val="tx1"/>
+    </cs:fontRef>
+  </cs:plotArea>
+  <cs:plotArea3D mods="allowNoFillOverride allowNoLineOverride">
+    <cs:lnRef idx="0"/>
+    <cs:fillRef idx="0"/>
+    <cs:effectRef idx="0"/>
+    <cs:fontRef idx="minor">
+      <a:schemeClr val="tx1"/>
+    </cs:fontRef>
+  </cs:plotArea3D>
+  <cs:seriesAxis>
+    <cs:lnRef idx="0"/>
+    <cs:fillRef idx="0"/>
+    <cs:effectRef idx="0"/>
+    <cs:fontRef idx="minor">
+      <a:schemeClr val="tx1">
+        <a:lumMod val="65000"/>
+        <a:lumOff val="35000"/>
+      </a:schemeClr>
+    </cs:fontRef>
+    <cs:defRPr sz="900" kern="1200"/>
+  </cs:seriesAxis>
+  <cs:seriesLine>
+    <cs:lnRef idx="0"/>
+    <cs:fillRef idx="0"/>
+    <cs:effectRef idx="0"/>
+    <cs:fontRef idx="minor">
+      <a:schemeClr val="tx1"/>
+    </cs:fontRef>
+    <cs:spPr>
+      <a:ln w="9525" cap="flat" cmpd="sng" algn="ctr">
+        <a:solidFill>
+          <a:schemeClr val="tx1">
+            <a:lumMod val="35000"/>
+            <a:lumOff val="65000"/>
+          </a:schemeClr>
+        </a:solidFill>
+        <a:round/>
+      </a:ln>
+    </cs:spPr>
+  </cs:seriesLine>
+  <cs:title>
+    <cs:lnRef idx="0"/>
+    <cs:fillRef idx="0"/>
+    <cs:effectRef idx="0"/>
+    <cs:fontRef idx="minor">
+      <a:schemeClr val="tx1">
+        <a:lumMod val="65000"/>
+        <a:lumOff val="35000"/>
+      </a:schemeClr>
+    </cs:fontRef>
+    <cs:defRPr sz="1400" b="0" kern="1200" spc="0" baseline="0"/>
+  </cs:title>
+  <cs:trendline>
+    <cs:lnRef idx="0">
+      <cs:styleClr val="auto"/>
+    </cs:lnRef>
+    <cs:fillRef idx="0"/>
+    <cs:effectRef idx="0"/>
+    <cs:fontRef idx="minor">
+      <a:schemeClr val="tx1"/>
+    </cs:fontRef>
+    <cs:spPr>
+      <a:ln w="19050" cap="rnd">
+        <a:solidFill>
+          <a:schemeClr val="phClr"/>
+        </a:solidFill>
+        <a:prstDash val="sysDot"/>
+      </a:ln>
+    </cs:spPr>
+  </cs:trendline>
+  <cs:trendlineLabel>
+    <cs:lnRef idx="0"/>
+    <cs:fillRef idx="0"/>
+    <cs:effectRef idx="0"/>
+    <cs:fontRef idx="minor">
+      <a:schemeClr val="tx1">
+        <a:lumMod val="65000"/>
+        <a:lumOff val="35000"/>
+      </a:schemeClr>
+    </cs:fontRef>
+    <cs:defRPr sz="900" kern="1200"/>
+  </cs:trendlineLabel>
+  <cs:upBar>
+    <cs:lnRef idx="0"/>
+    <cs:fillRef idx="0"/>
+    <cs:effectRef idx="0"/>
+    <cs:fontRef idx="minor">
+      <a:schemeClr val="tx1"/>
+    </cs:fontRef>
+    <cs:spPr>
+      <a:solidFill>
+        <a:schemeClr val="lt1"/>
+      </a:solidFill>
+      <a:ln w="9525" cap="flat" cmpd="sng" algn="ctr">
+        <a:solidFill>
+          <a:schemeClr val="tx1">
+            <a:lumMod val="65000"/>
+            <a:lumOff val="35000"/>
+          </a:schemeClr>
+        </a:solidFill>
+        <a:round/>
       </a:ln>
     </cs:spPr>
   </cs:upBar>

--- a/Introducción y descripción del problema.docx
+++ b/Introducción y descripción del problema.docx
@@ -253,7 +253,7 @@
     </w:p>
     <w:p>
       <w:pPr>
-        <w:pStyle w:val="Prrafodelista"/>
+        <w:pStyle w:val="ListParagraph"/>
         <w:numPr>
           <w:ilvl w:val="1"/>
           <w:numId w:val="1"/>
@@ -272,7 +272,7 @@
     </w:p>
     <w:p>
       <w:pPr>
-        <w:pStyle w:val="Prrafodelista"/>
+        <w:pStyle w:val="ListParagraph"/>
         <w:ind w:left="375"/>
         <w:rPr>
           <w:lang w:val="es-MX"/>
@@ -287,7 +287,7 @@
     </w:p>
     <w:p>
       <w:pPr>
-        <w:pStyle w:val="Prrafodelista"/>
+        <w:pStyle w:val="ListParagraph"/>
         <w:ind w:left="375"/>
         <w:rPr>
           <w:lang w:val="es-MX"/>
@@ -333,12 +333,26 @@
         <w:rPr>
           <w:lang w:val="es-MX"/>
         </w:rPr>
-        <w:t xml:space="preserve"> jóvenes hasta los mas viejos de la sociedad que dan muchas enseñanzas de las cuales que hablar, y siendo tan popular, hay muchos negocios referentes a esta cultura como tal.</w:t>
+        <w:t xml:space="preserve"> jóvenes hasta los </w:t>
+      </w:r>
+      <w:proofErr w:type="spellStart"/>
+      <w:r>
+        <w:rPr>
+          <w:lang w:val="es-MX"/>
+        </w:rPr>
+        <w:t>mas</w:t>
+      </w:r>
+      <w:proofErr w:type="spellEnd"/>
+      <w:r>
+        <w:rPr>
+          <w:lang w:val="es-MX"/>
+        </w:rPr>
+        <w:t xml:space="preserve"> viejos de la sociedad que dan muchas enseñanzas de las cuales que hablar, y siendo tan popular, hay muchos negocios referentes a esta cultura como tal.</w:t>
       </w:r>
     </w:p>
     <w:p>
       <w:pPr>
-        <w:pStyle w:val="Prrafodelista"/>
+        <w:pStyle w:val="ListParagraph"/>
         <w:ind w:left="375"/>
         <w:rPr>
           <w:lang w:val="es-MX"/>
@@ -348,7 +362,21 @@
         <w:rPr>
           <w:lang w:val="es-MX"/>
         </w:rPr>
-        <w:t>Bajo este contexto, nuestro proyecto nació de una comisión, nuestro cliente nos solicitó la creación de una pagina web la cual ofrecerá como servicio extra para su negocio en arenales enfocado en el juego RPG “</w:t>
+        <w:t xml:space="preserve">Bajo este contexto, nuestro proyecto nació de una comisión, nuestro cliente nos solicitó la creación de una </w:t>
+      </w:r>
+      <w:proofErr w:type="spellStart"/>
+      <w:r>
+        <w:rPr>
+          <w:lang w:val="es-MX"/>
+        </w:rPr>
+        <w:t>pagina</w:t>
+      </w:r>
+      <w:proofErr w:type="spellEnd"/>
+      <w:r>
+        <w:rPr>
+          <w:lang w:val="es-MX"/>
+        </w:rPr>
+        <w:t xml:space="preserve"> web la cual ofrecerá como servicio extra para su negocio en arenales enfocado en el juego RPG “</w:t>
       </w:r>
       <w:proofErr w:type="spellStart"/>
       <w:r>
@@ -393,7 +421,7 @@
     </w:p>
     <w:p>
       <w:pPr>
-        <w:pStyle w:val="Prrafodelista"/>
+        <w:pStyle w:val="ListParagraph"/>
         <w:ind w:left="375"/>
         <w:rPr>
           <w:lang w:val="es-MX"/>
@@ -414,7 +442,7 @@
     </w:p>
     <w:p>
       <w:pPr>
-        <w:pStyle w:val="Prrafodelista"/>
+        <w:pStyle w:val="ListParagraph"/>
         <w:ind w:left="375"/>
         <w:rPr>
           <w:lang w:val="es-MX"/>
@@ -435,7 +463,7 @@
     </w:p>
     <w:p>
       <w:pPr>
-        <w:pStyle w:val="Prrafodelista"/>
+        <w:pStyle w:val="ListParagraph"/>
         <w:ind w:left="375"/>
         <w:rPr>
           <w:lang w:val="es-MX"/>
@@ -448,67 +476,10 @@
         </w:rPr>
         <w:lastRenderedPageBreak/>
         <w:drawing>
-          <wp:inline distT="0" distB="0" distL="0" distR="0" wp14:anchorId="30CF7CA2" wp14:editId="661F063C">
+          <wp:inline distT="0" distB="0" distL="0" distR="0" wp14:anchorId="30CF7CA2" wp14:editId="421181F9">
             <wp:extent cx="5400040" cy="3150235"/>
             <wp:effectExtent l="0" t="0" r="10160" b="12065"/>
             <wp:docPr id="1470686738" name="Gráfico 4"/>
-            <wp:cNvGraphicFramePr/>
-            <a:graphic xmlns:a="http://schemas.openxmlformats.org/drawingml/2006/main">
-              <a:graphicData uri="http://schemas.openxmlformats.org/drawingml/2006/chart">
-                <c:chart xmlns:c="http://schemas.openxmlformats.org/drawingml/2006/chart" xmlns:r="http://schemas.openxmlformats.org/officeDocument/2006/relationships" r:id="rId7"/>
-              </a:graphicData>
-            </a:graphic>
-          </wp:inline>
-        </w:drawing>
-      </w:r>
-    </w:p>
-    <w:p>
-      <w:pPr>
-        <w:pStyle w:val="Prrafodelista"/>
-        <w:ind w:left="375"/>
-        <w:rPr>
-          <w:lang w:val="es-MX"/>
-        </w:rPr>
-      </w:pPr>
-      <w:r>
-        <w:rPr>
-          <w:lang w:val="es-MX"/>
-        </w:rPr>
-        <w:t xml:space="preserve">De esta estadística, también hemos podido obtener algunos comentarios de los clientes, algunos respecto a las problemáticas, otros respecto a curiosidades, cosa lo cual, nos </w:t>
-      </w:r>
-      <w:proofErr w:type="gramStart"/>
-      <w:r>
-        <w:rPr>
-          <w:lang w:val="es-MX"/>
-        </w:rPr>
-        <w:t>ayudara</w:t>
-      </w:r>
-      <w:proofErr w:type="gramEnd"/>
-      <w:r>
-        <w:rPr>
-          <w:lang w:val="es-MX"/>
-        </w:rPr>
-        <w:t xml:space="preserve"> a encontrar la necesidad que cubrirá nuestra pagina web: </w:t>
-      </w:r>
-    </w:p>
-    <w:p>
-      <w:pPr>
-        <w:pStyle w:val="Prrafodelista"/>
-        <w:ind w:left="375"/>
-        <w:rPr>
-          <w:lang w:val="es-MX"/>
-        </w:rPr>
-      </w:pPr>
-      <w:r>
-        <w:rPr>
-          <w:noProof/>
-          <w:lang w:val="es-MX"/>
-        </w:rPr>
-        <w:drawing>
-          <wp:inline distT="0" distB="0" distL="0" distR="0" wp14:anchorId="27875BD6" wp14:editId="73ACF139">
-            <wp:extent cx="5400040" cy="3150235"/>
-            <wp:effectExtent l="0" t="0" r="10160" b="12065"/>
-            <wp:docPr id="1028727968" name="Gráfico 5"/>
             <wp:cNvGraphicFramePr/>
             <a:graphic xmlns:a="http://schemas.openxmlformats.org/drawingml/2006/main">
               <a:graphicData uri="http://schemas.openxmlformats.org/drawingml/2006/chart">
@@ -521,7 +492,7 @@
     </w:p>
     <w:p>
       <w:pPr>
-        <w:pStyle w:val="Prrafodelista"/>
+        <w:pStyle w:val="ListParagraph"/>
         <w:ind w:left="375"/>
         <w:rPr>
           <w:lang w:val="es-MX"/>
@@ -531,18 +502,26 @@
         <w:rPr>
           <w:lang w:val="es-MX"/>
         </w:rPr>
-        <w:t xml:space="preserve">1.1.3 </w:t>
-      </w:r>
-      <w:r>
-        <w:rPr>
-          <w:lang w:val="es-MX"/>
-        </w:rPr>
-        <w:t>Necesidad identificada</w:t>
+        <w:t xml:space="preserve">De esta estadística, también hemos podido obtener algunos comentarios de los clientes, algunos respecto a las problemáticas, otros respecto a curiosidades, cosa lo cual, nos ayudara a encontrar la necesidad que cubrirá nuestra </w:t>
+      </w:r>
+      <w:proofErr w:type="spellStart"/>
+      <w:r>
+        <w:rPr>
+          <w:lang w:val="es-MX"/>
+        </w:rPr>
+        <w:t>pagina</w:t>
+      </w:r>
+      <w:proofErr w:type="spellEnd"/>
+      <w:r>
+        <w:rPr>
+          <w:lang w:val="es-MX"/>
+        </w:rPr>
+        <w:t xml:space="preserve"> web: </w:t>
       </w:r>
     </w:p>
     <w:p>
       <w:pPr>
-        <w:pStyle w:val="Prrafodelista"/>
+        <w:pStyle w:val="ListParagraph"/>
         <w:ind w:left="375"/>
         <w:rPr>
           <w:lang w:val="es-MX"/>
@@ -550,9 +529,72 @@
       </w:pPr>
       <w:r>
         <w:rPr>
-          <w:lang w:val="es-MX"/>
-        </w:rPr>
-        <w:t xml:space="preserve">Como hemos podido observar, nuestro servicio no solo tiene que cubrir el armado de equipo, ya que, la clientela puede variar entre jugadores antiguos de la comunidad, o nuevos jugadores, e incluso, personas interesadas en el juego, por lo que nuestra pagina puede dividirse en dos tipos de secciones, la primera, que da una breve introducción al juego, y la segunda, que cubre no solo la necesidad </w:t>
+          <w:noProof/>
+          <w:lang w:val="es-MX"/>
+        </w:rPr>
+        <w:drawing>
+          <wp:inline distT="0" distB="0" distL="0" distR="0" wp14:anchorId="27875BD6" wp14:editId="7D993B25">
+            <wp:extent cx="5400040" cy="3150235"/>
+            <wp:effectExtent l="0" t="0" r="10160" b="12065"/>
+            <wp:docPr id="1028727968" name="Gráfico 5"/>
+            <wp:cNvGraphicFramePr/>
+            <a:graphic xmlns:a="http://schemas.openxmlformats.org/drawingml/2006/main">
+              <a:graphicData uri="http://schemas.openxmlformats.org/drawingml/2006/chart">
+                <c:chart xmlns:c="http://schemas.openxmlformats.org/drawingml/2006/chart" xmlns:r="http://schemas.openxmlformats.org/officeDocument/2006/relationships" r:id="rId9"/>
+              </a:graphicData>
+            </a:graphic>
+          </wp:inline>
+        </w:drawing>
+      </w:r>
+    </w:p>
+    <w:p>
+      <w:pPr>
+        <w:pStyle w:val="ListParagraph"/>
+        <w:ind w:left="375"/>
+        <w:rPr>
+          <w:lang w:val="es-MX"/>
+        </w:rPr>
+      </w:pPr>
+      <w:r>
+        <w:rPr>
+          <w:lang w:val="es-MX"/>
+        </w:rPr>
+        <w:t xml:space="preserve">1.1.3 </w:t>
+      </w:r>
+      <w:r>
+        <w:rPr>
+          <w:lang w:val="es-MX"/>
+        </w:rPr>
+        <w:t>Necesidad identificada</w:t>
+      </w:r>
+    </w:p>
+    <w:p>
+      <w:pPr>
+        <w:pStyle w:val="ListParagraph"/>
+        <w:ind w:left="375"/>
+        <w:rPr>
+          <w:lang w:val="es-MX"/>
+        </w:rPr>
+      </w:pPr>
+      <w:r>
+        <w:rPr>
+          <w:lang w:val="es-MX"/>
+        </w:rPr>
+        <w:t xml:space="preserve">Como hemos podido observar, nuestro servicio no solo tiene que cubrir el armado de equipo, ya que, la clientela puede variar entre jugadores antiguos de la comunidad, o nuevos jugadores, e incluso, personas interesadas en el juego, por lo que nuestra </w:t>
+      </w:r>
+      <w:proofErr w:type="spellStart"/>
+      <w:r>
+        <w:rPr>
+          <w:lang w:val="es-MX"/>
+        </w:rPr>
+        <w:t>pagina</w:t>
+      </w:r>
+      <w:proofErr w:type="spellEnd"/>
+      <w:r>
+        <w:rPr>
+          <w:lang w:val="es-MX"/>
+        </w:rPr>
+        <w:t xml:space="preserve"> puede dividirse en dos tipos de secciones, la primera, que da una breve introducción al juego, y la segunda, que cubre no solo la necesidad </w:t>
       </w:r>
       <w:r>
         <w:rPr>
@@ -576,7 +618,7 @@
     </w:p>
     <w:p>
       <w:pPr>
-        <w:pStyle w:val="Prrafodelista"/>
+        <w:pStyle w:val="ListParagraph"/>
         <w:ind w:left="375"/>
         <w:rPr>
           <w:lang w:val="es-MX"/>
@@ -609,7 +651,7 @@
     </w:p>
     <w:p>
       <w:pPr>
-        <w:pStyle w:val="Prrafodelista"/>
+        <w:pStyle w:val="ListParagraph"/>
         <w:ind w:left="375"/>
         <w:rPr>
           <w:lang w:val="es-MX"/>
@@ -624,7 +666,7 @@
     </w:p>
     <w:p>
       <w:pPr>
-        <w:pStyle w:val="Prrafodelista"/>
+        <w:pStyle w:val="ListParagraph"/>
         <w:ind w:left="375"/>
         <w:rPr>
           <w:lang w:val="es-MX"/>
@@ -634,12 +676,132 @@
         <w:rPr>
           <w:lang w:val="es-MX"/>
         </w:rPr>
-        <w:t xml:space="preserve">“Determinar </w:t>
+        <w:t xml:space="preserve">Por el momento y debido a que nuestro cliente solo tiene la capacidad de dar envíos a ciertas partes del país, delimitaremos el alcance de nuestra </w:t>
+      </w:r>
+      <w:r>
+        <w:rPr>
+          <w:lang w:val="es-MX"/>
+        </w:rPr>
+        <w:t>página</w:t>
+      </w:r>
+      <w:r>
+        <w:rPr>
+          <w:lang w:val="es-MX"/>
+        </w:rPr>
+        <w:t xml:space="preserve"> a un mínimo alcance local, esta </w:t>
+      </w:r>
+      <w:r>
+        <w:rPr>
+          <w:lang w:val="es-MX"/>
+        </w:rPr>
+        <w:t>página</w:t>
+      </w:r>
+      <w:r>
+        <w:rPr>
+          <w:lang w:val="es-MX"/>
+        </w:rPr>
+        <w:t xml:space="preserve"> como tal estará activa durante el máximo de tres años en los cuales podría decidirse que cambios hacerle, esto con el objetivo de tener una evaluación amplia del desempeño de la </w:t>
+      </w:r>
+      <w:proofErr w:type="spellStart"/>
+      <w:r>
+        <w:rPr>
+          <w:lang w:val="es-MX"/>
+        </w:rPr>
+        <w:t>pagina</w:t>
+      </w:r>
+      <w:proofErr w:type="spellEnd"/>
+      <w:r>
+        <w:rPr>
+          <w:lang w:val="es-MX"/>
+        </w:rPr>
+        <w:t xml:space="preserve"> no solo como servicio, sino también como forma de promocionar el negocio de nuestro cliente. Esta </w:t>
+      </w:r>
+      <w:r>
+        <w:rPr>
+          <w:lang w:val="es-MX"/>
+        </w:rPr>
+        <w:t>página</w:t>
+      </w:r>
+      <w:r>
+        <w:rPr>
+          <w:lang w:val="es-MX"/>
+        </w:rPr>
+        <w:t xml:space="preserve"> estará dedicada por el momento a la comunidad del juego “</w:t>
+      </w:r>
+      <w:proofErr w:type="spellStart"/>
+      <w:r>
+        <w:rPr>
+          <w:lang w:val="es-MX"/>
+        </w:rPr>
+        <w:t>Genshin</w:t>
+      </w:r>
+      <w:proofErr w:type="spellEnd"/>
+      <w:r>
+        <w:rPr>
+          <w:lang w:val="es-MX"/>
+        </w:rPr>
+        <w:t xml:space="preserve"> </w:t>
+      </w:r>
+      <w:proofErr w:type="spellStart"/>
+      <w:r>
+        <w:rPr>
+          <w:lang w:val="es-MX"/>
+        </w:rPr>
+        <w:t>impact</w:t>
+      </w:r>
+      <w:proofErr w:type="spellEnd"/>
+      <w:r>
+        <w:rPr>
+          <w:lang w:val="es-MX"/>
+        </w:rPr>
+        <w:t xml:space="preserve">”, por lo que la edad de nuestro </w:t>
+      </w:r>
+      <w:proofErr w:type="spellStart"/>
+      <w:r>
+        <w:rPr>
+          <w:lang w:val="es-MX"/>
+        </w:rPr>
+        <w:t>publico</w:t>
+      </w:r>
+      <w:proofErr w:type="spellEnd"/>
+      <w:r>
+        <w:rPr>
+          <w:lang w:val="es-MX"/>
+        </w:rPr>
+        <w:t xml:space="preserve"> variara entre los 16 a 30 años tal y como pudimos apreciar en nuestras estadísticas anteriores, con esto, podemos concluir con que el objetivo de nuestra </w:t>
+      </w:r>
+      <w:proofErr w:type="spellStart"/>
+      <w:r>
+        <w:rPr>
+          <w:lang w:val="es-MX"/>
+        </w:rPr>
+        <w:t>pagina</w:t>
+      </w:r>
+      <w:proofErr w:type="spellEnd"/>
+      <w:r>
+        <w:rPr>
+          <w:lang w:val="es-MX"/>
+        </w:rPr>
+        <w:t xml:space="preserve"> es brindar como servicio una calculadora que se ajuste a los personajes de nuestros usuarios, usuarios los cuales perfectamente puedan ser nuevos como antiguos jugadores, y esencialmente, una </w:t>
+      </w:r>
+      <w:proofErr w:type="spellStart"/>
+      <w:r>
+        <w:rPr>
+          <w:lang w:val="es-MX"/>
+        </w:rPr>
+        <w:t>pagina</w:t>
+      </w:r>
+      <w:proofErr w:type="spellEnd"/>
+      <w:r>
+        <w:rPr>
+          <w:lang w:val="es-MX"/>
+        </w:rPr>
+        <w:t xml:space="preserve"> que funcione a nivel nacional de base.</w:t>
       </w:r>
     </w:p>
     <w:p>
       <w:pPr>
-        <w:pStyle w:val="Prrafodelista"/>
+        <w:pStyle w:val="ListParagraph"/>
         <w:ind w:left="375"/>
         <w:rPr>
           <w:lang w:val="es-MX"/>
@@ -654,7 +816,7 @@
     </w:p>
     <w:p>
       <w:pPr>
-        <w:pStyle w:val="Prrafodelista"/>
+        <w:pStyle w:val="ListParagraph"/>
         <w:ind w:left="375"/>
         <w:rPr>
           <w:lang w:val="es-MX"/>
@@ -664,12 +826,26 @@
         <w:rPr>
           <w:lang w:val="es-MX"/>
         </w:rPr>
-        <w:t>- Brindar una pagina que sea capaz de dar una breve introducción a las personas acerca del juego del cual estaremos centrando nuestro servicio</w:t>
+        <w:t xml:space="preserve">- Brindar una </w:t>
+      </w:r>
+      <w:proofErr w:type="spellStart"/>
+      <w:r>
+        <w:rPr>
+          <w:lang w:val="es-MX"/>
+        </w:rPr>
+        <w:t>pagina</w:t>
+      </w:r>
+      <w:proofErr w:type="spellEnd"/>
+      <w:r>
+        <w:rPr>
+          <w:lang w:val="es-MX"/>
+        </w:rPr>
+        <w:t xml:space="preserve"> que sea capaz de dar una breve introducción a las personas acerca del juego del cual estaremos centrando nuestro servicio</w:t>
       </w:r>
     </w:p>
     <w:p>
       <w:pPr>
-        <w:pStyle w:val="Prrafodelista"/>
+        <w:pStyle w:val="ListParagraph"/>
         <w:ind w:left="375"/>
         <w:rPr>
           <w:lang w:val="es-MX"/>
@@ -679,26 +855,26 @@
         <w:rPr>
           <w:lang w:val="es-MX"/>
         </w:rPr>
-        <w:t xml:space="preserve">. Brindar una pagina que cumpla con la función de dar un soporte técnico en base a lo que busca el usuario, </w:t>
-      </w:r>
-      <w:proofErr w:type="gramStart"/>
-      <w:r>
-        <w:rPr>
-          <w:lang w:val="es-MX"/>
-        </w:rPr>
-        <w:t>que</w:t>
-      </w:r>
-      <w:proofErr w:type="gramEnd"/>
-      <w:r>
-        <w:rPr>
-          <w:lang w:val="es-MX"/>
-        </w:rPr>
-        <w:t xml:space="preserve"> en este caso, es un ajuste apropiado de las composiciones de su equipo</w:t>
+        <w:t xml:space="preserve">. Brindar una </w:t>
+      </w:r>
+      <w:proofErr w:type="spellStart"/>
+      <w:r>
+        <w:rPr>
+          <w:lang w:val="es-MX"/>
+        </w:rPr>
+        <w:t>pagina</w:t>
+      </w:r>
+      <w:proofErr w:type="spellEnd"/>
+      <w:r>
+        <w:rPr>
+          <w:lang w:val="es-MX"/>
+        </w:rPr>
+        <w:t xml:space="preserve"> que cumpla con la función de dar un soporte técnico en base a lo que busca el usuario, que en este caso, es un ajuste apropiado de las composiciones de su equipo</w:t>
       </w:r>
     </w:p>
     <w:p>
       <w:pPr>
-        <w:pStyle w:val="Prrafodelista"/>
+        <w:pStyle w:val="ListParagraph"/>
         <w:ind w:left="375"/>
         <w:rPr>
           <w:lang w:val="es-MX"/>
@@ -722,26 +898,12 @@
         <w:rPr>
           <w:lang w:val="es-MX"/>
         </w:rPr>
-        <w:t xml:space="preserve"> </w:t>
-      </w:r>
-      <w:proofErr w:type="gramStart"/>
-      <w:r>
-        <w:rPr>
-          <w:lang w:val="es-MX"/>
-        </w:rPr>
-        <w:t>que</w:t>
-      </w:r>
-      <w:proofErr w:type="gramEnd"/>
-      <w:r>
-        <w:rPr>
-          <w:lang w:val="es-MX"/>
-        </w:rPr>
-        <w:t xml:space="preserve"> de promoción al negocio del cliente, para que así su alcance no se limite al local, sino también al nacional e incluso internacional.</w:t>
+        <w:t xml:space="preserve"> que de promoción al negocio del cliente, para que así su alcance no se limite al local, sino también al nacional e incluso internacional.</w:t>
       </w:r>
     </w:p>
     <w:p>
       <w:pPr>
-        <w:pStyle w:val="Prrafodelista"/>
+        <w:pStyle w:val="ListParagraph"/>
         <w:ind w:left="375"/>
         <w:rPr>
           <w:lang w:val="es-MX"/>
@@ -756,7 +918,7 @@
     </w:p>
     <w:p>
       <w:pPr>
-        <w:pStyle w:val="Prrafodelista"/>
+        <w:pStyle w:val="ListParagraph"/>
         <w:ind w:left="375"/>
         <w:rPr>
           <w:lang w:val="es-MX"/>
@@ -766,12 +928,26 @@
         <w:rPr>
           <w:lang w:val="es-MX"/>
         </w:rPr>
-        <w:t xml:space="preserve">Para tener una mejor comprensión de los usuarios que podrían ingresar a nuestra pagina web, tenemos que comprender a profundidad sus motivaciones para usarla, por lo que, usando a los mismos clientes que evaluamos, </w:t>
+        <w:t xml:space="preserve">Para tener una mejor comprensión de los usuarios que podrían ingresar a nuestra </w:t>
+      </w:r>
+      <w:proofErr w:type="spellStart"/>
+      <w:r>
+        <w:rPr>
+          <w:lang w:val="es-MX"/>
+        </w:rPr>
+        <w:t>pagina</w:t>
+      </w:r>
+      <w:proofErr w:type="spellEnd"/>
+      <w:r>
+        <w:rPr>
+          <w:lang w:val="es-MX"/>
+        </w:rPr>
+        <w:t xml:space="preserve"> web, tenemos que comprender a profundidad sus motivaciones para usarla, por lo que, usando a los mismos clientes que evaluamos, </w:t>
       </w:r>
     </w:p>
     <w:p>
       <w:pPr>
-        <w:pStyle w:val="Prrafodelista"/>
+        <w:pStyle w:val="ListParagraph"/>
         <w:ind w:left="375"/>
         <w:rPr>
           <w:lang w:val="es-MX"/>
@@ -782,6 +958,7 @@
           <w:noProof/>
           <w:lang w:val="es-MX"/>
         </w:rPr>
+        <w:lastRenderedPageBreak/>
         <w:drawing>
           <wp:inline distT="0" distB="0" distL="0" distR="0" wp14:anchorId="43E7714F" wp14:editId="6728E6EE">
             <wp:extent cx="5400040" cy="4321810"/>
@@ -798,7 +975,7 @@
                     <pic:cNvPicPr/>
                   </pic:nvPicPr>
                   <pic:blipFill>
-                    <a:blip r:embed="rId9" cstate="print">
+                    <a:blip r:embed="rId10" cstate="print">
                       <a:extLst>
                         <a:ext uri="{28A0092B-C50C-407E-A947-70E740481C1C}">
                           <a14:useLocalDpi xmlns:a14="http://schemas.microsoft.com/office/drawing/2010/main" val="0"/>
@@ -827,7 +1004,7 @@
     </w:p>
     <w:p>
       <w:pPr>
-        <w:pStyle w:val="Prrafodelista"/>
+        <w:pStyle w:val="ListParagraph"/>
         <w:ind w:left="375"/>
         <w:rPr>
           <w:lang w:val="es-MX"/>
@@ -842,7 +1019,7 @@
     </w:p>
     <w:p>
       <w:pPr>
-        <w:pStyle w:val="Prrafodelista"/>
+        <w:pStyle w:val="ListParagraph"/>
         <w:ind w:left="375"/>
         <w:rPr>
           <w:lang w:val="es-MX"/>
@@ -853,11 +1030,31 @@
           <w:lang w:val="es-MX"/>
         </w:rPr>
         <w:t xml:space="preserve">En este caso, </w:t>
+      </w:r>
+      <w:r>
+        <w:rPr>
+          <w:lang w:val="es-MX"/>
+        </w:rPr>
+        <w:t xml:space="preserve">consideramos principalmente el cuidado del diseño de nuestra </w:t>
+      </w:r>
+      <w:proofErr w:type="spellStart"/>
+      <w:r>
+        <w:rPr>
+          <w:lang w:val="es-MX"/>
+        </w:rPr>
+        <w:t>pagina</w:t>
+      </w:r>
+      <w:proofErr w:type="spellEnd"/>
+      <w:r>
+        <w:rPr>
+          <w:lang w:val="es-MX"/>
+        </w:rPr>
+        <w:t xml:space="preserve"> web para proteger a las personas que puedan contar con epilepsia, asimismo, aplicaremos descripciones alternativas a nuestras imágenes para nuestras imágenes, en caso de que algunos de los formatos de nuestro diseño no sean accesible o compatible.</w:t>
       </w:r>
     </w:p>
     <w:p>
       <w:pPr>
-        <w:pStyle w:val="Prrafodelista"/>
+        <w:pStyle w:val="ListParagraph"/>
         <w:ind w:left="375"/>
         <w:rPr>
           <w:lang w:val="es-MX"/>
@@ -867,13 +1064,12 @@
         <w:rPr>
           <w:lang w:val="es-MX"/>
         </w:rPr>
-        <w:lastRenderedPageBreak/>
         <w:t>1.3 Arquitectura y tecnologías empleadas</w:t>
       </w:r>
     </w:p>
     <w:p>
       <w:pPr>
-        <w:pStyle w:val="Prrafodelista"/>
+        <w:pStyle w:val="ListParagraph"/>
         <w:ind w:left="375"/>
         <w:rPr>
           <w:lang w:val="es-MX"/>
@@ -888,7 +1084,7 @@
     </w:p>
     <w:p>
       <w:pPr>
-        <w:pStyle w:val="Prrafodelista"/>
+        <w:pStyle w:val="ListParagraph"/>
         <w:ind w:left="375"/>
         <w:rPr>
           <w:lang w:val="es-MX"/>
@@ -898,7 +1094,28 @@
         <w:rPr>
           <w:lang w:val="es-MX"/>
         </w:rPr>
-        <w:t>Para comprender mejor como es que el intercambio de solicitudes se dará, haremos uso del diagrama cliente-servidor, un diagrama que nos permitirá saber que clase de solicitud hará el cliente, hacia que parte de nuestra página lo hará, entre otras cosas</w:t>
+        <w:t xml:space="preserve">Para comprender mejor como es que el intercambio de solicitudes se dará, haremos uso del diagrama cliente-servidor, un diagrama que nos permitirá saber </w:t>
+      </w:r>
+      <w:proofErr w:type="spellStart"/>
+      <w:r>
+        <w:rPr>
+          <w:lang w:val="es-MX"/>
+        </w:rPr>
+        <w:t>que</w:t>
+      </w:r>
+      <w:proofErr w:type="spellEnd"/>
+      <w:r>
+        <w:rPr>
+          <w:lang w:val="es-MX"/>
+        </w:rPr>
+        <w:t xml:space="preserve"> clase de solicitud hará el cliente, hacia que parte de nuestra página </w:t>
+      </w:r>
+      <w:r>
+        <w:rPr>
+          <w:lang w:val="es-MX"/>
+        </w:rPr>
+        <w:lastRenderedPageBreak/>
+        <w:t>lo hará, entre otras cosas</w:t>
       </w:r>
       <w:r>
         <w:rPr>
@@ -914,13 +1131,14 @@
       </w:r>
       <w:r>
         <w:rPr>
+          <w:noProof/>
           <w:lang w:val="es-MX"/>
         </w:rPr>
         <w:drawing>
-          <wp:inline distT="0" distB="0" distL="0" distR="0" wp14:anchorId="79350461" wp14:editId="01F5F414">
-            <wp:extent cx="5277587" cy="3096057"/>
-            <wp:effectExtent l="0" t="0" r="0" b="9525"/>
-            <wp:docPr id="593730862" name="Imagen 1"/>
+          <wp:inline distT="0" distB="0" distL="0" distR="0" wp14:anchorId="7E9E17B3" wp14:editId="73CD6987">
+            <wp:extent cx="5400040" cy="2864485"/>
+            <wp:effectExtent l="0" t="0" r="0" b="0"/>
+            <wp:docPr id="857545935" name="Picture 1"/>
             <wp:cNvGraphicFramePr>
               <a:graphicFrameLocks xmlns:a="http://schemas.openxmlformats.org/drawingml/2006/main" noChangeAspect="1"/>
             </wp:cNvGraphicFramePr>
@@ -928,11 +1146,11 @@
               <a:graphicData uri="http://schemas.openxmlformats.org/drawingml/2006/picture">
                 <pic:pic xmlns:pic="http://schemas.openxmlformats.org/drawingml/2006/picture">
                   <pic:nvPicPr>
-                    <pic:cNvPr id="593730862" name=""/>
+                    <pic:cNvPr id="857545935" name=""/>
                     <pic:cNvPicPr/>
                   </pic:nvPicPr>
                   <pic:blipFill>
-                    <a:blip r:embed="rId10"/>
+                    <a:blip r:embed="rId11"/>
                     <a:stretch>
                       <a:fillRect/>
                     </a:stretch>
@@ -940,7 +1158,7 @@
                   <pic:spPr>
                     <a:xfrm>
                       <a:off x="0" y="0"/>
-                      <a:ext cx="5277587" cy="3096057"/>
+                      <a:ext cx="5400040" cy="2864485"/>
                     </a:xfrm>
                     <a:prstGeom prst="rect">
                       <a:avLst/>
@@ -955,7 +1173,7 @@
     </w:p>
     <w:p>
       <w:pPr>
-        <w:pStyle w:val="Prrafodelista"/>
+        <w:pStyle w:val="ListParagraph"/>
         <w:numPr>
           <w:ilvl w:val="0"/>
           <w:numId w:val="7"/>
@@ -973,7 +1191,7 @@
     </w:p>
     <w:p>
       <w:pPr>
-        <w:pStyle w:val="Prrafodelista"/>
+        <w:pStyle w:val="ListParagraph"/>
         <w:numPr>
           <w:ilvl w:val="0"/>
           <w:numId w:val="8"/>
@@ -988,28 +1206,24 @@
         </w:rPr>
         <w:t xml:space="preserve">Cuando el usuario entra a la </w:t>
       </w:r>
-      <w:proofErr w:type="spellStart"/>
-      <w:r>
-        <w:rPr>
-          <w:lang w:val="es-MX"/>
-        </w:rPr>
-        <w:t>pagina</w:t>
-      </w:r>
-      <w:proofErr w:type="spellEnd"/>
+      <w:r>
+        <w:rPr>
+          <w:lang w:val="es-MX"/>
+        </w:rPr>
+        <w:t>página</w:t>
+      </w:r>
       <w:r>
         <w:rPr>
           <w:lang w:val="es-MX"/>
         </w:rPr>
         <w:t xml:space="preserve">, lo primero que ve es el inicio de la </w:t>
       </w:r>
-      <w:proofErr w:type="spellStart"/>
-      <w:r>
-        <w:rPr>
-          <w:lang w:val="es-MX"/>
-        </w:rPr>
-        <w:t>pagina</w:t>
-      </w:r>
-      <w:proofErr w:type="spellEnd"/>
+      <w:r>
+        <w:rPr>
+          <w:lang w:val="es-MX"/>
+        </w:rPr>
+        <w:t>página</w:t>
+      </w:r>
       <w:r>
         <w:rPr>
           <w:lang w:val="es-MX"/>
@@ -1019,7 +1233,7 @@
     </w:p>
     <w:p>
       <w:pPr>
-        <w:pStyle w:val="Prrafodelista"/>
+        <w:pStyle w:val="ListParagraph"/>
         <w:numPr>
           <w:ilvl w:val="0"/>
           <w:numId w:val="8"/>
@@ -1051,7 +1265,7 @@
     </w:p>
     <w:p>
       <w:pPr>
-        <w:pStyle w:val="Prrafodelista"/>
+        <w:pStyle w:val="ListParagraph"/>
         <w:numPr>
           <w:ilvl w:val="0"/>
           <w:numId w:val="8"/>
@@ -1064,26 +1278,26 @@
         <w:rPr>
           <w:lang w:val="es-MX"/>
         </w:rPr>
-        <w:t xml:space="preserve">Si el usuario ingresa las credenciales correctas, considerando que tiene una cuenta en la base de datos, podrá ingresar a la calculadora de la pagina web, cosa lo cual le permitirá ajustar condiciones tales como el nivel de su rotación, el enemigo al que </w:t>
-      </w:r>
-      <w:proofErr w:type="gramStart"/>
-      <w:r>
-        <w:rPr>
-          <w:lang w:val="es-MX"/>
-        </w:rPr>
-        <w:t>enfrentara</w:t>
-      </w:r>
-      <w:proofErr w:type="gramEnd"/>
-      <w:r>
-        <w:rPr>
-          <w:lang w:val="es-MX"/>
-        </w:rPr>
-        <w:t>, las estadísticas de sus personajes, las habilidades, etc.</w:t>
+        <w:t xml:space="preserve">Si el usuario ingresa las credenciales correctas, considerando que tiene una cuenta en la base de datos, podrá ingresar a la calculadora de la </w:t>
+      </w:r>
+      <w:proofErr w:type="spellStart"/>
+      <w:r>
+        <w:rPr>
+          <w:lang w:val="es-MX"/>
+        </w:rPr>
+        <w:t>pagina</w:t>
+      </w:r>
+      <w:proofErr w:type="spellEnd"/>
+      <w:r>
+        <w:rPr>
+          <w:lang w:val="es-MX"/>
+        </w:rPr>
+        <w:t xml:space="preserve"> web, cosa lo cual le permitirá ajustar condiciones tales como el nivel de su rotación, el enemigo al que enfrentara, las estadísticas de sus personajes, las habilidades, etc.</w:t>
       </w:r>
     </w:p>
     <w:p>
       <w:pPr>
-        <w:pStyle w:val="Prrafodelista"/>
+        <w:pStyle w:val="ListParagraph"/>
         <w:numPr>
           <w:ilvl w:val="0"/>
           <w:numId w:val="8"/>
@@ -1098,52 +1312,34 @@
         </w:rPr>
         <w:t xml:space="preserve">Si el usuario ingresa </w:t>
       </w:r>
-      <w:proofErr w:type="gramStart"/>
-      <w:r>
-        <w:rPr>
-          <w:lang w:val="es-MX"/>
-        </w:rPr>
-        <w:t>credenciales</w:t>
-      </w:r>
-      <w:proofErr w:type="gramEnd"/>
+      <w:r>
+        <w:rPr>
+          <w:lang w:val="es-MX"/>
+        </w:rPr>
+        <w:t>credencial</w:t>
+      </w:r>
       <w:r>
         <w:rPr>
           <w:lang w:val="es-MX"/>
         </w:rPr>
         <w:t xml:space="preserve"> que no existen o credenciales incorrectas, la </w:t>
       </w:r>
-      <w:proofErr w:type="spellStart"/>
-      <w:r>
-        <w:rPr>
-          <w:lang w:val="es-MX"/>
-        </w:rPr>
-        <w:t>pagina</w:t>
-      </w:r>
-      <w:proofErr w:type="spellEnd"/>
-      <w:r>
-        <w:rPr>
-          <w:lang w:val="es-MX"/>
-        </w:rPr>
-        <w:t xml:space="preserve"> no le permitirá ingresar y </w:t>
-      </w:r>
-      <w:proofErr w:type="gramStart"/>
-      <w:r>
-        <w:rPr>
-          <w:lang w:val="es-MX"/>
-        </w:rPr>
-        <w:t>solicitara</w:t>
-      </w:r>
-      <w:proofErr w:type="gramEnd"/>
-      <w:r>
-        <w:rPr>
-          <w:lang w:val="es-MX"/>
-        </w:rPr>
-        <w:t xml:space="preserve"> credenciales validas.</w:t>
+      <w:r>
+        <w:rPr>
+          <w:lang w:val="es-MX"/>
+        </w:rPr>
+        <w:t>página</w:t>
+      </w:r>
+      <w:r>
+        <w:rPr>
+          <w:lang w:val="es-MX"/>
+        </w:rPr>
+        <w:t xml:space="preserve"> no le permitirá ingresar y solicitara credenciales validas.</w:t>
       </w:r>
     </w:p>
     <w:p>
       <w:pPr>
-        <w:pStyle w:val="Prrafodelista"/>
+        <w:pStyle w:val="ListParagraph"/>
         <w:numPr>
           <w:ilvl w:val="2"/>
           <w:numId w:val="7"/>
@@ -1163,7 +1359,7 @@
     </w:p>
     <w:p>
       <w:pPr>
-        <w:pStyle w:val="Prrafodelista"/>
+        <w:pStyle w:val="ListParagraph"/>
         <w:ind w:left="1095"/>
         <w:rPr>
           <w:lang w:val="es-MX"/>
@@ -1215,21 +1411,7 @@
         <w:rPr>
           <w:lang w:val="es-MX"/>
         </w:rPr>
-        <w:t xml:space="preserve">, </w:t>
-      </w:r>
-      <w:proofErr w:type="gramStart"/>
-      <w:r>
-        <w:rPr>
-          <w:lang w:val="es-MX"/>
-        </w:rPr>
-        <w:t>que</w:t>
-      </w:r>
-      <w:proofErr w:type="gramEnd"/>
-      <w:r>
-        <w:rPr>
-          <w:lang w:val="es-MX"/>
-        </w:rPr>
-        <w:t xml:space="preserve"> en nuestro caso, se dividirá en tres </w:t>
+        <w:t xml:space="preserve">, que en nuestro caso, se dividirá en tres </w:t>
       </w:r>
       <w:proofErr w:type="spellStart"/>
       <w:r>
@@ -1257,14 +1439,21 @@
         <w:rPr>
           <w:lang w:val="es-MX"/>
         </w:rPr>
-        <w:t xml:space="preserve">, </w:t>
-      </w:r>
-      <w:r>
-        <w:rPr>
-          <w:lang w:val="es-MX"/>
-        </w:rPr>
-        <w:lastRenderedPageBreak/>
-        <w:t xml:space="preserve">imágenes conceptuales de la pagina web que visualmente le harán comprender como será el funcionamiento de la </w:t>
+        <w:t xml:space="preserve">, imágenes conceptuales de la </w:t>
+      </w:r>
+      <w:proofErr w:type="spellStart"/>
+      <w:r>
+        <w:rPr>
+          <w:lang w:val="es-MX"/>
+        </w:rPr>
+        <w:t>pagina</w:t>
+      </w:r>
+      <w:proofErr w:type="spellEnd"/>
+      <w:r>
+        <w:rPr>
+          <w:lang w:val="es-MX"/>
+        </w:rPr>
+        <w:t xml:space="preserve"> web que visualmente le harán comprender como será el funcionamiento de la </w:t>
       </w:r>
       <w:proofErr w:type="spellStart"/>
       <w:r>
@@ -1283,7 +1472,7 @@
     </w:p>
     <w:p>
       <w:pPr>
-        <w:pStyle w:val="Prrafodelista"/>
+        <w:pStyle w:val="ListParagraph"/>
         <w:numPr>
           <w:ilvl w:val="0"/>
           <w:numId w:val="9"/>
@@ -1292,14 +1481,12 @@
           <w:lang w:val="es-MX"/>
         </w:rPr>
       </w:pPr>
-      <w:proofErr w:type="spellStart"/>
-      <w:r>
-        <w:rPr>
-          <w:lang w:val="es-MX"/>
-        </w:rPr>
-        <w:t>Introduccion</w:t>
-      </w:r>
-      <w:proofErr w:type="spellEnd"/>
+      <w:r>
+        <w:rPr>
+          <w:lang w:val="es-MX"/>
+        </w:rPr>
+        <w:t>Introducción</w:t>
+      </w:r>
     </w:p>
     <w:p>
       <w:pPr>
@@ -1310,8 +1497,10 @@
       </w:pPr>
       <w:r>
         <w:rPr>
-          <w:lang w:val="es-MX"/>
-        </w:rPr>
+          <w:noProof/>
+          <w:lang w:val="es-MX"/>
+        </w:rPr>
+        <w:lastRenderedPageBreak/>
         <w:drawing>
           <wp:inline distT="0" distB="0" distL="0" distR="0" wp14:anchorId="1554E124" wp14:editId="2FC2A282">
             <wp:extent cx="5400040" cy="3110865"/>
@@ -1328,7 +1517,7 @@
                     <pic:cNvPicPr/>
                   </pic:nvPicPr>
                   <pic:blipFill>
-                    <a:blip r:embed="rId11"/>
+                    <a:blip r:embed="rId12"/>
                     <a:stretch>
                       <a:fillRect/>
                     </a:stretch>
@@ -1351,7 +1540,7 @@
     </w:p>
     <w:p>
       <w:pPr>
-        <w:pStyle w:val="Prrafodelista"/>
+        <w:pStyle w:val="ListParagraph"/>
         <w:numPr>
           <w:ilvl w:val="0"/>
           <w:numId w:val="9"/>
@@ -1376,6 +1565,7 @@
       </w:pPr>
       <w:r>
         <w:rPr>
+          <w:noProof/>
           <w:lang w:val="es-MX"/>
         </w:rPr>
         <w:drawing>
@@ -1394,7 +1584,7 @@
                     <pic:cNvPicPr/>
                   </pic:nvPicPr>
                   <pic:blipFill>
-                    <a:blip r:embed="rId12"/>
+                    <a:blip r:embed="rId13"/>
                     <a:stretch>
                       <a:fillRect/>
                     </a:stretch>
@@ -1417,7 +1607,7 @@
     </w:p>
     <w:p>
       <w:pPr>
-        <w:pStyle w:val="Prrafodelista"/>
+        <w:pStyle w:val="ListParagraph"/>
         <w:numPr>
           <w:ilvl w:val="0"/>
           <w:numId w:val="9"/>
@@ -1442,6 +1632,7 @@
       </w:pPr>
       <w:r>
         <w:rPr>
+          <w:noProof/>
           <w:lang w:val="es-MX"/>
         </w:rPr>
         <w:lastRenderedPageBreak/>
@@ -1461,7 +1652,7 @@
                     <pic:cNvPicPr/>
                   </pic:nvPicPr>
                   <pic:blipFill>
-                    <a:blip r:embed="rId13"/>
+                    <a:blip r:embed="rId14"/>
                     <a:stretch>
                       <a:fillRect/>
                     </a:stretch>
@@ -1484,7 +1675,7 @@
     </w:p>
     <w:p>
       <w:pPr>
-        <w:pStyle w:val="Prrafodelista"/>
+        <w:pStyle w:val="ListParagraph"/>
         <w:numPr>
           <w:ilvl w:val="0"/>
           <w:numId w:val="9"/>
@@ -1509,6 +1700,7 @@
       </w:pPr>
       <w:r>
         <w:rPr>
+          <w:noProof/>
           <w:lang w:val="es-MX"/>
         </w:rPr>
         <w:drawing>
@@ -1527,7 +1719,7 @@
                     <pic:cNvPicPr/>
                   </pic:nvPicPr>
                   <pic:blipFill>
-                    <a:blip r:embed="rId14"/>
+                    <a:blip r:embed="rId15"/>
                     <a:stretch>
                       <a:fillRect/>
                     </a:stretch>
@@ -1550,7 +1742,7 @@
     </w:p>
     <w:p>
       <w:pPr>
-        <w:pStyle w:val="Prrafodelista"/>
+        <w:pStyle w:val="ListParagraph"/>
         <w:numPr>
           <w:ilvl w:val="0"/>
           <w:numId w:val="9"/>
@@ -1559,14 +1751,12 @@
           <w:lang w:val="es-MX"/>
         </w:rPr>
       </w:pPr>
-      <w:proofErr w:type="spellStart"/>
-      <w:r>
-        <w:rPr>
-          <w:lang w:val="es-MX"/>
-        </w:rPr>
-        <w:t>Creditos</w:t>
-      </w:r>
-      <w:proofErr w:type="spellEnd"/>
+      <w:r>
+        <w:rPr>
+          <w:lang w:val="es-MX"/>
+        </w:rPr>
+        <w:t>Créditos</w:t>
+      </w:r>
     </w:p>
     <w:p>
       <w:pPr>
@@ -1577,6 +1767,7 @@
       </w:pPr>
       <w:r>
         <w:rPr>
+          <w:noProof/>
           <w:lang w:val="es-MX"/>
         </w:rPr>
         <w:drawing>
@@ -1595,7 +1786,7 @@
                     <pic:cNvPicPr/>
                   </pic:nvPicPr>
                   <pic:blipFill>
-                    <a:blip r:embed="rId15"/>
+                    <a:blip r:embed="rId16"/>
                     <a:stretch>
                       <a:fillRect/>
                     </a:stretch>
@@ -1618,7 +1809,7 @@
     </w:p>
     <w:p>
       <w:pPr>
-        <w:pStyle w:val="Prrafodelista"/>
+        <w:pStyle w:val="ListParagraph"/>
         <w:numPr>
           <w:ilvl w:val="2"/>
           <w:numId w:val="7"/>
@@ -1636,7 +1827,7 @@
     </w:p>
     <w:p>
       <w:pPr>
-        <w:pStyle w:val="Prrafodelista"/>
+        <w:pStyle w:val="ListParagraph"/>
         <w:ind w:left="1095"/>
         <w:rPr>
           <w:lang w:val="es-MX"/>
@@ -1644,6 +1835,7 @@
       </w:pPr>
       <w:r>
         <w:rPr>
+          <w:noProof/>
           <w:lang w:val="es-MX"/>
         </w:rPr>
         <w:lastRenderedPageBreak/>
@@ -1663,7 +1855,7 @@
                     <pic:cNvPicPr/>
                   </pic:nvPicPr>
                   <pic:blipFill>
-                    <a:blip r:embed="rId16"/>
+                    <a:blip r:embed="rId17"/>
                     <a:stretch>
                       <a:fillRect/>
                     </a:stretch>
@@ -1686,7 +1878,7 @@
     </w:p>
     <w:p>
       <w:pPr>
-        <w:pStyle w:val="Prrafodelista"/>
+        <w:pStyle w:val="ListParagraph"/>
         <w:ind w:left="1095"/>
         <w:rPr>
           <w:lang w:val="es-MX"/>
@@ -1710,35 +1902,49 @@
         <w:rPr>
           <w:lang w:val="es-MX"/>
         </w:rPr>
-        <w:t xml:space="preserve">, puesto que es la única sección de nuestra pagina que cuenta con un bloqueo, en este caso, el flujo de navegación es sencillo, </w:t>
-      </w:r>
-      <w:proofErr w:type="gramStart"/>
-      <w:r>
-        <w:rPr>
-          <w:lang w:val="es-MX"/>
-        </w:rPr>
-        <w:t>ya que</w:t>
-      </w:r>
-      <w:proofErr w:type="gramEnd"/>
-      <w:r>
-        <w:rPr>
-          <w:lang w:val="es-MX"/>
-        </w:rPr>
-        <w:t xml:space="preserve"> si el usuario no esta registrado o no existe, </w:t>
-      </w:r>
-      <w:proofErr w:type="gramStart"/>
-      <w:r>
-        <w:rPr>
-          <w:lang w:val="es-MX"/>
-        </w:rPr>
-        <w:t>y</w:t>
-      </w:r>
-      <w:proofErr w:type="gramEnd"/>
-      <w:r>
-        <w:rPr>
-          <w:lang w:val="es-MX"/>
-        </w:rPr>
-        <w:t xml:space="preserve"> asimismo, la contraseña es incorrecta, la pagina le mandara el mensaje de error y tendrá que hacer el </w:t>
+        <w:t xml:space="preserve">, puesto que es la única sección de nuestra </w:t>
+      </w:r>
+      <w:proofErr w:type="spellStart"/>
+      <w:r>
+        <w:rPr>
+          <w:lang w:val="es-MX"/>
+        </w:rPr>
+        <w:t>pagina</w:t>
+      </w:r>
+      <w:proofErr w:type="spellEnd"/>
+      <w:r>
+        <w:rPr>
+          <w:lang w:val="es-MX"/>
+        </w:rPr>
+        <w:t xml:space="preserve"> que cuenta con un bloqueo, en este caso, el flujo de navegación es sencillo, ya que si el usuario no </w:t>
+      </w:r>
+      <w:proofErr w:type="spellStart"/>
+      <w:r>
+        <w:rPr>
+          <w:lang w:val="es-MX"/>
+        </w:rPr>
+        <w:t>esta</w:t>
+      </w:r>
+      <w:proofErr w:type="spellEnd"/>
+      <w:r>
+        <w:rPr>
+          <w:lang w:val="es-MX"/>
+        </w:rPr>
+        <w:t xml:space="preserve"> registrado o no existe, y asimismo, la contraseña es incorrecta, la </w:t>
+      </w:r>
+      <w:proofErr w:type="spellStart"/>
+      <w:r>
+        <w:rPr>
+          <w:lang w:val="es-MX"/>
+        </w:rPr>
+        <w:t>pagina</w:t>
+      </w:r>
+      <w:proofErr w:type="spellEnd"/>
+      <w:r>
+        <w:rPr>
+          <w:lang w:val="es-MX"/>
+        </w:rPr>
+        <w:t xml:space="preserve"> le mandara el mensaje de error y tendrá que hacer el </w:t>
       </w:r>
       <w:proofErr w:type="spellStart"/>
       <w:r>
@@ -1757,7 +1963,7 @@
     </w:p>
     <w:p>
       <w:pPr>
-        <w:pStyle w:val="Prrafodelista"/>
+        <w:pStyle w:val="ListParagraph"/>
         <w:numPr>
           <w:ilvl w:val="2"/>
           <w:numId w:val="7"/>
@@ -1783,7 +1989,7 @@
     </w:p>
     <w:p>
       <w:pPr>
-        <w:pStyle w:val="Prrafodelista"/>
+        <w:pStyle w:val="ListParagraph"/>
         <w:ind w:left="1095"/>
         <w:rPr>
           <w:lang w:val="es-MX"/>
@@ -1791,6 +1997,7 @@
       </w:pPr>
       <w:r>
         <w:rPr>
+          <w:noProof/>
           <w:lang w:val="es-MX"/>
         </w:rPr>
         <w:drawing>
@@ -1809,7 +2016,7 @@
                     <pic:cNvPicPr/>
                   </pic:nvPicPr>
                   <pic:blipFill>
-                    <a:blip r:embed="rId17"/>
+                    <a:blip r:embed="rId18"/>
                     <a:stretch>
                       <a:fillRect/>
                     </a:stretch>
@@ -1832,7 +2039,7 @@
     </w:p>
     <w:p>
       <w:pPr>
-        <w:pStyle w:val="Prrafodelista"/>
+        <w:pStyle w:val="ListParagraph"/>
         <w:ind w:left="1095"/>
         <w:rPr>
           <w:lang w:val="es-MX"/>
@@ -1847,7 +2054,7 @@
     </w:p>
     <w:p>
       <w:pPr>
-        <w:pStyle w:val="Prrafodelista"/>
+        <w:pStyle w:val="ListParagraph"/>
         <w:ind w:left="1095"/>
         <w:rPr>
           <w:lang w:val="es-MX"/>
@@ -1871,27 +2078,27 @@
         <w:rPr>
           <w:lang w:val="es-MX"/>
         </w:rPr>
-        <w:t xml:space="preserve">, el que se </w:t>
-      </w:r>
-      <w:proofErr w:type="gramStart"/>
-      <w:r>
-        <w:rPr>
-          <w:lang w:val="es-MX"/>
-        </w:rPr>
-        <w:t>encargara</w:t>
-      </w:r>
-      <w:proofErr w:type="gramEnd"/>
-      <w:r>
-        <w:rPr>
-          <w:lang w:val="es-MX"/>
-        </w:rPr>
-        <w:t xml:space="preserve"> de permitirle al usuario ver a la pagina con el estilo programado, el </w:t>
+        <w:t xml:space="preserve">, el que se encargara de permitirle al usuario ver a la </w:t>
       </w:r>
       <w:proofErr w:type="spellStart"/>
       <w:r>
         <w:rPr>
           <w:lang w:val="es-MX"/>
         </w:rPr>
+        <w:t>pagina</w:t>
+      </w:r>
+      <w:proofErr w:type="spellEnd"/>
+      <w:r>
+        <w:rPr>
+          <w:lang w:val="es-MX"/>
+        </w:rPr>
+        <w:t xml:space="preserve"> con el estilo programado, el </w:t>
+      </w:r>
+      <w:proofErr w:type="spellStart"/>
+      <w:r>
+        <w:rPr>
+          <w:lang w:val="es-MX"/>
+        </w:rPr>
         <w:t>html</w:t>
       </w:r>
       <w:proofErr w:type="spellEnd"/>
@@ -1905,7 +2112,21 @@
         <w:rPr>
           <w:lang w:val="es-MX"/>
         </w:rPr>
-        <w:t xml:space="preserve">de la pagina al cual vestiremos con el </w:t>
+        <w:t xml:space="preserve">de la </w:t>
+      </w:r>
+      <w:proofErr w:type="spellStart"/>
+      <w:r>
+        <w:rPr>
+          <w:lang w:val="es-MX"/>
+        </w:rPr>
+        <w:t>pagina</w:t>
+      </w:r>
+      <w:proofErr w:type="spellEnd"/>
+      <w:r>
+        <w:rPr>
+          <w:lang w:val="es-MX"/>
+        </w:rPr>
+        <w:t xml:space="preserve"> al cual vestiremos con el </w:t>
       </w:r>
       <w:proofErr w:type="spellStart"/>
       <w:r>
@@ -1938,7 +2159,7 @@
     </w:p>
     <w:p>
       <w:pPr>
-        <w:pStyle w:val="Prrafodelista"/>
+        <w:pStyle w:val="ListParagraph"/>
         <w:ind w:left="1095"/>
         <w:rPr>
           <w:lang w:val="es-MX"/>
@@ -2114,7 +2335,7 @@
     </w:p>
     <w:p>
       <w:pPr>
-        <w:pStyle w:val="Prrafodelista"/>
+        <w:pStyle w:val="ListParagraph"/>
         <w:numPr>
           <w:ilvl w:val="1"/>
           <w:numId w:val="7"/>
@@ -2140,7 +2361,7 @@
     </w:p>
     <w:p>
       <w:pPr>
-        <w:pStyle w:val="Prrafodelista"/>
+        <w:pStyle w:val="ListParagraph"/>
         <w:ind w:left="960"/>
         <w:rPr>
           <w:lang w:val="es-MX"/>
@@ -2150,7 +2371,35 @@
         <w:rPr>
           <w:lang w:val="es-MX"/>
         </w:rPr>
-        <w:t xml:space="preserve">Ahora, vamos a abarcar la parte mas extensa de nuestro proyecto, y es la estructura en código, pero, aquí explicaremos lo mas importante de cada uno de los elementos que conforman nuestra </w:t>
+        <w:t xml:space="preserve">Ahora, vamos a abarcar la parte </w:t>
+      </w:r>
+      <w:proofErr w:type="spellStart"/>
+      <w:r>
+        <w:rPr>
+          <w:lang w:val="es-MX"/>
+        </w:rPr>
+        <w:t>mas</w:t>
+      </w:r>
+      <w:proofErr w:type="spellEnd"/>
+      <w:r>
+        <w:rPr>
+          <w:lang w:val="es-MX"/>
+        </w:rPr>
+        <w:t xml:space="preserve"> extensa de nuestro proyecto, y es la estructura en código, pero, aquí explicaremos lo </w:t>
+      </w:r>
+      <w:proofErr w:type="spellStart"/>
+      <w:r>
+        <w:rPr>
+          <w:lang w:val="es-MX"/>
+        </w:rPr>
+        <w:t>mas</w:t>
+      </w:r>
+      <w:proofErr w:type="spellEnd"/>
+      <w:r>
+        <w:rPr>
+          <w:lang w:val="es-MX"/>
+        </w:rPr>
+        <w:t xml:space="preserve"> importante de cada uno de los elementos que conforman nuestra </w:t>
       </w:r>
       <w:proofErr w:type="spellStart"/>
       <w:r>
@@ -2183,7 +2432,7 @@
     </w:p>
     <w:p>
       <w:pPr>
-        <w:pStyle w:val="Prrafodelista"/>
+        <w:pStyle w:val="ListParagraph"/>
         <w:ind w:left="375"/>
         <w:rPr>
           <w:lang w:val="es-MX"/>
@@ -2206,29 +2455,29 @@
     </w:p>
     <w:p>
       <w:pPr>
-        <w:pStyle w:val="Prrafodelista"/>
+        <w:pStyle w:val="ListParagraph"/>
         <w:ind w:left="375"/>
         <w:rPr>
           <w:lang w:val="es-MX"/>
         </w:rPr>
       </w:pPr>
-    </w:p>
-    <w:p>
-      <w:pPr>
-        <w:pStyle w:val="Prrafodelista"/>
-        <w:ind w:left="375"/>
-        <w:rPr>
-          <w:lang w:val="es-MX"/>
-        </w:rPr>
-      </w:pPr>
-      <w:r>
-        <w:rPr>
+      <w:r>
+        <w:rPr>
+          <w:noProof/>
           <w:lang w:val="es-MX"/>
         </w:rPr>
         <w:drawing>
-          <wp:inline distT="0" distB="0" distL="0" distR="0" wp14:anchorId="1B3CB1C8" wp14:editId="027D02BA">
+          <wp:anchor distT="0" distB="0" distL="114300" distR="114300" simplePos="0" relativeHeight="251658240" behindDoc="0" locked="0" layoutInCell="1" allowOverlap="1" wp14:anchorId="1B3CB1C8" wp14:editId="6F3D6FEE">
+            <wp:simplePos x="0" y="0"/>
+            <wp:positionH relativeFrom="margin">
+              <wp:align>center</wp:align>
+            </wp:positionH>
+            <wp:positionV relativeFrom="paragraph">
+              <wp:posOffset>1466298</wp:posOffset>
+            </wp:positionV>
             <wp:extent cx="1771897" cy="2505425"/>
             <wp:effectExtent l="0" t="0" r="0" b="9525"/>
+            <wp:wrapTopAndBottom/>
             <wp:docPr id="120131234" name="Imagen 1"/>
             <wp:cNvGraphicFramePr>
               <a:graphicFrameLocks xmlns:a="http://schemas.openxmlformats.org/drawingml/2006/main" noChangeAspect="1"/>
@@ -2241,7 +2490,13 @@
                     <pic:cNvPicPr/>
                   </pic:nvPicPr>
                   <pic:blipFill>
-                    <a:blip r:embed="rId18"/>
+                    <a:blip r:embed="rId19">
+                      <a:extLst>
+                        <a:ext uri="{28A0092B-C50C-407E-A947-70E740481C1C}">
+                          <a14:useLocalDpi xmlns:a14="http://schemas.microsoft.com/office/drawing/2010/main" val="0"/>
+                        </a:ext>
+                      </a:extLst>
+                    </a:blip>
                     <a:stretch>
                       <a:fillRect/>
                     </a:stretch>
@@ -2258,13 +2513,465 @@
                 </pic:pic>
               </a:graphicData>
             </a:graphic>
-          </wp:inline>
+          </wp:anchor>
         </w:drawing>
+      </w:r>
+      <w:r>
+        <w:rPr>
+          <w:lang w:val="es-MX"/>
+        </w:rPr>
+        <w:t xml:space="preserve">Para empezar tenemos el </w:t>
+      </w:r>
+      <w:proofErr w:type="spellStart"/>
+      <w:r>
+        <w:rPr>
+          <w:lang w:val="es-MX"/>
+        </w:rPr>
+        <w:t>frontend</w:t>
+      </w:r>
+      <w:proofErr w:type="spellEnd"/>
+      <w:r>
+        <w:rPr>
+          <w:lang w:val="es-MX"/>
+        </w:rPr>
+        <w:t xml:space="preserve">, lo primero que vemos a la hora de entrar a la </w:t>
+      </w:r>
+      <w:proofErr w:type="spellStart"/>
+      <w:r>
+        <w:rPr>
+          <w:lang w:val="es-MX"/>
+        </w:rPr>
+        <w:t>pagina</w:t>
+      </w:r>
+      <w:proofErr w:type="spellEnd"/>
+      <w:r>
+        <w:rPr>
+          <w:lang w:val="es-MX"/>
+        </w:rPr>
+        <w:t xml:space="preserve">, para el </w:t>
+      </w:r>
+      <w:proofErr w:type="spellStart"/>
+      <w:r>
+        <w:rPr>
+          <w:lang w:val="es-MX"/>
+        </w:rPr>
+        <w:t>frontend</w:t>
+      </w:r>
+      <w:proofErr w:type="spellEnd"/>
+      <w:r>
+        <w:rPr>
+          <w:lang w:val="es-MX"/>
+        </w:rPr>
+        <w:t xml:space="preserve">, veremos que la estructura de la </w:t>
+      </w:r>
+      <w:proofErr w:type="spellStart"/>
+      <w:r>
+        <w:rPr>
+          <w:lang w:val="es-MX"/>
+        </w:rPr>
+        <w:t>pagina</w:t>
+      </w:r>
+      <w:proofErr w:type="spellEnd"/>
+      <w:r>
+        <w:rPr>
+          <w:lang w:val="es-MX"/>
+        </w:rPr>
+        <w:t xml:space="preserve"> </w:t>
+      </w:r>
+      <w:proofErr w:type="spellStart"/>
+      <w:r>
+        <w:rPr>
+          <w:lang w:val="es-MX"/>
+        </w:rPr>
+        <w:t>esta</w:t>
+      </w:r>
+      <w:proofErr w:type="spellEnd"/>
+      <w:r>
+        <w:rPr>
+          <w:lang w:val="es-MX"/>
+        </w:rPr>
+        <w:t xml:space="preserve"> dividida en muchos documentos </w:t>
+      </w:r>
+      <w:proofErr w:type="spellStart"/>
+      <w:r>
+        <w:rPr>
+          <w:lang w:val="es-MX"/>
+        </w:rPr>
+        <w:t>html</w:t>
+      </w:r>
+      <w:proofErr w:type="spellEnd"/>
+      <w:r>
+        <w:rPr>
+          <w:lang w:val="es-MX"/>
+        </w:rPr>
+        <w:t xml:space="preserve">, esto fue algo que hicimos con el objetivo de poner mantener la estructura del </w:t>
+      </w:r>
+      <w:proofErr w:type="spellStart"/>
+      <w:r>
+        <w:rPr>
+          <w:lang w:val="es-MX"/>
+        </w:rPr>
+        <w:t>html</w:t>
+      </w:r>
+      <w:proofErr w:type="spellEnd"/>
+      <w:r>
+        <w:rPr>
+          <w:lang w:val="es-MX"/>
+        </w:rPr>
+        <w:t xml:space="preserve"> de la </w:t>
+      </w:r>
+      <w:proofErr w:type="spellStart"/>
+      <w:r>
+        <w:rPr>
+          <w:lang w:val="es-MX"/>
+        </w:rPr>
+        <w:t>pagina</w:t>
+      </w:r>
+      <w:proofErr w:type="spellEnd"/>
+      <w:r>
+        <w:rPr>
+          <w:lang w:val="es-MX"/>
+        </w:rPr>
+        <w:t xml:space="preserve"> en un mejor orden, donde cada sección de la </w:t>
+      </w:r>
+      <w:proofErr w:type="spellStart"/>
+      <w:r>
+        <w:rPr>
+          <w:lang w:val="es-MX"/>
+        </w:rPr>
+        <w:t>pagina</w:t>
+      </w:r>
+      <w:proofErr w:type="spellEnd"/>
+      <w:r>
+        <w:rPr>
+          <w:lang w:val="es-MX"/>
+        </w:rPr>
+        <w:t xml:space="preserve"> tiene su propio </w:t>
+      </w:r>
+      <w:proofErr w:type="spellStart"/>
+      <w:r>
+        <w:rPr>
+          <w:lang w:val="es-MX"/>
+        </w:rPr>
+        <w:t>html</w:t>
+      </w:r>
+      <w:proofErr w:type="spellEnd"/>
+      <w:r>
+        <w:rPr>
+          <w:lang w:val="es-MX"/>
+        </w:rPr>
+        <w:t xml:space="preserve">, algo lo cual afecta mínimamente a la </w:t>
+      </w:r>
+      <w:proofErr w:type="spellStart"/>
+      <w:r>
+        <w:rPr>
+          <w:lang w:val="es-MX"/>
+        </w:rPr>
+        <w:t>pagina</w:t>
+      </w:r>
+      <w:proofErr w:type="spellEnd"/>
+      <w:r>
+        <w:rPr>
+          <w:lang w:val="es-MX"/>
+        </w:rPr>
+        <w:t xml:space="preserve"> ya que dentro de este aspecto, también tenemos otra peculiaridad y es el hecho de que la </w:t>
+      </w:r>
+      <w:proofErr w:type="spellStart"/>
+      <w:r>
+        <w:rPr>
+          <w:lang w:val="es-MX"/>
+        </w:rPr>
+        <w:t>pagina</w:t>
+      </w:r>
+      <w:proofErr w:type="spellEnd"/>
+      <w:r>
+        <w:rPr>
+          <w:lang w:val="es-MX"/>
+        </w:rPr>
+        <w:t xml:space="preserve"> funciona con una barra de navegación la cual, también tiene su </w:t>
+      </w:r>
+      <w:proofErr w:type="spellStart"/>
+      <w:r>
+        <w:rPr>
+          <w:lang w:val="es-MX"/>
+        </w:rPr>
+        <w:t>html</w:t>
+      </w:r>
+      <w:proofErr w:type="spellEnd"/>
+      <w:r>
+        <w:rPr>
+          <w:lang w:val="es-MX"/>
+        </w:rPr>
+        <w:t xml:space="preserve"> aparte, pero para que estas tres funcionen, y especialmente, la barra de navegación, requerimos de dos cosas importantes, primero, que haya un </w:t>
+      </w:r>
+      <w:proofErr w:type="spellStart"/>
+      <w:r>
+        <w:rPr>
+          <w:lang w:val="es-MX"/>
+        </w:rPr>
+        <w:t>div</w:t>
+      </w:r>
+      <w:proofErr w:type="spellEnd"/>
+      <w:r>
+        <w:rPr>
+          <w:lang w:val="es-MX"/>
+        </w:rPr>
+        <w:t xml:space="preserve"> en blanco para que barra de navegación sea insertada en estos, segundo, nuestro documento </w:t>
+      </w:r>
+      <w:proofErr w:type="spellStart"/>
+      <w:r>
+        <w:rPr>
+          <w:lang w:val="es-MX"/>
+        </w:rPr>
+        <w:t>js</w:t>
+      </w:r>
+      <w:proofErr w:type="spellEnd"/>
+      <w:r>
+        <w:rPr>
+          <w:lang w:val="es-MX"/>
+        </w:rPr>
+        <w:t xml:space="preserve">, el </w:t>
+      </w:r>
+      <w:proofErr w:type="spellStart"/>
+      <w:r>
+        <w:rPr>
+          <w:lang w:val="es-MX"/>
+        </w:rPr>
+        <w:t>mas</w:t>
+      </w:r>
+      <w:proofErr w:type="spellEnd"/>
+      <w:r>
+        <w:rPr>
+          <w:lang w:val="es-MX"/>
+        </w:rPr>
+        <w:t xml:space="preserve"> importante de todos, ya que sin este, nuestra </w:t>
+      </w:r>
+      <w:proofErr w:type="spellStart"/>
+      <w:r>
+        <w:rPr>
+          <w:lang w:val="es-MX"/>
+        </w:rPr>
+        <w:t>pagina</w:t>
+      </w:r>
+      <w:proofErr w:type="spellEnd"/>
+      <w:r>
+        <w:rPr>
+          <w:lang w:val="es-MX"/>
+        </w:rPr>
+        <w:t xml:space="preserve"> solo </w:t>
+      </w:r>
+      <w:proofErr w:type="spellStart"/>
+      <w:r>
+        <w:rPr>
+          <w:lang w:val="es-MX"/>
+        </w:rPr>
+        <w:t>seria</w:t>
+      </w:r>
+      <w:proofErr w:type="spellEnd"/>
+      <w:r>
+        <w:rPr>
+          <w:lang w:val="es-MX"/>
+        </w:rPr>
+        <w:t xml:space="preserve"> un aspecto y un diseño, mas no una función. Retomando el tema, el </w:t>
+      </w:r>
+      <w:proofErr w:type="spellStart"/>
+      <w:r>
+        <w:rPr>
+          <w:lang w:val="es-MX"/>
+        </w:rPr>
+        <w:t>js</w:t>
+      </w:r>
+      <w:proofErr w:type="spellEnd"/>
+      <w:r>
+        <w:rPr>
+          <w:lang w:val="es-MX"/>
+        </w:rPr>
+        <w:t xml:space="preserve"> tiene un objetivo y un solo objetivo en la parte de la barra de navegación y es</w:t>
+      </w:r>
+      <w:r>
+        <w:rPr>
+          <w:lang w:val="es-MX"/>
+        </w:rPr>
+        <w:t xml:space="preserve"> usar la función </w:t>
+      </w:r>
+      <w:proofErr w:type="spellStart"/>
+      <w:r>
+        <w:rPr>
+          <w:lang w:val="es-MX"/>
+        </w:rPr>
+        <w:t>fecth</w:t>
+      </w:r>
+      <w:proofErr w:type="spellEnd"/>
+      <w:r>
+        <w:rPr>
+          <w:lang w:val="es-MX"/>
+        </w:rPr>
+        <w:t xml:space="preserve"> y mediante la id de la</w:t>
+      </w:r>
+      <w:r>
+        <w:rPr>
+          <w:lang w:val="es-MX"/>
+        </w:rPr>
+        <w:t>s</w:t>
+      </w:r>
+      <w:r>
+        <w:rPr>
+          <w:lang w:val="es-MX"/>
+        </w:rPr>
+        <w:t xml:space="preserve"> </w:t>
+      </w:r>
+      <w:proofErr w:type="spellStart"/>
+      <w:r>
+        <w:rPr>
+          <w:lang w:val="es-MX"/>
+        </w:rPr>
+        <w:t>paginas</w:t>
+      </w:r>
+      <w:proofErr w:type="spellEnd"/>
+      <w:r>
+        <w:rPr>
+          <w:lang w:val="es-MX"/>
+        </w:rPr>
+        <w:t xml:space="preserve"> buscarla</w:t>
+      </w:r>
+      <w:r>
+        <w:rPr>
+          <w:lang w:val="es-MX"/>
+        </w:rPr>
+        <w:t>s</w:t>
+      </w:r>
+      <w:r>
+        <w:rPr>
+          <w:lang w:val="es-MX"/>
+        </w:rPr>
+        <w:t xml:space="preserve"> y trasladar al usuario a dicha </w:t>
+      </w:r>
+      <w:proofErr w:type="spellStart"/>
+      <w:r>
+        <w:rPr>
+          <w:lang w:val="es-MX"/>
+        </w:rPr>
+        <w:t>pagina</w:t>
+      </w:r>
+      <w:r>
+        <w:rPr>
+          <w:lang w:val="es-MX"/>
+        </w:rPr>
+        <w:t>s</w:t>
+      </w:r>
+      <w:proofErr w:type="spellEnd"/>
+      <w:r>
+        <w:rPr>
+          <w:lang w:val="es-MX"/>
+        </w:rPr>
+        <w:t>.</w:t>
       </w:r>
     </w:p>
     <w:p>
       <w:pPr>
-        <w:pStyle w:val="Prrafodelista"/>
+        <w:pStyle w:val="ListParagraph"/>
+        <w:ind w:left="375"/>
+        <w:rPr>
+          <w:lang w:val="es-MX"/>
+        </w:rPr>
+      </w:pPr>
+      <w:r>
+        <w:rPr>
+          <w:lang w:val="es-MX"/>
+        </w:rPr>
+        <w:lastRenderedPageBreak/>
+        <w:t xml:space="preserve">Ahora, habiendo explicado una de las funciones mas simples del </w:t>
+      </w:r>
+      <w:proofErr w:type="spellStart"/>
+      <w:r>
+        <w:rPr>
+          <w:lang w:val="es-MX"/>
+        </w:rPr>
+        <w:t>js</w:t>
+      </w:r>
+      <w:proofErr w:type="spellEnd"/>
+      <w:r>
+        <w:rPr>
+          <w:lang w:val="es-MX"/>
+        </w:rPr>
+        <w:t xml:space="preserve"> de nuestra </w:t>
+      </w:r>
+      <w:proofErr w:type="spellStart"/>
+      <w:r>
+        <w:rPr>
+          <w:lang w:val="es-MX"/>
+        </w:rPr>
+        <w:t>pagina</w:t>
+      </w:r>
+      <w:proofErr w:type="spellEnd"/>
+      <w:r>
+        <w:rPr>
+          <w:lang w:val="es-MX"/>
+        </w:rPr>
+        <w:t>, veremos algunas de las funciones mas importantes de nuestra calculadora</w:t>
+      </w:r>
+      <w:r>
+        <w:rPr>
+          <w:lang w:val="es-MX"/>
+        </w:rPr>
+        <w:t xml:space="preserve">. La primera parte con la que nos toparemos será la parte de los cálculos integrados, en este caso, tenemos un total de cinco funciones, cada uno, hecho con la función de poder calcular de daño de una cosa en </w:t>
+      </w:r>
+      <w:proofErr w:type="spellStart"/>
+      <w:r>
+        <w:rPr>
+          <w:lang w:val="es-MX"/>
+        </w:rPr>
+        <w:t>especifico</w:t>
+      </w:r>
+      <w:proofErr w:type="spellEnd"/>
+      <w:r>
+        <w:rPr>
+          <w:lang w:val="es-MX"/>
+        </w:rPr>
+        <w:t xml:space="preserve"> como la reacción amplificada, la reacción transformativa, lo que en conjunto y con algunos elementos dentro de las estadísticas, nos darán el daño que realizara la habilidad de nuestro personaje. Asimismo tenemos una función para estimar el incremento por soporte, y por </w:t>
+      </w:r>
+      <w:proofErr w:type="spellStart"/>
+      <w:r>
+        <w:rPr>
+          <w:lang w:val="es-MX"/>
+        </w:rPr>
+        <w:t>ultimo</w:t>
+      </w:r>
+      <w:proofErr w:type="spellEnd"/>
+      <w:r>
+        <w:rPr>
+          <w:lang w:val="es-MX"/>
+        </w:rPr>
+        <w:t xml:space="preserve">, dentro de los cálculos integrados, tenemos la suma de nuestra rotación, </w:t>
+      </w:r>
+    </w:p>
+    <w:p>
+      <w:pPr>
+        <w:pStyle w:val="ListParagraph"/>
+        <w:ind w:left="375"/>
+        <w:rPr>
+          <w:lang w:val="es-MX"/>
+        </w:rPr>
+      </w:pPr>
+    </w:p>
+    <w:p>
+      <w:pPr>
+        <w:pStyle w:val="ListParagraph"/>
+        <w:ind w:left="375"/>
+        <w:rPr>
+          <w:lang w:val="es-MX"/>
+        </w:rPr>
+      </w:pPr>
+      <w:r>
+        <w:rPr>
+          <w:lang w:val="es-MX"/>
+        </w:rPr>
+        <w:t xml:space="preserve">Ahora pasaremos a la UI del sistema, </w:t>
+      </w:r>
+    </w:p>
+    <w:p>
+      <w:pPr>
+        <w:pStyle w:val="ListParagraph"/>
         <w:ind w:left="375"/>
         <w:rPr>
           <w:lang w:val="es-MX"/>
@@ -2287,7 +2994,7 @@
     </w:p>
     <w:p>
       <w:pPr>
-        <w:pStyle w:val="Prrafodelista"/>
+        <w:pStyle w:val="ListParagraph"/>
         <w:ind w:left="375"/>
         <w:rPr>
           <w:lang w:val="es-MX"/>
@@ -2295,6 +3002,7 @@
       </w:pPr>
       <w:r>
         <w:rPr>
+          <w:noProof/>
           <w:lang w:val="es-MX"/>
         </w:rPr>
         <w:drawing>
@@ -2313,7 +3021,7 @@
                     <pic:cNvPicPr/>
                   </pic:nvPicPr>
                   <pic:blipFill>
-                    <a:blip r:embed="rId19"/>
+                    <a:blip r:embed="rId20"/>
                     <a:stretch>
                       <a:fillRect/>
                     </a:stretch>
@@ -2336,7 +3044,7 @@
     </w:p>
     <w:p>
       <w:pPr>
-        <w:pStyle w:val="Prrafodelista"/>
+        <w:pStyle w:val="ListParagraph"/>
         <w:ind w:left="375"/>
         <w:rPr>
           <w:lang w:val="es-MX"/>
@@ -2365,7 +3073,7 @@
     </w:p>
     <w:p>
       <w:pPr>
-        <w:pStyle w:val="Prrafodelista"/>
+        <w:pStyle w:val="ListParagraph"/>
         <w:ind w:left="375"/>
         <w:rPr>
           <w:lang w:val="es-MX"/>
@@ -2375,7 +3083,7 @@
         <w:rPr>
           <w:lang w:val="es-MX"/>
         </w:rPr>
-        <w:t xml:space="preserve">Desde este punto, y habiendo creado ya la estructura completa de nuestra pagina web funcional, lo que haremos será evaluar nuestra </w:t>
+        <w:t xml:space="preserve">Desde este punto, y habiendo creado ya la estructura completa de nuestra </w:t>
       </w:r>
       <w:proofErr w:type="spellStart"/>
       <w:r>
@@ -2389,14 +3097,35 @@
         <w:rPr>
           <w:lang w:val="es-MX"/>
         </w:rPr>
-        <w:t xml:space="preserve">, de este modo, podremos tener en cuenta algunas cosas a modificar a futuro para que </w:t>
-      </w:r>
-      <w:r>
-        <w:rPr>
-          <w:lang w:val="es-MX"/>
-        </w:rPr>
-        <w:lastRenderedPageBreak/>
-        <w:t>así nuestra pagina no solo tenga un alcance globalizado en cuanto a países, sino también, un alcance globalizado en cada dispositivo, en cada navegador</w:t>
+        <w:t xml:space="preserve"> web funcional, lo que haremos será evaluar nuestra </w:t>
+      </w:r>
+      <w:proofErr w:type="spellStart"/>
+      <w:r>
+        <w:rPr>
+          <w:lang w:val="es-MX"/>
+        </w:rPr>
+        <w:t>pagina</w:t>
+      </w:r>
+      <w:proofErr w:type="spellEnd"/>
+      <w:r>
+        <w:rPr>
+          <w:lang w:val="es-MX"/>
+        </w:rPr>
+        <w:t xml:space="preserve">, de este modo, podremos tener en cuenta algunas cosas a modificar a futuro para que así nuestra </w:t>
+      </w:r>
+      <w:proofErr w:type="spellStart"/>
+      <w:r>
+        <w:rPr>
+          <w:lang w:val="es-MX"/>
+        </w:rPr>
+        <w:t>pagina</w:t>
+      </w:r>
+      <w:proofErr w:type="spellEnd"/>
+      <w:r>
+        <w:rPr>
+          <w:lang w:val="es-MX"/>
+        </w:rPr>
+        <w:t xml:space="preserve"> no solo tenga un alcance globalizado en cuanto a países, sino también, un alcance globalizado en cada dispositivo, en cada navegador</w:t>
       </w:r>
       <w:r>
         <w:rPr>
@@ -2407,7 +3136,7 @@
     </w:p>
     <w:p>
       <w:pPr>
-        <w:pStyle w:val="Prrafodelista"/>
+        <w:pStyle w:val="ListParagraph"/>
         <w:ind w:left="375"/>
         <w:rPr>
           <w:lang w:val="es-MX"/>
@@ -2422,7 +3151,7 @@
     </w:p>
     <w:p>
       <w:pPr>
-        <w:pStyle w:val="Prrafodelista"/>
+        <w:pStyle w:val="ListParagraph"/>
         <w:ind w:left="375"/>
         <w:rPr>
           <w:lang w:val="es-MX"/>
@@ -2432,13 +3161,27 @@
         <w:rPr>
           <w:lang w:val="es-MX"/>
         </w:rPr>
-        <w:t xml:space="preserve">Empezamos por puntos tan importantes como los limites de nuestra </w:t>
+        <w:t xml:space="preserve">Empezamos por puntos tan importantes como los </w:t>
       </w:r>
       <w:proofErr w:type="spellStart"/>
       <w:r>
         <w:rPr>
           <w:lang w:val="es-MX"/>
         </w:rPr>
+        <w:t>limites</w:t>
+      </w:r>
+      <w:proofErr w:type="spellEnd"/>
+      <w:r>
+        <w:rPr>
+          <w:lang w:val="es-MX"/>
+        </w:rPr>
+        <w:t xml:space="preserve"> de nuestra </w:t>
+      </w:r>
+      <w:proofErr w:type="spellStart"/>
+      <w:r>
+        <w:rPr>
+          <w:lang w:val="es-MX"/>
+        </w:rPr>
         <w:t>pagina</w:t>
       </w:r>
       <w:proofErr w:type="spellEnd"/>
@@ -2446,13 +3189,27 @@
         <w:rPr>
           <w:lang w:val="es-MX"/>
         </w:rPr>
-        <w:t xml:space="preserve">, como sabemos, hay algunas funciones y algunos diseños de la pagina que pueden llegar a ser no del todo funcionales en ciertas </w:t>
+        <w:t xml:space="preserve">, como sabemos, hay algunas funciones y algunos diseños de la </w:t>
       </w:r>
       <w:proofErr w:type="spellStart"/>
       <w:r>
         <w:rPr>
           <w:lang w:val="es-MX"/>
         </w:rPr>
+        <w:t>pagina</w:t>
+      </w:r>
+      <w:proofErr w:type="spellEnd"/>
+      <w:r>
+        <w:rPr>
+          <w:lang w:val="es-MX"/>
+        </w:rPr>
+        <w:t xml:space="preserve"> que pueden llegar a ser no del todo funcionales en ciertas </w:t>
+      </w:r>
+      <w:proofErr w:type="spellStart"/>
+      <w:r>
+        <w:rPr>
+          <w:lang w:val="es-MX"/>
+        </w:rPr>
         <w:t>paginas</w:t>
       </w:r>
       <w:proofErr w:type="spellEnd"/>
@@ -2514,18 +3271,12 @@
         <w:rPr>
           <w:lang w:val="es-MX"/>
         </w:rPr>
-        <w:t>, para verificar en la mayoría de los navegadores, y para nuestra fortuna, cada uno de los recursos y diseños ha permanecido igual.</w:t>
-      </w:r>
-      <w:r>
-        <w:rPr>
-          <w:lang w:val="es-MX"/>
-        </w:rPr>
-        <w:t xml:space="preserve"> </w:t>
+        <w:t xml:space="preserve">, para verificar en la mayoría de los navegadores, y para nuestra fortuna, cada uno de los recursos y diseños ha permanecido igual. </w:t>
       </w:r>
     </w:p>
     <w:p>
       <w:pPr>
-        <w:pStyle w:val="Prrafodelista"/>
+        <w:pStyle w:val="ListParagraph"/>
         <w:ind w:left="375"/>
         <w:rPr>
           <w:lang w:val="es-MX"/>
@@ -2535,26 +3286,27 @@
         <w:rPr>
           <w:lang w:val="es-MX"/>
         </w:rPr>
-        <w:t xml:space="preserve">Ahora, una pagina no solo debe de ser funcional por fuera, sino también por dentro, ¿Qué quiere decir esto? Esto quiere decir que nuestra base de datos debe de estar segura, o, </w:t>
-      </w:r>
-      <w:proofErr w:type="gramStart"/>
-      <w:r>
-        <w:rPr>
-          <w:lang w:val="es-MX"/>
-        </w:rPr>
-        <w:t>que</w:t>
-      </w:r>
-      <w:proofErr w:type="gramEnd"/>
-      <w:r>
-        <w:rPr>
-          <w:lang w:val="es-MX"/>
-        </w:rPr>
-        <w:t xml:space="preserve"> en dicho caso, la información del usuario sea cifrada. </w:t>
+        <w:lastRenderedPageBreak/>
+        <w:t xml:space="preserve">Ahora, una </w:t>
+      </w:r>
+      <w:proofErr w:type="spellStart"/>
+      <w:r>
+        <w:rPr>
+          <w:lang w:val="es-MX"/>
+        </w:rPr>
+        <w:t>pagina</w:t>
+      </w:r>
+      <w:proofErr w:type="spellEnd"/>
+      <w:r>
+        <w:rPr>
+          <w:lang w:val="es-MX"/>
+        </w:rPr>
+        <w:t xml:space="preserve"> no solo debe de ser funcional por fuera, sino también por dentro, ¿Qué quiere decir esto? Esto quiere decir que nuestra base de datos debe de estar segura, o, que en dicho caso, la información del usuario sea cifrada. </w:t>
       </w:r>
     </w:p>
     <w:p>
       <w:pPr>
-        <w:pStyle w:val="Prrafodelista"/>
+        <w:pStyle w:val="ListParagraph"/>
         <w:ind w:left="375"/>
         <w:rPr>
           <w:lang w:val="es-MX"/>
@@ -2589,7 +3341,7 @@
     </w:p>
     <w:p>
       <w:pPr>
-        <w:pStyle w:val="Prrafodelista"/>
+        <w:pStyle w:val="ListParagraph"/>
         <w:ind w:left="375"/>
         <w:rPr>
           <w:lang w:val="es-MX"/>
@@ -2601,19 +3353,59 @@
         </w:rPr>
         <w:t xml:space="preserve">Por </w:t>
       </w:r>
-      <w:proofErr w:type="gramStart"/>
       <w:r>
         <w:rPr>
           <w:lang w:val="es-MX"/>
         </w:rPr>
         <w:t>último</w:t>
       </w:r>
-      <w:proofErr w:type="gramEnd"/>
-      <w:r>
-        <w:rPr>
-          <w:lang w:val="es-MX"/>
-        </w:rPr>
-        <w:t xml:space="preserve"> tenemos el aspecto de la responsividad, en este caso, nuestra responsividad tiene un limite entre los 500 y 700 pixeles, cosa lo cual nos permitirá bien en pantallas angostas como las de un celular, una Tablet, un portátil o una computadora, ajustando la </w:t>
+      <w:r>
+        <w:rPr>
+          <w:lang w:val="es-MX"/>
+        </w:rPr>
+        <w:t xml:space="preserve"> tenemos el aspecto de la </w:t>
+      </w:r>
+      <w:proofErr w:type="spellStart"/>
+      <w:r>
+        <w:rPr>
+          <w:lang w:val="es-MX"/>
+        </w:rPr>
+        <w:t>responsividad</w:t>
+      </w:r>
+      <w:proofErr w:type="spellEnd"/>
+      <w:r>
+        <w:rPr>
+          <w:lang w:val="es-MX"/>
+        </w:rPr>
+        <w:t xml:space="preserve">, en este caso, nuestra </w:t>
+      </w:r>
+      <w:proofErr w:type="spellStart"/>
+      <w:r>
+        <w:rPr>
+          <w:lang w:val="es-MX"/>
+        </w:rPr>
+        <w:t>responsividad</w:t>
+      </w:r>
+      <w:proofErr w:type="spellEnd"/>
+      <w:r>
+        <w:rPr>
+          <w:lang w:val="es-MX"/>
+        </w:rPr>
+        <w:t xml:space="preserve"> tiene un </w:t>
+      </w:r>
+      <w:proofErr w:type="spellStart"/>
+      <w:r>
+        <w:rPr>
+          <w:lang w:val="es-MX"/>
+        </w:rPr>
+        <w:t>limite</w:t>
+      </w:r>
+      <w:proofErr w:type="spellEnd"/>
+      <w:r>
+        <w:rPr>
+          <w:lang w:val="es-MX"/>
+        </w:rPr>
+        <w:t xml:space="preserve"> entre los 500 y 700 pixeles, cosa lo cual nos permitirá bien en pantallas angostas como las de un celular, una Tablet, un portátil o una computadora, ajustando la </w:t>
       </w:r>
       <w:proofErr w:type="spellStart"/>
       <w:r>
@@ -2632,7 +3424,7 @@
     </w:p>
     <w:p>
       <w:pPr>
-        <w:pStyle w:val="Prrafodelista"/>
+        <w:pStyle w:val="ListParagraph"/>
         <w:ind w:left="375"/>
         <w:rPr>
           <w:lang w:val="es-MX"/>
@@ -2661,7 +3453,7 @@
     </w:p>
     <w:p>
       <w:pPr>
-        <w:pStyle w:val="Prrafodelista"/>
+        <w:pStyle w:val="ListParagraph"/>
         <w:ind w:left="375"/>
         <w:rPr>
           <w:lang w:val="es-MX"/>
@@ -2690,7 +3482,7 @@
     </w:p>
     <w:p>
       <w:pPr>
-        <w:pStyle w:val="Prrafodelista"/>
+        <w:pStyle w:val="ListParagraph"/>
         <w:numPr>
           <w:ilvl w:val="0"/>
           <w:numId w:val="10"/>
@@ -2722,7 +3514,7 @@
     </w:p>
     <w:p>
       <w:pPr>
-        <w:pStyle w:val="Prrafodelista"/>
+        <w:pStyle w:val="ListParagraph"/>
         <w:numPr>
           <w:ilvl w:val="0"/>
           <w:numId w:val="10"/>
@@ -2754,7 +3546,7 @@
     </w:p>
     <w:p>
       <w:pPr>
-        <w:pStyle w:val="Prrafodelista"/>
+        <w:pStyle w:val="ListParagraph"/>
         <w:numPr>
           <w:ilvl w:val="0"/>
           <w:numId w:val="10"/>
@@ -2798,7 +3590,7 @@
     </w:p>
     <w:p>
       <w:pPr>
-        <w:pStyle w:val="Prrafodelista"/>
+        <w:pStyle w:val="ListParagraph"/>
         <w:numPr>
           <w:ilvl w:val="0"/>
           <w:numId w:val="10"/>
@@ -2842,7 +3634,7 @@
     </w:p>
     <w:p>
       <w:pPr>
-        <w:pStyle w:val="Prrafodelista"/>
+        <w:pStyle w:val="ListParagraph"/>
         <w:numPr>
           <w:ilvl w:val="0"/>
           <w:numId w:val="10"/>
@@ -2894,7 +3686,7 @@
     </w:p>
     <w:p>
       <w:pPr>
-        <w:pStyle w:val="Prrafodelista"/>
+        <w:pStyle w:val="ListParagraph"/>
         <w:ind w:left="375"/>
         <w:rPr>
           <w:lang w:val="es-MX"/>
@@ -2909,7 +3701,7 @@
     </w:p>
     <w:p>
       <w:pPr>
-        <w:pStyle w:val="Prrafodelista"/>
+        <w:pStyle w:val="ListParagraph"/>
         <w:ind w:left="375"/>
         <w:rPr>
           <w:lang w:val="es-MX"/>
@@ -2924,7 +3716,7 @@
     </w:p>
     <w:p>
       <w:pPr>
-        <w:pStyle w:val="Prrafodelista"/>
+        <w:pStyle w:val="ListParagraph"/>
         <w:ind w:left="375"/>
         <w:rPr>
           <w:lang w:val="es-MX"/>
@@ -2935,67 +3727,11 @@
           <w:noProof/>
           <w:lang w:val="es-MX"/>
         </w:rPr>
-        <w:lastRenderedPageBreak/>
         <w:drawing>
-          <wp:inline distT="0" distB="0" distL="0" distR="0" wp14:anchorId="20BC78B9" wp14:editId="5276D1FE">
+          <wp:inline distT="0" distB="0" distL="0" distR="0" wp14:anchorId="20BC78B9" wp14:editId="327FF3E3">
             <wp:extent cx="5400040" cy="3150235"/>
             <wp:effectExtent l="0" t="0" r="10160" b="12065"/>
             <wp:docPr id="2084895994" name="Gráfico 1"/>
-            <wp:cNvGraphicFramePr/>
-            <a:graphic xmlns:a="http://schemas.openxmlformats.org/drawingml/2006/main">
-              <a:graphicData uri="http://schemas.openxmlformats.org/drawingml/2006/chart">
-                <c:chart xmlns:c="http://schemas.openxmlformats.org/drawingml/2006/chart" xmlns:r="http://schemas.openxmlformats.org/officeDocument/2006/relationships" r:id="rId20"/>
-              </a:graphicData>
-            </a:graphic>
-          </wp:inline>
-        </w:drawing>
-      </w:r>
-    </w:p>
-    <w:p>
-      <w:pPr>
-        <w:pStyle w:val="Prrafodelista"/>
-        <w:ind w:left="375"/>
-        <w:rPr>
-          <w:lang w:val="es-MX"/>
-        </w:rPr>
-      </w:pPr>
-      <w:r>
-        <w:rPr>
-          <w:lang w:val="es-MX"/>
-        </w:rPr>
-        <w:t>Pregunta Nº</w:t>
-      </w:r>
-      <w:r>
-        <w:rPr>
-          <w:lang w:val="es-MX"/>
-        </w:rPr>
-        <w:t>2</w:t>
-      </w:r>
-      <w:r>
-        <w:rPr>
-          <w:lang w:val="es-MX"/>
-        </w:rPr>
-        <w:t xml:space="preserve">: </w:t>
-      </w:r>
-    </w:p>
-    <w:p>
-      <w:pPr>
-        <w:pStyle w:val="Prrafodelista"/>
-        <w:ind w:left="375"/>
-        <w:rPr>
-          <w:lang w:val="es-MX"/>
-        </w:rPr>
-      </w:pPr>
-      <w:r>
-        <w:rPr>
-          <w:noProof/>
-          <w:lang w:val="es-MX"/>
-        </w:rPr>
-        <w:drawing>
-          <wp:inline distT="0" distB="0" distL="0" distR="0" wp14:anchorId="1FC1D576" wp14:editId="6A4DC284">
-            <wp:extent cx="5400040" cy="3150235"/>
-            <wp:effectExtent l="0" t="0" r="10160" b="12065"/>
-            <wp:docPr id="1099058105" name="Gráfico 1"/>
             <wp:cNvGraphicFramePr/>
             <a:graphic xmlns:a="http://schemas.openxmlformats.org/drawingml/2006/main">
               <a:graphicData uri="http://schemas.openxmlformats.org/drawingml/2006/chart">
@@ -3008,7 +3744,7 @@
     </w:p>
     <w:p>
       <w:pPr>
-        <w:pStyle w:val="Prrafodelista"/>
+        <w:pStyle w:val="ListParagraph"/>
         <w:ind w:left="375"/>
         <w:rPr>
           <w:lang w:val="es-MX"/>
@@ -3018,24 +3754,14 @@
         <w:rPr>
           <w:lang w:val="es-MX"/>
         </w:rPr>
-        <w:t>Pregunta Nº</w:t>
-      </w:r>
-      <w:r>
-        <w:rPr>
-          <w:lang w:val="es-MX"/>
-        </w:rPr>
-        <w:t>3</w:t>
-      </w:r>
-      <w:r>
-        <w:rPr>
-          <w:lang w:val="es-MX"/>
-        </w:rPr>
-        <w:t xml:space="preserve">: </w:t>
+        <w:lastRenderedPageBreak/>
+        <w:t xml:space="preserve">Pregunta Nº2: </w:t>
       </w:r>
     </w:p>
     <w:p>
       <w:pPr>
-        <w:pStyle w:val="Ttulo1"/>
+        <w:pStyle w:val="ListParagraph"/>
+        <w:ind w:left="375"/>
         <w:rPr>
           <w:lang w:val="es-MX"/>
         </w:rPr>
@@ -3045,12 +3771,11 @@
           <w:noProof/>
           <w:lang w:val="es-MX"/>
         </w:rPr>
-        <w:lastRenderedPageBreak/>
         <w:drawing>
-          <wp:inline distT="0" distB="0" distL="0" distR="0" wp14:anchorId="7BC9545F" wp14:editId="62676291">
+          <wp:inline distT="0" distB="0" distL="0" distR="0" wp14:anchorId="1FC1D576" wp14:editId="5954B9FD">
             <wp:extent cx="5400040" cy="3150235"/>
             <wp:effectExtent l="0" t="0" r="10160" b="12065"/>
-            <wp:docPr id="687251117" name="Gráfico 1"/>
+            <wp:docPr id="1099058105" name="Gráfico 1"/>
             <wp:cNvGraphicFramePr/>
             <a:graphic xmlns:a="http://schemas.openxmlformats.org/drawingml/2006/main">
               <a:graphicData uri="http://schemas.openxmlformats.org/drawingml/2006/chart">
@@ -3063,7 +3788,7 @@
     </w:p>
     <w:p>
       <w:pPr>
-        <w:pStyle w:val="Prrafodelista"/>
+        <w:pStyle w:val="ListParagraph"/>
         <w:ind w:left="375"/>
         <w:rPr>
           <w:lang w:val="es-MX"/>
@@ -3073,23 +3798,12 @@
         <w:rPr>
           <w:lang w:val="es-MX"/>
         </w:rPr>
-        <w:t>Pregunta Nº</w:t>
-      </w:r>
-      <w:r>
-        <w:rPr>
-          <w:lang w:val="es-MX"/>
-        </w:rPr>
-        <w:t>4</w:t>
-      </w:r>
-      <w:r>
-        <w:rPr>
-          <w:lang w:val="es-MX"/>
-        </w:rPr>
-        <w:t xml:space="preserve">: </w:t>
+        <w:t xml:space="preserve">Pregunta Nº3: </w:t>
       </w:r>
     </w:p>
     <w:p>
       <w:pPr>
+        <w:pStyle w:val="Heading1"/>
         <w:rPr>
           <w:lang w:val="es-MX"/>
         </w:rPr>
@@ -3100,10 +3814,10 @@
           <w:lang w:val="es-MX"/>
         </w:rPr>
         <w:drawing>
-          <wp:inline distT="0" distB="0" distL="0" distR="0" wp14:anchorId="038BBF4E" wp14:editId="762E2316">
+          <wp:inline distT="0" distB="0" distL="0" distR="0" wp14:anchorId="7BC9545F" wp14:editId="0EAC10BF">
             <wp:extent cx="5400040" cy="3150235"/>
             <wp:effectExtent l="0" t="0" r="10160" b="12065"/>
-            <wp:docPr id="240959583" name="Gráfico 1"/>
+            <wp:docPr id="687251117" name="Gráfico 1"/>
             <wp:cNvGraphicFramePr/>
             <a:graphic xmlns:a="http://schemas.openxmlformats.org/drawingml/2006/main">
               <a:graphicData uri="http://schemas.openxmlformats.org/drawingml/2006/chart">
@@ -3116,7 +3830,7 @@
     </w:p>
     <w:p>
       <w:pPr>
-        <w:pStyle w:val="Prrafodelista"/>
+        <w:pStyle w:val="ListParagraph"/>
         <w:ind w:left="375"/>
         <w:rPr>
           <w:lang w:val="es-MX"/>
@@ -3126,39 +3840,71 @@
         <w:rPr>
           <w:lang w:val="es-MX"/>
         </w:rPr>
-        <w:t>1.6 Conclusiones y aprendizaje</w:t>
+        <w:t xml:space="preserve">Pregunta Nº4: </w:t>
       </w:r>
     </w:p>
     <w:p>
       <w:pPr>
-        <w:pStyle w:val="Prrafodelista"/>
-        <w:ind w:left="375"/>
-        <w:rPr>
-          <w:lang w:val="es-MX"/>
-        </w:rPr>
-      </w:pPr>
-      <w:r>
-        <w:rPr>
-          <w:lang w:val="es-MX"/>
-        </w:rPr>
-        <w:t xml:space="preserve">1.6.1 </w:t>
-      </w:r>
-      <w:r>
-        <w:rPr>
-          <w:lang w:val="es-MX"/>
-        </w:rPr>
-        <w:t>Reflexión</w:t>
-      </w:r>
-      <w:r>
-        <w:rPr>
-          <w:lang w:val="es-MX"/>
-        </w:rPr>
-        <w:t xml:space="preserve"> técnica e impacto social</w:t>
+        <w:rPr>
+          <w:lang w:val="es-MX"/>
+        </w:rPr>
+      </w:pPr>
+      <w:r>
+        <w:rPr>
+          <w:noProof/>
+          <w:lang w:val="es-MX"/>
+        </w:rPr>
+        <w:lastRenderedPageBreak/>
+        <w:drawing>
+          <wp:inline distT="0" distB="0" distL="0" distR="0" wp14:anchorId="038BBF4E" wp14:editId="32C69E8B">
+            <wp:extent cx="5400040" cy="3150235"/>
+            <wp:effectExtent l="0" t="0" r="10160" b="12065"/>
+            <wp:docPr id="240959583" name="Gráfico 1"/>
+            <wp:cNvGraphicFramePr/>
+            <a:graphic xmlns:a="http://schemas.openxmlformats.org/drawingml/2006/main">
+              <a:graphicData uri="http://schemas.openxmlformats.org/drawingml/2006/chart">
+                <c:chart xmlns:c="http://schemas.openxmlformats.org/drawingml/2006/chart" xmlns:r="http://schemas.openxmlformats.org/officeDocument/2006/relationships" r:id="rId24"/>
+              </a:graphicData>
+            </a:graphic>
+          </wp:inline>
+        </w:drawing>
+      </w:r>
+      <w:r>
+        <w:rPr>
+          <w:lang w:val="es-MX"/>
+        </w:rPr>
+        <w:t xml:space="preserve">Pregunta N°5: </w:t>
       </w:r>
     </w:p>
     <w:p>
       <w:pPr>
-        <w:pStyle w:val="Prrafodelista"/>
+        <w:rPr>
+          <w:lang w:val="es-MX"/>
+        </w:rPr>
+      </w:pPr>
+      <w:r>
+        <w:rPr>
+          <w:noProof/>
+          <w:lang w:val="es-MX"/>
+        </w:rPr>
+        <w:drawing>
+          <wp:inline distT="0" distB="0" distL="0" distR="0" wp14:anchorId="12173A22" wp14:editId="1ED4BB02">
+            <wp:extent cx="5400040" cy="3150235"/>
+            <wp:effectExtent l="0" t="0" r="10160" b="12065"/>
+            <wp:docPr id="941735845" name="Gráfico 1"/>
+            <wp:cNvGraphicFramePr/>
+            <a:graphic xmlns:a="http://schemas.openxmlformats.org/drawingml/2006/main">
+              <a:graphicData uri="http://schemas.openxmlformats.org/drawingml/2006/chart">
+                <c:chart xmlns:c="http://schemas.openxmlformats.org/drawingml/2006/chart" xmlns:r="http://schemas.openxmlformats.org/officeDocument/2006/relationships" r:id="rId25"/>
+              </a:graphicData>
+            </a:graphic>
+          </wp:inline>
+        </w:drawing>
+      </w:r>
+    </w:p>
+    <w:p>
+      <w:pPr>
+        <w:pStyle w:val="ListParagraph"/>
         <w:ind w:left="375"/>
         <w:rPr>
           <w:lang w:val="es-MX"/>
@@ -3168,6 +3914,48 @@
         <w:rPr>
           <w:lang w:val="es-MX"/>
         </w:rPr>
+        <w:t>1.6 Conclusiones y aprendizaje</w:t>
+      </w:r>
+    </w:p>
+    <w:p>
+      <w:pPr>
+        <w:pStyle w:val="ListParagraph"/>
+        <w:ind w:left="375"/>
+        <w:rPr>
+          <w:lang w:val="es-MX"/>
+        </w:rPr>
+      </w:pPr>
+      <w:r>
+        <w:rPr>
+          <w:lang w:val="es-MX"/>
+        </w:rPr>
+        <w:t xml:space="preserve">1.6.1 </w:t>
+      </w:r>
+      <w:r>
+        <w:rPr>
+          <w:lang w:val="es-MX"/>
+        </w:rPr>
+        <w:t>Reflexión</w:t>
+      </w:r>
+      <w:r>
+        <w:rPr>
+          <w:lang w:val="es-MX"/>
+        </w:rPr>
+        <w:t xml:space="preserve"> técnica e impacto social</w:t>
+      </w:r>
+    </w:p>
+    <w:p>
+      <w:pPr>
+        <w:pStyle w:val="ListParagraph"/>
+        <w:ind w:left="375"/>
+        <w:rPr>
+          <w:lang w:val="es-MX"/>
+        </w:rPr>
+      </w:pPr>
+      <w:r>
+        <w:rPr>
+          <w:lang w:val="es-MX"/>
+        </w:rPr>
         <w:t xml:space="preserve">Mas que un impacto global a nivel social, será un impacto global en una cultura y una comunidad en especifica, sin </w:t>
       </w:r>
       <w:r>
@@ -3186,7 +3974,35 @@
         <w:rPr>
           <w:lang w:val="es-MX"/>
         </w:rPr>
-        <w:t xml:space="preserve">una pagina a la comunidad que sea accesible, tanto para nuevos, como para antiguos jugadores, puede que el concepto de calculadora sea un concepto muy escuchado y visto en el mundo de la web, cuando menos, la calculadora es uno de los objetos mas usados incluso en la vida cotidiana, sin embargo, pocas calculadoras son como la que </w:t>
+        <w:t xml:space="preserve">una </w:t>
+      </w:r>
+      <w:proofErr w:type="spellStart"/>
+      <w:r>
+        <w:rPr>
+          <w:lang w:val="es-MX"/>
+        </w:rPr>
+        <w:t>pagina</w:t>
+      </w:r>
+      <w:proofErr w:type="spellEnd"/>
+      <w:r>
+        <w:rPr>
+          <w:lang w:val="es-MX"/>
+        </w:rPr>
+        <w:t xml:space="preserve"> a la comunidad que sea accesible, tanto para nuevos, como para antiguos jugadores, puede que el concepto de calculadora sea un concepto muy escuchado y visto en el mundo de la web, cuando menos, la calculadora es uno de los objetos </w:t>
+      </w:r>
+      <w:proofErr w:type="spellStart"/>
+      <w:r>
+        <w:rPr>
+          <w:lang w:val="es-MX"/>
+        </w:rPr>
+        <w:t>mas</w:t>
+      </w:r>
+      <w:proofErr w:type="spellEnd"/>
+      <w:r>
+        <w:rPr>
+          <w:lang w:val="es-MX"/>
+        </w:rPr>
+        <w:t xml:space="preserve"> usados incluso en la vida cotidiana, sin embargo, pocas calculadoras son como la que </w:t>
       </w:r>
       <w:r>
         <w:rPr>
@@ -3198,7 +4014,7 @@
     </w:p>
     <w:p>
       <w:pPr>
-        <w:pStyle w:val="Prrafodelista"/>
+        <w:pStyle w:val="ListParagraph"/>
         <w:ind w:left="375"/>
         <w:rPr>
           <w:lang w:val="es-MX"/>
@@ -3213,7 +4029,7 @@
     </w:p>
     <w:p>
       <w:pPr>
-        <w:pStyle w:val="Prrafodelista"/>
+        <w:pStyle w:val="ListParagraph"/>
         <w:ind w:left="375"/>
         <w:rPr>
           <w:lang w:val="es-MX"/>
@@ -3223,7 +4039,21 @@
         <w:rPr>
           <w:lang w:val="es-MX"/>
         </w:rPr>
-        <w:t xml:space="preserve">Hemos aprendido a crear una calculadora dentro de una pagina web responsiva, una calculadora que calcula una gran cantidad de factores, con un </w:t>
+        <w:t xml:space="preserve">Hemos aprendido a crear una calculadora dentro de una </w:t>
+      </w:r>
+      <w:proofErr w:type="spellStart"/>
+      <w:r>
+        <w:rPr>
+          <w:lang w:val="es-MX"/>
+        </w:rPr>
+        <w:t>pagina</w:t>
+      </w:r>
+      <w:proofErr w:type="spellEnd"/>
+      <w:r>
+        <w:rPr>
+          <w:lang w:val="es-MX"/>
+        </w:rPr>
+        <w:t xml:space="preserve"> web responsiva, una calculadora que calcula una gran cantidad de factores, con un </w:t>
       </w:r>
       <w:proofErr w:type="spellStart"/>
       <w:r>
@@ -3256,7 +4086,7 @@
     </w:p>
     <w:p>
       <w:pPr>
-        <w:pStyle w:val="Prrafodelista"/>
+        <w:pStyle w:val="ListParagraph"/>
         <w:ind w:left="375"/>
         <w:rPr>
           <w:lang w:val="es-MX"/>
@@ -4941,11 +5771,11 @@
     <w:name w:val="Normal"/>
     <w:qFormat/>
   </w:style>
-  <w:style w:type="paragraph" w:styleId="Ttulo1">
+  <w:style w:type="paragraph" w:styleId="Heading1">
     <w:name w:val="heading 1"/>
     <w:basedOn w:val="Normal"/>
     <w:next w:val="Normal"/>
-    <w:link w:val="Ttulo1Car"/>
+    <w:link w:val="Heading1Char"/>
     <w:uiPriority w:val="9"/>
     <w:qFormat/>
     <w:rsid w:val="0085441B"/>
@@ -4962,11 +5792,11 @@
       <w:szCs w:val="40"/>
     </w:rPr>
   </w:style>
-  <w:style w:type="paragraph" w:styleId="Ttulo2">
+  <w:style w:type="paragraph" w:styleId="Heading2">
     <w:name w:val="heading 2"/>
     <w:basedOn w:val="Normal"/>
     <w:next w:val="Normal"/>
-    <w:link w:val="Ttulo2Car"/>
+    <w:link w:val="Heading2Char"/>
     <w:uiPriority w:val="9"/>
     <w:semiHidden/>
     <w:unhideWhenUsed/>
@@ -4985,11 +5815,11 @@
       <w:szCs w:val="32"/>
     </w:rPr>
   </w:style>
-  <w:style w:type="paragraph" w:styleId="Ttulo3">
+  <w:style w:type="paragraph" w:styleId="Heading3">
     <w:name w:val="heading 3"/>
     <w:basedOn w:val="Normal"/>
     <w:next w:val="Normal"/>
-    <w:link w:val="Ttulo3Car"/>
+    <w:link w:val="Heading3Char"/>
     <w:uiPriority w:val="9"/>
     <w:semiHidden/>
     <w:unhideWhenUsed/>
@@ -5008,11 +5838,11 @@
       <w:szCs w:val="28"/>
     </w:rPr>
   </w:style>
-  <w:style w:type="paragraph" w:styleId="Ttulo4">
+  <w:style w:type="paragraph" w:styleId="Heading4">
     <w:name w:val="heading 4"/>
     <w:basedOn w:val="Normal"/>
     <w:next w:val="Normal"/>
-    <w:link w:val="Ttulo4Car"/>
+    <w:link w:val="Heading4Char"/>
     <w:uiPriority w:val="9"/>
     <w:semiHidden/>
     <w:unhideWhenUsed/>
@@ -5031,11 +5861,11 @@
       <w:color w:val="0F4761" w:themeColor="accent1" w:themeShade="BF"/>
     </w:rPr>
   </w:style>
-  <w:style w:type="paragraph" w:styleId="Ttulo5">
+  <w:style w:type="paragraph" w:styleId="Heading5">
     <w:name w:val="heading 5"/>
     <w:basedOn w:val="Normal"/>
     <w:next w:val="Normal"/>
-    <w:link w:val="Ttulo5Car"/>
+    <w:link w:val="Heading5Char"/>
     <w:uiPriority w:val="9"/>
     <w:semiHidden/>
     <w:unhideWhenUsed/>
@@ -5052,11 +5882,11 @@
       <w:color w:val="0F4761" w:themeColor="accent1" w:themeShade="BF"/>
     </w:rPr>
   </w:style>
-  <w:style w:type="paragraph" w:styleId="Ttulo6">
+  <w:style w:type="paragraph" w:styleId="Heading6">
     <w:name w:val="heading 6"/>
     <w:basedOn w:val="Normal"/>
     <w:next w:val="Normal"/>
-    <w:link w:val="Ttulo6Car"/>
+    <w:link w:val="Heading6Char"/>
     <w:uiPriority w:val="9"/>
     <w:semiHidden/>
     <w:unhideWhenUsed/>
@@ -5075,11 +5905,11 @@
       <w:color w:val="595959" w:themeColor="text1" w:themeTint="A6"/>
     </w:rPr>
   </w:style>
-  <w:style w:type="paragraph" w:styleId="Ttulo7">
+  <w:style w:type="paragraph" w:styleId="Heading7">
     <w:name w:val="heading 7"/>
     <w:basedOn w:val="Normal"/>
     <w:next w:val="Normal"/>
-    <w:link w:val="Ttulo7Car"/>
+    <w:link w:val="Heading7Char"/>
     <w:uiPriority w:val="9"/>
     <w:semiHidden/>
     <w:unhideWhenUsed/>
@@ -5096,11 +5926,11 @@
       <w:color w:val="595959" w:themeColor="text1" w:themeTint="A6"/>
     </w:rPr>
   </w:style>
-  <w:style w:type="paragraph" w:styleId="Ttulo8">
+  <w:style w:type="paragraph" w:styleId="Heading8">
     <w:name w:val="heading 8"/>
     <w:basedOn w:val="Normal"/>
     <w:next w:val="Normal"/>
-    <w:link w:val="Ttulo8Car"/>
+    <w:link w:val="Heading8Char"/>
     <w:uiPriority w:val="9"/>
     <w:semiHidden/>
     <w:unhideWhenUsed/>
@@ -5119,11 +5949,11 @@
       <w:color w:val="272727" w:themeColor="text1" w:themeTint="D8"/>
     </w:rPr>
   </w:style>
-  <w:style w:type="paragraph" w:styleId="Ttulo9">
+  <w:style w:type="paragraph" w:styleId="Heading9">
     <w:name w:val="heading 9"/>
     <w:basedOn w:val="Normal"/>
     <w:next w:val="Normal"/>
-    <w:link w:val="Ttulo9Car"/>
+    <w:link w:val="Heading9Char"/>
     <w:uiPriority w:val="9"/>
     <w:semiHidden/>
     <w:unhideWhenUsed/>
@@ -5140,12 +5970,13 @@
       <w:color w:val="272727" w:themeColor="text1" w:themeTint="D8"/>
     </w:rPr>
   </w:style>
-  <w:style w:type="character" w:default="1" w:styleId="Fuentedeprrafopredeter">
+  <w:style w:type="character" w:default="1" w:styleId="DefaultParagraphFont">
     <w:name w:val="Default Paragraph Font"/>
     <w:uiPriority w:val="1"/>
+    <w:semiHidden/>
     <w:unhideWhenUsed/>
   </w:style>
-  <w:style w:type="table" w:default="1" w:styleId="Tablanormal">
+  <w:style w:type="table" w:default="1" w:styleId="TableNormal">
     <w:name w:val="Normal Table"/>
     <w:uiPriority w:val="99"/>
     <w:semiHidden/>
@@ -5160,16 +5991,16 @@
       </w:tblCellMar>
     </w:tblPr>
   </w:style>
-  <w:style w:type="numbering" w:default="1" w:styleId="Sinlista">
+  <w:style w:type="numbering" w:default="1" w:styleId="NoList">
     <w:name w:val="No List"/>
     <w:uiPriority w:val="99"/>
     <w:semiHidden/>
     <w:unhideWhenUsed/>
   </w:style>
-  <w:style w:type="character" w:customStyle="1" w:styleId="Ttulo1Car">
-    <w:name w:val="Título 1 Car"/>
-    <w:basedOn w:val="Fuentedeprrafopredeter"/>
-    <w:link w:val="Ttulo1"/>
+  <w:style w:type="character" w:customStyle="1" w:styleId="Heading1Char">
+    <w:name w:val="Heading 1 Char"/>
+    <w:basedOn w:val="DefaultParagraphFont"/>
+    <w:link w:val="Heading1"/>
     <w:uiPriority w:val="9"/>
     <w:rsid w:val="0085441B"/>
     <w:rPr>
@@ -5179,10 +6010,10 @@
       <w:szCs w:val="40"/>
     </w:rPr>
   </w:style>
-  <w:style w:type="character" w:customStyle="1" w:styleId="Ttulo2Car">
-    <w:name w:val="Título 2 Car"/>
-    <w:basedOn w:val="Fuentedeprrafopredeter"/>
-    <w:link w:val="Ttulo2"/>
+  <w:style w:type="character" w:customStyle="1" w:styleId="Heading2Char">
+    <w:name w:val="Heading 2 Char"/>
+    <w:basedOn w:val="DefaultParagraphFont"/>
+    <w:link w:val="Heading2"/>
     <w:uiPriority w:val="9"/>
     <w:semiHidden/>
     <w:rsid w:val="0085441B"/>
@@ -5193,10 +6024,10 @@
       <w:szCs w:val="32"/>
     </w:rPr>
   </w:style>
-  <w:style w:type="character" w:customStyle="1" w:styleId="Ttulo3Car">
-    <w:name w:val="Título 3 Car"/>
-    <w:basedOn w:val="Fuentedeprrafopredeter"/>
-    <w:link w:val="Ttulo3"/>
+  <w:style w:type="character" w:customStyle="1" w:styleId="Heading3Char">
+    <w:name w:val="Heading 3 Char"/>
+    <w:basedOn w:val="DefaultParagraphFont"/>
+    <w:link w:val="Heading3"/>
     <w:uiPriority w:val="9"/>
     <w:semiHidden/>
     <w:rsid w:val="0085441B"/>
@@ -5207,10 +6038,10 @@
       <w:szCs w:val="28"/>
     </w:rPr>
   </w:style>
-  <w:style w:type="character" w:customStyle="1" w:styleId="Ttulo4Car">
-    <w:name w:val="Título 4 Car"/>
-    <w:basedOn w:val="Fuentedeprrafopredeter"/>
-    <w:link w:val="Ttulo4"/>
+  <w:style w:type="character" w:customStyle="1" w:styleId="Heading4Char">
+    <w:name w:val="Heading 4 Char"/>
+    <w:basedOn w:val="DefaultParagraphFont"/>
+    <w:link w:val="Heading4"/>
     <w:uiPriority w:val="9"/>
     <w:semiHidden/>
     <w:rsid w:val="0085441B"/>
@@ -5221,10 +6052,10 @@
       <w:color w:val="0F4761" w:themeColor="accent1" w:themeShade="BF"/>
     </w:rPr>
   </w:style>
-  <w:style w:type="character" w:customStyle="1" w:styleId="Ttulo5Car">
-    <w:name w:val="Título 5 Car"/>
-    <w:basedOn w:val="Fuentedeprrafopredeter"/>
-    <w:link w:val="Ttulo5"/>
+  <w:style w:type="character" w:customStyle="1" w:styleId="Heading5Char">
+    <w:name w:val="Heading 5 Char"/>
+    <w:basedOn w:val="DefaultParagraphFont"/>
+    <w:link w:val="Heading5"/>
     <w:uiPriority w:val="9"/>
     <w:semiHidden/>
     <w:rsid w:val="0085441B"/>
@@ -5233,10 +6064,10 @@
       <w:color w:val="0F4761" w:themeColor="accent1" w:themeShade="BF"/>
     </w:rPr>
   </w:style>
-  <w:style w:type="character" w:customStyle="1" w:styleId="Ttulo6Car">
-    <w:name w:val="Título 6 Car"/>
-    <w:basedOn w:val="Fuentedeprrafopredeter"/>
-    <w:link w:val="Ttulo6"/>
+  <w:style w:type="character" w:customStyle="1" w:styleId="Heading6Char">
+    <w:name w:val="Heading 6 Char"/>
+    <w:basedOn w:val="DefaultParagraphFont"/>
+    <w:link w:val="Heading6"/>
     <w:uiPriority w:val="9"/>
     <w:semiHidden/>
     <w:rsid w:val="0085441B"/>
@@ -5247,10 +6078,10 @@
       <w:color w:val="595959" w:themeColor="text1" w:themeTint="A6"/>
     </w:rPr>
   </w:style>
-  <w:style w:type="character" w:customStyle="1" w:styleId="Ttulo7Car">
-    <w:name w:val="Título 7 Car"/>
-    <w:basedOn w:val="Fuentedeprrafopredeter"/>
-    <w:link w:val="Ttulo7"/>
+  <w:style w:type="character" w:customStyle="1" w:styleId="Heading7Char">
+    <w:name w:val="Heading 7 Char"/>
+    <w:basedOn w:val="DefaultParagraphFont"/>
+    <w:link w:val="Heading7"/>
     <w:uiPriority w:val="9"/>
     <w:semiHidden/>
     <w:rsid w:val="0085441B"/>
@@ -5259,10 +6090,10 @@
       <w:color w:val="595959" w:themeColor="text1" w:themeTint="A6"/>
     </w:rPr>
   </w:style>
-  <w:style w:type="character" w:customStyle="1" w:styleId="Ttulo8Car">
-    <w:name w:val="Título 8 Car"/>
-    <w:basedOn w:val="Fuentedeprrafopredeter"/>
-    <w:link w:val="Ttulo8"/>
+  <w:style w:type="character" w:customStyle="1" w:styleId="Heading8Char">
+    <w:name w:val="Heading 8 Char"/>
+    <w:basedOn w:val="DefaultParagraphFont"/>
+    <w:link w:val="Heading8"/>
     <w:uiPriority w:val="9"/>
     <w:semiHidden/>
     <w:rsid w:val="0085441B"/>
@@ -5273,10 +6104,10 @@
       <w:color w:val="272727" w:themeColor="text1" w:themeTint="D8"/>
     </w:rPr>
   </w:style>
-  <w:style w:type="character" w:customStyle="1" w:styleId="Ttulo9Car">
-    <w:name w:val="Título 9 Car"/>
-    <w:basedOn w:val="Fuentedeprrafopredeter"/>
-    <w:link w:val="Ttulo9"/>
+  <w:style w:type="character" w:customStyle="1" w:styleId="Heading9Char">
+    <w:name w:val="Heading 9 Char"/>
+    <w:basedOn w:val="DefaultParagraphFont"/>
+    <w:link w:val="Heading9"/>
     <w:uiPriority w:val="9"/>
     <w:semiHidden/>
     <w:rsid w:val="0085441B"/>
@@ -5285,11 +6116,11 @@
       <w:color w:val="272727" w:themeColor="text1" w:themeTint="D8"/>
     </w:rPr>
   </w:style>
-  <w:style w:type="paragraph" w:styleId="Ttulo">
+  <w:style w:type="paragraph" w:styleId="Title">
     <w:name w:val="Title"/>
     <w:basedOn w:val="Normal"/>
     <w:next w:val="Normal"/>
-    <w:link w:val="TtuloCar"/>
+    <w:link w:val="TitleChar"/>
     <w:uiPriority w:val="10"/>
     <w:qFormat/>
     <w:rsid w:val="0085441B"/>
@@ -5305,10 +6136,10 @@
       <w:szCs w:val="56"/>
     </w:rPr>
   </w:style>
-  <w:style w:type="character" w:customStyle="1" w:styleId="TtuloCar">
-    <w:name w:val="Título Car"/>
-    <w:basedOn w:val="Fuentedeprrafopredeter"/>
-    <w:link w:val="Ttulo"/>
+  <w:style w:type="character" w:customStyle="1" w:styleId="TitleChar">
+    <w:name w:val="Title Char"/>
+    <w:basedOn w:val="DefaultParagraphFont"/>
+    <w:link w:val="Title"/>
     <w:uiPriority w:val="10"/>
     <w:rsid w:val="0085441B"/>
     <w:rPr>
@@ -5319,11 +6150,11 @@
       <w:szCs w:val="56"/>
     </w:rPr>
   </w:style>
-  <w:style w:type="paragraph" w:styleId="Subttulo">
+  <w:style w:type="paragraph" w:styleId="Subtitle">
     <w:name w:val="Subtitle"/>
     <w:basedOn w:val="Normal"/>
     <w:next w:val="Normal"/>
-    <w:link w:val="SubttuloCar"/>
+    <w:link w:val="SubtitleChar"/>
     <w:uiPriority w:val="11"/>
     <w:qFormat/>
     <w:rsid w:val="0085441B"/>
@@ -5340,10 +6171,10 @@
       <w:szCs w:val="28"/>
     </w:rPr>
   </w:style>
-  <w:style w:type="character" w:customStyle="1" w:styleId="SubttuloCar">
-    <w:name w:val="Subtítulo Car"/>
-    <w:basedOn w:val="Fuentedeprrafopredeter"/>
-    <w:link w:val="Subttulo"/>
+  <w:style w:type="character" w:customStyle="1" w:styleId="SubtitleChar">
+    <w:name w:val="Subtitle Char"/>
+    <w:basedOn w:val="DefaultParagraphFont"/>
+    <w:link w:val="Subtitle"/>
     <w:uiPriority w:val="11"/>
     <w:rsid w:val="0085441B"/>
     <w:rPr>
@@ -5354,11 +6185,11 @@
       <w:szCs w:val="28"/>
     </w:rPr>
   </w:style>
-  <w:style w:type="paragraph" w:styleId="Cita">
+  <w:style w:type="paragraph" w:styleId="Quote">
     <w:name w:val="Quote"/>
     <w:basedOn w:val="Normal"/>
     <w:next w:val="Normal"/>
-    <w:link w:val="CitaCar"/>
+    <w:link w:val="QuoteChar"/>
     <w:uiPriority w:val="29"/>
     <w:qFormat/>
     <w:rsid w:val="0085441B"/>
@@ -5372,10 +6203,10 @@
       <w:color w:val="404040" w:themeColor="text1" w:themeTint="BF"/>
     </w:rPr>
   </w:style>
-  <w:style w:type="character" w:customStyle="1" w:styleId="CitaCar">
-    <w:name w:val="Cita Car"/>
-    <w:basedOn w:val="Fuentedeprrafopredeter"/>
-    <w:link w:val="Cita"/>
+  <w:style w:type="character" w:customStyle="1" w:styleId="QuoteChar">
+    <w:name w:val="Quote Char"/>
+    <w:basedOn w:val="DefaultParagraphFont"/>
+    <w:link w:val="Quote"/>
     <w:uiPriority w:val="29"/>
     <w:rsid w:val="0085441B"/>
     <w:rPr>
@@ -5384,7 +6215,7 @@
       <w:color w:val="404040" w:themeColor="text1" w:themeTint="BF"/>
     </w:rPr>
   </w:style>
-  <w:style w:type="paragraph" w:styleId="Prrafodelista">
+  <w:style w:type="paragraph" w:styleId="ListParagraph">
     <w:name w:val="List Paragraph"/>
     <w:basedOn w:val="Normal"/>
     <w:uiPriority w:val="34"/>
@@ -5395,9 +6226,9 @@
       <w:contextualSpacing/>
     </w:pPr>
   </w:style>
-  <w:style w:type="character" w:styleId="nfasisintenso">
+  <w:style w:type="character" w:styleId="IntenseEmphasis">
     <w:name w:val="Intense Emphasis"/>
-    <w:basedOn w:val="Fuentedeprrafopredeter"/>
+    <w:basedOn w:val="DefaultParagraphFont"/>
     <w:uiPriority w:val="21"/>
     <w:qFormat/>
     <w:rsid w:val="0085441B"/>
@@ -5407,11 +6238,11 @@
       <w:color w:val="0F4761" w:themeColor="accent1" w:themeShade="BF"/>
     </w:rPr>
   </w:style>
-  <w:style w:type="paragraph" w:styleId="Citadestacada">
+  <w:style w:type="paragraph" w:styleId="IntenseQuote">
     <w:name w:val="Intense Quote"/>
     <w:basedOn w:val="Normal"/>
     <w:next w:val="Normal"/>
-    <w:link w:val="CitadestacadaCar"/>
+    <w:link w:val="IntenseQuoteChar"/>
     <w:uiPriority w:val="30"/>
     <w:qFormat/>
     <w:rsid w:val="0085441B"/>
@@ -5430,10 +6261,10 @@
       <w:color w:val="0F4761" w:themeColor="accent1" w:themeShade="BF"/>
     </w:rPr>
   </w:style>
-  <w:style w:type="character" w:customStyle="1" w:styleId="CitadestacadaCar">
-    <w:name w:val="Cita destacada Car"/>
-    <w:basedOn w:val="Fuentedeprrafopredeter"/>
-    <w:link w:val="Citadestacada"/>
+  <w:style w:type="character" w:customStyle="1" w:styleId="IntenseQuoteChar">
+    <w:name w:val="Intense Quote Char"/>
+    <w:basedOn w:val="DefaultParagraphFont"/>
+    <w:link w:val="IntenseQuote"/>
     <w:uiPriority w:val="30"/>
     <w:rsid w:val="0085441B"/>
     <w:rPr>
@@ -5442,9 +6273,9 @@
       <w:color w:val="0F4761" w:themeColor="accent1" w:themeShade="BF"/>
     </w:rPr>
   </w:style>
-  <w:style w:type="character" w:styleId="Referenciaintensa">
+  <w:style w:type="character" w:styleId="IntenseReference">
     <w:name w:val="Intense Reference"/>
-    <w:basedOn w:val="Fuentedeprrafopredeter"/>
+    <w:basedOn w:val="DefaultParagraphFont"/>
     <w:uiPriority w:val="32"/>
     <w:qFormat/>
     <w:rsid w:val="0085441B"/>
@@ -5456,10 +6287,10 @@
       <w:spacing w:val="5"/>
     </w:rPr>
   </w:style>
-  <w:style w:type="paragraph" w:styleId="Encabezado">
+  <w:style w:type="paragraph" w:styleId="Header">
     <w:name w:val="header"/>
     <w:basedOn w:val="Normal"/>
-    <w:link w:val="EncabezadoCar"/>
+    <w:link w:val="HeaderChar"/>
     <w:uiPriority w:val="99"/>
     <w:unhideWhenUsed/>
     <w:rsid w:val="002A5010"/>
@@ -5471,17 +6302,17 @@
       <w:spacing w:after="0" w:line="240" w:lineRule="auto"/>
     </w:pPr>
   </w:style>
-  <w:style w:type="character" w:customStyle="1" w:styleId="EncabezadoCar">
-    <w:name w:val="Encabezado Car"/>
-    <w:basedOn w:val="Fuentedeprrafopredeter"/>
-    <w:link w:val="Encabezado"/>
+  <w:style w:type="character" w:customStyle="1" w:styleId="HeaderChar">
+    <w:name w:val="Header Char"/>
+    <w:basedOn w:val="DefaultParagraphFont"/>
+    <w:link w:val="Header"/>
     <w:uiPriority w:val="99"/>
     <w:rsid w:val="002A5010"/>
   </w:style>
-  <w:style w:type="paragraph" w:styleId="Piedepgina">
+  <w:style w:type="paragraph" w:styleId="Footer">
     <w:name w:val="footer"/>
     <w:basedOn w:val="Normal"/>
-    <w:link w:val="PiedepginaCar"/>
+    <w:link w:val="FooterChar"/>
     <w:uiPriority w:val="99"/>
     <w:unhideWhenUsed/>
     <w:rsid w:val="002A5010"/>
@@ -5493,16 +6324,16 @@
       <w:spacing w:after="0" w:line="240" w:lineRule="auto"/>
     </w:pPr>
   </w:style>
-  <w:style w:type="character" w:customStyle="1" w:styleId="PiedepginaCar">
-    <w:name w:val="Pie de página Car"/>
-    <w:basedOn w:val="Fuentedeprrafopredeter"/>
-    <w:link w:val="Piedepgina"/>
+  <w:style w:type="character" w:customStyle="1" w:styleId="FooterChar">
+    <w:name w:val="Footer Char"/>
+    <w:basedOn w:val="DefaultParagraphFont"/>
+    <w:link w:val="Footer"/>
     <w:uiPriority w:val="99"/>
     <w:rsid w:val="002A5010"/>
   </w:style>
-  <w:style w:type="character" w:styleId="Hipervnculo">
+  <w:style w:type="character" w:styleId="Hyperlink">
     <w:name w:val="Hyperlink"/>
-    <w:basedOn w:val="Fuentedeprrafopredeter"/>
+    <w:basedOn w:val="DefaultParagraphFont"/>
     <w:uiPriority w:val="99"/>
     <w:unhideWhenUsed/>
     <w:rsid w:val="004242B8"/>
@@ -5511,9 +6342,9 @@
       <w:u w:val="single"/>
     </w:rPr>
   </w:style>
-  <w:style w:type="character" w:styleId="Mencinsinresolver">
+  <w:style w:type="character" w:styleId="UnresolvedMention">
     <w:name w:val="Unresolved Mention"/>
-    <w:basedOn w:val="Fuentedeprrafopredeter"/>
+    <w:basedOn w:val="DefaultParagraphFont"/>
     <w:uiPriority w:val="99"/>
     <w:semiHidden/>
     <w:unhideWhenUsed/>
@@ -5523,9 +6354,9 @@
       <w:shd w:val="clear" w:color="auto" w:fill="E1DFDD"/>
     </w:rPr>
   </w:style>
-  <w:style w:type="character" w:styleId="Hipervnculovisitado">
+  <w:style w:type="character" w:styleId="FollowedHyperlink">
     <w:name w:val="FollowedHyperlink"/>
-    <w:basedOn w:val="Fuentedeprrafopredeter"/>
+    <w:basedOn w:val="DefaultParagraphFont"/>
     <w:uiPriority w:val="99"/>
     <w:semiHidden/>
     <w:unhideWhenUsed/>
@@ -5541,7 +6372,7 @@
 <file path=word/charts/chart1.xml><?xml version="1.0" encoding="utf-8"?>
 <c:chartSpace xmlns:c="http://schemas.openxmlformats.org/drawingml/2006/chart" xmlns:a="http://schemas.openxmlformats.org/drawingml/2006/main" xmlns:r="http://schemas.openxmlformats.org/officeDocument/2006/relationships" xmlns:c16r2="http://schemas.microsoft.com/office/drawing/2015/06/chart">
   <c:date1904 val="0"/>
-  <c:lang val="es-ES"/>
+  <c:lang val="en-US"/>
   <c:roundedCorners val="0"/>
   <mc:AlternateContent xmlns:mc="http://schemas.openxmlformats.org/markup-compatibility/2006">
     <mc:Choice xmlns:c14="http://schemas.microsoft.com/office/drawing/2007/8/2/chart" Requires="c14">
@@ -5552,37 +6383,7 @@
     </mc:Fallback>
   </mc:AlternateContent>
   <c:chart>
-    <c:title>
-      <c:overlay val="0"/>
-      <c:spPr>
-        <a:noFill/>
-        <a:ln>
-          <a:noFill/>
-        </a:ln>
-        <a:effectLst/>
-      </c:spPr>
-      <c:txPr>
-        <a:bodyPr rot="0" spcFirstLastPara="1" vertOverflow="ellipsis" vert="horz" wrap="square" anchor="ctr" anchorCtr="1"/>
-        <a:lstStyle/>
-        <a:p>
-          <a:pPr>
-            <a:defRPr sz="1400" b="0" i="0" u="none" strike="noStrike" kern="1200" spc="0" baseline="0">
-              <a:solidFill>
-                <a:schemeClr val="tx1">
-                  <a:lumMod val="65000"/>
-                  <a:lumOff val="35000"/>
-                </a:schemeClr>
-              </a:solidFill>
-              <a:latin typeface="+mn-lt"/>
-              <a:ea typeface="+mn-ea"/>
-              <a:cs typeface="+mn-cs"/>
-            </a:defRPr>
-          </a:pPr>
-          <a:endParaRPr lang="es-PE"/>
-        </a:p>
-      </c:txPr>
-    </c:title>
-    <c:autoTitleDeleted val="0"/>
+    <c:autoTitleDeleted val="1"/>
     <c:plotArea>
       <c:layout/>
       <c:barChart>
@@ -6163,7 +6964,7 @@
 <file path=word/charts/chart2.xml><?xml version="1.0" encoding="utf-8"?>
 <c:chartSpace xmlns:c="http://schemas.openxmlformats.org/drawingml/2006/chart" xmlns:a="http://schemas.openxmlformats.org/drawingml/2006/main" xmlns:r="http://schemas.openxmlformats.org/officeDocument/2006/relationships" xmlns:c16r2="http://schemas.microsoft.com/office/drawing/2015/06/chart">
   <c:date1904 val="0"/>
-  <c:lang val="es-ES"/>
+  <c:lang val="en-US"/>
   <c:roundedCorners val="0"/>
   <mc:AlternateContent xmlns:mc="http://schemas.openxmlformats.org/markup-compatibility/2006">
     <mc:Choice xmlns:c14="http://schemas.microsoft.com/office/drawing/2007/8/2/chart" Requires="c14">
@@ -6174,37 +6975,7 @@
     </mc:Fallback>
   </mc:AlternateContent>
   <c:chart>
-    <c:title>
-      <c:overlay val="0"/>
-      <c:spPr>
-        <a:noFill/>
-        <a:ln>
-          <a:noFill/>
-        </a:ln>
-        <a:effectLst/>
-      </c:spPr>
-      <c:txPr>
-        <a:bodyPr rot="0" spcFirstLastPara="1" vertOverflow="ellipsis" vert="horz" wrap="square" anchor="ctr" anchorCtr="1"/>
-        <a:lstStyle/>
-        <a:p>
-          <a:pPr>
-            <a:defRPr sz="1400" b="0" i="0" u="none" strike="noStrike" kern="1200" spc="0" baseline="0">
-              <a:solidFill>
-                <a:schemeClr val="tx1">
-                  <a:lumMod val="65000"/>
-                  <a:lumOff val="35000"/>
-                </a:schemeClr>
-              </a:solidFill>
-              <a:latin typeface="+mn-lt"/>
-              <a:ea typeface="+mn-ea"/>
-              <a:cs typeface="+mn-cs"/>
-            </a:defRPr>
-          </a:pPr>
-          <a:endParaRPr lang="es-PE"/>
-        </a:p>
-      </c:txPr>
-    </c:title>
-    <c:autoTitleDeleted val="0"/>
+    <c:autoTitleDeleted val="1"/>
     <c:plotArea>
       <c:layout/>
       <c:barChart>
@@ -6785,7 +7556,7 @@
 <file path=word/charts/chart3.xml><?xml version="1.0" encoding="utf-8"?>
 <c:chartSpace xmlns:c="http://schemas.openxmlformats.org/drawingml/2006/chart" xmlns:a="http://schemas.openxmlformats.org/drawingml/2006/main" xmlns:r="http://schemas.openxmlformats.org/officeDocument/2006/relationships" xmlns:c16r2="http://schemas.microsoft.com/office/drawing/2015/06/chart">
   <c:date1904 val="0"/>
-  <c:lang val="es-ES"/>
+  <c:lang val="en-US"/>
   <c:roundedCorners val="0"/>
   <mc:AlternateContent xmlns:mc="http://schemas.openxmlformats.org/markup-compatibility/2006">
     <mc:Choice xmlns:c14="http://schemas.microsoft.com/office/drawing/2007/8/2/chart" Requires="c14">
@@ -6898,7 +7669,7 @@
               <c:strCache>
                 <c:ptCount val="1"/>
                 <c:pt idx="0">
-                  <c:v>Ventas</c:v>
+                  <c:v>Pregunta Nº1</c:v>
                 </c:pt>
               </c:strCache>
             </c:strRef>
@@ -6943,6 +7714,62 @@
               </c:ext>
             </c:extLst>
           </c:dPt>
+          <c:dLbls>
+            <c:spPr>
+              <a:noFill/>
+              <a:ln>
+                <a:noFill/>
+              </a:ln>
+              <a:effectLst/>
+            </c:spPr>
+            <c:txPr>
+              <a:bodyPr rot="0" spcFirstLastPara="1" vertOverflow="ellipsis" vert="horz" wrap="square" lIns="38100" tIns="19050" rIns="38100" bIns="19050" anchor="ctr" anchorCtr="1">
+                <a:spAutoFit/>
+              </a:bodyPr>
+              <a:lstStyle/>
+              <a:p>
+                <a:pPr>
+                  <a:defRPr sz="900" b="0" i="0" u="none" strike="noStrike" kern="1200" baseline="0">
+                    <a:solidFill>
+                      <a:schemeClr val="tx1">
+                        <a:lumMod val="75000"/>
+                        <a:lumOff val="25000"/>
+                      </a:schemeClr>
+                    </a:solidFill>
+                    <a:latin typeface="+mn-lt"/>
+                    <a:ea typeface="+mn-ea"/>
+                    <a:cs typeface="+mn-cs"/>
+                  </a:defRPr>
+                </a:pPr>
+                <a:endParaRPr lang="es-PE"/>
+              </a:p>
+            </c:txPr>
+            <c:dLblPos val="bestFit"/>
+            <c:showLegendKey val="0"/>
+            <c:showVal val="1"/>
+            <c:showCatName val="0"/>
+            <c:showSerName val="0"/>
+            <c:showPercent val="0"/>
+            <c:showBubbleSize val="0"/>
+            <c:showLeaderLines val="1"/>
+            <c:leaderLines>
+              <c:spPr>
+                <a:ln w="9525" cap="flat" cmpd="sng" algn="ctr">
+                  <a:solidFill>
+                    <a:schemeClr val="tx1">
+                      <a:lumMod val="35000"/>
+                      <a:lumOff val="65000"/>
+                    </a:schemeClr>
+                  </a:solidFill>
+                  <a:round/>
+                </a:ln>
+                <a:effectLst/>
+              </c:spPr>
+            </c:leaderLines>
+            <c:extLst>
+              <c:ext xmlns:c15="http://schemas.microsoft.com/office/drawing/2012/chart" uri="{CE6537A1-D6FC-4f65-9D91-7224C49458BB}"/>
+            </c:extLst>
+          </c:dLbls>
           <c:cat>
             <c:strRef>
               <c:f>Hoja1!$A$2:$A$3</c:f>
@@ -6964,10 +7791,10 @@
                 <c:formatCode>General</c:formatCode>
                 <c:ptCount val="2"/>
                 <c:pt idx="0">
-                  <c:v>8.1999999999999993</c:v>
+                  <c:v>18</c:v>
                 </c:pt>
                 <c:pt idx="1">
-                  <c:v>3.2</c:v>
+                  <c:v>2</c:v>
                 </c:pt>
               </c:numCache>
             </c:numRef>
@@ -7073,7 +7900,7 @@
 <file path=word/charts/chart4.xml><?xml version="1.0" encoding="utf-8"?>
 <c:chartSpace xmlns:c="http://schemas.openxmlformats.org/drawingml/2006/chart" xmlns:a="http://schemas.openxmlformats.org/drawingml/2006/main" xmlns:r="http://schemas.openxmlformats.org/officeDocument/2006/relationships" xmlns:c16r2="http://schemas.microsoft.com/office/drawing/2015/06/chart">
   <c:date1904 val="0"/>
-  <c:lang val="es-ES"/>
+  <c:lang val="en-US"/>
   <c:roundedCorners val="0"/>
   <mc:AlternateContent xmlns:mc="http://schemas.openxmlformats.org/markup-compatibility/2006">
     <mc:Choice xmlns:c14="http://schemas.microsoft.com/office/drawing/2007/8/2/chart" Requires="c14">
@@ -7186,7 +8013,7 @@
               <c:strCache>
                 <c:ptCount val="1"/>
                 <c:pt idx="0">
-                  <c:v>Ventas</c:v>
+                  <c:v>Pregunta Nº1</c:v>
                 </c:pt>
               </c:strCache>
             </c:strRef>
@@ -7231,6 +8058,62 @@
               </c:ext>
             </c:extLst>
           </c:dPt>
+          <c:dLbls>
+            <c:spPr>
+              <a:noFill/>
+              <a:ln>
+                <a:noFill/>
+              </a:ln>
+              <a:effectLst/>
+            </c:spPr>
+            <c:txPr>
+              <a:bodyPr rot="0" spcFirstLastPara="1" vertOverflow="ellipsis" vert="horz" wrap="square" lIns="38100" tIns="19050" rIns="38100" bIns="19050" anchor="ctr" anchorCtr="1">
+                <a:spAutoFit/>
+              </a:bodyPr>
+              <a:lstStyle/>
+              <a:p>
+                <a:pPr>
+                  <a:defRPr sz="900" b="0" i="0" u="none" strike="noStrike" kern="1200" baseline="0">
+                    <a:solidFill>
+                      <a:schemeClr val="tx1">
+                        <a:lumMod val="75000"/>
+                        <a:lumOff val="25000"/>
+                      </a:schemeClr>
+                    </a:solidFill>
+                    <a:latin typeface="+mn-lt"/>
+                    <a:ea typeface="+mn-ea"/>
+                    <a:cs typeface="+mn-cs"/>
+                  </a:defRPr>
+                </a:pPr>
+                <a:endParaRPr lang="es-PE"/>
+              </a:p>
+            </c:txPr>
+            <c:dLblPos val="bestFit"/>
+            <c:showLegendKey val="0"/>
+            <c:showVal val="1"/>
+            <c:showCatName val="0"/>
+            <c:showSerName val="0"/>
+            <c:showPercent val="0"/>
+            <c:showBubbleSize val="0"/>
+            <c:showLeaderLines val="1"/>
+            <c:leaderLines>
+              <c:spPr>
+                <a:ln w="9525" cap="flat" cmpd="sng" algn="ctr">
+                  <a:solidFill>
+                    <a:schemeClr val="tx1">
+                      <a:lumMod val="35000"/>
+                      <a:lumOff val="65000"/>
+                    </a:schemeClr>
+                  </a:solidFill>
+                  <a:round/>
+                </a:ln>
+                <a:effectLst/>
+              </c:spPr>
+            </c:leaderLines>
+            <c:extLst>
+              <c:ext xmlns:c15="http://schemas.microsoft.com/office/drawing/2012/chart" uri="{CE6537A1-D6FC-4f65-9D91-7224C49458BB}"/>
+            </c:extLst>
+          </c:dLbls>
           <c:cat>
             <c:strRef>
               <c:f>Hoja1!$A$2:$A$3</c:f>
@@ -7252,10 +8135,10 @@
                 <c:formatCode>General</c:formatCode>
                 <c:ptCount val="2"/>
                 <c:pt idx="0">
-                  <c:v>8.1999999999999993</c:v>
+                  <c:v>1</c:v>
                 </c:pt>
                 <c:pt idx="1">
-                  <c:v>3.2</c:v>
+                  <c:v>19</c:v>
                 </c:pt>
               </c:numCache>
             </c:numRef>
@@ -7267,8 +8150,9 @@
           </c:extLst>
         </c:ser>
         <c:dLbls>
+          <c:dLblPos val="bestFit"/>
           <c:showLegendKey val="0"/>
-          <c:showVal val="0"/>
+          <c:showVal val="1"/>
           <c:showCatName val="0"/>
           <c:showSerName val="0"/>
           <c:showPercent val="0"/>
@@ -7361,7 +8245,7 @@
 <file path=word/charts/chart5.xml><?xml version="1.0" encoding="utf-8"?>
 <c:chartSpace xmlns:c="http://schemas.openxmlformats.org/drawingml/2006/chart" xmlns:a="http://schemas.openxmlformats.org/drawingml/2006/main" xmlns:r="http://schemas.openxmlformats.org/officeDocument/2006/relationships" xmlns:c16r2="http://schemas.microsoft.com/office/drawing/2015/06/chart">
   <c:date1904 val="0"/>
-  <c:lang val="es-ES"/>
+  <c:lang val="en-US"/>
   <c:roundedCorners val="0"/>
   <mc:AlternateContent xmlns:mc="http://schemas.openxmlformats.org/markup-compatibility/2006">
     <mc:Choice xmlns:c14="http://schemas.microsoft.com/office/drawing/2007/8/2/chart" Requires="c14">
@@ -7474,7 +8358,7 @@
               <c:strCache>
                 <c:ptCount val="1"/>
                 <c:pt idx="0">
-                  <c:v>Ventas</c:v>
+                  <c:v>Pregunta Nº1</c:v>
                 </c:pt>
               </c:strCache>
             </c:strRef>
@@ -7519,6 +8403,62 @@
               </c:ext>
             </c:extLst>
           </c:dPt>
+          <c:dLbls>
+            <c:spPr>
+              <a:noFill/>
+              <a:ln>
+                <a:noFill/>
+              </a:ln>
+              <a:effectLst/>
+            </c:spPr>
+            <c:txPr>
+              <a:bodyPr rot="0" spcFirstLastPara="1" vertOverflow="ellipsis" vert="horz" wrap="square" lIns="38100" tIns="19050" rIns="38100" bIns="19050" anchor="ctr" anchorCtr="1">
+                <a:spAutoFit/>
+              </a:bodyPr>
+              <a:lstStyle/>
+              <a:p>
+                <a:pPr>
+                  <a:defRPr sz="900" b="0" i="0" u="none" strike="noStrike" kern="1200" baseline="0">
+                    <a:solidFill>
+                      <a:schemeClr val="tx1">
+                        <a:lumMod val="75000"/>
+                        <a:lumOff val="25000"/>
+                      </a:schemeClr>
+                    </a:solidFill>
+                    <a:latin typeface="+mn-lt"/>
+                    <a:ea typeface="+mn-ea"/>
+                    <a:cs typeface="+mn-cs"/>
+                  </a:defRPr>
+                </a:pPr>
+                <a:endParaRPr lang="es-PE"/>
+              </a:p>
+            </c:txPr>
+            <c:dLblPos val="bestFit"/>
+            <c:showLegendKey val="0"/>
+            <c:showVal val="1"/>
+            <c:showCatName val="0"/>
+            <c:showSerName val="0"/>
+            <c:showPercent val="0"/>
+            <c:showBubbleSize val="0"/>
+            <c:showLeaderLines val="1"/>
+            <c:leaderLines>
+              <c:spPr>
+                <a:ln w="9525" cap="flat" cmpd="sng" algn="ctr">
+                  <a:solidFill>
+                    <a:schemeClr val="tx1">
+                      <a:lumMod val="35000"/>
+                      <a:lumOff val="65000"/>
+                    </a:schemeClr>
+                  </a:solidFill>
+                  <a:round/>
+                </a:ln>
+                <a:effectLst/>
+              </c:spPr>
+            </c:leaderLines>
+            <c:extLst>
+              <c:ext xmlns:c15="http://schemas.microsoft.com/office/drawing/2012/chart" uri="{CE6537A1-D6FC-4f65-9D91-7224C49458BB}"/>
+            </c:extLst>
+          </c:dLbls>
           <c:cat>
             <c:strRef>
               <c:f>Hoja1!$A$2:$A$3</c:f>
@@ -7540,10 +8480,10 @@
                 <c:formatCode>General</c:formatCode>
                 <c:ptCount val="2"/>
                 <c:pt idx="0">
-                  <c:v>8.1999999999999993</c:v>
+                  <c:v>11</c:v>
                 </c:pt>
                 <c:pt idx="1">
-                  <c:v>3.2</c:v>
+                  <c:v>4</c:v>
                 </c:pt>
               </c:numCache>
             </c:numRef>
@@ -7555,8 +8495,9 @@
           </c:extLst>
         </c:ser>
         <c:dLbls>
+          <c:dLblPos val="bestFit"/>
           <c:showLegendKey val="0"/>
-          <c:showVal val="0"/>
+          <c:showVal val="1"/>
           <c:showCatName val="0"/>
           <c:showSerName val="0"/>
           <c:showPercent val="0"/>
@@ -7649,7 +8590,7 @@
 <file path=word/charts/chart6.xml><?xml version="1.0" encoding="utf-8"?>
 <c:chartSpace xmlns:c="http://schemas.openxmlformats.org/drawingml/2006/chart" xmlns:a="http://schemas.openxmlformats.org/drawingml/2006/main" xmlns:r="http://schemas.openxmlformats.org/officeDocument/2006/relationships" xmlns:c16r2="http://schemas.microsoft.com/office/drawing/2015/06/chart">
   <c:date1904 val="0"/>
-  <c:lang val="es-ES"/>
+  <c:lang val="en-US"/>
   <c:roundedCorners val="0"/>
   <mc:AlternateContent xmlns:mc="http://schemas.openxmlformats.org/markup-compatibility/2006">
     <mc:Choice xmlns:c14="http://schemas.microsoft.com/office/drawing/2007/8/2/chart" Requires="c14">
@@ -7661,6 +8602,50 @@
   </mc:AlternateContent>
   <c:chart>
     <c:title>
+      <c:tx>
+        <c:rich>
+          <a:bodyPr rot="0" spcFirstLastPara="1" vertOverflow="ellipsis" vert="horz" wrap="square" anchor="ctr" anchorCtr="1"/>
+          <a:lstStyle/>
+          <a:p>
+            <a:pPr marL="0" marR="0" lvl="0" indent="0" algn="ctr" defTabSz="914400" rtl="0" eaLnBrk="1" fontAlgn="auto" latinLnBrk="0" hangingPunct="1">
+              <a:lnSpc>
+                <a:spcPct val="100000"/>
+              </a:lnSpc>
+              <a:spcBef>
+                <a:spcPts val="0"/>
+              </a:spcBef>
+              <a:spcAft>
+                <a:spcPts val="0"/>
+              </a:spcAft>
+              <a:buClrTx/>
+              <a:buSzTx/>
+              <a:buFontTx/>
+              <a:buNone/>
+              <a:tabLst/>
+              <a:defRPr sz="1400" b="0" i="0" u="none" strike="noStrike" kern="1200" spc="0" baseline="0">
+                <a:solidFill>
+                  <a:sysClr val="windowText" lastClr="000000">
+                    <a:lumMod val="65000"/>
+                    <a:lumOff val="35000"/>
+                  </a:sysClr>
+                </a:solidFill>
+                <a:latin typeface="+mn-lt"/>
+                <a:ea typeface="+mn-ea"/>
+                <a:cs typeface="+mn-cs"/>
+              </a:defRPr>
+            </a:pPr>
+            <a:r>
+              <a:rPr lang="es-MX" sz="1800">
+                <a:effectLst/>
+              </a:rPr>
+              <a:t>¿Considera que la pagina cumplió su objetivo?</a:t>
+            </a:r>
+            <a:endParaRPr lang="es-PE" sz="1800">
+              <a:effectLst/>
+            </a:endParaRPr>
+          </a:p>
+        </c:rich>
+      </c:tx>
       <c:overlay val="0"/>
       <c:spPr>
         <a:noFill/>
@@ -7673,13 +8658,27 @@
         <a:bodyPr rot="0" spcFirstLastPara="1" vertOverflow="ellipsis" vert="horz" wrap="square" anchor="ctr" anchorCtr="1"/>
         <a:lstStyle/>
         <a:p>
-          <a:pPr>
+          <a:pPr marL="0" marR="0" lvl="0" indent="0" algn="ctr" defTabSz="914400" rtl="0" eaLnBrk="1" fontAlgn="auto" latinLnBrk="0" hangingPunct="1">
+            <a:lnSpc>
+              <a:spcPct val="100000"/>
+            </a:lnSpc>
+            <a:spcBef>
+              <a:spcPts val="0"/>
+            </a:spcBef>
+            <a:spcAft>
+              <a:spcPts val="0"/>
+            </a:spcAft>
+            <a:buClrTx/>
+            <a:buSzTx/>
+            <a:buFontTx/>
+            <a:buNone/>
+            <a:tabLst/>
             <a:defRPr sz="1400" b="0" i="0" u="none" strike="noStrike" kern="1200" spc="0" baseline="0">
               <a:solidFill>
-                <a:schemeClr val="tx1">
+                <a:sysClr val="windowText" lastClr="000000">
                   <a:lumMod val="65000"/>
                   <a:lumOff val="35000"/>
-                </a:schemeClr>
+                </a:sysClr>
               </a:solidFill>
               <a:latin typeface="+mn-lt"/>
               <a:ea typeface="+mn-ea"/>
@@ -7704,7 +8703,7 @@
               <c:strCache>
                 <c:ptCount val="1"/>
                 <c:pt idx="0">
-                  <c:v>Ventas</c:v>
+                  <c:v>Pregunta Nº1</c:v>
                 </c:pt>
               </c:strCache>
             </c:strRef>
@@ -7749,6 +8748,62 @@
               </c:ext>
             </c:extLst>
           </c:dPt>
+          <c:dLbls>
+            <c:spPr>
+              <a:noFill/>
+              <a:ln>
+                <a:noFill/>
+              </a:ln>
+              <a:effectLst/>
+            </c:spPr>
+            <c:txPr>
+              <a:bodyPr rot="0" spcFirstLastPara="1" vertOverflow="ellipsis" vert="horz" wrap="square" lIns="38100" tIns="19050" rIns="38100" bIns="19050" anchor="ctr" anchorCtr="1">
+                <a:spAutoFit/>
+              </a:bodyPr>
+              <a:lstStyle/>
+              <a:p>
+                <a:pPr>
+                  <a:defRPr sz="900" b="0" i="0" u="none" strike="noStrike" kern="1200" baseline="0">
+                    <a:solidFill>
+                      <a:schemeClr val="tx1">
+                        <a:lumMod val="75000"/>
+                        <a:lumOff val="25000"/>
+                      </a:schemeClr>
+                    </a:solidFill>
+                    <a:latin typeface="+mn-lt"/>
+                    <a:ea typeface="+mn-ea"/>
+                    <a:cs typeface="+mn-cs"/>
+                  </a:defRPr>
+                </a:pPr>
+                <a:endParaRPr lang="es-PE"/>
+              </a:p>
+            </c:txPr>
+            <c:dLblPos val="bestFit"/>
+            <c:showLegendKey val="0"/>
+            <c:showVal val="1"/>
+            <c:showCatName val="0"/>
+            <c:showSerName val="0"/>
+            <c:showPercent val="0"/>
+            <c:showBubbleSize val="0"/>
+            <c:showLeaderLines val="1"/>
+            <c:leaderLines>
+              <c:spPr>
+                <a:ln w="9525" cap="flat" cmpd="sng" algn="ctr">
+                  <a:solidFill>
+                    <a:schemeClr val="tx1">
+                      <a:lumMod val="35000"/>
+                      <a:lumOff val="65000"/>
+                    </a:schemeClr>
+                  </a:solidFill>
+                  <a:round/>
+                </a:ln>
+                <a:effectLst/>
+              </c:spPr>
+            </c:leaderLines>
+            <c:extLst>
+              <c:ext xmlns:c15="http://schemas.microsoft.com/office/drawing/2012/chart" uri="{CE6537A1-D6FC-4f65-9D91-7224C49458BB}"/>
+            </c:extLst>
+          </c:dLbls>
           <c:cat>
             <c:strRef>
               <c:f>Hoja1!$A$2:$A$3</c:f>
@@ -7770,10 +8825,10 @@
                 <c:formatCode>General</c:formatCode>
                 <c:ptCount val="2"/>
                 <c:pt idx="0">
-                  <c:v>8.1999999999999993</c:v>
+                  <c:v>20</c:v>
                 </c:pt>
                 <c:pt idx="1">
-                  <c:v>3.2</c:v>
+                  <c:v>0</c:v>
                 </c:pt>
               </c:numCache>
             </c:numRef>
@@ -7785,8 +8840,354 @@
           </c:extLst>
         </c:ser>
         <c:dLbls>
+          <c:dLblPos val="bestFit"/>
           <c:showLegendKey val="0"/>
-          <c:showVal val="0"/>
+          <c:showVal val="1"/>
+          <c:showCatName val="0"/>
+          <c:showSerName val="0"/>
+          <c:showPercent val="0"/>
+          <c:showBubbleSize val="0"/>
+          <c:showLeaderLines val="1"/>
+        </c:dLbls>
+        <c:firstSliceAng val="0"/>
+      </c:pieChart>
+      <c:spPr>
+        <a:noFill/>
+        <a:ln>
+          <a:noFill/>
+        </a:ln>
+        <a:effectLst/>
+      </c:spPr>
+    </c:plotArea>
+    <c:legend>
+      <c:legendPos val="b"/>
+      <c:overlay val="0"/>
+      <c:spPr>
+        <a:noFill/>
+        <a:ln>
+          <a:noFill/>
+        </a:ln>
+        <a:effectLst/>
+      </c:spPr>
+      <c:txPr>
+        <a:bodyPr rot="0" spcFirstLastPara="1" vertOverflow="ellipsis" vert="horz" wrap="square" anchor="ctr" anchorCtr="1"/>
+        <a:lstStyle/>
+        <a:p>
+          <a:pPr>
+            <a:defRPr sz="900" b="0" i="0" u="none" strike="noStrike" kern="1200" baseline="0">
+              <a:solidFill>
+                <a:schemeClr val="tx1">
+                  <a:lumMod val="65000"/>
+                  <a:lumOff val="35000"/>
+                </a:schemeClr>
+              </a:solidFill>
+              <a:latin typeface="+mn-lt"/>
+              <a:ea typeface="+mn-ea"/>
+              <a:cs typeface="+mn-cs"/>
+            </a:defRPr>
+          </a:pPr>
+          <a:endParaRPr lang="es-PE"/>
+        </a:p>
+      </c:txPr>
+    </c:legend>
+    <c:plotVisOnly val="1"/>
+    <c:dispBlanksAs val="gap"/>
+    <c:showDLblsOverMax val="0"/>
+    <c:extLst>
+      <c:ext xmlns:c16r3="http://schemas.microsoft.com/office/drawing/2017/03/chart" uri="{56B9EC1D-385E-4148-901F-78D8002777C0}">
+        <c16r3:dataDisplayOptions16>
+          <c16r3:dispNaAsBlank val="1"/>
+        </c16r3:dataDisplayOptions16>
+      </c:ext>
+    </c:extLst>
+  </c:chart>
+  <c:spPr>
+    <a:solidFill>
+      <a:schemeClr val="bg1"/>
+    </a:solidFill>
+    <a:ln w="9525" cap="flat" cmpd="sng" algn="ctr">
+      <a:solidFill>
+        <a:schemeClr val="tx1">
+          <a:lumMod val="15000"/>
+          <a:lumOff val="85000"/>
+        </a:schemeClr>
+      </a:solidFill>
+      <a:round/>
+    </a:ln>
+    <a:effectLst/>
+  </c:spPr>
+  <c:txPr>
+    <a:bodyPr/>
+    <a:lstStyle/>
+    <a:p>
+      <a:pPr>
+        <a:defRPr/>
+      </a:pPr>
+      <a:endParaRPr lang="es-PE"/>
+    </a:p>
+  </c:txPr>
+  <c:externalData r:id="rId3">
+    <c:autoUpdate val="0"/>
+  </c:externalData>
+</c:chartSpace>
+</file>
+
+<file path=word/charts/chart7.xml><?xml version="1.0" encoding="utf-8"?>
+<c:chartSpace xmlns:c="http://schemas.openxmlformats.org/drawingml/2006/chart" xmlns:a="http://schemas.openxmlformats.org/drawingml/2006/main" xmlns:r="http://schemas.openxmlformats.org/officeDocument/2006/relationships" xmlns:c16r2="http://schemas.microsoft.com/office/drawing/2015/06/chart">
+  <c:date1904 val="0"/>
+  <c:lang val="en-US"/>
+  <c:roundedCorners val="0"/>
+  <mc:AlternateContent xmlns:mc="http://schemas.openxmlformats.org/markup-compatibility/2006">
+    <mc:Choice xmlns:c14="http://schemas.microsoft.com/office/drawing/2007/8/2/chart" Requires="c14">
+      <c14:style val="102"/>
+    </mc:Choice>
+    <mc:Fallback>
+      <c:style val="2"/>
+    </mc:Fallback>
+  </mc:AlternateContent>
+  <c:chart>
+    <c:title>
+      <c:tx>
+        <c:rich>
+          <a:bodyPr rot="0" spcFirstLastPara="1" vertOverflow="ellipsis" vert="horz" wrap="square" anchor="ctr" anchorCtr="1"/>
+          <a:lstStyle/>
+          <a:p>
+            <a:pPr marL="0" marR="0" lvl="0" indent="0" algn="ctr" defTabSz="914400" rtl="0" eaLnBrk="1" fontAlgn="auto" latinLnBrk="0" hangingPunct="1">
+              <a:lnSpc>
+                <a:spcPct val="100000"/>
+              </a:lnSpc>
+              <a:spcBef>
+                <a:spcPts val="0"/>
+              </a:spcBef>
+              <a:spcAft>
+                <a:spcPts val="0"/>
+              </a:spcAft>
+              <a:buClrTx/>
+              <a:buSzTx/>
+              <a:buFontTx/>
+              <a:buNone/>
+              <a:tabLst/>
+              <a:defRPr sz="1400" b="0" i="0" u="none" strike="noStrike" kern="1200" spc="0" baseline="0">
+                <a:solidFill>
+                  <a:sysClr val="windowText" lastClr="000000">
+                    <a:lumMod val="65000"/>
+                    <a:lumOff val="35000"/>
+                  </a:sysClr>
+                </a:solidFill>
+                <a:latin typeface="+mn-lt"/>
+                <a:ea typeface="+mn-ea"/>
+                <a:cs typeface="+mn-cs"/>
+              </a:defRPr>
+            </a:pPr>
+            <a:r>
+              <a:rPr lang="es-MX" sz="1400" b="0" i="0" u="none" strike="noStrike" baseline="0">
+                <a:effectLst/>
+              </a:rPr>
+              <a:t>¿Añadiría algo mas a esta pagina?</a:t>
+            </a:r>
+            <a:endParaRPr lang="es-PE" sz="1800">
+              <a:effectLst/>
+            </a:endParaRPr>
+          </a:p>
+        </c:rich>
+      </c:tx>
+      <c:overlay val="0"/>
+      <c:spPr>
+        <a:noFill/>
+        <a:ln>
+          <a:noFill/>
+        </a:ln>
+        <a:effectLst/>
+      </c:spPr>
+      <c:txPr>
+        <a:bodyPr rot="0" spcFirstLastPara="1" vertOverflow="ellipsis" vert="horz" wrap="square" anchor="ctr" anchorCtr="1"/>
+        <a:lstStyle/>
+        <a:p>
+          <a:pPr marL="0" marR="0" lvl="0" indent="0" algn="ctr" defTabSz="914400" rtl="0" eaLnBrk="1" fontAlgn="auto" latinLnBrk="0" hangingPunct="1">
+            <a:lnSpc>
+              <a:spcPct val="100000"/>
+            </a:lnSpc>
+            <a:spcBef>
+              <a:spcPts val="0"/>
+            </a:spcBef>
+            <a:spcAft>
+              <a:spcPts val="0"/>
+            </a:spcAft>
+            <a:buClrTx/>
+            <a:buSzTx/>
+            <a:buFontTx/>
+            <a:buNone/>
+            <a:tabLst/>
+            <a:defRPr sz="1400" b="0" i="0" u="none" strike="noStrike" kern="1200" spc="0" baseline="0">
+              <a:solidFill>
+                <a:sysClr val="windowText" lastClr="000000">
+                  <a:lumMod val="65000"/>
+                  <a:lumOff val="35000"/>
+                </a:sysClr>
+              </a:solidFill>
+              <a:latin typeface="+mn-lt"/>
+              <a:ea typeface="+mn-ea"/>
+              <a:cs typeface="+mn-cs"/>
+            </a:defRPr>
+          </a:pPr>
+          <a:endParaRPr lang="es-PE"/>
+        </a:p>
+      </c:txPr>
+    </c:title>
+    <c:autoTitleDeleted val="0"/>
+    <c:plotArea>
+      <c:layout/>
+      <c:pieChart>
+        <c:varyColors val="1"/>
+        <c:ser>
+          <c:idx val="0"/>
+          <c:order val="0"/>
+          <c:tx>
+            <c:strRef>
+              <c:f>Hoja1!$B$1</c:f>
+              <c:strCache>
+                <c:ptCount val="1"/>
+                <c:pt idx="0">
+                  <c:v>Pregunta Nº1</c:v>
+                </c:pt>
+              </c:strCache>
+            </c:strRef>
+          </c:tx>
+          <c:dPt>
+            <c:idx val="0"/>
+            <c:bubble3D val="0"/>
+            <c:spPr>
+              <a:solidFill>
+                <a:schemeClr val="accent1"/>
+              </a:solidFill>
+              <a:ln w="19050">
+                <a:solidFill>
+                  <a:schemeClr val="lt1"/>
+                </a:solidFill>
+              </a:ln>
+              <a:effectLst/>
+            </c:spPr>
+            <c:extLst>
+              <c:ext xmlns:c16="http://schemas.microsoft.com/office/drawing/2014/chart" uri="{C3380CC4-5D6E-409C-BE32-E72D297353CC}">
+                <c16:uniqueId val="{00000001-93A8-440E-809E-EABAB48BA50B}"/>
+              </c:ext>
+            </c:extLst>
+          </c:dPt>
+          <c:dPt>
+            <c:idx val="1"/>
+            <c:bubble3D val="0"/>
+            <c:spPr>
+              <a:solidFill>
+                <a:schemeClr val="accent2"/>
+              </a:solidFill>
+              <a:ln w="19050">
+                <a:solidFill>
+                  <a:schemeClr val="lt1"/>
+                </a:solidFill>
+              </a:ln>
+              <a:effectLst/>
+            </c:spPr>
+            <c:extLst>
+              <c:ext xmlns:c16="http://schemas.microsoft.com/office/drawing/2014/chart" uri="{C3380CC4-5D6E-409C-BE32-E72D297353CC}">
+                <c16:uniqueId val="{00000003-93A8-440E-809E-EABAB48BA50B}"/>
+              </c:ext>
+            </c:extLst>
+          </c:dPt>
+          <c:dLbls>
+            <c:spPr>
+              <a:noFill/>
+              <a:ln>
+                <a:noFill/>
+              </a:ln>
+              <a:effectLst/>
+            </c:spPr>
+            <c:txPr>
+              <a:bodyPr rot="0" spcFirstLastPara="1" vertOverflow="ellipsis" vert="horz" wrap="square" lIns="38100" tIns="19050" rIns="38100" bIns="19050" anchor="ctr" anchorCtr="1">
+                <a:spAutoFit/>
+              </a:bodyPr>
+              <a:lstStyle/>
+              <a:p>
+                <a:pPr>
+                  <a:defRPr sz="900" b="0" i="0" u="none" strike="noStrike" kern="1200" baseline="0">
+                    <a:solidFill>
+                      <a:schemeClr val="tx1">
+                        <a:lumMod val="75000"/>
+                        <a:lumOff val="25000"/>
+                      </a:schemeClr>
+                    </a:solidFill>
+                    <a:latin typeface="+mn-lt"/>
+                    <a:ea typeface="+mn-ea"/>
+                    <a:cs typeface="+mn-cs"/>
+                  </a:defRPr>
+                </a:pPr>
+                <a:endParaRPr lang="es-PE"/>
+              </a:p>
+            </c:txPr>
+            <c:dLblPos val="bestFit"/>
+            <c:showLegendKey val="0"/>
+            <c:showVal val="1"/>
+            <c:showCatName val="0"/>
+            <c:showSerName val="0"/>
+            <c:showPercent val="0"/>
+            <c:showBubbleSize val="0"/>
+            <c:showLeaderLines val="1"/>
+            <c:leaderLines>
+              <c:spPr>
+                <a:ln w="9525" cap="flat" cmpd="sng" algn="ctr">
+                  <a:solidFill>
+                    <a:schemeClr val="tx1">
+                      <a:lumMod val="35000"/>
+                      <a:lumOff val="65000"/>
+                    </a:schemeClr>
+                  </a:solidFill>
+                  <a:round/>
+                </a:ln>
+                <a:effectLst/>
+              </c:spPr>
+            </c:leaderLines>
+            <c:extLst>
+              <c:ext xmlns:c15="http://schemas.microsoft.com/office/drawing/2012/chart" uri="{CE6537A1-D6FC-4f65-9D91-7224C49458BB}"/>
+            </c:extLst>
+          </c:dLbls>
+          <c:cat>
+            <c:strRef>
+              <c:f>Hoja1!$A$2:$A$3</c:f>
+              <c:strCache>
+                <c:ptCount val="2"/>
+                <c:pt idx="0">
+                  <c:v>Si</c:v>
+                </c:pt>
+                <c:pt idx="1">
+                  <c:v>No</c:v>
+                </c:pt>
+              </c:strCache>
+            </c:strRef>
+          </c:cat>
+          <c:val>
+            <c:numRef>
+              <c:f>Hoja1!$B$2:$B$3</c:f>
+              <c:numCache>
+                <c:formatCode>General</c:formatCode>
+                <c:ptCount val="2"/>
+                <c:pt idx="0">
+                  <c:v>11</c:v>
+                </c:pt>
+                <c:pt idx="1">
+                  <c:v>9</c:v>
+                </c:pt>
+              </c:numCache>
+            </c:numRef>
+          </c:val>
+          <c:extLst>
+            <c:ext xmlns:c16="http://schemas.microsoft.com/office/drawing/2014/chart" uri="{C3380CC4-5D6E-409C-BE32-E72D297353CC}">
+              <c16:uniqueId val="{00000004-93A8-440E-809E-EABAB48BA50B}"/>
+            </c:ext>
+          </c:extLst>
+        </c:ser>
+        <c:dLbls>
+          <c:dLblPos val="bestFit"/>
+          <c:showLegendKey val="0"/>
+          <c:showVal val="1"/>
           <c:showCatName val="0"/>
           <c:showSerName val="0"/>
           <c:showPercent val="0"/>
@@ -8116,6 +9517,46 @@
 </cs:colorStyle>
 </file>
 
+<file path=word/charts/colors7.xml><?xml version="1.0" encoding="utf-8"?>
+<cs:colorStyle xmlns:cs="http://schemas.microsoft.com/office/drawing/2012/chartStyle" xmlns:a="http://schemas.openxmlformats.org/drawingml/2006/main" meth="cycle" id="10">
+  <a:schemeClr val="accent1"/>
+  <a:schemeClr val="accent2"/>
+  <a:schemeClr val="accent3"/>
+  <a:schemeClr val="accent4"/>
+  <a:schemeClr val="accent5"/>
+  <a:schemeClr val="accent6"/>
+  <cs:variation/>
+  <cs:variation>
+    <a:lumMod val="60000"/>
+  </cs:variation>
+  <cs:variation>
+    <a:lumMod val="80000"/>
+    <a:lumOff val="20000"/>
+  </cs:variation>
+  <cs:variation>
+    <a:lumMod val="80000"/>
+  </cs:variation>
+  <cs:variation>
+    <a:lumMod val="60000"/>
+    <a:lumOff val="40000"/>
+  </cs:variation>
+  <cs:variation>
+    <a:lumMod val="50000"/>
+  </cs:variation>
+  <cs:variation>
+    <a:lumMod val="70000"/>
+    <a:lumOff val="30000"/>
+  </cs:variation>
+  <cs:variation>
+    <a:lumMod val="70000"/>
+  </cs:variation>
+  <cs:variation>
+    <a:lumMod val="50000"/>
+    <a:lumOff val="50000"/>
+  </cs:variation>
+</cs:colorStyle>
+</file>
+
 <file path=word/charts/style1.xml><?xml version="1.0" encoding="utf-8"?>
 <cs:chartStyle xmlns:cs="http://schemas.microsoft.com/office/drawing/2012/chartStyle" xmlns:a="http://schemas.openxmlformats.org/drawingml/2006/main" id="201">
   <cs:axisTitle>
@@ -10680,6 +12121,525 @@
 </file>
 
 <file path=word/charts/style6.xml><?xml version="1.0" encoding="utf-8"?>
+<cs:chartStyle xmlns:cs="http://schemas.microsoft.com/office/drawing/2012/chartStyle" xmlns:a="http://schemas.openxmlformats.org/drawingml/2006/main" id="251">
+  <cs:axisTitle>
+    <cs:lnRef idx="0"/>
+    <cs:fillRef idx="0"/>
+    <cs:effectRef idx="0"/>
+    <cs:fontRef idx="minor">
+      <a:schemeClr val="tx1">
+        <a:lumMod val="65000"/>
+        <a:lumOff val="35000"/>
+      </a:schemeClr>
+    </cs:fontRef>
+    <cs:defRPr sz="1000" kern="1200"/>
+  </cs:axisTitle>
+  <cs:categoryAxis>
+    <cs:lnRef idx="0"/>
+    <cs:fillRef idx="0"/>
+    <cs:effectRef idx="0"/>
+    <cs:fontRef idx="minor">
+      <a:schemeClr val="tx1">
+        <a:lumMod val="65000"/>
+        <a:lumOff val="35000"/>
+      </a:schemeClr>
+    </cs:fontRef>
+    <cs:spPr>
+      <a:ln w="9525" cap="flat" cmpd="sng" algn="ctr">
+        <a:solidFill>
+          <a:schemeClr val="tx1">
+            <a:lumMod val="15000"/>
+            <a:lumOff val="85000"/>
+          </a:schemeClr>
+        </a:solidFill>
+        <a:round/>
+      </a:ln>
+    </cs:spPr>
+    <cs:defRPr sz="900" kern="1200"/>
+  </cs:categoryAxis>
+  <cs:chartArea mods="allowNoFillOverride allowNoLineOverride">
+    <cs:lnRef idx="0"/>
+    <cs:fillRef idx="0"/>
+    <cs:effectRef idx="0"/>
+    <cs:fontRef idx="minor">
+      <a:schemeClr val="tx1"/>
+    </cs:fontRef>
+    <cs:spPr>
+      <a:solidFill>
+        <a:schemeClr val="bg1"/>
+      </a:solidFill>
+      <a:ln w="9525" cap="flat" cmpd="sng" algn="ctr">
+        <a:solidFill>
+          <a:schemeClr val="tx1">
+            <a:lumMod val="15000"/>
+            <a:lumOff val="85000"/>
+          </a:schemeClr>
+        </a:solidFill>
+        <a:round/>
+      </a:ln>
+    </cs:spPr>
+    <cs:defRPr sz="900" kern="1200"/>
+  </cs:chartArea>
+  <cs:dataLabel>
+    <cs:lnRef idx="0"/>
+    <cs:fillRef idx="0"/>
+    <cs:effectRef idx="0"/>
+    <cs:fontRef idx="minor">
+      <a:schemeClr val="tx1">
+        <a:lumMod val="75000"/>
+        <a:lumOff val="25000"/>
+      </a:schemeClr>
+    </cs:fontRef>
+    <cs:defRPr sz="900" kern="1200"/>
+  </cs:dataLabel>
+  <cs:dataLabelCallout>
+    <cs:lnRef idx="0"/>
+    <cs:fillRef idx="0"/>
+    <cs:effectRef idx="0"/>
+    <cs:fontRef idx="minor">
+      <a:schemeClr val="dk1">
+        <a:lumMod val="65000"/>
+        <a:lumOff val="35000"/>
+      </a:schemeClr>
+    </cs:fontRef>
+    <cs:spPr>
+      <a:solidFill>
+        <a:schemeClr val="lt1"/>
+      </a:solidFill>
+      <a:ln>
+        <a:solidFill>
+          <a:schemeClr val="dk1">
+            <a:lumMod val="25000"/>
+            <a:lumOff val="75000"/>
+          </a:schemeClr>
+        </a:solidFill>
+      </a:ln>
+    </cs:spPr>
+    <cs:defRPr sz="900" kern="1200"/>
+    <cs:bodyPr rot="0" spcFirstLastPara="1" vertOverflow="clip" horzOverflow="clip" vert="horz" wrap="square" lIns="36576" tIns="18288" rIns="36576" bIns="18288" anchor="ctr" anchorCtr="1">
+      <a:spAutoFit/>
+    </cs:bodyPr>
+  </cs:dataLabelCallout>
+  <cs:dataPoint>
+    <cs:lnRef idx="0"/>
+    <cs:fillRef idx="1">
+      <cs:styleClr val="auto"/>
+    </cs:fillRef>
+    <cs:effectRef idx="0"/>
+    <cs:fontRef idx="minor">
+      <a:schemeClr val="tx1"/>
+    </cs:fontRef>
+    <cs:spPr>
+      <a:ln w="19050">
+        <a:solidFill>
+          <a:schemeClr val="lt1"/>
+        </a:solidFill>
+      </a:ln>
+    </cs:spPr>
+  </cs:dataPoint>
+  <cs:dataPoint3D>
+    <cs:lnRef idx="0"/>
+    <cs:fillRef idx="1">
+      <cs:styleClr val="auto"/>
+    </cs:fillRef>
+    <cs:effectRef idx="0"/>
+    <cs:fontRef idx="minor">
+      <a:schemeClr val="tx1"/>
+    </cs:fontRef>
+    <cs:spPr>
+      <a:ln w="25400">
+        <a:solidFill>
+          <a:schemeClr val="lt1"/>
+        </a:solidFill>
+      </a:ln>
+    </cs:spPr>
+  </cs:dataPoint3D>
+  <cs:dataPointLine>
+    <cs:lnRef idx="0">
+      <cs:styleClr val="auto"/>
+    </cs:lnRef>
+    <cs:fillRef idx="0"/>
+    <cs:effectRef idx="0"/>
+    <cs:fontRef idx="minor">
+      <a:schemeClr val="tx1"/>
+    </cs:fontRef>
+    <cs:spPr>
+      <a:ln w="28575" cap="rnd">
+        <a:solidFill>
+          <a:schemeClr val="phClr"/>
+        </a:solidFill>
+        <a:round/>
+      </a:ln>
+    </cs:spPr>
+  </cs:dataPointLine>
+  <cs:dataPointMarker>
+    <cs:lnRef idx="0">
+      <cs:styleClr val="auto"/>
+    </cs:lnRef>
+    <cs:fillRef idx="1">
+      <cs:styleClr val="auto"/>
+    </cs:fillRef>
+    <cs:effectRef idx="0"/>
+    <cs:fontRef idx="minor">
+      <a:schemeClr val="tx1"/>
+    </cs:fontRef>
+    <cs:spPr>
+      <a:ln w="9525">
+        <a:solidFill>
+          <a:schemeClr val="phClr"/>
+        </a:solidFill>
+      </a:ln>
+    </cs:spPr>
+  </cs:dataPointMarker>
+  <cs:dataPointMarkerLayout symbol="circle" size="5"/>
+  <cs:dataPointWireframe>
+    <cs:lnRef idx="0">
+      <cs:styleClr val="auto"/>
+    </cs:lnRef>
+    <cs:fillRef idx="0"/>
+    <cs:effectRef idx="0"/>
+    <cs:fontRef idx="minor">
+      <a:schemeClr val="tx1"/>
+    </cs:fontRef>
+    <cs:spPr>
+      <a:ln w="9525" cap="rnd">
+        <a:solidFill>
+          <a:schemeClr val="phClr"/>
+        </a:solidFill>
+        <a:round/>
+      </a:ln>
+    </cs:spPr>
+  </cs:dataPointWireframe>
+  <cs:dataTable>
+    <cs:lnRef idx="0"/>
+    <cs:fillRef idx="0"/>
+    <cs:effectRef idx="0"/>
+    <cs:fontRef idx="minor">
+      <a:schemeClr val="tx1">
+        <a:lumMod val="65000"/>
+        <a:lumOff val="35000"/>
+      </a:schemeClr>
+    </cs:fontRef>
+    <cs:spPr>
+      <a:noFill/>
+      <a:ln w="9525" cap="flat" cmpd="sng" algn="ctr">
+        <a:solidFill>
+          <a:schemeClr val="tx1">
+            <a:lumMod val="15000"/>
+            <a:lumOff val="85000"/>
+          </a:schemeClr>
+        </a:solidFill>
+        <a:round/>
+      </a:ln>
+    </cs:spPr>
+    <cs:defRPr sz="900" kern="1200"/>
+  </cs:dataTable>
+  <cs:downBar>
+    <cs:lnRef idx="0"/>
+    <cs:fillRef idx="0"/>
+    <cs:effectRef idx="0"/>
+    <cs:fontRef idx="minor">
+      <a:schemeClr val="tx1"/>
+    </cs:fontRef>
+    <cs:spPr>
+      <a:solidFill>
+        <a:schemeClr val="dk1">
+          <a:lumMod val="75000"/>
+          <a:lumOff val="25000"/>
+        </a:schemeClr>
+      </a:solidFill>
+      <a:ln w="9525" cap="flat" cmpd="sng" algn="ctr">
+        <a:solidFill>
+          <a:schemeClr val="tx1">
+            <a:lumMod val="65000"/>
+            <a:lumOff val="35000"/>
+          </a:schemeClr>
+        </a:solidFill>
+        <a:round/>
+      </a:ln>
+    </cs:spPr>
+  </cs:downBar>
+  <cs:dropLine>
+    <cs:lnRef idx="0"/>
+    <cs:fillRef idx="0"/>
+    <cs:effectRef idx="0"/>
+    <cs:fontRef idx="minor">
+      <a:schemeClr val="tx1"/>
+    </cs:fontRef>
+    <cs:spPr>
+      <a:ln w="9525" cap="flat" cmpd="sng" algn="ctr">
+        <a:solidFill>
+          <a:schemeClr val="tx1">
+            <a:lumMod val="35000"/>
+            <a:lumOff val="65000"/>
+          </a:schemeClr>
+        </a:solidFill>
+        <a:round/>
+      </a:ln>
+    </cs:spPr>
+  </cs:dropLine>
+  <cs:errorBar>
+    <cs:lnRef idx="0"/>
+    <cs:fillRef idx="0"/>
+    <cs:effectRef idx="0"/>
+    <cs:fontRef idx="minor">
+      <a:schemeClr val="tx1"/>
+    </cs:fontRef>
+    <cs:spPr>
+      <a:ln w="9525" cap="flat" cmpd="sng" algn="ctr">
+        <a:solidFill>
+          <a:schemeClr val="tx1">
+            <a:lumMod val="65000"/>
+            <a:lumOff val="35000"/>
+          </a:schemeClr>
+        </a:solidFill>
+        <a:round/>
+      </a:ln>
+    </cs:spPr>
+  </cs:errorBar>
+  <cs:floor>
+    <cs:lnRef idx="0"/>
+    <cs:fillRef idx="0"/>
+    <cs:effectRef idx="0"/>
+    <cs:fontRef idx="minor">
+      <a:schemeClr val="tx1"/>
+    </cs:fontRef>
+    <cs:spPr>
+      <a:noFill/>
+      <a:ln>
+        <a:noFill/>
+      </a:ln>
+    </cs:spPr>
+  </cs:floor>
+  <cs:gridlineMajor>
+    <cs:lnRef idx="0"/>
+    <cs:fillRef idx="0"/>
+    <cs:effectRef idx="0"/>
+    <cs:fontRef idx="minor">
+      <a:schemeClr val="tx1"/>
+    </cs:fontRef>
+    <cs:spPr>
+      <a:ln w="9525" cap="flat" cmpd="sng" algn="ctr">
+        <a:solidFill>
+          <a:schemeClr val="tx1">
+            <a:lumMod val="15000"/>
+            <a:lumOff val="85000"/>
+          </a:schemeClr>
+        </a:solidFill>
+        <a:round/>
+      </a:ln>
+    </cs:spPr>
+  </cs:gridlineMajor>
+  <cs:gridlineMinor>
+    <cs:lnRef idx="0"/>
+    <cs:fillRef idx="0"/>
+    <cs:effectRef idx="0"/>
+    <cs:fontRef idx="minor">
+      <a:schemeClr val="tx1"/>
+    </cs:fontRef>
+    <cs:spPr>
+      <a:ln w="9525" cap="flat" cmpd="sng" algn="ctr">
+        <a:solidFill>
+          <a:schemeClr val="tx1">
+            <a:lumMod val="5000"/>
+            <a:lumOff val="95000"/>
+          </a:schemeClr>
+        </a:solidFill>
+        <a:round/>
+      </a:ln>
+    </cs:spPr>
+  </cs:gridlineMinor>
+  <cs:hiLoLine>
+    <cs:lnRef idx="0"/>
+    <cs:fillRef idx="0"/>
+    <cs:effectRef idx="0"/>
+    <cs:fontRef idx="minor">
+      <a:schemeClr val="tx1"/>
+    </cs:fontRef>
+    <cs:spPr>
+      <a:ln w="9525" cap="flat" cmpd="sng" algn="ctr">
+        <a:solidFill>
+          <a:schemeClr val="tx1">
+            <a:lumMod val="50000"/>
+            <a:lumOff val="50000"/>
+          </a:schemeClr>
+        </a:solidFill>
+        <a:round/>
+      </a:ln>
+    </cs:spPr>
+  </cs:hiLoLine>
+  <cs:leaderLine>
+    <cs:lnRef idx="0"/>
+    <cs:fillRef idx="0"/>
+    <cs:effectRef idx="0"/>
+    <cs:fontRef idx="minor">
+      <a:schemeClr val="tx1"/>
+    </cs:fontRef>
+    <cs:spPr>
+      <a:ln w="9525" cap="flat" cmpd="sng" algn="ctr">
+        <a:solidFill>
+          <a:schemeClr val="tx1">
+            <a:lumMod val="35000"/>
+            <a:lumOff val="65000"/>
+          </a:schemeClr>
+        </a:solidFill>
+        <a:round/>
+      </a:ln>
+    </cs:spPr>
+  </cs:leaderLine>
+  <cs:legend>
+    <cs:lnRef idx="0"/>
+    <cs:fillRef idx="0"/>
+    <cs:effectRef idx="0"/>
+    <cs:fontRef idx="minor">
+      <a:schemeClr val="tx1">
+        <a:lumMod val="65000"/>
+        <a:lumOff val="35000"/>
+      </a:schemeClr>
+    </cs:fontRef>
+    <cs:defRPr sz="900" kern="1200"/>
+  </cs:legend>
+  <cs:plotArea mods="allowNoFillOverride allowNoLineOverride">
+    <cs:lnRef idx="0"/>
+    <cs:fillRef idx="0"/>
+    <cs:effectRef idx="0"/>
+    <cs:fontRef idx="minor">
+      <a:schemeClr val="tx1"/>
+    </cs:fontRef>
+  </cs:plotArea>
+  <cs:plotArea3D mods="allowNoFillOverride allowNoLineOverride">
+    <cs:lnRef idx="0"/>
+    <cs:fillRef idx="0"/>
+    <cs:effectRef idx="0"/>
+    <cs:fontRef idx="minor">
+      <a:schemeClr val="tx1"/>
+    </cs:fontRef>
+  </cs:plotArea3D>
+  <cs:seriesAxis>
+    <cs:lnRef idx="0"/>
+    <cs:fillRef idx="0"/>
+    <cs:effectRef idx="0"/>
+    <cs:fontRef idx="minor">
+      <a:schemeClr val="tx1">
+        <a:lumMod val="65000"/>
+        <a:lumOff val="35000"/>
+      </a:schemeClr>
+    </cs:fontRef>
+    <cs:defRPr sz="900" kern="1200"/>
+  </cs:seriesAxis>
+  <cs:seriesLine>
+    <cs:lnRef idx="0"/>
+    <cs:fillRef idx="0"/>
+    <cs:effectRef idx="0"/>
+    <cs:fontRef idx="minor">
+      <a:schemeClr val="tx1"/>
+    </cs:fontRef>
+    <cs:spPr>
+      <a:ln w="9525" cap="flat" cmpd="sng" algn="ctr">
+        <a:solidFill>
+          <a:schemeClr val="tx1">
+            <a:lumMod val="35000"/>
+            <a:lumOff val="65000"/>
+          </a:schemeClr>
+        </a:solidFill>
+        <a:round/>
+      </a:ln>
+    </cs:spPr>
+  </cs:seriesLine>
+  <cs:title>
+    <cs:lnRef idx="0"/>
+    <cs:fillRef idx="0"/>
+    <cs:effectRef idx="0"/>
+    <cs:fontRef idx="minor">
+      <a:schemeClr val="tx1">
+        <a:lumMod val="65000"/>
+        <a:lumOff val="35000"/>
+      </a:schemeClr>
+    </cs:fontRef>
+    <cs:defRPr sz="1400" b="0" kern="1200" spc="0" baseline="0"/>
+  </cs:title>
+  <cs:trendline>
+    <cs:lnRef idx="0">
+      <cs:styleClr val="auto"/>
+    </cs:lnRef>
+    <cs:fillRef idx="0"/>
+    <cs:effectRef idx="0"/>
+    <cs:fontRef idx="minor">
+      <a:schemeClr val="tx1"/>
+    </cs:fontRef>
+    <cs:spPr>
+      <a:ln w="19050" cap="rnd">
+        <a:solidFill>
+          <a:schemeClr val="phClr"/>
+        </a:solidFill>
+        <a:prstDash val="sysDot"/>
+      </a:ln>
+    </cs:spPr>
+  </cs:trendline>
+  <cs:trendlineLabel>
+    <cs:lnRef idx="0"/>
+    <cs:fillRef idx="0"/>
+    <cs:effectRef idx="0"/>
+    <cs:fontRef idx="minor">
+      <a:schemeClr val="tx1">
+        <a:lumMod val="65000"/>
+        <a:lumOff val="35000"/>
+      </a:schemeClr>
+    </cs:fontRef>
+    <cs:defRPr sz="900" kern="1200"/>
+  </cs:trendlineLabel>
+  <cs:upBar>
+    <cs:lnRef idx="0"/>
+    <cs:fillRef idx="0"/>
+    <cs:effectRef idx="0"/>
+    <cs:fontRef idx="minor">
+      <a:schemeClr val="tx1"/>
+    </cs:fontRef>
+    <cs:spPr>
+      <a:solidFill>
+        <a:schemeClr val="lt1"/>
+      </a:solidFill>
+      <a:ln w="9525" cap="flat" cmpd="sng" algn="ctr">
+        <a:solidFill>
+          <a:schemeClr val="tx1">
+            <a:lumMod val="65000"/>
+            <a:lumOff val="35000"/>
+          </a:schemeClr>
+        </a:solidFill>
+        <a:round/>
+      </a:ln>
+    </cs:spPr>
+  </cs:upBar>
+  <cs:valueAxis>
+    <cs:lnRef idx="0"/>
+    <cs:fillRef idx="0"/>
+    <cs:effectRef idx="0"/>
+    <cs:fontRef idx="minor">
+      <a:schemeClr val="tx1">
+        <a:lumMod val="65000"/>
+        <a:lumOff val="35000"/>
+      </a:schemeClr>
+    </cs:fontRef>
+    <cs:defRPr sz="900" kern="1200"/>
+  </cs:valueAxis>
+  <cs:wall>
+    <cs:lnRef idx="0"/>
+    <cs:fillRef idx="0"/>
+    <cs:effectRef idx="0"/>
+    <cs:fontRef idx="minor">
+      <a:schemeClr val="tx1"/>
+    </cs:fontRef>
+    <cs:spPr>
+      <a:noFill/>
+      <a:ln>
+        <a:noFill/>
+      </a:ln>
+    </cs:spPr>
+  </cs:wall>
+</cs:chartStyle>
+</file>
+
+<file path=word/charts/style7.xml><?xml version="1.0" encoding="utf-8"?>
 <cs:chartStyle xmlns:cs="http://schemas.microsoft.com/office/drawing/2012/chartStyle" xmlns:a="http://schemas.openxmlformats.org/drawingml/2006/main" id="251">
   <cs:axisTitle>
     <cs:lnRef idx="0"/>
@@ -11511,4 +13471,16 @@
     </a:ext>
   </a:extLst>
 </a:theme>
+</file>
+
+<file path=customXml/item1.xml><?xml version="1.0" encoding="utf-8"?>
+<b:Sources xmlns:b="http://schemas.openxmlformats.org/officeDocument/2006/bibliography" xmlns="http://schemas.openxmlformats.org/officeDocument/2006/bibliography" SelectedStyle="\APASixthEditionOfficeOnline.xsl" StyleName="APA" Version="6"/>
+</file>
+
+<file path=customXml/itemProps1.xml><?xml version="1.0" encoding="utf-8"?>
+<ds:datastoreItem xmlns:ds="http://schemas.openxmlformats.org/officeDocument/2006/customXml" ds:itemID="{434828D2-9795-43A7-B08E-5AFD4D01DD4C}">
+  <ds:schemaRefs>
+    <ds:schemaRef ds:uri="http://schemas.openxmlformats.org/officeDocument/2006/bibliography"/>
+  </ds:schemaRefs>
+</ds:datastoreItem>
 </file>